--- a/Redacción proyecto fin de ciclo - Hugo Maeso.docx
+++ b/Redacción proyecto fin de ciclo - Hugo Maeso.docx
@@ -2118,6 +2118,7 @@
           <w:sz w:val="24"/>
         </w:rPr>
       </w:pPr>
+      <w:bookmarkStart w:id="0" w:name="_Hlk229139900"/>
       <w:r>
         <w:rPr>
           <w:rFonts w:asciiTheme="minorHAnsi" w:hAnsiTheme="minorHAnsi" w:cstheme="minorHAnsi"/>
@@ -2228,7 +2229,15 @@
           <w:rFonts w:asciiTheme="minorHAnsi" w:hAnsiTheme="minorHAnsi" w:cstheme="minorHAnsi"/>
           <w:sz w:val="24"/>
         </w:rPr>
-        <w:t>proyecto,</w:t>
+        <w:t>proyecto</w:t>
+      </w:r>
+      <w:bookmarkEnd w:id="0"/>
+      <w:r>
+        <w:rPr>
+          <w:rFonts w:asciiTheme="minorHAnsi" w:hAnsiTheme="minorHAnsi" w:cstheme="minorHAnsi"/>
+          <w:sz w:val="24"/>
+        </w:rPr>
+        <w:t>,</w:t>
       </w:r>
       <w:r>
         <w:rPr>
@@ -3801,7 +3810,7 @@
         </w:rPr>
         <w:t xml:space="preserve">he configurado </w:t>
       </w:r>
-      <w:bookmarkStart w:id="0" w:name="_Hlk228983434"/>
+      <w:bookmarkStart w:id="1" w:name="_Hlk228983434"/>
       <w:proofErr w:type="spellStart"/>
       <w:r>
         <w:rPr>
@@ -3810,7 +3819,7 @@
         </w:rPr>
         <w:t>Cloudflare</w:t>
       </w:r>
-      <w:bookmarkEnd w:id="0"/>
+      <w:bookmarkEnd w:id="1"/>
       <w:proofErr w:type="spellEnd"/>
       <w:r>
         <w:rPr>
@@ -11092,6 +11101,1845 @@
         <w:t>.</w:t>
       </w:r>
     </w:p>
+    <w:p>
+      <w:pPr>
+        <w:tabs>
+          <w:tab w:val="left" w:pos="859"/>
+        </w:tabs>
+        <w:spacing w:before="22"/>
+        <w:jc w:val="both"/>
+        <w:rPr>
+          <w:rFonts w:asciiTheme="minorHAnsi" w:hAnsiTheme="minorHAnsi" w:cstheme="minorHAnsi"/>
+          <w:sz w:val="24"/>
+        </w:rPr>
+      </w:pPr>
+    </w:p>
+    <w:p>
+      <w:pPr>
+        <w:tabs>
+          <w:tab w:val="left" w:pos="859"/>
+        </w:tabs>
+        <w:spacing w:before="22"/>
+        <w:jc w:val="both"/>
+        <w:rPr>
+          <w:rFonts w:asciiTheme="minorHAnsi" w:hAnsiTheme="minorHAnsi" w:cstheme="minorHAnsi"/>
+          <w:sz w:val="24"/>
+        </w:rPr>
+      </w:pPr>
+    </w:p>
+    <w:p>
+      <w:pPr>
+        <w:tabs>
+          <w:tab w:val="left" w:pos="859"/>
+        </w:tabs>
+        <w:spacing w:before="22"/>
+        <w:jc w:val="both"/>
+        <w:rPr>
+          <w:rFonts w:asciiTheme="minorHAnsi" w:hAnsiTheme="minorHAnsi" w:cstheme="minorHAnsi"/>
+          <w:b/>
+          <w:bCs/>
+          <w:sz w:val="30"/>
+          <w:szCs w:val="28"/>
+          <w:u w:val="single"/>
+        </w:rPr>
+      </w:pPr>
+      <w:r>
+        <w:rPr>
+          <w:rFonts w:asciiTheme="minorHAnsi" w:hAnsiTheme="minorHAnsi" w:cstheme="minorHAnsi"/>
+          <w:b/>
+          <w:bCs/>
+          <w:sz w:val="30"/>
+          <w:szCs w:val="28"/>
+          <w:u w:val="single"/>
+        </w:rPr>
+        <w:t>6</w:t>
+      </w:r>
+      <w:r>
+        <w:rPr>
+          <w:rFonts w:asciiTheme="minorHAnsi" w:hAnsiTheme="minorHAnsi" w:cstheme="minorHAnsi"/>
+          <w:b/>
+          <w:bCs/>
+          <w:sz w:val="30"/>
+          <w:szCs w:val="28"/>
+          <w:u w:val="single"/>
+        </w:rPr>
+        <w:t>.</w:t>
+      </w:r>
+      <w:r>
+        <w:rPr>
+          <w:rFonts w:asciiTheme="minorHAnsi" w:hAnsiTheme="minorHAnsi" w:cstheme="minorHAnsi"/>
+          <w:b/>
+          <w:bCs/>
+          <w:sz w:val="30"/>
+          <w:szCs w:val="28"/>
+          <w:u w:val="single"/>
+        </w:rPr>
+        <w:t xml:space="preserve"> </w:t>
+      </w:r>
+      <w:r>
+        <w:rPr>
+          <w:rFonts w:asciiTheme="minorHAnsi" w:hAnsiTheme="minorHAnsi" w:cstheme="minorHAnsi"/>
+          <w:b/>
+          <w:bCs/>
+          <w:sz w:val="30"/>
+          <w:szCs w:val="28"/>
+          <w:u w:val="single"/>
+        </w:rPr>
+        <w:t>Desarrollo del proyecto</w:t>
+      </w:r>
+    </w:p>
+    <w:p>
+      <w:pPr>
+        <w:tabs>
+          <w:tab w:val="left" w:pos="859"/>
+        </w:tabs>
+        <w:spacing w:before="22"/>
+        <w:jc w:val="both"/>
+        <w:rPr>
+          <w:rFonts w:asciiTheme="minorHAnsi" w:hAnsiTheme="minorHAnsi" w:cstheme="minorHAnsi"/>
+          <w:b/>
+          <w:bCs/>
+          <w:sz w:val="30"/>
+          <w:szCs w:val="28"/>
+          <w:u w:val="single"/>
+        </w:rPr>
+      </w:pPr>
+    </w:p>
+    <w:p>
+      <w:pPr>
+        <w:tabs>
+          <w:tab w:val="left" w:pos="859"/>
+        </w:tabs>
+        <w:spacing w:before="22"/>
+        <w:jc w:val="both"/>
+        <w:rPr>
+          <w:rFonts w:asciiTheme="minorHAnsi" w:hAnsiTheme="minorHAnsi" w:cstheme="minorHAnsi"/>
+          <w:sz w:val="24"/>
+        </w:rPr>
+      </w:pPr>
+      <w:r>
+        <w:rPr>
+          <w:rFonts w:asciiTheme="minorHAnsi" w:hAnsiTheme="minorHAnsi" w:cstheme="minorHAnsi"/>
+          <w:sz w:val="24"/>
+        </w:rPr>
+        <w:t xml:space="preserve">Para que la web de zapatillas no sea solo una imagen bonita, sino una herramienta que funcione de verdad, he tenido que elegir con mucho cuidado cada pieza del </w:t>
+      </w:r>
+      <w:proofErr w:type="spellStart"/>
+      <w:r>
+        <w:rPr>
+          <w:rFonts w:asciiTheme="minorHAnsi" w:hAnsiTheme="minorHAnsi" w:cstheme="minorHAnsi"/>
+          <w:sz w:val="24"/>
+        </w:rPr>
+        <w:t>puzzle</w:t>
+      </w:r>
+      <w:proofErr w:type="spellEnd"/>
+      <w:r>
+        <w:rPr>
+          <w:rFonts w:asciiTheme="minorHAnsi" w:hAnsiTheme="minorHAnsi" w:cstheme="minorHAnsi"/>
+          <w:sz w:val="24"/>
+        </w:rPr>
+        <w:t>. He buscado tecnologías que se usan en las empresas hoy en día, para que el proyecto tenga un nivel profesional. Es como construir una casa: no basta con que se vea bien por fuera, necesita unos cimientos sólidos, una buena estructura y una instalación eléctrica que no falle.</w:t>
+      </w:r>
+    </w:p>
+    <w:p>
+      <w:pPr>
+        <w:tabs>
+          <w:tab w:val="left" w:pos="859"/>
+        </w:tabs>
+        <w:spacing w:before="22"/>
+        <w:jc w:val="both"/>
+        <w:rPr>
+          <w:rFonts w:asciiTheme="minorHAnsi" w:hAnsiTheme="minorHAnsi" w:cstheme="minorHAnsi"/>
+          <w:sz w:val="24"/>
+        </w:rPr>
+      </w:pPr>
+    </w:p>
+    <w:p>
+      <w:pPr>
+        <w:pStyle w:val="Subttulo"/>
+        <w:jc w:val="both"/>
+        <w:rPr>
+          <w:rFonts w:cstheme="minorHAnsi"/>
+          <w:sz w:val="28"/>
+          <w:szCs w:val="28"/>
+        </w:rPr>
+      </w:pPr>
+      <w:r>
+        <w:rPr>
+          <w:rFonts w:cstheme="minorHAnsi"/>
+          <w:sz w:val="28"/>
+          <w:szCs w:val="28"/>
+        </w:rPr>
+        <w:t>6.1 Descripción de las tecnologías y herramientas</w:t>
+      </w:r>
+    </w:p>
+    <w:p>
+      <w:pPr>
+        <w:tabs>
+          <w:tab w:val="left" w:pos="859"/>
+        </w:tabs>
+        <w:spacing w:before="22"/>
+        <w:jc w:val="both"/>
+        <w:rPr>
+          <w:rFonts w:asciiTheme="minorHAnsi" w:hAnsiTheme="minorHAnsi" w:cstheme="minorHAnsi"/>
+          <w:sz w:val="24"/>
+        </w:rPr>
+      </w:pPr>
+      <w:r>
+        <w:rPr>
+          <w:rFonts w:asciiTheme="minorHAnsi" w:hAnsiTheme="minorHAnsi" w:cstheme="minorHAnsi"/>
+          <w:sz w:val="24"/>
+        </w:rPr>
+        <w:t>Para que la web funcione, he tenido que elegir diferentes "herramientas" que se encargan de cosas distintas. Es como construir una casa: necesitas los planos, los ladrillos y la instalación eléctrica.</w:t>
+      </w:r>
+    </w:p>
+    <w:p>
+      <w:pPr>
+        <w:tabs>
+          <w:tab w:val="left" w:pos="859"/>
+        </w:tabs>
+        <w:spacing w:before="22"/>
+        <w:jc w:val="both"/>
+        <w:rPr>
+          <w:rFonts w:asciiTheme="minorHAnsi" w:hAnsiTheme="minorHAnsi" w:cstheme="minorHAnsi"/>
+          <w:sz w:val="24"/>
+        </w:rPr>
+      </w:pPr>
+    </w:p>
+    <w:p>
+      <w:pPr>
+        <w:pStyle w:val="Subttulo"/>
+        <w:jc w:val="both"/>
+        <w:rPr>
+          <w:rFonts w:cstheme="minorHAnsi"/>
+          <w:i/>
+          <w:iCs/>
+          <w:sz w:val="24"/>
+          <w:szCs w:val="24"/>
+        </w:rPr>
+      </w:pPr>
+      <w:r>
+        <w:rPr>
+          <w:rFonts w:cstheme="minorHAnsi"/>
+          <w:i/>
+          <w:iCs/>
+          <w:sz w:val="24"/>
+          <w:szCs w:val="24"/>
+        </w:rPr>
+        <w:t xml:space="preserve">1. </w:t>
+      </w:r>
+      <w:r>
+        <w:rPr>
+          <w:rFonts w:cstheme="minorHAnsi"/>
+          <w:i/>
+          <w:iCs/>
+          <w:sz w:val="24"/>
+          <w:szCs w:val="24"/>
+        </w:rPr>
+        <w:t>El cerebro de la web: Laravel (PHP)</w:t>
+      </w:r>
+    </w:p>
+    <w:p>
+      <w:pPr>
+        <w:tabs>
+          <w:tab w:val="left" w:pos="859"/>
+        </w:tabs>
+        <w:spacing w:before="22"/>
+        <w:rPr>
+          <w:rFonts w:asciiTheme="minorHAnsi" w:hAnsiTheme="minorHAnsi" w:cstheme="minorHAnsi"/>
+          <w:sz w:val="24"/>
+        </w:rPr>
+      </w:pPr>
+      <w:r>
+        <w:rPr>
+          <w:rFonts w:asciiTheme="minorHAnsi" w:hAnsiTheme="minorHAnsi" w:cstheme="minorHAnsi"/>
+          <w:sz w:val="24"/>
+        </w:rPr>
+        <w:t>He elegido Laravel como el motor principal de mi proyecto. En el mundo de la programación, Laravel es lo que llamamos un "</w:t>
+      </w:r>
+      <w:proofErr w:type="spellStart"/>
+      <w:r>
+        <w:rPr>
+          <w:rFonts w:asciiTheme="minorHAnsi" w:hAnsiTheme="minorHAnsi" w:cstheme="minorHAnsi"/>
+          <w:sz w:val="24"/>
+        </w:rPr>
+        <w:t>framework</w:t>
+      </w:r>
+      <w:proofErr w:type="spellEnd"/>
+      <w:r>
+        <w:rPr>
+          <w:rFonts w:asciiTheme="minorHAnsi" w:hAnsiTheme="minorHAnsi" w:cstheme="minorHAnsi"/>
+          <w:sz w:val="24"/>
+        </w:rPr>
+        <w:t>", pero para que se entienda mejor, es como el director de una orquesta. Él es quien recibe todas las peticiones: cuando alguien hace clic en una zapatilla, cuando alguien intenta registrarse o cuando alguien vota por su modelo favorito.</w:t>
+      </w:r>
+    </w:p>
+    <w:p>
+      <w:pPr>
+        <w:tabs>
+          <w:tab w:val="left" w:pos="859"/>
+        </w:tabs>
+        <w:spacing w:before="22"/>
+        <w:rPr>
+          <w:rFonts w:asciiTheme="minorHAnsi" w:hAnsiTheme="minorHAnsi" w:cstheme="minorHAnsi"/>
+          <w:sz w:val="24"/>
+        </w:rPr>
+      </w:pPr>
+    </w:p>
+    <w:p>
+      <w:pPr>
+        <w:pStyle w:val="Prrafodelista"/>
+        <w:numPr>
+          <w:ilvl w:val="0"/>
+          <w:numId w:val="15"/>
+        </w:numPr>
+        <w:rPr>
+          <w:rFonts w:asciiTheme="minorHAnsi" w:hAnsiTheme="minorHAnsi" w:cstheme="minorHAnsi"/>
+          <w:sz w:val="24"/>
+        </w:rPr>
+      </w:pPr>
+      <w:r>
+        <w:rPr>
+          <w:rFonts w:asciiTheme="minorHAnsi" w:hAnsiTheme="minorHAnsi" w:cstheme="minorHAnsi"/>
+          <w:sz w:val="24"/>
+        </w:rPr>
+        <w:t>¿Por qué Laravel? Su gran ventaja es el orden. Utiliza una estructura llamada MVC (Modelo-Vista-Controlador). Esto significa que el código de la base de datos no se mezcla con el diseño de la web. Gracias a esto, si mañana decido que quiero añadir una sección de ropa o de accesorios, no tengo que tirar la casa abajo y empezar de cero; el sistema está diseñado para crecer de forma modular.</w:t>
+      </w:r>
+    </w:p>
+    <w:p>
+      <w:pPr>
+        <w:pStyle w:val="Prrafodelista"/>
+        <w:numPr>
+          <w:ilvl w:val="0"/>
+          <w:numId w:val="15"/>
+        </w:numPr>
+        <w:rPr>
+          <w:rFonts w:asciiTheme="minorHAnsi" w:hAnsiTheme="minorHAnsi" w:cstheme="minorHAnsi"/>
+          <w:sz w:val="24"/>
+        </w:rPr>
+      </w:pPr>
+      <w:r>
+        <w:rPr>
+          <w:rFonts w:asciiTheme="minorHAnsi" w:hAnsiTheme="minorHAnsi" w:cstheme="minorHAnsi"/>
+          <w:sz w:val="24"/>
+        </w:rPr>
+        <w:t xml:space="preserve">La magia de </w:t>
+      </w:r>
+      <w:proofErr w:type="spellStart"/>
+      <w:r>
+        <w:rPr>
+          <w:rFonts w:asciiTheme="minorHAnsi" w:hAnsiTheme="minorHAnsi" w:cstheme="minorHAnsi"/>
+          <w:sz w:val="24"/>
+        </w:rPr>
+        <w:t>Eloquent</w:t>
+      </w:r>
+      <w:proofErr w:type="spellEnd"/>
+      <w:r>
+        <w:rPr>
+          <w:rFonts w:asciiTheme="minorHAnsi" w:hAnsiTheme="minorHAnsi" w:cstheme="minorHAnsi"/>
+          <w:sz w:val="24"/>
+        </w:rPr>
+        <w:t xml:space="preserve">: Dentro de Laravel he usado una herramienta llamada </w:t>
+      </w:r>
+      <w:proofErr w:type="spellStart"/>
+      <w:r>
+        <w:rPr>
+          <w:rFonts w:asciiTheme="minorHAnsi" w:hAnsiTheme="minorHAnsi" w:cstheme="minorHAnsi"/>
+          <w:sz w:val="24"/>
+        </w:rPr>
+        <w:t>Eloquent</w:t>
+      </w:r>
+      <w:proofErr w:type="spellEnd"/>
+      <w:r>
+        <w:rPr>
+          <w:rFonts w:asciiTheme="minorHAnsi" w:hAnsiTheme="minorHAnsi" w:cstheme="minorHAnsi"/>
+          <w:sz w:val="24"/>
+        </w:rPr>
+        <w:t>. Básicamente, me permite hablarle a la base de datos en "idioma humano". Si quiero buscar una zapatilla por su SKU, no tengo que escribir códigos complicados, simplemente le pido a Laravel que busque ese objeto y él me lo trae con toda su información (foto, marca, precio) de forma instantánea.</w:t>
+      </w:r>
+    </w:p>
+    <w:p>
+      <w:pPr>
+        <w:pStyle w:val="Prrafodelista"/>
+        <w:numPr>
+          <w:ilvl w:val="0"/>
+          <w:numId w:val="15"/>
+        </w:numPr>
+        <w:rPr>
+          <w:rFonts w:asciiTheme="minorHAnsi" w:hAnsiTheme="minorHAnsi" w:cstheme="minorHAnsi"/>
+          <w:sz w:val="24"/>
+        </w:rPr>
+      </w:pPr>
+      <w:r>
+        <w:rPr>
+          <w:rFonts w:asciiTheme="minorHAnsi" w:hAnsiTheme="minorHAnsi" w:cstheme="minorHAnsi"/>
+          <w:sz w:val="24"/>
+        </w:rPr>
+        <w:t xml:space="preserve">Seguridad, ante todo: Una de mis mayores preocupaciones era que alguien pudiera </w:t>
+      </w:r>
+      <w:r>
+        <w:rPr>
+          <w:rFonts w:asciiTheme="minorHAnsi" w:hAnsiTheme="minorHAnsi" w:cstheme="minorHAnsi"/>
+          <w:sz w:val="24"/>
+        </w:rPr>
+        <w:lastRenderedPageBreak/>
+        <w:t>atacar la web. Laravel trae "de serie" protecciones contra ataques muy comunes, como el intento de meter código malicioso en los formularios de registro o el intento de suplantar la identidad de un usuario. Esto me ha permitido dormir tranquilo sabiendo que los datos de mis usuarios están a salvo.</w:t>
+      </w:r>
+    </w:p>
+    <w:p>
+      <w:pPr>
+        <w:tabs>
+          <w:tab w:val="left" w:pos="859"/>
+        </w:tabs>
+        <w:spacing w:before="22"/>
+        <w:rPr>
+          <w:rFonts w:asciiTheme="minorHAnsi" w:hAnsiTheme="minorHAnsi" w:cstheme="minorHAnsi"/>
+          <w:sz w:val="24"/>
+        </w:rPr>
+      </w:pPr>
+    </w:p>
+    <w:p>
+      <w:pPr>
+        <w:pStyle w:val="Subttulo"/>
+        <w:jc w:val="both"/>
+        <w:rPr>
+          <w:rFonts w:cstheme="minorHAnsi"/>
+          <w:i/>
+          <w:iCs/>
+          <w:sz w:val="24"/>
+          <w:szCs w:val="24"/>
+        </w:rPr>
+      </w:pPr>
+      <w:r>
+        <w:rPr>
+          <w:rFonts w:cstheme="minorHAnsi"/>
+          <w:i/>
+          <w:iCs/>
+          <w:sz w:val="24"/>
+          <w:szCs w:val="24"/>
+        </w:rPr>
+        <w:t xml:space="preserve">2. </w:t>
+      </w:r>
+      <w:r>
+        <w:rPr>
+          <w:rFonts w:cstheme="minorHAnsi"/>
+          <w:i/>
+          <w:iCs/>
+          <w:sz w:val="24"/>
+          <w:szCs w:val="24"/>
+        </w:rPr>
+        <w:t>La cara visible: Bootstrap y el Diseño Adaptable (Responsive)</w:t>
+      </w:r>
+    </w:p>
+    <w:p>
+      <w:pPr>
+        <w:tabs>
+          <w:tab w:val="left" w:pos="859"/>
+        </w:tabs>
+        <w:spacing w:before="22"/>
+        <w:rPr>
+          <w:rFonts w:asciiTheme="minorHAnsi" w:hAnsiTheme="minorHAnsi" w:cstheme="minorHAnsi"/>
+          <w:sz w:val="24"/>
+        </w:rPr>
+      </w:pPr>
+      <w:r>
+        <w:rPr>
+          <w:rFonts w:asciiTheme="minorHAnsi" w:hAnsiTheme="minorHAnsi" w:cstheme="minorHAnsi"/>
+          <w:sz w:val="24"/>
+        </w:rPr>
+        <w:t xml:space="preserve">Hoy en día, el diseño lo es todo. Como mi público objetivo son jóvenes que están todo el día con el móvil en la mano, la web no podía ser una simple página de ordenador que se viera pequeña en el teléfono. Tenía que ser "Mobile </w:t>
+      </w:r>
+      <w:proofErr w:type="spellStart"/>
+      <w:r>
+        <w:rPr>
+          <w:rFonts w:asciiTheme="minorHAnsi" w:hAnsiTheme="minorHAnsi" w:cstheme="minorHAnsi"/>
+          <w:sz w:val="24"/>
+        </w:rPr>
+        <w:t>First</w:t>
+      </w:r>
+      <w:proofErr w:type="spellEnd"/>
+      <w:r>
+        <w:rPr>
+          <w:rFonts w:asciiTheme="minorHAnsi" w:hAnsiTheme="minorHAnsi" w:cstheme="minorHAnsi"/>
+          <w:sz w:val="24"/>
+        </w:rPr>
+        <w:t>".</w:t>
+      </w:r>
+    </w:p>
+    <w:p>
+      <w:pPr>
+        <w:tabs>
+          <w:tab w:val="left" w:pos="859"/>
+        </w:tabs>
+        <w:spacing w:before="22"/>
+        <w:rPr>
+          <w:rFonts w:asciiTheme="minorHAnsi" w:hAnsiTheme="minorHAnsi" w:cstheme="minorHAnsi"/>
+          <w:sz w:val="24"/>
+        </w:rPr>
+      </w:pPr>
+    </w:p>
+    <w:p>
+      <w:pPr>
+        <w:pStyle w:val="Prrafodelista"/>
+        <w:numPr>
+          <w:ilvl w:val="0"/>
+          <w:numId w:val="16"/>
+        </w:numPr>
+        <w:tabs>
+          <w:tab w:val="left" w:pos="859"/>
+        </w:tabs>
+        <w:spacing w:before="22"/>
+        <w:rPr>
+          <w:rFonts w:asciiTheme="minorHAnsi" w:hAnsiTheme="minorHAnsi" w:cstheme="minorHAnsi"/>
+          <w:sz w:val="24"/>
+        </w:rPr>
+      </w:pPr>
+      <w:r>
+        <w:rPr>
+          <w:rFonts w:asciiTheme="minorHAnsi" w:hAnsiTheme="minorHAnsi" w:cstheme="minorHAnsi"/>
+          <w:sz w:val="24"/>
+        </w:rPr>
+        <w:t>Efecto elástico con Bootstrap: He usado Bootstrap, que es como un esqueleto flexible. Me permite dividir la pantalla en una rejilla.</w:t>
+      </w:r>
+    </w:p>
+    <w:p>
+      <w:pPr>
+        <w:pStyle w:val="Prrafodelista"/>
+        <w:numPr>
+          <w:ilvl w:val="1"/>
+          <w:numId w:val="16"/>
+        </w:numPr>
+        <w:tabs>
+          <w:tab w:val="left" w:pos="859"/>
+        </w:tabs>
+        <w:spacing w:before="22"/>
+        <w:rPr>
+          <w:rFonts w:asciiTheme="minorHAnsi" w:hAnsiTheme="minorHAnsi" w:cstheme="minorHAnsi"/>
+          <w:sz w:val="24"/>
+        </w:rPr>
+      </w:pPr>
+      <w:r>
+        <w:rPr>
+          <w:rFonts w:asciiTheme="minorHAnsi" w:hAnsiTheme="minorHAnsi" w:cstheme="minorHAnsi"/>
+          <w:sz w:val="24"/>
+        </w:rPr>
+        <w:t>Si entras desde un Monitor de PC, las zapatillas se organizan en filas de 4 o 5, aprovechando el espacio lateral para que la experiencia sea visual y cómoda.</w:t>
+      </w:r>
+    </w:p>
+    <w:p>
+      <w:pPr>
+        <w:pStyle w:val="Prrafodelista"/>
+        <w:numPr>
+          <w:ilvl w:val="1"/>
+          <w:numId w:val="16"/>
+        </w:numPr>
+        <w:tabs>
+          <w:tab w:val="left" w:pos="859"/>
+        </w:tabs>
+        <w:spacing w:before="22"/>
+        <w:rPr>
+          <w:rFonts w:asciiTheme="minorHAnsi" w:hAnsiTheme="minorHAnsi" w:cstheme="minorHAnsi"/>
+          <w:sz w:val="24"/>
+        </w:rPr>
+      </w:pPr>
+      <w:r>
+        <w:rPr>
+          <w:rFonts w:asciiTheme="minorHAnsi" w:hAnsiTheme="minorHAnsi" w:cstheme="minorHAnsi"/>
+          <w:sz w:val="24"/>
+        </w:rPr>
+        <w:t>Si entras desde un Móvil, el sistema detecta que la pantalla es pequeña y automáticamente apila las zapatillas una debajo de otra, con botones más grandes para que se puedan pulsar fácilmente con el pulgar.</w:t>
+      </w:r>
+    </w:p>
+    <w:p>
+      <w:pPr>
+        <w:pStyle w:val="Prrafodelista"/>
+        <w:numPr>
+          <w:ilvl w:val="0"/>
+          <w:numId w:val="16"/>
+        </w:numPr>
+        <w:tabs>
+          <w:tab w:val="left" w:pos="859"/>
+        </w:tabs>
+        <w:spacing w:before="22"/>
+        <w:rPr>
+          <w:rFonts w:asciiTheme="minorHAnsi" w:hAnsiTheme="minorHAnsi" w:cstheme="minorHAnsi"/>
+          <w:sz w:val="24"/>
+        </w:rPr>
+      </w:pPr>
+      <w:r>
+        <w:rPr>
+          <w:rFonts w:asciiTheme="minorHAnsi" w:hAnsiTheme="minorHAnsi" w:cstheme="minorHAnsi"/>
+          <w:sz w:val="24"/>
+        </w:rPr>
+        <w:t>Interactividad con JavaScript: Para que la web no se sienta "pesada" o antigua, he añadido pequeños toques de JavaScript. Esto hace que, por ejemplo, cuando cambias de idioma o aplicas un filtro, la web responda de forma ágil, mejorando mucho la experiencia de usuario.</w:t>
+      </w:r>
+    </w:p>
+    <w:p>
+      <w:pPr>
+        <w:tabs>
+          <w:tab w:val="left" w:pos="859"/>
+        </w:tabs>
+        <w:spacing w:before="22"/>
+        <w:rPr>
+          <w:rFonts w:asciiTheme="minorHAnsi" w:hAnsiTheme="minorHAnsi" w:cstheme="minorHAnsi"/>
+          <w:sz w:val="24"/>
+        </w:rPr>
+      </w:pPr>
+    </w:p>
+    <w:p>
+      <w:pPr>
+        <w:pStyle w:val="Subttulo"/>
+        <w:jc w:val="both"/>
+        <w:rPr>
+          <w:rFonts w:cstheme="minorHAnsi"/>
+          <w:i/>
+          <w:iCs/>
+          <w:sz w:val="24"/>
+          <w:szCs w:val="24"/>
+        </w:rPr>
+      </w:pPr>
+      <w:r>
+        <w:rPr>
+          <w:rFonts w:cstheme="minorHAnsi"/>
+          <w:i/>
+          <w:iCs/>
+          <w:sz w:val="24"/>
+          <w:szCs w:val="24"/>
+        </w:rPr>
+        <w:t xml:space="preserve">3. </w:t>
+      </w:r>
+      <w:r>
+        <w:rPr>
+          <w:rFonts w:cstheme="minorHAnsi"/>
+          <w:i/>
+          <w:iCs/>
+          <w:sz w:val="24"/>
+          <w:szCs w:val="24"/>
+        </w:rPr>
+        <w:t>El almacén de datos: MySQL</w:t>
+      </w:r>
+    </w:p>
+    <w:p>
+      <w:pPr>
+        <w:tabs>
+          <w:tab w:val="left" w:pos="859"/>
+        </w:tabs>
+        <w:spacing w:before="22"/>
+        <w:rPr>
+          <w:rFonts w:asciiTheme="minorHAnsi" w:hAnsiTheme="minorHAnsi" w:cstheme="minorHAnsi"/>
+          <w:sz w:val="24"/>
+        </w:rPr>
+      </w:pPr>
+      <w:r>
+        <w:rPr>
+          <w:rFonts w:asciiTheme="minorHAnsi" w:hAnsiTheme="minorHAnsi" w:cstheme="minorHAnsi"/>
+          <w:sz w:val="24"/>
+        </w:rPr>
+        <w:t>Toda web necesita una memoria donde guardar las cosas. En mi caso, he usado MySQL. Si Laravel es el cerebro, MySQL es el cajón donde se guarda todo ordenado por carpetas.</w:t>
+      </w:r>
+    </w:p>
+    <w:p>
+      <w:pPr>
+        <w:tabs>
+          <w:tab w:val="left" w:pos="859"/>
+        </w:tabs>
+        <w:spacing w:before="22"/>
+        <w:rPr>
+          <w:rFonts w:asciiTheme="minorHAnsi" w:hAnsiTheme="minorHAnsi" w:cstheme="minorHAnsi"/>
+          <w:sz w:val="24"/>
+        </w:rPr>
+      </w:pPr>
+    </w:p>
+    <w:p>
+      <w:pPr>
+        <w:pStyle w:val="Prrafodelista"/>
+        <w:numPr>
+          <w:ilvl w:val="0"/>
+          <w:numId w:val="17"/>
+        </w:numPr>
+        <w:tabs>
+          <w:tab w:val="left" w:pos="859"/>
+        </w:tabs>
+        <w:spacing w:before="22"/>
+        <w:rPr>
+          <w:rFonts w:asciiTheme="minorHAnsi" w:hAnsiTheme="minorHAnsi" w:cstheme="minorHAnsi"/>
+          <w:sz w:val="24"/>
+        </w:rPr>
+      </w:pPr>
+      <w:r>
+        <w:rPr>
+          <w:rFonts w:asciiTheme="minorHAnsi" w:hAnsiTheme="minorHAnsi" w:cstheme="minorHAnsi"/>
+          <w:sz w:val="24"/>
+        </w:rPr>
+        <w:t>Tablas conectadas: No es una simple lista. He diseñado tablas que se comunican entre sí. Por ejemplo, hay una tabla para los "Usuarios" y otra para las "Zapatillas". Cuando un usuario marca una zapatilla como favorita, se crea un "vínculo" en una tercera tabla. Así, la base de datos sabe exactamente a quién le gusta qué, permitiéndome generar ese Ranking de Favoritos que es el punto fuerte de la web.</w:t>
+      </w:r>
+    </w:p>
+    <w:p>
+      <w:pPr>
+        <w:pStyle w:val="Prrafodelista"/>
+        <w:numPr>
+          <w:ilvl w:val="0"/>
+          <w:numId w:val="17"/>
+        </w:numPr>
+        <w:tabs>
+          <w:tab w:val="left" w:pos="859"/>
+        </w:tabs>
+        <w:spacing w:before="22"/>
+        <w:rPr>
+          <w:rFonts w:asciiTheme="minorHAnsi" w:hAnsiTheme="minorHAnsi" w:cstheme="minorHAnsi"/>
+          <w:sz w:val="24"/>
+        </w:rPr>
+      </w:pPr>
+      <w:r>
+        <w:rPr>
+          <w:rFonts w:asciiTheme="minorHAnsi" w:hAnsiTheme="minorHAnsi" w:cstheme="minorHAnsi"/>
+          <w:sz w:val="24"/>
+        </w:rPr>
+        <w:t>Rapidez: He optimizado las tablas para que, aunque tuviera miles de modelos de zapatillas guardados, la búsqueda sea casi inmediata.</w:t>
+      </w:r>
+    </w:p>
+    <w:p>
+      <w:pPr>
+        <w:tabs>
+          <w:tab w:val="left" w:pos="859"/>
+        </w:tabs>
+        <w:spacing w:before="22"/>
+        <w:rPr>
+          <w:rFonts w:asciiTheme="minorHAnsi" w:hAnsiTheme="minorHAnsi" w:cstheme="minorHAnsi"/>
+          <w:sz w:val="24"/>
+        </w:rPr>
+      </w:pPr>
+    </w:p>
+    <w:p>
+      <w:pPr>
+        <w:pStyle w:val="Subttulo"/>
+        <w:jc w:val="both"/>
+        <w:rPr>
+          <w:rFonts w:cstheme="minorHAnsi"/>
+          <w:i/>
+          <w:iCs/>
+          <w:sz w:val="24"/>
+          <w:szCs w:val="24"/>
+        </w:rPr>
+      </w:pPr>
+      <w:r>
+        <w:rPr>
+          <w:rFonts w:cstheme="minorHAnsi"/>
+          <w:i/>
+          <w:iCs/>
+          <w:sz w:val="24"/>
+          <w:szCs w:val="24"/>
+        </w:rPr>
+        <w:t xml:space="preserve">4. </w:t>
+      </w:r>
+      <w:r>
+        <w:rPr>
+          <w:rFonts w:cstheme="minorHAnsi"/>
+          <w:i/>
+          <w:iCs/>
+          <w:sz w:val="24"/>
+          <w:szCs w:val="24"/>
+        </w:rPr>
+        <w:t>El sistema de "burbujas" de seguridad: Docker</w:t>
+      </w:r>
+    </w:p>
+    <w:p>
+      <w:pPr>
+        <w:tabs>
+          <w:tab w:val="left" w:pos="859"/>
+        </w:tabs>
+        <w:spacing w:before="22"/>
+        <w:rPr>
+          <w:rFonts w:asciiTheme="minorHAnsi" w:hAnsiTheme="minorHAnsi" w:cstheme="minorHAnsi"/>
+          <w:sz w:val="24"/>
+        </w:rPr>
+      </w:pPr>
+      <w:r>
+        <w:rPr>
+          <w:rFonts w:asciiTheme="minorHAnsi" w:hAnsiTheme="minorHAnsi" w:cstheme="minorHAnsi"/>
+          <w:sz w:val="24"/>
+        </w:rPr>
+        <w:t>Esta es la parte que más me ha ayudado a que el desarrollo sea profesional. Normalmente, instalar todo el software en un ordenador es un lío de configuraciones. Yo he usado Docker.</w:t>
+      </w:r>
+    </w:p>
+    <w:p>
+      <w:pPr>
+        <w:tabs>
+          <w:tab w:val="left" w:pos="859"/>
+        </w:tabs>
+        <w:spacing w:before="22"/>
+        <w:rPr>
+          <w:rFonts w:asciiTheme="minorHAnsi" w:hAnsiTheme="minorHAnsi" w:cstheme="minorHAnsi"/>
+          <w:sz w:val="24"/>
+        </w:rPr>
+      </w:pPr>
+    </w:p>
+    <w:p>
+      <w:pPr>
+        <w:pStyle w:val="Prrafodelista"/>
+        <w:numPr>
+          <w:ilvl w:val="0"/>
+          <w:numId w:val="18"/>
+        </w:numPr>
+        <w:tabs>
+          <w:tab w:val="left" w:pos="859"/>
+        </w:tabs>
+        <w:spacing w:before="22"/>
+        <w:rPr>
+          <w:rFonts w:asciiTheme="minorHAnsi" w:hAnsiTheme="minorHAnsi" w:cstheme="minorHAnsi"/>
+          <w:sz w:val="24"/>
+        </w:rPr>
+      </w:pPr>
+      <w:r>
+        <w:rPr>
+          <w:rFonts w:asciiTheme="minorHAnsi" w:hAnsiTheme="minorHAnsi" w:cstheme="minorHAnsi"/>
+          <w:sz w:val="24"/>
+        </w:rPr>
+        <w:t>Contenedores independientes: He metido cada pieza (la web, la base de datos y la programación) dentro de su propia "burbuja" o contenedor. Esto tiene una ventaja increíble: si por algún motivo la base de datos falla, la web no se rompe por completo, y es mucho más fácil encontrar el error.</w:t>
+      </w:r>
+    </w:p>
+    <w:p>
+      <w:pPr>
+        <w:tabs>
+          <w:tab w:val="left" w:pos="859"/>
+        </w:tabs>
+        <w:spacing w:before="22"/>
+        <w:rPr>
+          <w:rFonts w:asciiTheme="minorHAnsi" w:hAnsiTheme="minorHAnsi" w:cstheme="minorHAnsi"/>
+          <w:sz w:val="24"/>
+        </w:rPr>
+      </w:pPr>
+    </w:p>
+    <w:p>
+      <w:pPr>
+        <w:tabs>
+          <w:tab w:val="left" w:pos="859"/>
+        </w:tabs>
+        <w:spacing w:before="22"/>
+        <w:rPr>
+          <w:rFonts w:asciiTheme="minorHAnsi" w:hAnsiTheme="minorHAnsi" w:cstheme="minorHAnsi"/>
+          <w:sz w:val="24"/>
+        </w:rPr>
+      </w:pPr>
+    </w:p>
+    <w:p>
+      <w:pPr>
+        <w:pStyle w:val="Prrafodelista"/>
+        <w:numPr>
+          <w:ilvl w:val="0"/>
+          <w:numId w:val="18"/>
+        </w:numPr>
+        <w:tabs>
+          <w:tab w:val="left" w:pos="859"/>
+        </w:tabs>
+        <w:spacing w:before="22"/>
+        <w:rPr>
+          <w:rFonts w:asciiTheme="minorHAnsi" w:hAnsiTheme="minorHAnsi" w:cstheme="minorHAnsi"/>
+          <w:sz w:val="24"/>
+        </w:rPr>
+      </w:pPr>
+      <w:r>
+        <w:rPr>
+          <w:rFonts w:asciiTheme="minorHAnsi" w:hAnsiTheme="minorHAnsi" w:cstheme="minorHAnsi"/>
+          <w:sz w:val="24"/>
+        </w:rPr>
+        <w:t>Portabilidad total: Gracias a Docker, el proyecto es "enchufar y listo". Si me llevo mi código a otro ordenador, no tengo que instalar PHP o MySQL de nuevo. Solo tengo que ejecutar un comando y las burbujas se crean solas con la configuración exacta que yo diseñé. Esto me aseguró que lo que funcionaba en mi PC, funcionara igual en el servidor final.</w:t>
+      </w:r>
+    </w:p>
+    <w:p>
+      <w:pPr>
+        <w:tabs>
+          <w:tab w:val="left" w:pos="859"/>
+        </w:tabs>
+        <w:spacing w:before="22"/>
+        <w:rPr>
+          <w:rFonts w:asciiTheme="minorHAnsi" w:hAnsiTheme="minorHAnsi" w:cstheme="minorHAnsi"/>
+          <w:sz w:val="24"/>
+        </w:rPr>
+      </w:pPr>
+    </w:p>
+    <w:p>
+      <w:pPr>
+        <w:pStyle w:val="Subttulo"/>
+        <w:jc w:val="both"/>
+        <w:rPr>
+          <w:rFonts w:cstheme="minorHAnsi"/>
+          <w:i/>
+          <w:iCs/>
+          <w:sz w:val="24"/>
+          <w:szCs w:val="24"/>
+        </w:rPr>
+      </w:pPr>
+      <w:r>
+        <w:rPr>
+          <w:rFonts w:cstheme="minorHAnsi"/>
+          <w:i/>
+          <w:iCs/>
+          <w:sz w:val="24"/>
+          <w:szCs w:val="24"/>
+        </w:rPr>
+        <w:t xml:space="preserve">5. </w:t>
+      </w:r>
+      <w:r>
+        <w:rPr>
+          <w:rFonts w:cstheme="minorHAnsi"/>
+          <w:i/>
+          <w:iCs/>
+          <w:sz w:val="24"/>
+          <w:szCs w:val="24"/>
+        </w:rPr>
+        <w:t xml:space="preserve">El </w:t>
+      </w:r>
+      <w:r>
+        <w:rPr>
+          <w:rFonts w:cstheme="minorHAnsi"/>
+          <w:i/>
+          <w:iCs/>
+          <w:sz w:val="24"/>
+          <w:szCs w:val="24"/>
+        </w:rPr>
+        <w:t xml:space="preserve">servidor en casa: Mi Mini PC y el "Túnel" de </w:t>
+      </w:r>
+      <w:proofErr w:type="spellStart"/>
+      <w:r>
+        <w:rPr>
+          <w:rFonts w:cstheme="minorHAnsi"/>
+          <w:i/>
+          <w:iCs/>
+          <w:sz w:val="24"/>
+          <w:szCs w:val="24"/>
+        </w:rPr>
+        <w:t>Cloudflare</w:t>
+      </w:r>
+      <w:proofErr w:type="spellEnd"/>
+    </w:p>
+    <w:p>
+      <w:pPr>
+        <w:tabs>
+          <w:tab w:val="left" w:pos="859"/>
+        </w:tabs>
+        <w:spacing w:before="22"/>
+        <w:rPr>
+          <w:rFonts w:asciiTheme="minorHAnsi" w:hAnsiTheme="minorHAnsi" w:cstheme="minorHAnsi"/>
+          <w:sz w:val="24"/>
+        </w:rPr>
+      </w:pPr>
+      <w:r>
+        <w:rPr>
+          <w:rFonts w:asciiTheme="minorHAnsi" w:hAnsiTheme="minorHAnsi" w:cstheme="minorHAnsi"/>
+          <w:sz w:val="24"/>
+        </w:rPr>
+        <w:t>Esta es la parte más original y técnica del proyecto. En lugar de alquilar un servidor a una gran empresa en la nube, he decidido que mi web viva en mi propio hardware: un Mini PC que tengo en casa.</w:t>
+      </w:r>
+    </w:p>
+    <w:p>
+      <w:pPr>
+        <w:tabs>
+          <w:tab w:val="left" w:pos="859"/>
+        </w:tabs>
+        <w:spacing w:before="22"/>
+        <w:rPr>
+          <w:rFonts w:asciiTheme="minorHAnsi" w:hAnsiTheme="minorHAnsi" w:cstheme="minorHAnsi"/>
+          <w:sz w:val="24"/>
+        </w:rPr>
+      </w:pPr>
+    </w:p>
+    <w:p>
+      <w:pPr>
+        <w:pStyle w:val="Prrafodelista"/>
+        <w:numPr>
+          <w:ilvl w:val="0"/>
+          <w:numId w:val="19"/>
+        </w:numPr>
+        <w:tabs>
+          <w:tab w:val="left" w:pos="859"/>
+        </w:tabs>
+        <w:spacing w:before="22"/>
+        <w:rPr>
+          <w:rFonts w:asciiTheme="minorHAnsi" w:hAnsiTheme="minorHAnsi" w:cstheme="minorHAnsi"/>
+          <w:sz w:val="24"/>
+        </w:rPr>
+      </w:pPr>
+      <w:r>
+        <w:rPr>
+          <w:rFonts w:asciiTheme="minorHAnsi" w:hAnsiTheme="minorHAnsi" w:cstheme="minorHAnsi"/>
+          <w:sz w:val="24"/>
+        </w:rPr>
+        <w:t>El desafío de la seguridad: Abrir un ordenador de casa a internet es como dejar la puerta de tu casa abierta de par en par; es peligroso. Además, las compañías de internet suelen cambiarte la dirección IP de casa cada poco tiempo, lo que haría que la web dejara de funcionar.</w:t>
+      </w:r>
+    </w:p>
+    <w:p>
+      <w:pPr>
+        <w:pStyle w:val="Prrafodelista"/>
+        <w:numPr>
+          <w:ilvl w:val="0"/>
+          <w:numId w:val="19"/>
+        </w:numPr>
+        <w:tabs>
+          <w:tab w:val="left" w:pos="859"/>
+        </w:tabs>
+        <w:spacing w:before="22"/>
+        <w:rPr>
+          <w:rFonts w:asciiTheme="minorHAnsi" w:hAnsiTheme="minorHAnsi" w:cstheme="minorHAnsi"/>
+          <w:sz w:val="24"/>
+        </w:rPr>
+      </w:pPr>
+      <w:r>
+        <w:rPr>
+          <w:rFonts w:asciiTheme="minorHAnsi" w:hAnsiTheme="minorHAnsi" w:cstheme="minorHAnsi"/>
+          <w:sz w:val="24"/>
+        </w:rPr>
+        <w:t xml:space="preserve">La solución: </w:t>
+      </w:r>
+      <w:proofErr w:type="spellStart"/>
+      <w:r>
+        <w:rPr>
+          <w:rFonts w:asciiTheme="minorHAnsi" w:hAnsiTheme="minorHAnsi" w:cstheme="minorHAnsi"/>
+          <w:sz w:val="24"/>
+        </w:rPr>
+        <w:t>Cloudflare</w:t>
+      </w:r>
+      <w:proofErr w:type="spellEnd"/>
+      <w:r>
+        <w:rPr>
+          <w:rFonts w:asciiTheme="minorHAnsi" w:hAnsiTheme="minorHAnsi" w:cstheme="minorHAnsi"/>
+          <w:sz w:val="24"/>
+        </w:rPr>
+        <w:t xml:space="preserve"> </w:t>
+      </w:r>
+      <w:proofErr w:type="spellStart"/>
+      <w:r>
+        <w:rPr>
+          <w:rFonts w:asciiTheme="minorHAnsi" w:hAnsiTheme="minorHAnsi" w:cstheme="minorHAnsi"/>
+          <w:sz w:val="24"/>
+        </w:rPr>
+        <w:t>Tunnel</w:t>
+      </w:r>
+      <w:proofErr w:type="spellEnd"/>
+      <w:r>
+        <w:rPr>
+          <w:rFonts w:asciiTheme="minorHAnsi" w:hAnsiTheme="minorHAnsi" w:cstheme="minorHAnsi"/>
+          <w:sz w:val="24"/>
+        </w:rPr>
+        <w:t xml:space="preserve">: Para solucionar esto de forma profesional, instalé un software que crea un "Túnel Cero Confianza". Imagina que es un cable invisible y ultra protegido que sale de mi Mini PC y se conecta directamente con los servidores de </w:t>
+      </w:r>
+      <w:proofErr w:type="spellStart"/>
+      <w:r>
+        <w:rPr>
+          <w:rFonts w:asciiTheme="minorHAnsi" w:hAnsiTheme="minorHAnsi" w:cstheme="minorHAnsi"/>
+          <w:sz w:val="24"/>
+        </w:rPr>
+        <w:t>Cloudflare</w:t>
+      </w:r>
+      <w:proofErr w:type="spellEnd"/>
+      <w:r>
+        <w:rPr>
+          <w:rFonts w:asciiTheme="minorHAnsi" w:hAnsiTheme="minorHAnsi" w:cstheme="minorHAnsi"/>
+          <w:sz w:val="24"/>
+        </w:rPr>
+        <w:t>.</w:t>
+      </w:r>
+    </w:p>
+    <w:p>
+      <w:pPr>
+        <w:pStyle w:val="Prrafodelista"/>
+        <w:numPr>
+          <w:ilvl w:val="0"/>
+          <w:numId w:val="19"/>
+        </w:numPr>
+        <w:tabs>
+          <w:tab w:val="left" w:pos="859"/>
+        </w:tabs>
+        <w:spacing w:before="22"/>
+        <w:rPr>
+          <w:rFonts w:asciiTheme="minorHAnsi" w:hAnsiTheme="minorHAnsi" w:cstheme="minorHAnsi"/>
+          <w:sz w:val="24"/>
+        </w:rPr>
+      </w:pPr>
+      <w:r>
+        <w:rPr>
+          <w:rFonts w:asciiTheme="minorHAnsi" w:hAnsiTheme="minorHAnsi" w:cstheme="minorHAnsi"/>
+          <w:sz w:val="24"/>
+        </w:rPr>
+        <w:t xml:space="preserve">Dominio en IONOS: Compré mi dominio en IONOS y lo vinculé a este túnel. De esta forma, cuando alguien escribe mi dirección web, pasa por el escudo de </w:t>
+      </w:r>
+      <w:proofErr w:type="spellStart"/>
+      <w:r>
+        <w:rPr>
+          <w:rFonts w:asciiTheme="minorHAnsi" w:hAnsiTheme="minorHAnsi" w:cstheme="minorHAnsi"/>
+          <w:sz w:val="24"/>
+        </w:rPr>
+        <w:t>Cloudflare</w:t>
+      </w:r>
+      <w:proofErr w:type="spellEnd"/>
+      <w:r>
+        <w:rPr>
+          <w:rFonts w:asciiTheme="minorHAnsi" w:hAnsiTheme="minorHAnsi" w:cstheme="minorHAnsi"/>
+          <w:sz w:val="24"/>
+        </w:rPr>
+        <w:t>, entra por el túnel seguro y llega a mi Mini PC. Mi IP personal nunca se muestra al público y mi red de casa está totalmente protegida contra ataques externos.</w:t>
+      </w:r>
+    </w:p>
+    <w:p>
+      <w:pPr>
+        <w:tabs>
+          <w:tab w:val="left" w:pos="859"/>
+        </w:tabs>
+        <w:spacing w:before="22"/>
+        <w:rPr>
+          <w:rFonts w:asciiTheme="minorHAnsi" w:hAnsiTheme="minorHAnsi" w:cstheme="minorHAnsi"/>
+          <w:sz w:val="24"/>
+        </w:rPr>
+      </w:pPr>
+    </w:p>
+    <w:p>
+      <w:pPr>
+        <w:pStyle w:val="Subttulo"/>
+        <w:jc w:val="both"/>
+        <w:rPr>
+          <w:rFonts w:cstheme="minorHAnsi"/>
+          <w:sz w:val="28"/>
+          <w:szCs w:val="28"/>
+        </w:rPr>
+      </w:pPr>
+      <w:r>
+        <w:rPr>
+          <w:rFonts w:cstheme="minorHAnsi"/>
+          <w:sz w:val="28"/>
+          <w:szCs w:val="28"/>
+        </w:rPr>
+        <w:t xml:space="preserve">6.2 </w:t>
+      </w:r>
+      <w:r>
+        <w:rPr>
+          <w:rFonts w:cstheme="minorHAnsi"/>
+          <w:sz w:val="28"/>
+          <w:szCs w:val="28"/>
+        </w:rPr>
+        <w:t>Diseño o esquemas de las tecnologías del proyecto</w:t>
+      </w:r>
+    </w:p>
+    <w:p>
+      <w:pPr>
+        <w:tabs>
+          <w:tab w:val="left" w:pos="859"/>
+        </w:tabs>
+        <w:spacing w:before="22"/>
+        <w:rPr>
+          <w:rFonts w:asciiTheme="minorHAnsi" w:hAnsiTheme="minorHAnsi" w:cstheme="minorHAnsi"/>
+          <w:sz w:val="24"/>
+        </w:rPr>
+      </w:pPr>
+      <w:r>
+        <w:rPr>
+          <w:rFonts w:asciiTheme="minorHAnsi" w:hAnsiTheme="minorHAnsi" w:cstheme="minorHAnsi"/>
+          <w:sz w:val="24"/>
+        </w:rPr>
+        <w:t>En este apartado voy a detallar cómo se conectan entre sí todas las herramientas que he descrito anteriormente. No se trata solo de tener cada pieza por separado, sino de que todas hablen el mismo idioma para que la web funcione de forma fluida. Para explicarlo mejor, he diseñado un esquema que divide el funcionamiento en tres grandes capas: La Capa de Seguridad (Internet), La Capa de Servidor (Mi casa) y La Capa de Aplicación (El código).</w:t>
+      </w:r>
+    </w:p>
+    <w:p>
+      <w:pPr>
+        <w:tabs>
+          <w:tab w:val="left" w:pos="859"/>
+        </w:tabs>
+        <w:spacing w:before="22"/>
+        <w:rPr>
+          <w:rFonts w:asciiTheme="minorHAnsi" w:hAnsiTheme="minorHAnsi" w:cstheme="minorHAnsi"/>
+          <w:sz w:val="24"/>
+        </w:rPr>
+      </w:pPr>
+    </w:p>
+    <w:p>
+      <w:pPr>
+        <w:pStyle w:val="Subttulo"/>
+        <w:jc w:val="both"/>
+        <w:rPr>
+          <w:rFonts w:cstheme="minorHAnsi"/>
+          <w:i/>
+          <w:iCs/>
+          <w:sz w:val="24"/>
+          <w:szCs w:val="24"/>
+        </w:rPr>
+      </w:pPr>
+      <w:r>
+        <w:rPr>
+          <w:rFonts w:cstheme="minorHAnsi"/>
+          <w:i/>
+          <w:iCs/>
+          <w:sz w:val="24"/>
+          <w:szCs w:val="24"/>
+        </w:rPr>
+        <w:t>El Flujo de una Petición</w:t>
+      </w:r>
+    </w:p>
+    <w:p>
+      <w:pPr>
+        <w:tabs>
+          <w:tab w:val="left" w:pos="859"/>
+        </w:tabs>
+        <w:spacing w:before="22"/>
+        <w:rPr>
+          <w:rFonts w:asciiTheme="minorHAnsi" w:hAnsiTheme="minorHAnsi" w:cstheme="minorHAnsi"/>
+          <w:sz w:val="24"/>
+        </w:rPr>
+      </w:pPr>
+      <w:r>
+        <w:rPr>
+          <w:rFonts w:asciiTheme="minorHAnsi" w:hAnsiTheme="minorHAnsi" w:cstheme="minorHAnsi"/>
+          <w:sz w:val="24"/>
+        </w:rPr>
+        <w:t>Imagina que un usuario quiere ver el "Top de Zapatillas". Desde que escribe la dirección en su navegador hasta que la página aparece en su pantalla, ocurre un proceso fascinante que he diseñado de la siguiente manera:</w:t>
+      </w:r>
+    </w:p>
+    <w:p>
+      <w:pPr>
+        <w:tabs>
+          <w:tab w:val="left" w:pos="859"/>
+        </w:tabs>
+        <w:spacing w:before="22"/>
+        <w:rPr>
+          <w:rFonts w:asciiTheme="minorHAnsi" w:hAnsiTheme="minorHAnsi" w:cstheme="minorHAnsi"/>
+          <w:sz w:val="24"/>
+        </w:rPr>
+      </w:pPr>
+    </w:p>
+    <w:p>
+      <w:pPr>
+        <w:tabs>
+          <w:tab w:val="left" w:pos="859"/>
+        </w:tabs>
+        <w:spacing w:before="22"/>
+        <w:rPr>
+          <w:rFonts w:asciiTheme="minorHAnsi" w:hAnsiTheme="minorHAnsi" w:cstheme="minorHAnsi"/>
+          <w:sz w:val="24"/>
+        </w:rPr>
+      </w:pPr>
+      <w:r>
+        <w:rPr>
+          <w:rFonts w:asciiTheme="minorHAnsi" w:hAnsiTheme="minorHAnsi" w:cstheme="minorHAnsi"/>
+          <w:sz w:val="24"/>
+        </w:rPr>
+        <w:t xml:space="preserve">Paso 1: El Escudo de </w:t>
+      </w:r>
+      <w:proofErr w:type="spellStart"/>
+      <w:r>
+        <w:rPr>
+          <w:rFonts w:asciiTheme="minorHAnsi" w:hAnsiTheme="minorHAnsi" w:cstheme="minorHAnsi"/>
+          <w:sz w:val="24"/>
+        </w:rPr>
+        <w:t>Cloudflare</w:t>
+      </w:r>
+      <w:proofErr w:type="spellEnd"/>
+      <w:r>
+        <w:rPr>
+          <w:rFonts w:asciiTheme="minorHAnsi" w:hAnsiTheme="minorHAnsi" w:cstheme="minorHAnsi"/>
+          <w:sz w:val="24"/>
+        </w:rPr>
+        <w:t xml:space="preserve">. La petición no llega directamente a mi casa. Primero pasa por </w:t>
+      </w:r>
+      <w:proofErr w:type="spellStart"/>
+      <w:r>
+        <w:rPr>
+          <w:rFonts w:asciiTheme="minorHAnsi" w:hAnsiTheme="minorHAnsi" w:cstheme="minorHAnsi"/>
+          <w:sz w:val="24"/>
+        </w:rPr>
+        <w:t>Cloudflare</w:t>
+      </w:r>
+      <w:proofErr w:type="spellEnd"/>
+      <w:r>
+        <w:rPr>
+          <w:rFonts w:asciiTheme="minorHAnsi" w:hAnsiTheme="minorHAnsi" w:cstheme="minorHAnsi"/>
+          <w:sz w:val="24"/>
+        </w:rPr>
+        <w:t xml:space="preserve">. He configurado esto para que actúe como un "filtro de seguridad". Si alguien intenta atacar la web o entrar de forma maliciosa, </w:t>
+      </w:r>
+      <w:proofErr w:type="spellStart"/>
+      <w:r>
+        <w:rPr>
+          <w:rFonts w:asciiTheme="minorHAnsi" w:hAnsiTheme="minorHAnsi" w:cstheme="minorHAnsi"/>
+          <w:sz w:val="24"/>
+        </w:rPr>
+        <w:t>Cloudflare</w:t>
+      </w:r>
+      <w:proofErr w:type="spellEnd"/>
+      <w:r>
+        <w:rPr>
+          <w:rFonts w:asciiTheme="minorHAnsi" w:hAnsiTheme="minorHAnsi" w:cstheme="minorHAnsi"/>
+          <w:sz w:val="24"/>
+        </w:rPr>
+        <w:t xml:space="preserve"> lo bloquea antes siquiera de que llegue a mi red local.</w:t>
+      </w:r>
+    </w:p>
+    <w:p>
+      <w:pPr>
+        <w:tabs>
+          <w:tab w:val="left" w:pos="859"/>
+        </w:tabs>
+        <w:spacing w:before="22"/>
+        <w:rPr>
+          <w:rFonts w:asciiTheme="minorHAnsi" w:hAnsiTheme="minorHAnsi" w:cstheme="minorHAnsi"/>
+          <w:sz w:val="24"/>
+        </w:rPr>
+      </w:pPr>
+    </w:p>
+    <w:p>
+      <w:pPr>
+        <w:tabs>
+          <w:tab w:val="left" w:pos="859"/>
+        </w:tabs>
+        <w:spacing w:before="22"/>
+        <w:rPr>
+          <w:rFonts w:asciiTheme="minorHAnsi" w:hAnsiTheme="minorHAnsi" w:cstheme="minorHAnsi"/>
+          <w:sz w:val="24"/>
+        </w:rPr>
+      </w:pPr>
+      <w:r>
+        <w:rPr>
+          <w:rFonts w:asciiTheme="minorHAnsi" w:hAnsiTheme="minorHAnsi" w:cstheme="minorHAnsi"/>
+          <w:sz w:val="24"/>
+        </w:rPr>
+        <w:t xml:space="preserve">Paso 2: El Túnel Seguro. Una vez que la petición es validada, viaja a través del </w:t>
+      </w:r>
+      <w:proofErr w:type="spellStart"/>
+      <w:r>
+        <w:rPr>
+          <w:rFonts w:asciiTheme="minorHAnsi" w:hAnsiTheme="minorHAnsi" w:cstheme="minorHAnsi"/>
+          <w:sz w:val="24"/>
+        </w:rPr>
+        <w:t>Cloudflare</w:t>
+      </w:r>
+      <w:proofErr w:type="spellEnd"/>
+      <w:r>
+        <w:rPr>
+          <w:rFonts w:asciiTheme="minorHAnsi" w:hAnsiTheme="minorHAnsi" w:cstheme="minorHAnsi"/>
+          <w:sz w:val="24"/>
+        </w:rPr>
+        <w:t xml:space="preserve"> </w:t>
+      </w:r>
+      <w:proofErr w:type="spellStart"/>
+      <w:r>
+        <w:rPr>
+          <w:rFonts w:asciiTheme="minorHAnsi" w:hAnsiTheme="minorHAnsi" w:cstheme="minorHAnsi"/>
+          <w:sz w:val="24"/>
+        </w:rPr>
+        <w:t>Tunnel</w:t>
+      </w:r>
+      <w:proofErr w:type="spellEnd"/>
+      <w:r>
+        <w:rPr>
+          <w:rFonts w:asciiTheme="minorHAnsi" w:hAnsiTheme="minorHAnsi" w:cstheme="minorHAnsi"/>
+          <w:sz w:val="24"/>
+        </w:rPr>
+        <w:t xml:space="preserve">. Lo más importante de este diseño es que es un túnel de "salida". Mi Mini PC se </w:t>
+      </w:r>
+      <w:r>
+        <w:rPr>
+          <w:rFonts w:asciiTheme="minorHAnsi" w:hAnsiTheme="minorHAnsi" w:cstheme="minorHAnsi"/>
+          <w:sz w:val="24"/>
+        </w:rPr>
+        <w:lastRenderedPageBreak/>
+        <w:t xml:space="preserve">conecta a </w:t>
+      </w:r>
+      <w:proofErr w:type="spellStart"/>
+      <w:r>
+        <w:rPr>
+          <w:rFonts w:asciiTheme="minorHAnsi" w:hAnsiTheme="minorHAnsi" w:cstheme="minorHAnsi"/>
+          <w:sz w:val="24"/>
+        </w:rPr>
+        <w:t>Cloudflare</w:t>
+      </w:r>
+      <w:proofErr w:type="spellEnd"/>
+      <w:r>
+        <w:rPr>
+          <w:rFonts w:asciiTheme="minorHAnsi" w:hAnsiTheme="minorHAnsi" w:cstheme="minorHAnsi"/>
+          <w:sz w:val="24"/>
+        </w:rPr>
+        <w:t xml:space="preserve"> y no al revés. Esto permite que la web sea pública sin necesidad de que yo tenga que abrir puertos en mi </w:t>
+      </w:r>
+      <w:proofErr w:type="spellStart"/>
+      <w:r>
+        <w:rPr>
+          <w:rFonts w:asciiTheme="minorHAnsi" w:hAnsiTheme="minorHAnsi" w:cstheme="minorHAnsi"/>
+          <w:sz w:val="24"/>
+        </w:rPr>
+        <w:t>router</w:t>
+      </w:r>
+      <w:proofErr w:type="spellEnd"/>
+      <w:r>
+        <w:rPr>
+          <w:rFonts w:asciiTheme="minorHAnsi" w:hAnsiTheme="minorHAnsi" w:cstheme="minorHAnsi"/>
+          <w:sz w:val="24"/>
+        </w:rPr>
+        <w:t>, manteniendo mi red doméstica totalmente invisible para el resto del mundo.</w:t>
+      </w:r>
+    </w:p>
+    <w:p>
+      <w:pPr>
+        <w:tabs>
+          <w:tab w:val="left" w:pos="859"/>
+        </w:tabs>
+        <w:spacing w:before="22"/>
+        <w:rPr>
+          <w:rFonts w:asciiTheme="minorHAnsi" w:hAnsiTheme="minorHAnsi" w:cstheme="minorHAnsi"/>
+          <w:sz w:val="24"/>
+        </w:rPr>
+      </w:pPr>
+    </w:p>
+    <w:p>
+      <w:pPr>
+        <w:tabs>
+          <w:tab w:val="left" w:pos="859"/>
+        </w:tabs>
+        <w:spacing w:before="22"/>
+        <w:rPr>
+          <w:rFonts w:asciiTheme="minorHAnsi" w:hAnsiTheme="minorHAnsi" w:cstheme="minorHAnsi"/>
+          <w:sz w:val="24"/>
+        </w:rPr>
+      </w:pPr>
+      <w:r>
+        <w:rPr>
+          <w:rFonts w:asciiTheme="minorHAnsi" w:hAnsiTheme="minorHAnsi" w:cstheme="minorHAnsi"/>
+          <w:sz w:val="24"/>
+        </w:rPr>
+        <w:t>Paso 3: El Orquestador de Docker. Cuando la petición entra en mi Mini PC, es recibida por Docker. Aquí es donde entran en juego las "burbujas" que mencioné antes. He configurado una red interna virtual dentro de Docker para que los contenedores se pasen la información de forma privada y segura.</w:t>
+      </w:r>
+    </w:p>
+    <w:p>
+      <w:pPr>
+        <w:tabs>
+          <w:tab w:val="left" w:pos="859"/>
+        </w:tabs>
+        <w:spacing w:before="22"/>
+        <w:rPr>
+          <w:rFonts w:asciiTheme="minorHAnsi" w:hAnsiTheme="minorHAnsi" w:cstheme="minorHAnsi"/>
+          <w:sz w:val="24"/>
+        </w:rPr>
+      </w:pPr>
+    </w:p>
+    <w:p>
+      <w:pPr>
+        <w:pStyle w:val="Subttulo"/>
+        <w:jc w:val="both"/>
+        <w:rPr>
+          <w:rFonts w:cstheme="minorHAnsi"/>
+          <w:i/>
+          <w:iCs/>
+          <w:sz w:val="24"/>
+          <w:szCs w:val="24"/>
+        </w:rPr>
+      </w:pPr>
+      <w:r>
+        <w:rPr>
+          <w:rFonts w:cstheme="minorHAnsi"/>
+          <w:i/>
+          <w:iCs/>
+          <w:sz w:val="24"/>
+          <w:szCs w:val="24"/>
+        </w:rPr>
+        <w:t>La Arquitectura Interna</w:t>
+      </w:r>
+    </w:p>
+    <w:p>
+      <w:pPr>
+        <w:tabs>
+          <w:tab w:val="left" w:pos="859"/>
+        </w:tabs>
+        <w:spacing w:before="22"/>
+        <w:rPr>
+          <w:rFonts w:asciiTheme="minorHAnsi" w:hAnsiTheme="minorHAnsi" w:cstheme="minorHAnsi"/>
+          <w:sz w:val="24"/>
+        </w:rPr>
+      </w:pPr>
+      <w:r>
+        <w:rPr>
+          <w:rFonts w:asciiTheme="minorHAnsi" w:hAnsiTheme="minorHAnsi" w:cstheme="minorHAnsi"/>
+          <w:sz w:val="24"/>
+        </w:rPr>
+        <w:t>Dentro de mi servidor (el Mini PC), he diseñado un esquema de tres contenedores que trabajan en equipo:</w:t>
+      </w:r>
+    </w:p>
+    <w:p>
+      <w:pPr>
+        <w:tabs>
+          <w:tab w:val="left" w:pos="859"/>
+        </w:tabs>
+        <w:spacing w:before="22"/>
+        <w:rPr>
+          <w:rFonts w:asciiTheme="minorHAnsi" w:hAnsiTheme="minorHAnsi" w:cstheme="minorHAnsi"/>
+          <w:sz w:val="24"/>
+        </w:rPr>
+      </w:pPr>
+    </w:p>
+    <w:p>
+      <w:pPr>
+        <w:tabs>
+          <w:tab w:val="left" w:pos="859"/>
+        </w:tabs>
+        <w:spacing w:before="22"/>
+        <w:rPr>
+          <w:rFonts w:asciiTheme="minorHAnsi" w:hAnsiTheme="minorHAnsi" w:cstheme="minorHAnsi"/>
+          <w:sz w:val="24"/>
+        </w:rPr>
+      </w:pPr>
+      <w:r>
+        <w:rPr>
+          <w:rFonts w:asciiTheme="minorHAnsi" w:hAnsiTheme="minorHAnsi" w:cstheme="minorHAnsi"/>
+          <w:sz w:val="24"/>
+        </w:rPr>
+        <w:t>Contenedor Web (</w:t>
+      </w:r>
+      <w:proofErr w:type="spellStart"/>
+      <w:r>
+        <w:rPr>
+          <w:rFonts w:asciiTheme="minorHAnsi" w:hAnsiTheme="minorHAnsi" w:cstheme="minorHAnsi"/>
+          <w:sz w:val="24"/>
+        </w:rPr>
+        <w:t>Nginx</w:t>
+      </w:r>
+      <w:proofErr w:type="spellEnd"/>
+      <w:r>
+        <w:rPr>
+          <w:rFonts w:asciiTheme="minorHAnsi" w:hAnsiTheme="minorHAnsi" w:cstheme="minorHAnsi"/>
+          <w:sz w:val="24"/>
+        </w:rPr>
+        <w:t>): Es el primero en recibir al usuario. Su función es servir los archivos estáticos (como las fotos de las zapatillas y los estilos CSS) de la manera más rápida posible. Si detecta que el usuario quiere hacer algo complejo (como votar), le pasa el testigo al siguiente contenedor.</w:t>
+      </w:r>
+    </w:p>
+    <w:p>
+      <w:pPr>
+        <w:tabs>
+          <w:tab w:val="left" w:pos="859"/>
+        </w:tabs>
+        <w:spacing w:before="22"/>
+        <w:rPr>
+          <w:rFonts w:asciiTheme="minorHAnsi" w:hAnsiTheme="minorHAnsi" w:cstheme="minorHAnsi"/>
+          <w:sz w:val="24"/>
+        </w:rPr>
+      </w:pPr>
+    </w:p>
+    <w:p>
+      <w:pPr>
+        <w:tabs>
+          <w:tab w:val="left" w:pos="859"/>
+        </w:tabs>
+        <w:spacing w:before="22"/>
+        <w:rPr>
+          <w:rFonts w:asciiTheme="minorHAnsi" w:hAnsiTheme="minorHAnsi" w:cstheme="minorHAnsi"/>
+          <w:sz w:val="24"/>
+        </w:rPr>
+      </w:pPr>
+      <w:r>
+        <w:rPr>
+          <w:rFonts w:asciiTheme="minorHAnsi" w:hAnsiTheme="minorHAnsi" w:cstheme="minorHAnsi"/>
+          <w:sz w:val="24"/>
+        </w:rPr>
+        <w:t>Contenedor de Aplicación (Laravel): Aquí es donde vive mi código PHP. Laravel procesa la lógica, comprueba si el usuario tiene permiso para votar y decide qué información mostrar.</w:t>
+      </w:r>
+    </w:p>
+    <w:p>
+      <w:pPr>
+        <w:tabs>
+          <w:tab w:val="left" w:pos="859"/>
+        </w:tabs>
+        <w:spacing w:before="22"/>
+        <w:rPr>
+          <w:rFonts w:asciiTheme="minorHAnsi" w:hAnsiTheme="minorHAnsi" w:cstheme="minorHAnsi"/>
+          <w:sz w:val="24"/>
+        </w:rPr>
+      </w:pPr>
+    </w:p>
+    <w:p>
+      <w:pPr>
+        <w:tabs>
+          <w:tab w:val="left" w:pos="859"/>
+        </w:tabs>
+        <w:spacing w:before="22"/>
+        <w:rPr>
+          <w:rFonts w:asciiTheme="minorHAnsi" w:hAnsiTheme="minorHAnsi" w:cstheme="minorHAnsi"/>
+          <w:sz w:val="24"/>
+        </w:rPr>
+      </w:pPr>
+      <w:r>
+        <w:rPr>
+          <w:rFonts w:asciiTheme="minorHAnsi" w:hAnsiTheme="minorHAnsi" w:cstheme="minorHAnsi"/>
+          <w:sz w:val="24"/>
+        </w:rPr>
+        <w:t>Contenedor de Base de Datos (MySQL): Es el almacén. Está aislado del resto y solo responde a las peticiones que le envía Laravel. He configurado "volúmenes de datos", lo que significa que, aunque yo apague el Mini PC o reinicie los contenedores, la información de las marcas y los favoritos nunca se borra; permanece guardada en el disco duro de forma persistente.</w:t>
+      </w:r>
+    </w:p>
+    <w:p>
+      <w:pPr>
+        <w:tabs>
+          <w:tab w:val="left" w:pos="859"/>
+        </w:tabs>
+        <w:spacing w:before="22"/>
+        <w:rPr>
+          <w:rFonts w:asciiTheme="minorHAnsi" w:hAnsiTheme="minorHAnsi" w:cstheme="minorHAnsi"/>
+          <w:sz w:val="24"/>
+        </w:rPr>
+      </w:pPr>
+    </w:p>
+    <w:p>
+      <w:pPr>
+        <w:pStyle w:val="Subttulo"/>
+        <w:jc w:val="both"/>
+        <w:rPr>
+          <w:rFonts w:cstheme="minorHAnsi"/>
+          <w:i/>
+          <w:iCs/>
+          <w:sz w:val="24"/>
+          <w:szCs w:val="24"/>
+        </w:rPr>
+      </w:pPr>
+      <w:r>
+        <w:rPr>
+          <w:rFonts w:cstheme="minorHAnsi"/>
+          <w:noProof/>
+          <w:sz w:val="24"/>
+        </w:rPr>
+        <w:drawing>
+          <wp:anchor distT="0" distB="0" distL="114300" distR="114300" simplePos="0" relativeHeight="251659264" behindDoc="1" locked="0" layoutInCell="1" allowOverlap="1" wp14:anchorId="0B92BDFB" wp14:editId="3151AD8E">
+            <wp:simplePos x="0" y="0"/>
+            <wp:positionH relativeFrom="margin">
+              <wp:align>center</wp:align>
+            </wp:positionH>
+            <wp:positionV relativeFrom="paragraph">
+              <wp:posOffset>474345</wp:posOffset>
+            </wp:positionV>
+            <wp:extent cx="4551045" cy="2822575"/>
+            <wp:effectExtent l="0" t="0" r="1905" b="0"/>
+            <wp:wrapTopAndBottom/>
+            <wp:docPr id="8" name="Imagen 8"/>
+            <wp:cNvGraphicFramePr>
+              <a:graphicFrameLocks xmlns:a="http://schemas.openxmlformats.org/drawingml/2006/main" noChangeAspect="1"/>
+            </wp:cNvGraphicFramePr>
+            <a:graphic xmlns:a="http://schemas.openxmlformats.org/drawingml/2006/main">
+              <a:graphicData uri="http://schemas.openxmlformats.org/drawingml/2006/picture">
+                <pic:pic xmlns:pic="http://schemas.openxmlformats.org/drawingml/2006/picture">
+                  <pic:nvPicPr>
+                    <pic:cNvPr id="0" name="Picture 17"/>
+                    <pic:cNvPicPr>
+                      <a:picLocks noChangeAspect="1" noChangeArrowheads="1"/>
+                    </pic:cNvPicPr>
+                  </pic:nvPicPr>
+                  <pic:blipFill>
+                    <a:blip r:embed="rId10">
+                      <a:extLst>
+                        <a:ext uri="{28A0092B-C50C-407E-A947-70E740481C1C}">
+                          <a14:useLocalDpi xmlns:a14="http://schemas.microsoft.com/office/drawing/2010/main" val="0"/>
+                        </a:ext>
+                      </a:extLst>
+                    </a:blip>
+                    <a:srcRect/>
+                    <a:stretch>
+                      <a:fillRect/>
+                    </a:stretch>
+                  </pic:blipFill>
+                  <pic:spPr bwMode="auto">
+                    <a:xfrm>
+                      <a:off x="0" y="0"/>
+                      <a:ext cx="4551045" cy="2822575"/>
+                    </a:xfrm>
+                    <a:prstGeom prst="rect">
+                      <a:avLst/>
+                    </a:prstGeom>
+                    <a:noFill/>
+                    <a:ln>
+                      <a:noFill/>
+                    </a:ln>
+                  </pic:spPr>
+                </pic:pic>
+              </a:graphicData>
+            </a:graphic>
+            <wp14:sizeRelH relativeFrom="margin">
+              <wp14:pctWidth>0</wp14:pctWidth>
+            </wp14:sizeRelH>
+            <wp14:sizeRelV relativeFrom="margin">
+              <wp14:pctHeight>0</wp14:pctHeight>
+            </wp14:sizeRelV>
+          </wp:anchor>
+        </w:drawing>
+      </w:r>
+      <w:r>
+        <w:rPr>
+          <w:rFonts w:cstheme="minorHAnsi"/>
+          <w:i/>
+          <w:iCs/>
+          <w:sz w:val="24"/>
+          <w:szCs w:val="24"/>
+        </w:rPr>
+        <w:t>Propuesta de Diagrama Visual</w:t>
+      </w:r>
+    </w:p>
+    <w:p>
+      <w:pPr>
+        <w:tabs>
+          <w:tab w:val="left" w:pos="859"/>
+        </w:tabs>
+        <w:spacing w:before="22"/>
+        <w:rPr>
+          <w:rFonts w:asciiTheme="minorHAnsi" w:hAnsiTheme="minorHAnsi" w:cstheme="minorHAnsi"/>
+          <w:sz w:val="24"/>
+        </w:rPr>
+      </w:pPr>
+    </w:p>
+    <w:p>
+      <w:pPr>
+        <w:pStyle w:val="Subttulo"/>
+        <w:jc w:val="both"/>
+        <w:rPr>
+          <w:rFonts w:cstheme="minorHAnsi"/>
+          <w:i/>
+          <w:iCs/>
+          <w:sz w:val="24"/>
+          <w:szCs w:val="24"/>
+        </w:rPr>
+      </w:pPr>
+    </w:p>
+    <w:p>
+      <w:pPr>
+        <w:pStyle w:val="Subttulo"/>
+        <w:jc w:val="both"/>
+        <w:rPr>
+          <w:rFonts w:cstheme="minorHAnsi"/>
+          <w:i/>
+          <w:iCs/>
+          <w:sz w:val="24"/>
+          <w:szCs w:val="24"/>
+        </w:rPr>
+      </w:pPr>
+      <w:r>
+        <w:rPr>
+          <w:rFonts w:cstheme="minorHAnsi"/>
+          <w:i/>
+          <w:iCs/>
+          <w:sz w:val="24"/>
+          <w:szCs w:val="24"/>
+        </w:rPr>
+        <w:lastRenderedPageBreak/>
+        <w:t>¿Por qué este diseño es el mejor para este proyecto?</w:t>
+      </w:r>
+    </w:p>
+    <w:p>
+      <w:pPr>
+        <w:tabs>
+          <w:tab w:val="left" w:pos="859"/>
+        </w:tabs>
+        <w:spacing w:before="22"/>
+        <w:rPr>
+          <w:rFonts w:asciiTheme="minorHAnsi" w:hAnsiTheme="minorHAnsi" w:cstheme="minorHAnsi"/>
+          <w:sz w:val="24"/>
+        </w:rPr>
+      </w:pPr>
+      <w:r>
+        <w:rPr>
+          <w:rFonts w:asciiTheme="minorHAnsi" w:hAnsiTheme="minorHAnsi" w:cstheme="minorHAnsi"/>
+          <w:sz w:val="24"/>
+        </w:rPr>
+        <w:t>He elegido este esquema por tres razones fundamentales:</w:t>
+      </w:r>
+    </w:p>
+    <w:p>
+      <w:pPr>
+        <w:tabs>
+          <w:tab w:val="left" w:pos="859"/>
+        </w:tabs>
+        <w:spacing w:before="22"/>
+        <w:rPr>
+          <w:rFonts w:asciiTheme="minorHAnsi" w:hAnsiTheme="minorHAnsi" w:cstheme="minorHAnsi"/>
+          <w:sz w:val="24"/>
+        </w:rPr>
+      </w:pPr>
+    </w:p>
+    <w:p>
+      <w:pPr>
+        <w:pStyle w:val="Prrafodelista"/>
+        <w:numPr>
+          <w:ilvl w:val="0"/>
+          <w:numId w:val="22"/>
+        </w:numPr>
+        <w:tabs>
+          <w:tab w:val="left" w:pos="859"/>
+        </w:tabs>
+        <w:spacing w:before="22" w:line="276" w:lineRule="auto"/>
+        <w:rPr>
+          <w:rFonts w:asciiTheme="minorHAnsi" w:hAnsiTheme="minorHAnsi" w:cstheme="minorHAnsi"/>
+          <w:sz w:val="24"/>
+        </w:rPr>
+      </w:pPr>
+      <w:r>
+        <w:rPr>
+          <w:rFonts w:asciiTheme="minorHAnsi" w:hAnsiTheme="minorHAnsi" w:cstheme="minorHAnsi"/>
+          <w:sz w:val="24"/>
+        </w:rPr>
+        <w:t xml:space="preserve">Seguridad: Mi IP privada nunca sale a la luz. Para el mundo exterior, mi web vive en </w:t>
+      </w:r>
+      <w:proofErr w:type="spellStart"/>
+      <w:r>
+        <w:rPr>
+          <w:rFonts w:asciiTheme="minorHAnsi" w:hAnsiTheme="minorHAnsi" w:cstheme="minorHAnsi"/>
+          <w:sz w:val="24"/>
+        </w:rPr>
+        <w:t>Cloudflare</w:t>
+      </w:r>
+      <w:proofErr w:type="spellEnd"/>
+      <w:r>
+        <w:rPr>
+          <w:rFonts w:asciiTheme="minorHAnsi" w:hAnsiTheme="minorHAnsi" w:cstheme="minorHAnsi"/>
+          <w:sz w:val="24"/>
+        </w:rPr>
+        <w:t>, pero físicamente está en mi escritorio.</w:t>
+      </w:r>
+    </w:p>
+    <w:p>
+      <w:pPr>
+        <w:pStyle w:val="Prrafodelista"/>
+        <w:numPr>
+          <w:ilvl w:val="0"/>
+          <w:numId w:val="22"/>
+        </w:numPr>
+        <w:tabs>
+          <w:tab w:val="left" w:pos="859"/>
+        </w:tabs>
+        <w:spacing w:before="22" w:line="276" w:lineRule="auto"/>
+        <w:rPr>
+          <w:rFonts w:asciiTheme="minorHAnsi" w:hAnsiTheme="minorHAnsi" w:cstheme="minorHAnsi"/>
+          <w:sz w:val="24"/>
+        </w:rPr>
+      </w:pPr>
+      <w:r>
+        <w:rPr>
+          <w:rFonts w:asciiTheme="minorHAnsi" w:hAnsiTheme="minorHAnsi" w:cstheme="minorHAnsi"/>
+          <w:sz w:val="24"/>
+        </w:rPr>
+        <w:t>Mantenimiento: Si quiero actualizar la versión de la base de datos, solo tengo que tocar el contenedor de MySQL. El resto de la web sigue funcionando perfectamente.</w:t>
+      </w:r>
+    </w:p>
+    <w:p>
+      <w:pPr>
+        <w:pStyle w:val="Prrafodelista"/>
+        <w:numPr>
+          <w:ilvl w:val="0"/>
+          <w:numId w:val="22"/>
+        </w:numPr>
+        <w:tabs>
+          <w:tab w:val="left" w:pos="859"/>
+        </w:tabs>
+        <w:spacing w:before="22" w:line="276" w:lineRule="auto"/>
+        <w:rPr>
+          <w:rFonts w:asciiTheme="minorHAnsi" w:hAnsiTheme="minorHAnsi" w:cstheme="minorHAnsi"/>
+          <w:sz w:val="24"/>
+        </w:rPr>
+      </w:pPr>
+      <w:r>
+        <w:rPr>
+          <w:rFonts w:asciiTheme="minorHAnsi" w:hAnsiTheme="minorHAnsi" w:cstheme="minorHAnsi"/>
+          <w:sz w:val="24"/>
+        </w:rPr>
+        <w:t>Coste Cero: Al usar mi propio hardware y herramientas de código abierto como Docker y Laravel, he conseguido montar una infraestructura profesional sin pagar cuotas mensuales de servidores en la nube (AWS o Google Cloud).</w:t>
+      </w:r>
+    </w:p>
     <w:sectPr>
       <w:pgSz w:w="11910" w:h="16840"/>
       <w:pgMar w:top="1300" w:right="1559" w:bottom="280" w:left="1559" w:header="720" w:footer="720" w:gutter="0"/>
@@ -11258,6 +13106,232 @@
 <file path=word/numbering.xml><?xml version="1.0" encoding="utf-8"?>
 <w:numbering xmlns:wpc="http://schemas.microsoft.com/office/word/2010/wordprocessingCanvas" xmlns:cx="http://schemas.microsoft.com/office/drawing/2014/chartex" xmlns:cx1="http://schemas.microsoft.com/office/drawing/2015/9/8/chartex" xmlns:cx2="http://schemas.microsoft.com/office/drawing/2015/10/21/chartex" xmlns:cx3="http://schemas.microsoft.com/office/drawing/2016/5/9/chartex" xmlns:cx4="http://schemas.microsoft.com/office/drawing/2016/5/10/chartex" xmlns:cx5="http://schemas.microsoft.com/office/drawing/2016/5/11/chartex" xmlns:cx6="http://schemas.microsoft.com/office/drawing/2016/5/12/chartex" xmlns:cx7="http://schemas.microsoft.com/office/drawing/2016/5/13/chartex" xmlns:cx8="http://schemas.microsoft.com/office/drawing/2016/5/14/chartex" xmlns:mc="http://schemas.openxmlformats.org/markup-compatibility/2006" xmlns:aink="http://schemas.microsoft.com/office/drawing/2016/ink" xmlns:am3d="http://schemas.microsoft.com/office/drawing/2017/model3d" xmlns:o="urn:schemas-microsoft-com:office:office" xmlns:r="http://schemas.openxmlformats.org/officeDocument/2006/relationships" xmlns:m="http://schemas.openxmlformats.org/officeDocument/2006/math" xmlns:v="urn:schemas-microsoft-com:vml" xmlns:wp14="http://schemas.microsoft.com/office/word/2010/wordprocessingDrawing" xmlns:wp="http://schemas.openxmlformats.org/drawingml/2006/wordprocessingDrawing" xmlns:w10="urn:schemas-microsoft-com:office:word" xmlns:w="http://schemas.openxmlformats.org/wordprocessingml/2006/main" xmlns:w14="http://schemas.microsoft.com/office/word/2010/wordml" xmlns:w15="http://schemas.microsoft.com/office/word/2012/wordml" xmlns:w16cex="http://schemas.microsoft.com/office/word/2018/wordml/cex" xmlns:w16cid="http://schemas.microsoft.com/office/word/2016/wordml/cid" xmlns:w16="http://schemas.microsoft.com/office/word/2018/wordml" xmlns:w16sdtdh="http://schemas.microsoft.com/office/word/2020/wordml/sdtdatahash" xmlns:w16se="http://schemas.microsoft.com/office/word/2015/wordml/symex" xmlns:wpg="http://schemas.microsoft.com/office/word/2010/wordprocessingGroup" xmlns:wpi="http://schemas.microsoft.com/office/word/2010/wordprocessingInk" xmlns:wne="http://schemas.microsoft.com/office/word/2006/wordml" xmlns:wps="http://schemas.microsoft.com/office/word/2010/wordprocessingShape" mc:Ignorable="w14 w15 w16se w16cid w16 w16cex w16sdtdh wp14">
   <w:abstractNum w:abstractNumId="0" w15:restartNumberingAfterBreak="0">
+    <w:nsid w:val="002945FE"/>
+    <w:multiLevelType w:val="hybridMultilevel"/>
+    <w:tmpl w:val="BD585A00"/>
+    <w:lvl w:ilvl="0" w:tplc="0C0A0005">
+      <w:start w:val="1"/>
+      <w:numFmt w:val="bullet"/>
+      <w:lvlText w:val=""/>
+      <w:lvlJc w:val="left"/>
+      <w:pPr>
+        <w:ind w:left="720" w:hanging="360"/>
+      </w:pPr>
+      <w:rPr>
+        <w:rFonts w:ascii="Wingdings" w:hAnsi="Wingdings" w:hint="default"/>
+      </w:rPr>
+    </w:lvl>
+    <w:lvl w:ilvl="1" w:tplc="0C0A0003" w:tentative="1">
+      <w:start w:val="1"/>
+      <w:numFmt w:val="bullet"/>
+      <w:lvlText w:val="o"/>
+      <w:lvlJc w:val="left"/>
+      <w:pPr>
+        <w:ind w:left="1440" w:hanging="360"/>
+      </w:pPr>
+      <w:rPr>
+        <w:rFonts w:ascii="Courier New" w:hAnsi="Courier New" w:cs="Courier New" w:hint="default"/>
+      </w:rPr>
+    </w:lvl>
+    <w:lvl w:ilvl="2" w:tplc="0C0A0005" w:tentative="1">
+      <w:start w:val="1"/>
+      <w:numFmt w:val="bullet"/>
+      <w:lvlText w:val=""/>
+      <w:lvlJc w:val="left"/>
+      <w:pPr>
+        <w:ind w:left="2160" w:hanging="360"/>
+      </w:pPr>
+      <w:rPr>
+        <w:rFonts w:ascii="Wingdings" w:hAnsi="Wingdings" w:hint="default"/>
+      </w:rPr>
+    </w:lvl>
+    <w:lvl w:ilvl="3" w:tplc="0C0A0001" w:tentative="1">
+      <w:start w:val="1"/>
+      <w:numFmt w:val="bullet"/>
+      <w:lvlText w:val=""/>
+      <w:lvlJc w:val="left"/>
+      <w:pPr>
+        <w:ind w:left="2880" w:hanging="360"/>
+      </w:pPr>
+      <w:rPr>
+        <w:rFonts w:ascii="Symbol" w:hAnsi="Symbol" w:hint="default"/>
+      </w:rPr>
+    </w:lvl>
+    <w:lvl w:ilvl="4" w:tplc="0C0A0003" w:tentative="1">
+      <w:start w:val="1"/>
+      <w:numFmt w:val="bullet"/>
+      <w:lvlText w:val="o"/>
+      <w:lvlJc w:val="left"/>
+      <w:pPr>
+        <w:ind w:left="3600" w:hanging="360"/>
+      </w:pPr>
+      <w:rPr>
+        <w:rFonts w:ascii="Courier New" w:hAnsi="Courier New" w:cs="Courier New" w:hint="default"/>
+      </w:rPr>
+    </w:lvl>
+    <w:lvl w:ilvl="5" w:tplc="0C0A0005" w:tentative="1">
+      <w:start w:val="1"/>
+      <w:numFmt w:val="bullet"/>
+      <w:lvlText w:val=""/>
+      <w:lvlJc w:val="left"/>
+      <w:pPr>
+        <w:ind w:left="4320" w:hanging="360"/>
+      </w:pPr>
+      <w:rPr>
+        <w:rFonts w:ascii="Wingdings" w:hAnsi="Wingdings" w:hint="default"/>
+      </w:rPr>
+    </w:lvl>
+    <w:lvl w:ilvl="6" w:tplc="0C0A0001" w:tentative="1">
+      <w:start w:val="1"/>
+      <w:numFmt w:val="bullet"/>
+      <w:lvlText w:val=""/>
+      <w:lvlJc w:val="left"/>
+      <w:pPr>
+        <w:ind w:left="5040" w:hanging="360"/>
+      </w:pPr>
+      <w:rPr>
+        <w:rFonts w:ascii="Symbol" w:hAnsi="Symbol" w:hint="default"/>
+      </w:rPr>
+    </w:lvl>
+    <w:lvl w:ilvl="7" w:tplc="0C0A0003" w:tentative="1">
+      <w:start w:val="1"/>
+      <w:numFmt w:val="bullet"/>
+      <w:lvlText w:val="o"/>
+      <w:lvlJc w:val="left"/>
+      <w:pPr>
+        <w:ind w:left="5760" w:hanging="360"/>
+      </w:pPr>
+      <w:rPr>
+        <w:rFonts w:ascii="Courier New" w:hAnsi="Courier New" w:cs="Courier New" w:hint="default"/>
+      </w:rPr>
+    </w:lvl>
+    <w:lvl w:ilvl="8" w:tplc="0C0A0005" w:tentative="1">
+      <w:start w:val="1"/>
+      <w:numFmt w:val="bullet"/>
+      <w:lvlText w:val=""/>
+      <w:lvlJc w:val="left"/>
+      <w:pPr>
+        <w:ind w:left="6480" w:hanging="360"/>
+      </w:pPr>
+      <w:rPr>
+        <w:rFonts w:ascii="Wingdings" w:hAnsi="Wingdings" w:hint="default"/>
+      </w:rPr>
+    </w:lvl>
+  </w:abstractNum>
+  <w:abstractNum w:abstractNumId="1" w15:restartNumberingAfterBreak="0">
+    <w:nsid w:val="066A3416"/>
+    <w:multiLevelType w:val="hybridMultilevel"/>
+    <w:tmpl w:val="CE5A0EFE"/>
+    <w:lvl w:ilvl="0" w:tplc="0C0A0001">
+      <w:start w:val="1"/>
+      <w:numFmt w:val="bullet"/>
+      <w:lvlText w:val=""/>
+      <w:lvlJc w:val="left"/>
+      <w:pPr>
+        <w:ind w:left="720" w:hanging="360"/>
+      </w:pPr>
+      <w:rPr>
+        <w:rFonts w:ascii="Symbol" w:hAnsi="Symbol" w:hint="default"/>
+      </w:rPr>
+    </w:lvl>
+    <w:lvl w:ilvl="1" w:tplc="0C0A0003" w:tentative="1">
+      <w:start w:val="1"/>
+      <w:numFmt w:val="bullet"/>
+      <w:lvlText w:val="o"/>
+      <w:lvlJc w:val="left"/>
+      <w:pPr>
+        <w:ind w:left="1440" w:hanging="360"/>
+      </w:pPr>
+      <w:rPr>
+        <w:rFonts w:ascii="Courier New" w:hAnsi="Courier New" w:cs="Courier New" w:hint="default"/>
+      </w:rPr>
+    </w:lvl>
+    <w:lvl w:ilvl="2" w:tplc="0C0A0005" w:tentative="1">
+      <w:start w:val="1"/>
+      <w:numFmt w:val="bullet"/>
+      <w:lvlText w:val=""/>
+      <w:lvlJc w:val="left"/>
+      <w:pPr>
+        <w:ind w:left="2160" w:hanging="360"/>
+      </w:pPr>
+      <w:rPr>
+        <w:rFonts w:ascii="Wingdings" w:hAnsi="Wingdings" w:hint="default"/>
+      </w:rPr>
+    </w:lvl>
+    <w:lvl w:ilvl="3" w:tplc="0C0A0001" w:tentative="1">
+      <w:start w:val="1"/>
+      <w:numFmt w:val="bullet"/>
+      <w:lvlText w:val=""/>
+      <w:lvlJc w:val="left"/>
+      <w:pPr>
+        <w:ind w:left="2880" w:hanging="360"/>
+      </w:pPr>
+      <w:rPr>
+        <w:rFonts w:ascii="Symbol" w:hAnsi="Symbol" w:hint="default"/>
+      </w:rPr>
+    </w:lvl>
+    <w:lvl w:ilvl="4" w:tplc="0C0A0003" w:tentative="1">
+      <w:start w:val="1"/>
+      <w:numFmt w:val="bullet"/>
+      <w:lvlText w:val="o"/>
+      <w:lvlJc w:val="left"/>
+      <w:pPr>
+        <w:ind w:left="3600" w:hanging="360"/>
+      </w:pPr>
+      <w:rPr>
+        <w:rFonts w:ascii="Courier New" w:hAnsi="Courier New" w:cs="Courier New" w:hint="default"/>
+      </w:rPr>
+    </w:lvl>
+    <w:lvl w:ilvl="5" w:tplc="0C0A0005" w:tentative="1">
+      <w:start w:val="1"/>
+      <w:numFmt w:val="bullet"/>
+      <w:lvlText w:val=""/>
+      <w:lvlJc w:val="left"/>
+      <w:pPr>
+        <w:ind w:left="4320" w:hanging="360"/>
+      </w:pPr>
+      <w:rPr>
+        <w:rFonts w:ascii="Wingdings" w:hAnsi="Wingdings" w:hint="default"/>
+      </w:rPr>
+    </w:lvl>
+    <w:lvl w:ilvl="6" w:tplc="0C0A0001" w:tentative="1">
+      <w:start w:val="1"/>
+      <w:numFmt w:val="bullet"/>
+      <w:lvlText w:val=""/>
+      <w:lvlJc w:val="left"/>
+      <w:pPr>
+        <w:ind w:left="5040" w:hanging="360"/>
+      </w:pPr>
+      <w:rPr>
+        <w:rFonts w:ascii="Symbol" w:hAnsi="Symbol" w:hint="default"/>
+      </w:rPr>
+    </w:lvl>
+    <w:lvl w:ilvl="7" w:tplc="0C0A0003" w:tentative="1">
+      <w:start w:val="1"/>
+      <w:numFmt w:val="bullet"/>
+      <w:lvlText w:val="o"/>
+      <w:lvlJc w:val="left"/>
+      <w:pPr>
+        <w:ind w:left="5760" w:hanging="360"/>
+      </w:pPr>
+      <w:rPr>
+        <w:rFonts w:ascii="Courier New" w:hAnsi="Courier New" w:cs="Courier New" w:hint="default"/>
+      </w:rPr>
+    </w:lvl>
+    <w:lvl w:ilvl="8" w:tplc="0C0A0005" w:tentative="1">
+      <w:start w:val="1"/>
+      <w:numFmt w:val="bullet"/>
+      <w:lvlText w:val=""/>
+      <w:lvlJc w:val="left"/>
+      <w:pPr>
+        <w:ind w:left="6480" w:hanging="360"/>
+      </w:pPr>
+      <w:rPr>
+        <w:rFonts w:ascii="Wingdings" w:hAnsi="Wingdings" w:hint="default"/>
+      </w:rPr>
+    </w:lvl>
+  </w:abstractNum>
+  <w:abstractNum w:abstractNumId="2" w15:restartNumberingAfterBreak="0">
     <w:nsid w:val="0B561865"/>
     <w:multiLevelType w:val="hybridMultilevel"/>
     <w:tmpl w:val="0186B42C"/>
@@ -11370,7 +13444,7 @@
       </w:rPr>
     </w:lvl>
   </w:abstractNum>
-  <w:abstractNum w:abstractNumId="1" w15:restartNumberingAfterBreak="0">
+  <w:abstractNum w:abstractNumId="3" w15:restartNumberingAfterBreak="0">
     <w:nsid w:val="0DF3634B"/>
     <w:multiLevelType w:val="hybridMultilevel"/>
     <w:tmpl w:val="DAB05188"/>
@@ -11483,7 +13557,7 @@
       </w:rPr>
     </w:lvl>
   </w:abstractNum>
-  <w:abstractNum w:abstractNumId="2" w15:restartNumberingAfterBreak="0">
+  <w:abstractNum w:abstractNumId="4" w15:restartNumberingAfterBreak="0">
     <w:nsid w:val="11187013"/>
     <w:multiLevelType w:val="hybridMultilevel"/>
     <w:tmpl w:val="986AC1EC"/>
@@ -11596,7 +13670,96 @@
       </w:rPr>
     </w:lvl>
   </w:abstractNum>
-  <w:abstractNum w:abstractNumId="3" w15:restartNumberingAfterBreak="0">
+  <w:abstractNum w:abstractNumId="5" w15:restartNumberingAfterBreak="0">
+    <w:nsid w:val="174E481F"/>
+    <w:multiLevelType w:val="hybridMultilevel"/>
+    <w:tmpl w:val="4D88D47E"/>
+    <w:lvl w:ilvl="0" w:tplc="0C0A000F">
+      <w:start w:val="1"/>
+      <w:numFmt w:val="decimal"/>
+      <w:lvlText w:val="%1."/>
+      <w:lvlJc w:val="left"/>
+      <w:pPr>
+        <w:ind w:left="360" w:hanging="360"/>
+      </w:pPr>
+      <w:rPr>
+        <w:rFonts w:hint="default"/>
+      </w:rPr>
+    </w:lvl>
+    <w:lvl w:ilvl="1" w:tplc="0C0A0019" w:tentative="1">
+      <w:start w:val="1"/>
+      <w:numFmt w:val="lowerLetter"/>
+      <w:lvlText w:val="%2."/>
+      <w:lvlJc w:val="left"/>
+      <w:pPr>
+        <w:ind w:left="1080" w:hanging="360"/>
+      </w:pPr>
+    </w:lvl>
+    <w:lvl w:ilvl="2" w:tplc="0C0A001B" w:tentative="1">
+      <w:start w:val="1"/>
+      <w:numFmt w:val="lowerRoman"/>
+      <w:lvlText w:val="%3."/>
+      <w:lvlJc w:val="right"/>
+      <w:pPr>
+        <w:ind w:left="1800" w:hanging="180"/>
+      </w:pPr>
+    </w:lvl>
+    <w:lvl w:ilvl="3" w:tplc="0C0A000F" w:tentative="1">
+      <w:start w:val="1"/>
+      <w:numFmt w:val="decimal"/>
+      <w:lvlText w:val="%4."/>
+      <w:lvlJc w:val="left"/>
+      <w:pPr>
+        <w:ind w:left="2520" w:hanging="360"/>
+      </w:pPr>
+    </w:lvl>
+    <w:lvl w:ilvl="4" w:tplc="0C0A0019" w:tentative="1">
+      <w:start w:val="1"/>
+      <w:numFmt w:val="lowerLetter"/>
+      <w:lvlText w:val="%5."/>
+      <w:lvlJc w:val="left"/>
+      <w:pPr>
+        <w:ind w:left="3240" w:hanging="360"/>
+      </w:pPr>
+    </w:lvl>
+    <w:lvl w:ilvl="5" w:tplc="0C0A001B" w:tentative="1">
+      <w:start w:val="1"/>
+      <w:numFmt w:val="lowerRoman"/>
+      <w:lvlText w:val="%6."/>
+      <w:lvlJc w:val="right"/>
+      <w:pPr>
+        <w:ind w:left="3960" w:hanging="180"/>
+      </w:pPr>
+    </w:lvl>
+    <w:lvl w:ilvl="6" w:tplc="0C0A000F" w:tentative="1">
+      <w:start w:val="1"/>
+      <w:numFmt w:val="decimal"/>
+      <w:lvlText w:val="%7."/>
+      <w:lvlJc w:val="left"/>
+      <w:pPr>
+        <w:ind w:left="4680" w:hanging="360"/>
+      </w:pPr>
+    </w:lvl>
+    <w:lvl w:ilvl="7" w:tplc="0C0A0019" w:tentative="1">
+      <w:start w:val="1"/>
+      <w:numFmt w:val="lowerLetter"/>
+      <w:lvlText w:val="%8."/>
+      <w:lvlJc w:val="left"/>
+      <w:pPr>
+        <w:ind w:left="5400" w:hanging="360"/>
+      </w:pPr>
+    </w:lvl>
+    <w:lvl w:ilvl="8" w:tplc="0C0A001B" w:tentative="1">
+      <w:start w:val="1"/>
+      <w:numFmt w:val="lowerRoman"/>
+      <w:lvlText w:val="%9."/>
+      <w:lvlJc w:val="right"/>
+      <w:pPr>
+        <w:ind w:left="6120" w:hanging="180"/>
+      </w:pPr>
+    </w:lvl>
+  </w:abstractNum>
+  <w:abstractNum w:abstractNumId="6" w15:restartNumberingAfterBreak="0">
     <w:nsid w:val="1D1E501C"/>
     <w:multiLevelType w:val="hybridMultilevel"/>
     <w:tmpl w:val="1C10F2DE"/>
@@ -11709,7 +13872,7 @@
       </w:rPr>
     </w:lvl>
   </w:abstractNum>
-  <w:abstractNum w:abstractNumId="4" w15:restartNumberingAfterBreak="0">
+  <w:abstractNum w:abstractNumId="7" w15:restartNumberingAfterBreak="0">
     <w:nsid w:val="2A24727A"/>
     <w:multiLevelType w:val="hybridMultilevel"/>
     <w:tmpl w:val="104ED8E4"/>
@@ -11822,7 +13985,120 @@
       </w:rPr>
     </w:lvl>
   </w:abstractNum>
-  <w:abstractNum w:abstractNumId="5" w15:restartNumberingAfterBreak="0">
+  <w:abstractNum w:abstractNumId="8" w15:restartNumberingAfterBreak="0">
+    <w:nsid w:val="2B7B555A"/>
+    <w:multiLevelType w:val="hybridMultilevel"/>
+    <w:tmpl w:val="69EE6BFA"/>
+    <w:lvl w:ilvl="0" w:tplc="0C0A0001">
+      <w:start w:val="1"/>
+      <w:numFmt w:val="bullet"/>
+      <w:lvlText w:val=""/>
+      <w:lvlJc w:val="left"/>
+      <w:pPr>
+        <w:ind w:left="720" w:hanging="360"/>
+      </w:pPr>
+      <w:rPr>
+        <w:rFonts w:ascii="Symbol" w:hAnsi="Symbol" w:hint="default"/>
+      </w:rPr>
+    </w:lvl>
+    <w:lvl w:ilvl="1" w:tplc="0C0A0003">
+      <w:start w:val="1"/>
+      <w:numFmt w:val="bullet"/>
+      <w:lvlText w:val="o"/>
+      <w:lvlJc w:val="left"/>
+      <w:pPr>
+        <w:ind w:left="1440" w:hanging="360"/>
+      </w:pPr>
+      <w:rPr>
+        <w:rFonts w:ascii="Courier New" w:hAnsi="Courier New" w:cs="Courier New" w:hint="default"/>
+      </w:rPr>
+    </w:lvl>
+    <w:lvl w:ilvl="2" w:tplc="0C0A0005" w:tentative="1">
+      <w:start w:val="1"/>
+      <w:numFmt w:val="bullet"/>
+      <w:lvlText w:val=""/>
+      <w:lvlJc w:val="left"/>
+      <w:pPr>
+        <w:ind w:left="2160" w:hanging="360"/>
+      </w:pPr>
+      <w:rPr>
+        <w:rFonts w:ascii="Wingdings" w:hAnsi="Wingdings" w:hint="default"/>
+      </w:rPr>
+    </w:lvl>
+    <w:lvl w:ilvl="3" w:tplc="0C0A0001" w:tentative="1">
+      <w:start w:val="1"/>
+      <w:numFmt w:val="bullet"/>
+      <w:lvlText w:val=""/>
+      <w:lvlJc w:val="left"/>
+      <w:pPr>
+        <w:ind w:left="2880" w:hanging="360"/>
+      </w:pPr>
+      <w:rPr>
+        <w:rFonts w:ascii="Symbol" w:hAnsi="Symbol" w:hint="default"/>
+      </w:rPr>
+    </w:lvl>
+    <w:lvl w:ilvl="4" w:tplc="0C0A0003" w:tentative="1">
+      <w:start w:val="1"/>
+      <w:numFmt w:val="bullet"/>
+      <w:lvlText w:val="o"/>
+      <w:lvlJc w:val="left"/>
+      <w:pPr>
+        <w:ind w:left="3600" w:hanging="360"/>
+      </w:pPr>
+      <w:rPr>
+        <w:rFonts w:ascii="Courier New" w:hAnsi="Courier New" w:cs="Courier New" w:hint="default"/>
+      </w:rPr>
+    </w:lvl>
+    <w:lvl w:ilvl="5" w:tplc="0C0A0005" w:tentative="1">
+      <w:start w:val="1"/>
+      <w:numFmt w:val="bullet"/>
+      <w:lvlText w:val=""/>
+      <w:lvlJc w:val="left"/>
+      <w:pPr>
+        <w:ind w:left="4320" w:hanging="360"/>
+      </w:pPr>
+      <w:rPr>
+        <w:rFonts w:ascii="Wingdings" w:hAnsi="Wingdings" w:hint="default"/>
+      </w:rPr>
+    </w:lvl>
+    <w:lvl w:ilvl="6" w:tplc="0C0A0001" w:tentative="1">
+      <w:start w:val="1"/>
+      <w:numFmt w:val="bullet"/>
+      <w:lvlText w:val=""/>
+      <w:lvlJc w:val="left"/>
+      <w:pPr>
+        <w:ind w:left="5040" w:hanging="360"/>
+      </w:pPr>
+      <w:rPr>
+        <w:rFonts w:ascii="Symbol" w:hAnsi="Symbol" w:hint="default"/>
+      </w:rPr>
+    </w:lvl>
+    <w:lvl w:ilvl="7" w:tplc="0C0A0003" w:tentative="1">
+      <w:start w:val="1"/>
+      <w:numFmt w:val="bullet"/>
+      <w:lvlText w:val="o"/>
+      <w:lvlJc w:val="left"/>
+      <w:pPr>
+        <w:ind w:left="5760" w:hanging="360"/>
+      </w:pPr>
+      <w:rPr>
+        <w:rFonts w:ascii="Courier New" w:hAnsi="Courier New" w:cs="Courier New" w:hint="default"/>
+      </w:rPr>
+    </w:lvl>
+    <w:lvl w:ilvl="8" w:tplc="0C0A0005" w:tentative="1">
+      <w:start w:val="1"/>
+      <w:numFmt w:val="bullet"/>
+      <w:lvlText w:val=""/>
+      <w:lvlJc w:val="left"/>
+      <w:pPr>
+        <w:ind w:left="6480" w:hanging="360"/>
+      </w:pPr>
+      <w:rPr>
+        <w:rFonts w:ascii="Wingdings" w:hAnsi="Wingdings" w:hint="default"/>
+      </w:rPr>
+    </w:lvl>
+  </w:abstractNum>
+  <w:abstractNum w:abstractNumId="9" w15:restartNumberingAfterBreak="0">
     <w:nsid w:val="2D4C064F"/>
     <w:multiLevelType w:val="hybridMultilevel"/>
     <w:tmpl w:val="5E16F204"/>
@@ -11935,7 +14211,7 @@
       </w:rPr>
     </w:lvl>
   </w:abstractNum>
-  <w:abstractNum w:abstractNumId="6" w15:restartNumberingAfterBreak="0">
+  <w:abstractNum w:abstractNumId="10" w15:restartNumberingAfterBreak="0">
     <w:nsid w:val="2D6C465D"/>
     <w:multiLevelType w:val="hybridMultilevel"/>
     <w:tmpl w:val="3CB07DD6"/>
@@ -12048,7 +14324,7 @@
       </w:rPr>
     </w:lvl>
   </w:abstractNum>
-  <w:abstractNum w:abstractNumId="7" w15:restartNumberingAfterBreak="0">
+  <w:abstractNum w:abstractNumId="11" w15:restartNumberingAfterBreak="0">
     <w:nsid w:val="2F6A28EF"/>
     <w:multiLevelType w:val="hybridMultilevel"/>
     <w:tmpl w:val="11E866F4"/>
@@ -12188,7 +14464,7 @@
       </w:rPr>
     </w:lvl>
   </w:abstractNum>
-  <w:abstractNum w:abstractNumId="8" w15:restartNumberingAfterBreak="0">
+  <w:abstractNum w:abstractNumId="12" w15:restartNumberingAfterBreak="0">
     <w:nsid w:val="345266FA"/>
     <w:multiLevelType w:val="hybridMultilevel"/>
     <w:tmpl w:val="83329194"/>
@@ -12301,7 +14577,459 @@
       </w:rPr>
     </w:lvl>
   </w:abstractNum>
-  <w:abstractNum w:abstractNumId="9" w15:restartNumberingAfterBreak="0">
+  <w:abstractNum w:abstractNumId="13" w15:restartNumberingAfterBreak="0">
+    <w:nsid w:val="35AC5205"/>
+    <w:multiLevelType w:val="hybridMultilevel"/>
+    <w:tmpl w:val="7F320DD2"/>
+    <w:lvl w:ilvl="0" w:tplc="0C0A0001">
+      <w:start w:val="1"/>
+      <w:numFmt w:val="bullet"/>
+      <w:lvlText w:val=""/>
+      <w:lvlJc w:val="left"/>
+      <w:pPr>
+        <w:ind w:left="720" w:hanging="360"/>
+      </w:pPr>
+      <w:rPr>
+        <w:rFonts w:ascii="Symbol" w:hAnsi="Symbol" w:hint="default"/>
+      </w:rPr>
+    </w:lvl>
+    <w:lvl w:ilvl="1" w:tplc="0C0A0003" w:tentative="1">
+      <w:start w:val="1"/>
+      <w:numFmt w:val="bullet"/>
+      <w:lvlText w:val="o"/>
+      <w:lvlJc w:val="left"/>
+      <w:pPr>
+        <w:ind w:left="1440" w:hanging="360"/>
+      </w:pPr>
+      <w:rPr>
+        <w:rFonts w:ascii="Courier New" w:hAnsi="Courier New" w:cs="Courier New" w:hint="default"/>
+      </w:rPr>
+    </w:lvl>
+    <w:lvl w:ilvl="2" w:tplc="0C0A0005" w:tentative="1">
+      <w:start w:val="1"/>
+      <w:numFmt w:val="bullet"/>
+      <w:lvlText w:val=""/>
+      <w:lvlJc w:val="left"/>
+      <w:pPr>
+        <w:ind w:left="2160" w:hanging="360"/>
+      </w:pPr>
+      <w:rPr>
+        <w:rFonts w:ascii="Wingdings" w:hAnsi="Wingdings" w:hint="default"/>
+      </w:rPr>
+    </w:lvl>
+    <w:lvl w:ilvl="3" w:tplc="0C0A0001" w:tentative="1">
+      <w:start w:val="1"/>
+      <w:numFmt w:val="bullet"/>
+      <w:lvlText w:val=""/>
+      <w:lvlJc w:val="left"/>
+      <w:pPr>
+        <w:ind w:left="2880" w:hanging="360"/>
+      </w:pPr>
+      <w:rPr>
+        <w:rFonts w:ascii="Symbol" w:hAnsi="Symbol" w:hint="default"/>
+      </w:rPr>
+    </w:lvl>
+    <w:lvl w:ilvl="4" w:tplc="0C0A0003" w:tentative="1">
+      <w:start w:val="1"/>
+      <w:numFmt w:val="bullet"/>
+      <w:lvlText w:val="o"/>
+      <w:lvlJc w:val="left"/>
+      <w:pPr>
+        <w:ind w:left="3600" w:hanging="360"/>
+      </w:pPr>
+      <w:rPr>
+        <w:rFonts w:ascii="Courier New" w:hAnsi="Courier New" w:cs="Courier New" w:hint="default"/>
+      </w:rPr>
+    </w:lvl>
+    <w:lvl w:ilvl="5" w:tplc="0C0A0005" w:tentative="1">
+      <w:start w:val="1"/>
+      <w:numFmt w:val="bullet"/>
+      <w:lvlText w:val=""/>
+      <w:lvlJc w:val="left"/>
+      <w:pPr>
+        <w:ind w:left="4320" w:hanging="360"/>
+      </w:pPr>
+      <w:rPr>
+        <w:rFonts w:ascii="Wingdings" w:hAnsi="Wingdings" w:hint="default"/>
+      </w:rPr>
+    </w:lvl>
+    <w:lvl w:ilvl="6" w:tplc="0C0A0001" w:tentative="1">
+      <w:start w:val="1"/>
+      <w:numFmt w:val="bullet"/>
+      <w:lvlText w:val=""/>
+      <w:lvlJc w:val="left"/>
+      <w:pPr>
+        <w:ind w:left="5040" w:hanging="360"/>
+      </w:pPr>
+      <w:rPr>
+        <w:rFonts w:ascii="Symbol" w:hAnsi="Symbol" w:hint="default"/>
+      </w:rPr>
+    </w:lvl>
+    <w:lvl w:ilvl="7" w:tplc="0C0A0003" w:tentative="1">
+      <w:start w:val="1"/>
+      <w:numFmt w:val="bullet"/>
+      <w:lvlText w:val="o"/>
+      <w:lvlJc w:val="left"/>
+      <w:pPr>
+        <w:ind w:left="5760" w:hanging="360"/>
+      </w:pPr>
+      <w:rPr>
+        <w:rFonts w:ascii="Courier New" w:hAnsi="Courier New" w:cs="Courier New" w:hint="default"/>
+      </w:rPr>
+    </w:lvl>
+    <w:lvl w:ilvl="8" w:tplc="0C0A0005" w:tentative="1">
+      <w:start w:val="1"/>
+      <w:numFmt w:val="bullet"/>
+      <w:lvlText w:val=""/>
+      <w:lvlJc w:val="left"/>
+      <w:pPr>
+        <w:ind w:left="6480" w:hanging="360"/>
+      </w:pPr>
+      <w:rPr>
+        <w:rFonts w:ascii="Wingdings" w:hAnsi="Wingdings" w:hint="default"/>
+      </w:rPr>
+    </w:lvl>
+  </w:abstractNum>
+  <w:abstractNum w:abstractNumId="14" w15:restartNumberingAfterBreak="0">
+    <w:nsid w:val="36BD3B71"/>
+    <w:multiLevelType w:val="hybridMultilevel"/>
+    <w:tmpl w:val="C632EC20"/>
+    <w:lvl w:ilvl="0" w:tplc="0C0A0001">
+      <w:start w:val="1"/>
+      <w:numFmt w:val="bullet"/>
+      <w:lvlText w:val=""/>
+      <w:lvlJc w:val="left"/>
+      <w:pPr>
+        <w:ind w:left="720" w:hanging="360"/>
+      </w:pPr>
+      <w:rPr>
+        <w:rFonts w:ascii="Symbol" w:hAnsi="Symbol" w:hint="default"/>
+      </w:rPr>
+    </w:lvl>
+    <w:lvl w:ilvl="1" w:tplc="0C0A0003" w:tentative="1">
+      <w:start w:val="1"/>
+      <w:numFmt w:val="bullet"/>
+      <w:lvlText w:val="o"/>
+      <w:lvlJc w:val="left"/>
+      <w:pPr>
+        <w:ind w:left="1440" w:hanging="360"/>
+      </w:pPr>
+      <w:rPr>
+        <w:rFonts w:ascii="Courier New" w:hAnsi="Courier New" w:cs="Courier New" w:hint="default"/>
+      </w:rPr>
+    </w:lvl>
+    <w:lvl w:ilvl="2" w:tplc="0C0A0005" w:tentative="1">
+      <w:start w:val="1"/>
+      <w:numFmt w:val="bullet"/>
+      <w:lvlText w:val=""/>
+      <w:lvlJc w:val="left"/>
+      <w:pPr>
+        <w:ind w:left="2160" w:hanging="360"/>
+      </w:pPr>
+      <w:rPr>
+        <w:rFonts w:ascii="Wingdings" w:hAnsi="Wingdings" w:hint="default"/>
+      </w:rPr>
+    </w:lvl>
+    <w:lvl w:ilvl="3" w:tplc="0C0A0001" w:tentative="1">
+      <w:start w:val="1"/>
+      <w:numFmt w:val="bullet"/>
+      <w:lvlText w:val=""/>
+      <w:lvlJc w:val="left"/>
+      <w:pPr>
+        <w:ind w:left="2880" w:hanging="360"/>
+      </w:pPr>
+      <w:rPr>
+        <w:rFonts w:ascii="Symbol" w:hAnsi="Symbol" w:hint="default"/>
+      </w:rPr>
+    </w:lvl>
+    <w:lvl w:ilvl="4" w:tplc="0C0A0003" w:tentative="1">
+      <w:start w:val="1"/>
+      <w:numFmt w:val="bullet"/>
+      <w:lvlText w:val="o"/>
+      <w:lvlJc w:val="left"/>
+      <w:pPr>
+        <w:ind w:left="3600" w:hanging="360"/>
+      </w:pPr>
+      <w:rPr>
+        <w:rFonts w:ascii="Courier New" w:hAnsi="Courier New" w:cs="Courier New" w:hint="default"/>
+      </w:rPr>
+    </w:lvl>
+    <w:lvl w:ilvl="5" w:tplc="0C0A0005" w:tentative="1">
+      <w:start w:val="1"/>
+      <w:numFmt w:val="bullet"/>
+      <w:lvlText w:val=""/>
+      <w:lvlJc w:val="left"/>
+      <w:pPr>
+        <w:ind w:left="4320" w:hanging="360"/>
+      </w:pPr>
+      <w:rPr>
+        <w:rFonts w:ascii="Wingdings" w:hAnsi="Wingdings" w:hint="default"/>
+      </w:rPr>
+    </w:lvl>
+    <w:lvl w:ilvl="6" w:tplc="0C0A0001" w:tentative="1">
+      <w:start w:val="1"/>
+      <w:numFmt w:val="bullet"/>
+      <w:lvlText w:val=""/>
+      <w:lvlJc w:val="left"/>
+      <w:pPr>
+        <w:ind w:left="5040" w:hanging="360"/>
+      </w:pPr>
+      <w:rPr>
+        <w:rFonts w:ascii="Symbol" w:hAnsi="Symbol" w:hint="default"/>
+      </w:rPr>
+    </w:lvl>
+    <w:lvl w:ilvl="7" w:tplc="0C0A0003" w:tentative="1">
+      <w:start w:val="1"/>
+      <w:numFmt w:val="bullet"/>
+      <w:lvlText w:val="o"/>
+      <w:lvlJc w:val="left"/>
+      <w:pPr>
+        <w:ind w:left="5760" w:hanging="360"/>
+      </w:pPr>
+      <w:rPr>
+        <w:rFonts w:ascii="Courier New" w:hAnsi="Courier New" w:cs="Courier New" w:hint="default"/>
+      </w:rPr>
+    </w:lvl>
+    <w:lvl w:ilvl="8" w:tplc="0C0A0005" w:tentative="1">
+      <w:start w:val="1"/>
+      <w:numFmt w:val="bullet"/>
+      <w:lvlText w:val=""/>
+      <w:lvlJc w:val="left"/>
+      <w:pPr>
+        <w:ind w:left="6480" w:hanging="360"/>
+      </w:pPr>
+      <w:rPr>
+        <w:rFonts w:ascii="Wingdings" w:hAnsi="Wingdings" w:hint="default"/>
+      </w:rPr>
+    </w:lvl>
+  </w:abstractNum>
+  <w:abstractNum w:abstractNumId="15" w15:restartNumberingAfterBreak="0">
+    <w:nsid w:val="36C60764"/>
+    <w:multiLevelType w:val="hybridMultilevel"/>
+    <w:tmpl w:val="92C41762"/>
+    <w:lvl w:ilvl="0" w:tplc="0C0A0001">
+      <w:start w:val="1"/>
+      <w:numFmt w:val="bullet"/>
+      <w:lvlText w:val=""/>
+      <w:lvlJc w:val="left"/>
+      <w:pPr>
+        <w:ind w:left="720" w:hanging="360"/>
+      </w:pPr>
+      <w:rPr>
+        <w:rFonts w:ascii="Symbol" w:hAnsi="Symbol" w:hint="default"/>
+      </w:rPr>
+    </w:lvl>
+    <w:lvl w:ilvl="1" w:tplc="0C0A0003" w:tentative="1">
+      <w:start w:val="1"/>
+      <w:numFmt w:val="bullet"/>
+      <w:lvlText w:val="o"/>
+      <w:lvlJc w:val="left"/>
+      <w:pPr>
+        <w:ind w:left="1440" w:hanging="360"/>
+      </w:pPr>
+      <w:rPr>
+        <w:rFonts w:ascii="Courier New" w:hAnsi="Courier New" w:cs="Courier New" w:hint="default"/>
+      </w:rPr>
+    </w:lvl>
+    <w:lvl w:ilvl="2" w:tplc="0C0A0005" w:tentative="1">
+      <w:start w:val="1"/>
+      <w:numFmt w:val="bullet"/>
+      <w:lvlText w:val=""/>
+      <w:lvlJc w:val="left"/>
+      <w:pPr>
+        <w:ind w:left="2160" w:hanging="360"/>
+      </w:pPr>
+      <w:rPr>
+        <w:rFonts w:ascii="Wingdings" w:hAnsi="Wingdings" w:hint="default"/>
+      </w:rPr>
+    </w:lvl>
+    <w:lvl w:ilvl="3" w:tplc="0C0A0001" w:tentative="1">
+      <w:start w:val="1"/>
+      <w:numFmt w:val="bullet"/>
+      <w:lvlText w:val=""/>
+      <w:lvlJc w:val="left"/>
+      <w:pPr>
+        <w:ind w:left="2880" w:hanging="360"/>
+      </w:pPr>
+      <w:rPr>
+        <w:rFonts w:ascii="Symbol" w:hAnsi="Symbol" w:hint="default"/>
+      </w:rPr>
+    </w:lvl>
+    <w:lvl w:ilvl="4" w:tplc="0C0A0003" w:tentative="1">
+      <w:start w:val="1"/>
+      <w:numFmt w:val="bullet"/>
+      <w:lvlText w:val="o"/>
+      <w:lvlJc w:val="left"/>
+      <w:pPr>
+        <w:ind w:left="3600" w:hanging="360"/>
+      </w:pPr>
+      <w:rPr>
+        <w:rFonts w:ascii="Courier New" w:hAnsi="Courier New" w:cs="Courier New" w:hint="default"/>
+      </w:rPr>
+    </w:lvl>
+    <w:lvl w:ilvl="5" w:tplc="0C0A0005" w:tentative="1">
+      <w:start w:val="1"/>
+      <w:numFmt w:val="bullet"/>
+      <w:lvlText w:val=""/>
+      <w:lvlJc w:val="left"/>
+      <w:pPr>
+        <w:ind w:left="4320" w:hanging="360"/>
+      </w:pPr>
+      <w:rPr>
+        <w:rFonts w:ascii="Wingdings" w:hAnsi="Wingdings" w:hint="default"/>
+      </w:rPr>
+    </w:lvl>
+    <w:lvl w:ilvl="6" w:tplc="0C0A0001" w:tentative="1">
+      <w:start w:val="1"/>
+      <w:numFmt w:val="bullet"/>
+      <w:lvlText w:val=""/>
+      <w:lvlJc w:val="left"/>
+      <w:pPr>
+        <w:ind w:left="5040" w:hanging="360"/>
+      </w:pPr>
+      <w:rPr>
+        <w:rFonts w:ascii="Symbol" w:hAnsi="Symbol" w:hint="default"/>
+      </w:rPr>
+    </w:lvl>
+    <w:lvl w:ilvl="7" w:tplc="0C0A0003" w:tentative="1">
+      <w:start w:val="1"/>
+      <w:numFmt w:val="bullet"/>
+      <w:lvlText w:val="o"/>
+      <w:lvlJc w:val="left"/>
+      <w:pPr>
+        <w:ind w:left="5760" w:hanging="360"/>
+      </w:pPr>
+      <w:rPr>
+        <w:rFonts w:ascii="Courier New" w:hAnsi="Courier New" w:cs="Courier New" w:hint="default"/>
+      </w:rPr>
+    </w:lvl>
+    <w:lvl w:ilvl="8" w:tplc="0C0A0005" w:tentative="1">
+      <w:start w:val="1"/>
+      <w:numFmt w:val="bullet"/>
+      <w:lvlText w:val=""/>
+      <w:lvlJc w:val="left"/>
+      <w:pPr>
+        <w:ind w:left="6480" w:hanging="360"/>
+      </w:pPr>
+      <w:rPr>
+        <w:rFonts w:ascii="Wingdings" w:hAnsi="Wingdings" w:hint="default"/>
+      </w:rPr>
+    </w:lvl>
+  </w:abstractNum>
+  <w:abstractNum w:abstractNumId="16" w15:restartNumberingAfterBreak="0">
+    <w:nsid w:val="4AC76A1B"/>
+    <w:multiLevelType w:val="hybridMultilevel"/>
+    <w:tmpl w:val="B712D9B2"/>
+    <w:lvl w:ilvl="0" w:tplc="0C0A0001">
+      <w:start w:val="1"/>
+      <w:numFmt w:val="bullet"/>
+      <w:lvlText w:val=""/>
+      <w:lvlJc w:val="left"/>
+      <w:pPr>
+        <w:ind w:left="720" w:hanging="360"/>
+      </w:pPr>
+      <w:rPr>
+        <w:rFonts w:ascii="Symbol" w:hAnsi="Symbol" w:hint="default"/>
+      </w:rPr>
+    </w:lvl>
+    <w:lvl w:ilvl="1" w:tplc="0C0A0003" w:tentative="1">
+      <w:start w:val="1"/>
+      <w:numFmt w:val="bullet"/>
+      <w:lvlText w:val="o"/>
+      <w:lvlJc w:val="left"/>
+      <w:pPr>
+        <w:ind w:left="1440" w:hanging="360"/>
+      </w:pPr>
+      <w:rPr>
+        <w:rFonts w:ascii="Courier New" w:hAnsi="Courier New" w:cs="Courier New" w:hint="default"/>
+      </w:rPr>
+    </w:lvl>
+    <w:lvl w:ilvl="2" w:tplc="0C0A0005" w:tentative="1">
+      <w:start w:val="1"/>
+      <w:numFmt w:val="bullet"/>
+      <w:lvlText w:val=""/>
+      <w:lvlJc w:val="left"/>
+      <w:pPr>
+        <w:ind w:left="2160" w:hanging="360"/>
+      </w:pPr>
+      <w:rPr>
+        <w:rFonts w:ascii="Wingdings" w:hAnsi="Wingdings" w:hint="default"/>
+      </w:rPr>
+    </w:lvl>
+    <w:lvl w:ilvl="3" w:tplc="0C0A0001" w:tentative="1">
+      <w:start w:val="1"/>
+      <w:numFmt w:val="bullet"/>
+      <w:lvlText w:val=""/>
+      <w:lvlJc w:val="left"/>
+      <w:pPr>
+        <w:ind w:left="2880" w:hanging="360"/>
+      </w:pPr>
+      <w:rPr>
+        <w:rFonts w:ascii="Symbol" w:hAnsi="Symbol" w:hint="default"/>
+      </w:rPr>
+    </w:lvl>
+    <w:lvl w:ilvl="4" w:tplc="0C0A0003" w:tentative="1">
+      <w:start w:val="1"/>
+      <w:numFmt w:val="bullet"/>
+      <w:lvlText w:val="o"/>
+      <w:lvlJc w:val="left"/>
+      <w:pPr>
+        <w:ind w:left="3600" w:hanging="360"/>
+      </w:pPr>
+      <w:rPr>
+        <w:rFonts w:ascii="Courier New" w:hAnsi="Courier New" w:cs="Courier New" w:hint="default"/>
+      </w:rPr>
+    </w:lvl>
+    <w:lvl w:ilvl="5" w:tplc="0C0A0005" w:tentative="1">
+      <w:start w:val="1"/>
+      <w:numFmt w:val="bullet"/>
+      <w:lvlText w:val=""/>
+      <w:lvlJc w:val="left"/>
+      <w:pPr>
+        <w:ind w:left="4320" w:hanging="360"/>
+      </w:pPr>
+      <w:rPr>
+        <w:rFonts w:ascii="Wingdings" w:hAnsi="Wingdings" w:hint="default"/>
+      </w:rPr>
+    </w:lvl>
+    <w:lvl w:ilvl="6" w:tplc="0C0A0001" w:tentative="1">
+      <w:start w:val="1"/>
+      <w:numFmt w:val="bullet"/>
+      <w:lvlText w:val=""/>
+      <w:lvlJc w:val="left"/>
+      <w:pPr>
+        <w:ind w:left="5040" w:hanging="360"/>
+      </w:pPr>
+      <w:rPr>
+        <w:rFonts w:ascii="Symbol" w:hAnsi="Symbol" w:hint="default"/>
+      </w:rPr>
+    </w:lvl>
+    <w:lvl w:ilvl="7" w:tplc="0C0A0003" w:tentative="1">
+      <w:start w:val="1"/>
+      <w:numFmt w:val="bullet"/>
+      <w:lvlText w:val="o"/>
+      <w:lvlJc w:val="left"/>
+      <w:pPr>
+        <w:ind w:left="5760" w:hanging="360"/>
+      </w:pPr>
+      <w:rPr>
+        <w:rFonts w:ascii="Courier New" w:hAnsi="Courier New" w:cs="Courier New" w:hint="default"/>
+      </w:rPr>
+    </w:lvl>
+    <w:lvl w:ilvl="8" w:tplc="0C0A0005" w:tentative="1">
+      <w:start w:val="1"/>
+      <w:numFmt w:val="bullet"/>
+      <w:lvlText w:val=""/>
+      <w:lvlJc w:val="left"/>
+      <w:pPr>
+        <w:ind w:left="6480" w:hanging="360"/>
+      </w:pPr>
+      <w:rPr>
+        <w:rFonts w:ascii="Wingdings" w:hAnsi="Wingdings" w:hint="default"/>
+      </w:rPr>
+    </w:lvl>
+  </w:abstractNum>
+  <w:abstractNum w:abstractNumId="17" w15:restartNumberingAfterBreak="0">
     <w:nsid w:val="4BD26A1C"/>
     <w:multiLevelType w:val="hybridMultilevel"/>
     <w:tmpl w:val="18F4C5BC"/>
@@ -12414,7 +15142,233 @@
       </w:rPr>
     </w:lvl>
   </w:abstractNum>
-  <w:abstractNum w:abstractNumId="10" w15:restartNumberingAfterBreak="0">
+  <w:abstractNum w:abstractNumId="18" w15:restartNumberingAfterBreak="0">
+    <w:nsid w:val="4F6D514F"/>
+    <w:multiLevelType w:val="hybridMultilevel"/>
+    <w:tmpl w:val="A128E53E"/>
+    <w:lvl w:ilvl="0" w:tplc="0C0A0001">
+      <w:start w:val="1"/>
+      <w:numFmt w:val="bullet"/>
+      <w:lvlText w:val=""/>
+      <w:lvlJc w:val="left"/>
+      <w:pPr>
+        <w:ind w:left="720" w:hanging="360"/>
+      </w:pPr>
+      <w:rPr>
+        <w:rFonts w:ascii="Symbol" w:hAnsi="Symbol" w:hint="default"/>
+      </w:rPr>
+    </w:lvl>
+    <w:lvl w:ilvl="1" w:tplc="0C0A0003" w:tentative="1">
+      <w:start w:val="1"/>
+      <w:numFmt w:val="bullet"/>
+      <w:lvlText w:val="o"/>
+      <w:lvlJc w:val="left"/>
+      <w:pPr>
+        <w:ind w:left="1440" w:hanging="360"/>
+      </w:pPr>
+      <w:rPr>
+        <w:rFonts w:ascii="Courier New" w:hAnsi="Courier New" w:cs="Courier New" w:hint="default"/>
+      </w:rPr>
+    </w:lvl>
+    <w:lvl w:ilvl="2" w:tplc="0C0A0005" w:tentative="1">
+      <w:start w:val="1"/>
+      <w:numFmt w:val="bullet"/>
+      <w:lvlText w:val=""/>
+      <w:lvlJc w:val="left"/>
+      <w:pPr>
+        <w:ind w:left="2160" w:hanging="360"/>
+      </w:pPr>
+      <w:rPr>
+        <w:rFonts w:ascii="Wingdings" w:hAnsi="Wingdings" w:hint="default"/>
+      </w:rPr>
+    </w:lvl>
+    <w:lvl w:ilvl="3" w:tplc="0C0A0001" w:tentative="1">
+      <w:start w:val="1"/>
+      <w:numFmt w:val="bullet"/>
+      <w:lvlText w:val=""/>
+      <w:lvlJc w:val="left"/>
+      <w:pPr>
+        <w:ind w:left="2880" w:hanging="360"/>
+      </w:pPr>
+      <w:rPr>
+        <w:rFonts w:ascii="Symbol" w:hAnsi="Symbol" w:hint="default"/>
+      </w:rPr>
+    </w:lvl>
+    <w:lvl w:ilvl="4" w:tplc="0C0A0003" w:tentative="1">
+      <w:start w:val="1"/>
+      <w:numFmt w:val="bullet"/>
+      <w:lvlText w:val="o"/>
+      <w:lvlJc w:val="left"/>
+      <w:pPr>
+        <w:ind w:left="3600" w:hanging="360"/>
+      </w:pPr>
+      <w:rPr>
+        <w:rFonts w:ascii="Courier New" w:hAnsi="Courier New" w:cs="Courier New" w:hint="default"/>
+      </w:rPr>
+    </w:lvl>
+    <w:lvl w:ilvl="5" w:tplc="0C0A0005" w:tentative="1">
+      <w:start w:val="1"/>
+      <w:numFmt w:val="bullet"/>
+      <w:lvlText w:val=""/>
+      <w:lvlJc w:val="left"/>
+      <w:pPr>
+        <w:ind w:left="4320" w:hanging="360"/>
+      </w:pPr>
+      <w:rPr>
+        <w:rFonts w:ascii="Wingdings" w:hAnsi="Wingdings" w:hint="default"/>
+      </w:rPr>
+    </w:lvl>
+    <w:lvl w:ilvl="6" w:tplc="0C0A0001" w:tentative="1">
+      <w:start w:val="1"/>
+      <w:numFmt w:val="bullet"/>
+      <w:lvlText w:val=""/>
+      <w:lvlJc w:val="left"/>
+      <w:pPr>
+        <w:ind w:left="5040" w:hanging="360"/>
+      </w:pPr>
+      <w:rPr>
+        <w:rFonts w:ascii="Symbol" w:hAnsi="Symbol" w:hint="default"/>
+      </w:rPr>
+    </w:lvl>
+    <w:lvl w:ilvl="7" w:tplc="0C0A0003" w:tentative="1">
+      <w:start w:val="1"/>
+      <w:numFmt w:val="bullet"/>
+      <w:lvlText w:val="o"/>
+      <w:lvlJc w:val="left"/>
+      <w:pPr>
+        <w:ind w:left="5760" w:hanging="360"/>
+      </w:pPr>
+      <w:rPr>
+        <w:rFonts w:ascii="Courier New" w:hAnsi="Courier New" w:cs="Courier New" w:hint="default"/>
+      </w:rPr>
+    </w:lvl>
+    <w:lvl w:ilvl="8" w:tplc="0C0A0005" w:tentative="1">
+      <w:start w:val="1"/>
+      <w:numFmt w:val="bullet"/>
+      <w:lvlText w:val=""/>
+      <w:lvlJc w:val="left"/>
+      <w:pPr>
+        <w:ind w:left="6480" w:hanging="360"/>
+      </w:pPr>
+      <w:rPr>
+        <w:rFonts w:ascii="Wingdings" w:hAnsi="Wingdings" w:hint="default"/>
+      </w:rPr>
+    </w:lvl>
+  </w:abstractNum>
+  <w:abstractNum w:abstractNumId="19" w15:restartNumberingAfterBreak="0">
+    <w:nsid w:val="54545C2F"/>
+    <w:multiLevelType w:val="hybridMultilevel"/>
+    <w:tmpl w:val="9E50CD1E"/>
+    <w:lvl w:ilvl="0" w:tplc="0C0A0001">
+      <w:start w:val="1"/>
+      <w:numFmt w:val="bullet"/>
+      <w:lvlText w:val=""/>
+      <w:lvlJc w:val="left"/>
+      <w:pPr>
+        <w:ind w:left="720" w:hanging="360"/>
+      </w:pPr>
+      <w:rPr>
+        <w:rFonts w:ascii="Symbol" w:hAnsi="Symbol" w:hint="default"/>
+      </w:rPr>
+    </w:lvl>
+    <w:lvl w:ilvl="1" w:tplc="0C0A0003" w:tentative="1">
+      <w:start w:val="1"/>
+      <w:numFmt w:val="bullet"/>
+      <w:lvlText w:val="o"/>
+      <w:lvlJc w:val="left"/>
+      <w:pPr>
+        <w:ind w:left="1440" w:hanging="360"/>
+      </w:pPr>
+      <w:rPr>
+        <w:rFonts w:ascii="Courier New" w:hAnsi="Courier New" w:cs="Courier New" w:hint="default"/>
+      </w:rPr>
+    </w:lvl>
+    <w:lvl w:ilvl="2" w:tplc="0C0A0005" w:tentative="1">
+      <w:start w:val="1"/>
+      <w:numFmt w:val="bullet"/>
+      <w:lvlText w:val=""/>
+      <w:lvlJc w:val="left"/>
+      <w:pPr>
+        <w:ind w:left="2160" w:hanging="360"/>
+      </w:pPr>
+      <w:rPr>
+        <w:rFonts w:ascii="Wingdings" w:hAnsi="Wingdings" w:hint="default"/>
+      </w:rPr>
+    </w:lvl>
+    <w:lvl w:ilvl="3" w:tplc="0C0A0001" w:tentative="1">
+      <w:start w:val="1"/>
+      <w:numFmt w:val="bullet"/>
+      <w:lvlText w:val=""/>
+      <w:lvlJc w:val="left"/>
+      <w:pPr>
+        <w:ind w:left="2880" w:hanging="360"/>
+      </w:pPr>
+      <w:rPr>
+        <w:rFonts w:ascii="Symbol" w:hAnsi="Symbol" w:hint="default"/>
+      </w:rPr>
+    </w:lvl>
+    <w:lvl w:ilvl="4" w:tplc="0C0A0003" w:tentative="1">
+      <w:start w:val="1"/>
+      <w:numFmt w:val="bullet"/>
+      <w:lvlText w:val="o"/>
+      <w:lvlJc w:val="left"/>
+      <w:pPr>
+        <w:ind w:left="3600" w:hanging="360"/>
+      </w:pPr>
+      <w:rPr>
+        <w:rFonts w:ascii="Courier New" w:hAnsi="Courier New" w:cs="Courier New" w:hint="default"/>
+      </w:rPr>
+    </w:lvl>
+    <w:lvl w:ilvl="5" w:tplc="0C0A0005" w:tentative="1">
+      <w:start w:val="1"/>
+      <w:numFmt w:val="bullet"/>
+      <w:lvlText w:val=""/>
+      <w:lvlJc w:val="left"/>
+      <w:pPr>
+        <w:ind w:left="4320" w:hanging="360"/>
+      </w:pPr>
+      <w:rPr>
+        <w:rFonts w:ascii="Wingdings" w:hAnsi="Wingdings" w:hint="default"/>
+      </w:rPr>
+    </w:lvl>
+    <w:lvl w:ilvl="6" w:tplc="0C0A0001" w:tentative="1">
+      <w:start w:val="1"/>
+      <w:numFmt w:val="bullet"/>
+      <w:lvlText w:val=""/>
+      <w:lvlJc w:val="left"/>
+      <w:pPr>
+        <w:ind w:left="5040" w:hanging="360"/>
+      </w:pPr>
+      <w:rPr>
+        <w:rFonts w:ascii="Symbol" w:hAnsi="Symbol" w:hint="default"/>
+      </w:rPr>
+    </w:lvl>
+    <w:lvl w:ilvl="7" w:tplc="0C0A0003" w:tentative="1">
+      <w:start w:val="1"/>
+      <w:numFmt w:val="bullet"/>
+      <w:lvlText w:val="o"/>
+      <w:lvlJc w:val="left"/>
+      <w:pPr>
+        <w:ind w:left="5760" w:hanging="360"/>
+      </w:pPr>
+      <w:rPr>
+        <w:rFonts w:ascii="Courier New" w:hAnsi="Courier New" w:cs="Courier New" w:hint="default"/>
+      </w:rPr>
+    </w:lvl>
+    <w:lvl w:ilvl="8" w:tplc="0C0A0005" w:tentative="1">
+      <w:start w:val="1"/>
+      <w:numFmt w:val="bullet"/>
+      <w:lvlText w:val=""/>
+      <w:lvlJc w:val="left"/>
+      <w:pPr>
+        <w:ind w:left="6480" w:hanging="360"/>
+      </w:pPr>
+      <w:rPr>
+        <w:rFonts w:ascii="Wingdings" w:hAnsi="Wingdings" w:hint="default"/>
+      </w:rPr>
+    </w:lvl>
+  </w:abstractNum>
+  <w:abstractNum w:abstractNumId="20" w15:restartNumberingAfterBreak="0">
     <w:nsid w:val="700B1340"/>
     <w:multiLevelType w:val="hybridMultilevel"/>
     <w:tmpl w:val="73D631D2"/>
@@ -12527,38 +15481,160 @@
       </w:rPr>
     </w:lvl>
   </w:abstractNum>
+  <w:abstractNum w:abstractNumId="21" w15:restartNumberingAfterBreak="0">
+    <w:nsid w:val="71DB38F0"/>
+    <w:multiLevelType w:val="hybridMultilevel"/>
+    <w:tmpl w:val="B232B8A2"/>
+    <w:lvl w:ilvl="0" w:tplc="0C0A000F">
+      <w:start w:val="1"/>
+      <w:numFmt w:val="decimal"/>
+      <w:lvlText w:val="%1."/>
+      <w:lvlJc w:val="left"/>
+      <w:pPr>
+        <w:ind w:left="360" w:hanging="360"/>
+      </w:pPr>
+      <w:rPr>
+        <w:rFonts w:hint="default"/>
+      </w:rPr>
+    </w:lvl>
+    <w:lvl w:ilvl="1" w:tplc="0C0A0019" w:tentative="1">
+      <w:start w:val="1"/>
+      <w:numFmt w:val="lowerLetter"/>
+      <w:lvlText w:val="%2."/>
+      <w:lvlJc w:val="left"/>
+      <w:pPr>
+        <w:ind w:left="1080" w:hanging="360"/>
+      </w:pPr>
+    </w:lvl>
+    <w:lvl w:ilvl="2" w:tplc="0C0A001B" w:tentative="1">
+      <w:start w:val="1"/>
+      <w:numFmt w:val="lowerRoman"/>
+      <w:lvlText w:val="%3."/>
+      <w:lvlJc w:val="right"/>
+      <w:pPr>
+        <w:ind w:left="1800" w:hanging="180"/>
+      </w:pPr>
+    </w:lvl>
+    <w:lvl w:ilvl="3" w:tplc="0C0A000F" w:tentative="1">
+      <w:start w:val="1"/>
+      <w:numFmt w:val="decimal"/>
+      <w:lvlText w:val="%4."/>
+      <w:lvlJc w:val="left"/>
+      <w:pPr>
+        <w:ind w:left="2520" w:hanging="360"/>
+      </w:pPr>
+    </w:lvl>
+    <w:lvl w:ilvl="4" w:tplc="0C0A0019" w:tentative="1">
+      <w:start w:val="1"/>
+      <w:numFmt w:val="lowerLetter"/>
+      <w:lvlText w:val="%5."/>
+      <w:lvlJc w:val="left"/>
+      <w:pPr>
+        <w:ind w:left="3240" w:hanging="360"/>
+      </w:pPr>
+    </w:lvl>
+    <w:lvl w:ilvl="5" w:tplc="0C0A001B" w:tentative="1">
+      <w:start w:val="1"/>
+      <w:numFmt w:val="lowerRoman"/>
+      <w:lvlText w:val="%6."/>
+      <w:lvlJc w:val="right"/>
+      <w:pPr>
+        <w:ind w:left="3960" w:hanging="180"/>
+      </w:pPr>
+    </w:lvl>
+    <w:lvl w:ilvl="6" w:tplc="0C0A000F" w:tentative="1">
+      <w:start w:val="1"/>
+      <w:numFmt w:val="decimal"/>
+      <w:lvlText w:val="%7."/>
+      <w:lvlJc w:val="left"/>
+      <w:pPr>
+        <w:ind w:left="4680" w:hanging="360"/>
+      </w:pPr>
+    </w:lvl>
+    <w:lvl w:ilvl="7" w:tplc="0C0A0019" w:tentative="1">
+      <w:start w:val="1"/>
+      <w:numFmt w:val="lowerLetter"/>
+      <w:lvlText w:val="%8."/>
+      <w:lvlJc w:val="left"/>
+      <w:pPr>
+        <w:ind w:left="5400" w:hanging="360"/>
+      </w:pPr>
+    </w:lvl>
+    <w:lvl w:ilvl="8" w:tplc="0C0A001B" w:tentative="1">
+      <w:start w:val="1"/>
+      <w:numFmt w:val="lowerRoman"/>
+      <w:lvlText w:val="%9."/>
+      <w:lvlJc w:val="right"/>
+      <w:pPr>
+        <w:ind w:left="6120" w:hanging="180"/>
+      </w:pPr>
+    </w:lvl>
+  </w:abstractNum>
   <w:num w:numId="1">
+    <w:abstractNumId w:val="11"/>
+  </w:num>
+  <w:num w:numId="2">
+    <w:abstractNumId w:val="3"/>
+  </w:num>
+  <w:num w:numId="3">
+    <w:abstractNumId w:val="20"/>
+  </w:num>
+  <w:num w:numId="4">
+    <w:abstractNumId w:val="10"/>
+  </w:num>
+  <w:num w:numId="5">
+    <w:abstractNumId w:val="2"/>
+  </w:num>
+  <w:num w:numId="6">
+    <w:abstractNumId w:val="6"/>
+  </w:num>
+  <w:num w:numId="7">
+    <w:abstractNumId w:val="12"/>
+  </w:num>
+  <w:num w:numId="8">
     <w:abstractNumId w:val="7"/>
   </w:num>
-  <w:num w:numId="2">
+  <w:num w:numId="9">
+    <w:abstractNumId w:val="4"/>
+  </w:num>
+  <w:num w:numId="10">
+    <w:abstractNumId w:val="17"/>
+  </w:num>
+  <w:num w:numId="11">
+    <w:abstractNumId w:val="9"/>
+  </w:num>
+  <w:num w:numId="12">
+    <w:abstractNumId w:val="21"/>
+  </w:num>
+  <w:num w:numId="13">
+    <w:abstractNumId w:val="14"/>
+  </w:num>
+  <w:num w:numId="14">
+    <w:abstractNumId w:val="16"/>
+  </w:num>
+  <w:num w:numId="15">
+    <w:abstractNumId w:val="18"/>
+  </w:num>
+  <w:num w:numId="16">
+    <w:abstractNumId w:val="8"/>
+  </w:num>
+  <w:num w:numId="17">
+    <w:abstractNumId w:val="13"/>
+  </w:num>
+  <w:num w:numId="18">
+    <w:abstractNumId w:val="15"/>
+  </w:num>
+  <w:num w:numId="19">
+    <w:abstractNumId w:val="19"/>
+  </w:num>
+  <w:num w:numId="20">
+    <w:abstractNumId w:val="5"/>
+  </w:num>
+  <w:num w:numId="21">
     <w:abstractNumId w:val="1"/>
   </w:num>
-  <w:num w:numId="3">
-    <w:abstractNumId w:val="10"/>
-  </w:num>
-  <w:num w:numId="4">
-    <w:abstractNumId w:val="6"/>
-  </w:num>
-  <w:num w:numId="5">
+  <w:num w:numId="22">
     <w:abstractNumId w:val="0"/>
-  </w:num>
-  <w:num w:numId="6">
-    <w:abstractNumId w:val="3"/>
-  </w:num>
-  <w:num w:numId="7">
-    <w:abstractNumId w:val="8"/>
-  </w:num>
-  <w:num w:numId="8">
-    <w:abstractNumId w:val="4"/>
-  </w:num>
-  <w:num w:numId="9">
-    <w:abstractNumId w:val="2"/>
-  </w:num>
-  <w:num w:numId="10">
-    <w:abstractNumId w:val="9"/>
-  </w:num>
-  <w:num w:numId="11">
-    <w:abstractNumId w:val="5"/>
   </w:num>
 </w:numbering>
 </file>
@@ -12963,6 +16039,7 @@
   <w:style w:type="paragraph" w:default="1" w:styleId="Normal">
     <w:name w:val="Normal"/>
     <w:qFormat/>
+    <w:rsid w:val="00F75266"/>
     <w:rPr>
       <w:rFonts w:ascii="Arial MT" w:eastAsia="Arial MT" w:hAnsi="Arial MT" w:cs="Arial MT"/>
       <w:lang w:val="es-ES"/>
@@ -12981,6 +16058,28 @@
     <w:rPr>
       <w:sz w:val="28"/>
       <w:szCs w:val="28"/>
+    </w:rPr>
+  </w:style>
+  <w:style w:type="paragraph" w:styleId="Ttulo2">
+    <w:name w:val="heading 2"/>
+    <w:basedOn w:val="Normal"/>
+    <w:next w:val="Normal"/>
+    <w:link w:val="Ttulo2Car"/>
+    <w:uiPriority w:val="9"/>
+    <w:unhideWhenUsed/>
+    <w:qFormat/>
+    <w:rsid w:val="0090584B"/>
+    <w:pPr>
+      <w:keepNext/>
+      <w:keepLines/>
+      <w:spacing w:before="40"/>
+      <w:outlineLvl w:val="1"/>
+    </w:pPr>
+    <w:rPr>
+      <w:rFonts w:asciiTheme="majorHAnsi" w:eastAsiaTheme="majorEastAsia" w:hAnsiTheme="majorHAnsi" w:cstheme="majorBidi"/>
+      <w:color w:val="365F91" w:themeColor="accent1" w:themeShade="BF"/>
+      <w:sz w:val="26"/>
+      <w:szCs w:val="26"/>
     </w:rPr>
   </w:style>
   <w:style w:type="character" w:default="1" w:styleId="Fuentedeprrafopredeter">
@@ -13161,6 +16260,152 @@
     <w:rPr>
       <w:rFonts w:ascii="Arial MT" w:eastAsia="Arial MT" w:hAnsi="Arial MT" w:cs="Arial MT"/>
       <w:lang w:val="es-ES"/>
+    </w:rPr>
+  </w:style>
+  <w:style w:type="paragraph" w:styleId="Cita">
+    <w:name w:val="Quote"/>
+    <w:basedOn w:val="Normal"/>
+    <w:next w:val="Normal"/>
+    <w:link w:val="CitaCar"/>
+    <w:uiPriority w:val="29"/>
+    <w:qFormat/>
+    <w:rsid w:val="0090584B"/>
+    <w:pPr>
+      <w:spacing w:before="200" w:after="160"/>
+      <w:ind w:left="864" w:right="864"/>
+      <w:jc w:val="center"/>
+    </w:pPr>
+    <w:rPr>
+      <w:i/>
+      <w:iCs/>
+      <w:color w:val="404040" w:themeColor="text1" w:themeTint="BF"/>
+    </w:rPr>
+  </w:style>
+  <w:style w:type="character" w:customStyle="1" w:styleId="CitaCar">
+    <w:name w:val="Cita Car"/>
+    <w:basedOn w:val="Fuentedeprrafopredeter"/>
+    <w:link w:val="Cita"/>
+    <w:uiPriority w:val="29"/>
+    <w:rsid w:val="0090584B"/>
+    <w:rPr>
+      <w:rFonts w:ascii="Arial MT" w:eastAsia="Arial MT" w:hAnsi="Arial MT" w:cs="Arial MT"/>
+      <w:i/>
+      <w:iCs/>
+      <w:color w:val="404040" w:themeColor="text1" w:themeTint="BF"/>
+      <w:lang w:val="es-ES"/>
+    </w:rPr>
+  </w:style>
+  <w:style w:type="character" w:styleId="Referenciasutil">
+    <w:name w:val="Subtle Reference"/>
+    <w:basedOn w:val="Fuentedeprrafopredeter"/>
+    <w:uiPriority w:val="31"/>
+    <w:qFormat/>
+    <w:rsid w:val="0090584B"/>
+    <w:rPr>
+      <w:smallCaps/>
+      <w:color w:val="5A5A5A" w:themeColor="text1" w:themeTint="A5"/>
+    </w:rPr>
+  </w:style>
+  <w:style w:type="character" w:styleId="Ttulodellibro">
+    <w:name w:val="Book Title"/>
+    <w:basedOn w:val="Fuentedeprrafopredeter"/>
+    <w:uiPriority w:val="33"/>
+    <w:qFormat/>
+    <w:rsid w:val="0090584B"/>
+    <w:rPr>
+      <w:b/>
+      <w:bCs/>
+      <w:i/>
+      <w:iCs/>
+      <w:spacing w:val="5"/>
+    </w:rPr>
+  </w:style>
+  <w:style w:type="paragraph" w:styleId="Citadestacada">
+    <w:name w:val="Intense Quote"/>
+    <w:basedOn w:val="Normal"/>
+    <w:next w:val="Normal"/>
+    <w:link w:val="CitadestacadaCar"/>
+    <w:uiPriority w:val="30"/>
+    <w:qFormat/>
+    <w:rsid w:val="0090584B"/>
+    <w:pPr>
+      <w:pBdr>
+        <w:top w:val="single" w:sz="4" w:space="10" w:color="4F81BD" w:themeColor="accent1"/>
+        <w:bottom w:val="single" w:sz="4" w:space="10" w:color="4F81BD" w:themeColor="accent1"/>
+      </w:pBdr>
+      <w:spacing w:before="360" w:after="360"/>
+      <w:ind w:left="864" w:right="864"/>
+      <w:jc w:val="center"/>
+    </w:pPr>
+    <w:rPr>
+      <w:i/>
+      <w:iCs/>
+      <w:color w:val="4F81BD" w:themeColor="accent1"/>
+    </w:rPr>
+  </w:style>
+  <w:style w:type="character" w:customStyle="1" w:styleId="CitadestacadaCar">
+    <w:name w:val="Cita destacada Car"/>
+    <w:basedOn w:val="Fuentedeprrafopredeter"/>
+    <w:link w:val="Citadestacada"/>
+    <w:uiPriority w:val="30"/>
+    <w:rsid w:val="0090584B"/>
+    <w:rPr>
+      <w:rFonts w:ascii="Arial MT" w:eastAsia="Arial MT" w:hAnsi="Arial MT" w:cs="Arial MT"/>
+      <w:i/>
+      <w:iCs/>
+      <w:color w:val="4F81BD" w:themeColor="accent1"/>
+      <w:lang w:val="es-ES"/>
+    </w:rPr>
+  </w:style>
+  <w:style w:type="character" w:styleId="Referenciaintensa">
+    <w:name w:val="Intense Reference"/>
+    <w:basedOn w:val="Fuentedeprrafopredeter"/>
+    <w:uiPriority w:val="32"/>
+    <w:qFormat/>
+    <w:rsid w:val="0090584B"/>
+    <w:rPr>
+      <w:b/>
+      <w:bCs/>
+      <w:smallCaps/>
+      <w:color w:val="4F81BD" w:themeColor="accent1"/>
+      <w:spacing w:val="5"/>
+    </w:rPr>
+  </w:style>
+  <w:style w:type="character" w:customStyle="1" w:styleId="Ttulo2Car">
+    <w:name w:val="Título 2 Car"/>
+    <w:basedOn w:val="Fuentedeprrafopredeter"/>
+    <w:link w:val="Ttulo2"/>
+    <w:uiPriority w:val="9"/>
+    <w:rsid w:val="0090584B"/>
+    <w:rPr>
+      <w:rFonts w:asciiTheme="majorHAnsi" w:eastAsiaTheme="majorEastAsia" w:hAnsiTheme="majorHAnsi" w:cstheme="majorBidi"/>
+      <w:color w:val="365F91" w:themeColor="accent1" w:themeShade="BF"/>
+      <w:sz w:val="26"/>
+      <w:szCs w:val="26"/>
+      <w:lang w:val="es-ES"/>
+    </w:rPr>
+  </w:style>
+  <w:style w:type="character" w:styleId="Hipervnculo">
+    <w:name w:val="Hyperlink"/>
+    <w:basedOn w:val="Fuentedeprrafopredeter"/>
+    <w:uiPriority w:val="99"/>
+    <w:unhideWhenUsed/>
+    <w:rsid w:val="0012565E"/>
+    <w:rPr>
+      <w:color w:val="0000FF" w:themeColor="hyperlink"/>
+      <w:u w:val="single"/>
+    </w:rPr>
+  </w:style>
+  <w:style w:type="character" w:styleId="Mencinsinresolver">
+    <w:name w:val="Unresolved Mention"/>
+    <w:basedOn w:val="Fuentedeprrafopredeter"/>
+    <w:uiPriority w:val="99"/>
+    <w:semiHidden/>
+    <w:unhideWhenUsed/>
+    <w:rsid w:val="0012565E"/>
+    <w:rPr>
+      <w:color w:val="605E5C"/>
+      <w:shd w:val="clear" w:color="auto" w:fill="E1DFDD"/>
     </w:rPr>
   </w:style>
 </w:styles>

--- a/Redacción proyecto fin de ciclo - Hugo Maeso.docx
+++ b/Redacción proyecto fin de ciclo - Hugo Maeso.docx
@@ -1,10 +1,11 @@
 
 <file path=word/document.xml><?xml version="1.0" encoding="utf-8"?>
-<w:document xmlns:wpc="http://schemas.microsoft.com/office/word/2010/wordprocessingCanvas" xmlns:cx="http://schemas.microsoft.com/office/drawing/2014/chartex" xmlns:cx1="http://schemas.microsoft.com/office/drawing/2015/9/8/chartex" xmlns:cx2="http://schemas.microsoft.com/office/drawing/2015/10/21/chartex" xmlns:cx3="http://schemas.microsoft.com/office/drawing/2016/5/9/chartex" xmlns:cx4="http://schemas.microsoft.com/office/drawing/2016/5/10/chartex" xmlns:cx5="http://schemas.microsoft.com/office/drawing/2016/5/11/chartex" xmlns:cx6="http://schemas.microsoft.com/office/drawing/2016/5/12/chartex" xmlns:cx7="http://schemas.microsoft.com/office/drawing/2016/5/13/chartex" xmlns:cx8="http://schemas.microsoft.com/office/drawing/2016/5/14/chartex" xmlns:mc="http://schemas.openxmlformats.org/markup-compatibility/2006" xmlns:aink="http://schemas.microsoft.com/office/drawing/2016/ink" xmlns:am3d="http://schemas.microsoft.com/office/drawing/2017/model3d" xmlns:o="urn:schemas-microsoft-com:office:office" xmlns:r="http://schemas.openxmlformats.org/officeDocument/2006/relationships" xmlns:m="http://schemas.openxmlformats.org/officeDocument/2006/math" xmlns:v="urn:schemas-microsoft-com:vml" xmlns:wp14="http://schemas.microsoft.com/office/word/2010/wordprocessingDrawing" xmlns:wp="http://schemas.openxmlformats.org/drawingml/2006/wordprocessingDrawing" xmlns:w10="urn:schemas-microsoft-com:office:word" xmlns:w="http://schemas.openxmlformats.org/wordprocessingml/2006/main" xmlns:w14="http://schemas.microsoft.com/office/word/2010/wordml" xmlns:w15="http://schemas.microsoft.com/office/word/2012/wordml" xmlns:w16cex="http://schemas.microsoft.com/office/word/2018/wordml/cex" xmlns:w16cid="http://schemas.microsoft.com/office/word/2016/wordml/cid" xmlns:w16="http://schemas.microsoft.com/office/word/2018/wordml" xmlns:w16sdtdh="http://schemas.microsoft.com/office/word/2020/wordml/sdtdatahash" xmlns:w16se="http://schemas.microsoft.com/office/word/2015/wordml/symex" xmlns:wpg="http://schemas.microsoft.com/office/word/2010/wordprocessingGroup" xmlns:wpi="http://schemas.microsoft.com/office/word/2010/wordprocessingInk" xmlns:wne="http://schemas.microsoft.com/office/word/2006/wordml" xmlns:wps="http://schemas.microsoft.com/office/word/2010/wordprocessingShape" mc:Ignorable="w14 w15 w16se w16cid w16 w16cex w16sdtdh wp14">
+<w:document xmlns:wpc="http://schemas.microsoft.com/office/word/2010/wordprocessingCanvas" xmlns:cx="http://schemas.microsoft.com/office/drawing/2014/chartex" xmlns:cx1="http://schemas.microsoft.com/office/drawing/2015/9/8/chartex" xmlns:cx2="http://schemas.microsoft.com/office/drawing/2015/10/21/chartex" xmlns:cx3="http://schemas.microsoft.com/office/drawing/2016/5/9/chartex" xmlns:cx4="http://schemas.microsoft.com/office/drawing/2016/5/10/chartex" xmlns:cx5="http://schemas.microsoft.com/office/drawing/2016/5/11/chartex" xmlns:cx6="http://schemas.microsoft.com/office/drawing/2016/5/12/chartex" xmlns:cx7="http://schemas.microsoft.com/office/drawing/2016/5/13/chartex" xmlns:cx8="http://schemas.microsoft.com/office/drawing/2016/5/14/chartex" xmlns:mc="http://schemas.openxmlformats.org/markup-compatibility/2006" xmlns:aink="http://schemas.microsoft.com/office/drawing/2016/ink" xmlns:am3d="http://schemas.microsoft.com/office/drawing/2017/model3d" xmlns:o="urn:schemas-microsoft-com:office:office" xmlns:oel="http://schemas.microsoft.com/office/2019/extlst" xmlns:r="http://schemas.openxmlformats.org/officeDocument/2006/relationships" xmlns:m="http://schemas.openxmlformats.org/officeDocument/2006/math" xmlns:v="urn:schemas-microsoft-com:vml" xmlns:wp14="http://schemas.microsoft.com/office/word/2010/wordprocessingDrawing" xmlns:wp="http://schemas.openxmlformats.org/drawingml/2006/wordprocessingDrawing" xmlns:w10="urn:schemas-microsoft-com:office:word" xmlns:w="http://schemas.openxmlformats.org/wordprocessingml/2006/main" xmlns:w14="http://schemas.microsoft.com/office/word/2010/wordml" xmlns:w15="http://schemas.microsoft.com/office/word/2012/wordml" xmlns:w16cex="http://schemas.microsoft.com/office/word/2018/wordml/cex" xmlns:w16cid="http://schemas.microsoft.com/office/word/2016/wordml/cid" xmlns:w16="http://schemas.microsoft.com/office/word/2018/wordml" xmlns:w16du="http://schemas.microsoft.com/office/word/2023/wordml/word16du" xmlns:w16sdtdh="http://schemas.microsoft.com/office/word/2020/wordml/sdtdatahash" xmlns:w16sdtfl="http://schemas.microsoft.com/office/word/2024/wordml/sdtformatlock" xmlns:w16se="http://schemas.microsoft.com/office/word/2015/wordml/symex" xmlns:wpg="http://schemas.microsoft.com/office/word/2010/wordprocessingGroup" xmlns:wpi="http://schemas.microsoft.com/office/word/2010/wordprocessingInk" xmlns:wne="http://schemas.microsoft.com/office/word/2006/wordml" xmlns:wps="http://schemas.microsoft.com/office/word/2010/wordprocessingShape" mc:Ignorable="w14 w15 w16se w16cid w16 w16cex w16sdtdh w16sdtfl w16du wp14">
   <w:body>
     <w:p>
       <w:pPr>
         <w:pStyle w:val="Textoindependiente"/>
+        <w:jc w:val="both"/>
         <w:rPr>
           <w:rFonts w:asciiTheme="minorHAnsi" w:hAnsiTheme="minorHAnsi" w:cstheme="minorHAnsi"/>
           <w:sz w:val="20"/>
@@ -138,6 +139,7 @@
     <w:p>
       <w:pPr>
         <w:pStyle w:val="Textoindependiente"/>
+        <w:jc w:val="both"/>
         <w:rPr>
           <w:rFonts w:asciiTheme="minorHAnsi" w:hAnsiTheme="minorHAnsi" w:cstheme="minorHAnsi"/>
           <w:sz w:val="20"/>
@@ -147,6 +149,7 @@
     <w:p>
       <w:pPr>
         <w:pStyle w:val="Textoindependiente"/>
+        <w:jc w:val="both"/>
         <w:rPr>
           <w:rFonts w:asciiTheme="minorHAnsi" w:hAnsiTheme="minorHAnsi" w:cstheme="minorHAnsi"/>
           <w:sz w:val="20"/>
@@ -156,6 +159,7 @@
     <w:p>
       <w:pPr>
         <w:pStyle w:val="Textoindependiente"/>
+        <w:jc w:val="both"/>
         <w:rPr>
           <w:rFonts w:asciiTheme="minorHAnsi" w:hAnsiTheme="minorHAnsi" w:cstheme="minorHAnsi"/>
           <w:sz w:val="20"/>
@@ -165,6 +169,7 @@
     <w:p>
       <w:pPr>
         <w:pStyle w:val="Textoindependiente"/>
+        <w:jc w:val="both"/>
         <w:rPr>
           <w:rFonts w:asciiTheme="minorHAnsi" w:hAnsiTheme="minorHAnsi" w:cstheme="minorHAnsi"/>
           <w:sz w:val="20"/>
@@ -174,6 +179,7 @@
     <w:p>
       <w:pPr>
         <w:pStyle w:val="Textoindependiente"/>
+        <w:jc w:val="both"/>
         <w:rPr>
           <w:rFonts w:asciiTheme="minorHAnsi" w:hAnsiTheme="minorHAnsi" w:cstheme="minorHAnsi"/>
           <w:sz w:val="20"/>
@@ -183,6 +189,7 @@
     <w:p>
       <w:pPr>
         <w:pStyle w:val="Textoindependiente"/>
+        <w:jc w:val="both"/>
         <w:rPr>
           <w:rFonts w:asciiTheme="minorHAnsi" w:hAnsiTheme="minorHAnsi" w:cstheme="minorHAnsi"/>
           <w:sz w:val="20"/>
@@ -192,6 +199,7 @@
     <w:p>
       <w:pPr>
         <w:pStyle w:val="Textoindependiente"/>
+        <w:jc w:val="both"/>
         <w:rPr>
           <w:rFonts w:asciiTheme="minorHAnsi" w:hAnsiTheme="minorHAnsi" w:cstheme="minorHAnsi"/>
           <w:sz w:val="20"/>
@@ -201,6 +209,7 @@
     <w:p>
       <w:pPr>
         <w:pStyle w:val="Textoindependiente"/>
+        <w:jc w:val="both"/>
         <w:rPr>
           <w:rFonts w:asciiTheme="minorHAnsi" w:hAnsiTheme="minorHAnsi" w:cstheme="minorHAnsi"/>
           <w:sz w:val="20"/>
@@ -210,6 +219,7 @@
     <w:p>
       <w:pPr>
         <w:pStyle w:val="Textoindependiente"/>
+        <w:jc w:val="both"/>
         <w:rPr>
           <w:rFonts w:asciiTheme="minorHAnsi" w:hAnsiTheme="minorHAnsi" w:cstheme="minorHAnsi"/>
           <w:sz w:val="20"/>
@@ -219,6 +229,7 @@
     <w:p>
       <w:pPr>
         <w:pStyle w:val="Textoindependiente"/>
+        <w:jc w:val="both"/>
         <w:rPr>
           <w:rFonts w:asciiTheme="minorHAnsi" w:hAnsiTheme="minorHAnsi" w:cstheme="minorHAnsi"/>
           <w:sz w:val="20"/>
@@ -228,6 +239,7 @@
     <w:p>
       <w:pPr>
         <w:pStyle w:val="Textoindependiente"/>
+        <w:jc w:val="both"/>
         <w:rPr>
           <w:rFonts w:asciiTheme="minorHAnsi" w:hAnsiTheme="minorHAnsi" w:cstheme="minorHAnsi"/>
           <w:sz w:val="20"/>
@@ -238,6 +250,7 @@
       <w:pPr>
         <w:pStyle w:val="Textoindependiente"/>
         <w:spacing w:before="18"/>
+        <w:jc w:val="both"/>
         <w:rPr>
           <w:rFonts w:asciiTheme="minorHAnsi" w:hAnsiTheme="minorHAnsi" w:cstheme="minorHAnsi"/>
           <w:sz w:val="20"/>
@@ -268,7 +281,7 @@
               <w:pStyle w:val="TableParagraph"/>
               <w:spacing w:before="52" w:line="216" w:lineRule="auto"/>
               <w:ind w:left="264" w:right="47" w:firstLine="7"/>
-              <w:jc w:val="center"/>
+              <w:jc w:val="both"/>
               <w:rPr>
                 <w:rFonts w:asciiTheme="minorHAnsi" w:hAnsiTheme="minorHAnsi" w:cstheme="minorHAnsi"/>
                 <w:sz w:val="88"/>
@@ -361,6 +374,7 @@
           <w:p>
             <w:pPr>
               <w:pStyle w:val="TableParagraph"/>
+              <w:jc w:val="both"/>
               <w:rPr>
                 <w:rFonts w:asciiTheme="minorHAnsi" w:hAnsiTheme="minorHAnsi" w:cstheme="minorHAnsi"/>
                 <w:sz w:val="24"/>
@@ -371,6 +385,7 @@
             <w:pPr>
               <w:pStyle w:val="TableParagraph"/>
               <w:spacing w:before="56"/>
+              <w:jc w:val="both"/>
               <w:rPr>
                 <w:rFonts w:asciiTheme="minorHAnsi" w:hAnsiTheme="minorHAnsi" w:cstheme="minorHAnsi"/>
                 <w:sz w:val="24"/>
@@ -382,6 +397,7 @@
               <w:pStyle w:val="TableParagraph"/>
               <w:spacing w:before="1" w:line="256" w:lineRule="exact"/>
               <w:ind w:left="125"/>
+              <w:jc w:val="both"/>
               <w:rPr>
                 <w:rFonts w:asciiTheme="minorHAnsi" w:hAnsiTheme="minorHAnsi" w:cstheme="minorHAnsi"/>
                 <w:sz w:val="24"/>
@@ -488,6 +504,7 @@
     <w:p>
       <w:pPr>
         <w:pStyle w:val="Textoindependiente"/>
+        <w:jc w:val="both"/>
         <w:rPr>
           <w:rFonts w:asciiTheme="minorHAnsi" w:hAnsiTheme="minorHAnsi" w:cstheme="minorHAnsi"/>
           <w:sz w:val="28"/>
@@ -497,6 +514,7 @@
     <w:p>
       <w:pPr>
         <w:pStyle w:val="Textoindependiente"/>
+        <w:jc w:val="both"/>
         <w:rPr>
           <w:rFonts w:asciiTheme="minorHAnsi" w:hAnsiTheme="minorHAnsi" w:cstheme="minorHAnsi"/>
           <w:sz w:val="28"/>
@@ -506,6 +524,7 @@
     <w:p>
       <w:pPr>
         <w:pStyle w:val="Textoindependiente"/>
+        <w:jc w:val="both"/>
         <w:rPr>
           <w:rFonts w:asciiTheme="minorHAnsi" w:hAnsiTheme="minorHAnsi" w:cstheme="minorHAnsi"/>
           <w:sz w:val="28"/>
@@ -515,6 +534,7 @@
     <w:p>
       <w:pPr>
         <w:pStyle w:val="Textoindependiente"/>
+        <w:jc w:val="both"/>
         <w:rPr>
           <w:rFonts w:asciiTheme="minorHAnsi" w:hAnsiTheme="minorHAnsi" w:cstheme="minorHAnsi"/>
           <w:sz w:val="28"/>
@@ -524,6 +544,7 @@
     <w:p>
       <w:pPr>
         <w:pStyle w:val="Textoindependiente"/>
+        <w:jc w:val="both"/>
         <w:rPr>
           <w:rFonts w:asciiTheme="minorHAnsi" w:hAnsiTheme="minorHAnsi" w:cstheme="minorHAnsi"/>
           <w:sz w:val="28"/>
@@ -533,6 +554,7 @@
     <w:p>
       <w:pPr>
         <w:pStyle w:val="Textoindependiente"/>
+        <w:jc w:val="both"/>
         <w:rPr>
           <w:rFonts w:asciiTheme="minorHAnsi" w:hAnsiTheme="minorHAnsi" w:cstheme="minorHAnsi"/>
           <w:sz w:val="28"/>
@@ -542,6 +564,7 @@
     <w:p>
       <w:pPr>
         <w:pStyle w:val="Textoindependiente"/>
+        <w:jc w:val="both"/>
         <w:rPr>
           <w:rFonts w:asciiTheme="minorHAnsi" w:hAnsiTheme="minorHAnsi" w:cstheme="minorHAnsi"/>
           <w:sz w:val="28"/>
@@ -551,6 +574,7 @@
     <w:p>
       <w:pPr>
         <w:pStyle w:val="Textoindependiente"/>
+        <w:jc w:val="both"/>
         <w:rPr>
           <w:rFonts w:asciiTheme="minorHAnsi" w:hAnsiTheme="minorHAnsi" w:cstheme="minorHAnsi"/>
           <w:sz w:val="28"/>
@@ -560,6 +584,7 @@
     <w:p>
       <w:pPr>
         <w:pStyle w:val="Textoindependiente"/>
+        <w:jc w:val="both"/>
         <w:rPr>
           <w:rFonts w:asciiTheme="minorHAnsi" w:hAnsiTheme="minorHAnsi" w:cstheme="minorHAnsi"/>
           <w:sz w:val="28"/>
@@ -569,6 +594,7 @@
     <w:p>
       <w:pPr>
         <w:pStyle w:val="Textoindependiente"/>
+        <w:jc w:val="both"/>
         <w:rPr>
           <w:rFonts w:asciiTheme="minorHAnsi" w:hAnsiTheme="minorHAnsi" w:cstheme="minorHAnsi"/>
           <w:sz w:val="28"/>
@@ -578,6 +604,7 @@
     <w:p>
       <w:pPr>
         <w:pStyle w:val="Textoindependiente"/>
+        <w:jc w:val="both"/>
         <w:rPr>
           <w:rFonts w:asciiTheme="minorHAnsi" w:hAnsiTheme="minorHAnsi" w:cstheme="minorHAnsi"/>
           <w:sz w:val="28"/>
@@ -587,6 +614,7 @@
     <w:p>
       <w:pPr>
         <w:pStyle w:val="Textoindependiente"/>
+        <w:jc w:val="both"/>
         <w:rPr>
           <w:rFonts w:asciiTheme="minorHAnsi" w:hAnsiTheme="minorHAnsi" w:cstheme="minorHAnsi"/>
           <w:sz w:val="28"/>
@@ -596,6 +624,7 @@
     <w:p>
       <w:pPr>
         <w:pStyle w:val="Textoindependiente"/>
+        <w:jc w:val="both"/>
         <w:rPr>
           <w:rFonts w:asciiTheme="minorHAnsi" w:hAnsiTheme="minorHAnsi" w:cstheme="minorHAnsi"/>
           <w:sz w:val="28"/>
@@ -605,6 +634,7 @@
     <w:p>
       <w:pPr>
         <w:pStyle w:val="Textoindependiente"/>
+        <w:jc w:val="both"/>
         <w:rPr>
           <w:rFonts w:asciiTheme="minorHAnsi" w:hAnsiTheme="minorHAnsi" w:cstheme="minorHAnsi"/>
           <w:sz w:val="28"/>
@@ -615,6 +645,7 @@
       <w:pPr>
         <w:pStyle w:val="Textoindependiente"/>
         <w:spacing w:before="178"/>
+        <w:jc w:val="both"/>
         <w:rPr>
           <w:rFonts w:asciiTheme="minorHAnsi" w:hAnsiTheme="minorHAnsi" w:cstheme="minorHAnsi"/>
           <w:sz w:val="28"/>
@@ -624,6 +655,7 @@
     <w:p>
       <w:pPr>
         <w:pStyle w:val="Ttulo1"/>
+        <w:jc w:val="both"/>
         <w:rPr>
           <w:rFonts w:asciiTheme="minorHAnsi" w:hAnsiTheme="minorHAnsi" w:cstheme="minorHAnsi"/>
         </w:rPr>
@@ -662,11 +694,12 @@
     <w:p>
       <w:pPr>
         <w:pStyle w:val="Ttulo1"/>
+        <w:jc w:val="both"/>
         <w:rPr>
           <w:rFonts w:asciiTheme="minorHAnsi" w:hAnsiTheme="minorHAnsi" w:cstheme="minorHAnsi"/>
         </w:rPr>
         <w:sectPr>
-          <w:footerReference w:type="default" r:id="rId7"/>
+          <w:footerReference w:type="default" r:id="rId8"/>
           <w:type w:val="continuous"/>
           <w:pgSz w:w="11910" w:h="16840"/>
           <w:pgMar w:top="1922" w:right="1559" w:bottom="278" w:left="1559" w:header="720" w:footer="720" w:gutter="0"/>
@@ -679,6 +712,7 @@
         <w:pStyle w:val="Textoindependiente"/>
         <w:spacing w:before="79"/>
         <w:ind w:left="140"/>
+        <w:jc w:val="both"/>
         <w:rPr>
           <w:rFonts w:asciiTheme="minorHAnsi" w:hAnsiTheme="minorHAnsi" w:cstheme="minorHAnsi"/>
         </w:rPr>
@@ -1209,23 +1243,7 @@
           <w:rFonts w:asciiTheme="minorHAnsi" w:hAnsiTheme="minorHAnsi" w:cstheme="minorHAnsi"/>
           <w:sz w:val="24"/>
         </w:rPr>
-        <w:t xml:space="preserve">Diagrama de </w:t>
-      </w:r>
-      <w:proofErr w:type="spellStart"/>
-      <w:r>
-        <w:rPr>
-          <w:rFonts w:asciiTheme="minorHAnsi" w:hAnsiTheme="minorHAnsi" w:cstheme="minorHAnsi"/>
-          <w:sz w:val="24"/>
-        </w:rPr>
-        <w:t>bbdd</w:t>
-      </w:r>
-      <w:proofErr w:type="spellEnd"/>
-      <w:r>
-        <w:rPr>
-          <w:rFonts w:asciiTheme="minorHAnsi" w:hAnsiTheme="minorHAnsi" w:cstheme="minorHAnsi"/>
-          <w:sz w:val="24"/>
-        </w:rPr>
-        <w:t xml:space="preserve"> </w:t>
+        <w:t xml:space="preserve">Diagrama de bbdd </w:t>
       </w:r>
     </w:p>
     <w:p>
@@ -3457,25 +3475,8 @@
           <w:rFonts w:asciiTheme="minorHAnsi" w:hAnsiTheme="minorHAnsi" w:cstheme="minorHAnsi"/>
           <w:sz w:val="24"/>
         </w:rPr>
-        <w:t xml:space="preserve">de la web (el </w:t>
-      </w:r>
-      <w:proofErr w:type="spellStart"/>
-      <w:r>
-        <w:rPr>
-          <w:rFonts w:asciiTheme="minorHAnsi" w:hAnsiTheme="minorHAnsi" w:cstheme="minorHAnsi"/>
-          <w:sz w:val="24"/>
-        </w:rPr>
-        <w:t>backend</w:t>
-      </w:r>
-      <w:proofErr w:type="spellEnd"/>
-      <w:r>
-        <w:rPr>
-          <w:rFonts w:asciiTheme="minorHAnsi" w:hAnsiTheme="minorHAnsi" w:cstheme="minorHAnsi"/>
-          <w:sz w:val="24"/>
-        </w:rPr>
-        <w:t xml:space="preserve">) he utilizado Laravel. Elegí este </w:t>
-      </w:r>
-      <w:proofErr w:type="spellStart"/>
+        <w:t xml:space="preserve">de la web (el backend) he utilizado Laravel. Elegí este </w:t>
+      </w:r>
       <w:r>
         <w:rPr>
           <w:rFonts w:asciiTheme="minorHAnsi" w:hAnsiTheme="minorHAnsi" w:cstheme="minorHAnsi"/>
@@ -3488,15 +3489,7 @@
           <w:rFonts w:asciiTheme="minorHAnsi" w:hAnsiTheme="minorHAnsi" w:cstheme="minorHAnsi"/>
           <w:sz w:val="24"/>
         </w:rPr>
-        <w:t>ramework</w:t>
-      </w:r>
-      <w:proofErr w:type="spellEnd"/>
-      <w:r>
-        <w:rPr>
-          <w:rFonts w:asciiTheme="minorHAnsi" w:hAnsiTheme="minorHAnsi" w:cstheme="minorHAnsi"/>
-          <w:sz w:val="24"/>
-        </w:rPr>
-        <w:t xml:space="preserve"> de PHP porque es el que mejor me permitía organizar todo el código, gestionar la base de datos de </w:t>
+        <w:t xml:space="preserve">ramework de PHP porque es el que mejor me permitía organizar todo el código, gestionar la base de datos de </w:t>
       </w:r>
       <w:r>
         <w:rPr>
@@ -3538,23 +3531,7 @@
           <w:rFonts w:asciiTheme="minorHAnsi" w:hAnsiTheme="minorHAnsi" w:cstheme="minorHAnsi"/>
           <w:sz w:val="24"/>
         </w:rPr>
-        <w:t xml:space="preserve">. Para la parte visual (el </w:t>
-      </w:r>
-      <w:proofErr w:type="spellStart"/>
-      <w:r>
-        <w:rPr>
-          <w:rFonts w:asciiTheme="minorHAnsi" w:hAnsiTheme="minorHAnsi" w:cstheme="minorHAnsi"/>
-          <w:sz w:val="24"/>
-        </w:rPr>
-        <w:t>frontend</w:t>
-      </w:r>
-      <w:proofErr w:type="spellEnd"/>
-      <w:r>
-        <w:rPr>
-          <w:rFonts w:asciiTheme="minorHAnsi" w:hAnsiTheme="minorHAnsi" w:cstheme="minorHAnsi"/>
-          <w:sz w:val="24"/>
-        </w:rPr>
-        <w:t xml:space="preserve">), he usado Bootstrap junto con CSS y JavaScript. Con esto me he asegurado que la web no solo sea cómoda de usar, sino que se vea perfectamente en un </w:t>
+        <w:t xml:space="preserve">. Para la parte visual (el frontend), he usado Bootstrap junto con CSS y JavaScript. Con esto me he asegurado que la web no solo sea cómoda de usar, sino que se vea perfectamente en un </w:t>
       </w:r>
       <w:r>
         <w:rPr>
@@ -3769,9 +3746,16 @@
           <w:rFonts w:asciiTheme="minorHAnsi" w:hAnsiTheme="minorHAnsi" w:cstheme="minorHAnsi"/>
           <w:sz w:val="24"/>
         </w:rPr>
-        <w:t xml:space="preserve">con </w:t>
-      </w:r>
-      <w:proofErr w:type="spellStart"/>
+        <w:t xml:space="preserve">con Cloudflare Tunnel, </w:t>
+      </w:r>
+      <w:r>
+        <w:rPr>
+          <w:rFonts w:asciiTheme="minorHAnsi" w:hAnsiTheme="minorHAnsi" w:cstheme="minorHAnsi"/>
+          <w:sz w:val="24"/>
+        </w:rPr>
+        <w:t xml:space="preserve">he configurado </w:t>
+      </w:r>
+      <w:bookmarkStart w:id="1" w:name="_Hlk228983434"/>
       <w:r>
         <w:rPr>
           <w:rFonts w:asciiTheme="minorHAnsi" w:hAnsiTheme="minorHAnsi" w:cstheme="minorHAnsi"/>
@@ -3779,48 +3763,7 @@
         </w:rPr>
         <w:t>Cloudflare</w:t>
       </w:r>
-      <w:proofErr w:type="spellEnd"/>
-      <w:r>
-        <w:rPr>
-          <w:rFonts w:asciiTheme="minorHAnsi" w:hAnsiTheme="minorHAnsi" w:cstheme="minorHAnsi"/>
-          <w:sz w:val="24"/>
-        </w:rPr>
-        <w:t xml:space="preserve"> </w:t>
-      </w:r>
-      <w:proofErr w:type="spellStart"/>
-      <w:r>
-        <w:rPr>
-          <w:rFonts w:asciiTheme="minorHAnsi" w:hAnsiTheme="minorHAnsi" w:cstheme="minorHAnsi"/>
-          <w:sz w:val="24"/>
-        </w:rPr>
-        <w:t>Tunnel</w:t>
-      </w:r>
-      <w:proofErr w:type="spellEnd"/>
-      <w:r>
-        <w:rPr>
-          <w:rFonts w:asciiTheme="minorHAnsi" w:hAnsiTheme="minorHAnsi" w:cstheme="minorHAnsi"/>
-          <w:sz w:val="24"/>
-        </w:rPr>
-        <w:t xml:space="preserve">, </w:t>
-      </w:r>
-      <w:r>
-        <w:rPr>
-          <w:rFonts w:asciiTheme="minorHAnsi" w:hAnsiTheme="minorHAnsi" w:cstheme="minorHAnsi"/>
-          <w:sz w:val="24"/>
-        </w:rPr>
-        <w:t xml:space="preserve">he configurado </w:t>
-      </w:r>
-      <w:bookmarkStart w:id="1" w:name="_Hlk228983434"/>
-      <w:proofErr w:type="spellStart"/>
-      <w:r>
-        <w:rPr>
-          <w:rFonts w:asciiTheme="minorHAnsi" w:hAnsiTheme="minorHAnsi" w:cstheme="minorHAnsi"/>
-          <w:sz w:val="24"/>
-        </w:rPr>
-        <w:t>Cloudflare</w:t>
-      </w:r>
       <w:bookmarkEnd w:id="1"/>
-      <w:proofErr w:type="spellEnd"/>
       <w:r>
         <w:rPr>
           <w:rFonts w:asciiTheme="minorHAnsi" w:hAnsiTheme="minorHAnsi" w:cstheme="minorHAnsi"/>
@@ -4215,8 +4158,11 @@
     <w:p>
       <w:pPr>
         <w:pStyle w:val="Subttulo"/>
+        <w:jc w:val="both"/>
         <w:rPr>
           <w:rFonts w:cstheme="minorHAnsi"/>
+          <w:b/>
+          <w:bCs/>
           <w:sz w:val="28"/>
           <w:szCs w:val="28"/>
         </w:rPr>
@@ -4224,6 +4170,8 @@
       <w:r>
         <w:rPr>
           <w:rFonts w:cstheme="minorHAnsi"/>
+          <w:b/>
+          <w:bCs/>
           <w:sz w:val="28"/>
           <w:szCs w:val="28"/>
         </w:rPr>
@@ -4593,39 +4541,7 @@
           <w:rFonts w:asciiTheme="minorHAnsi" w:hAnsiTheme="minorHAnsi" w:cstheme="minorHAnsi"/>
           <w:sz w:val="24"/>
         </w:rPr>
-        <w:t xml:space="preserve"> la combinación de </w:t>
-      </w:r>
-      <w:proofErr w:type="spellStart"/>
-      <w:r>
-        <w:rPr>
-          <w:rFonts w:asciiTheme="minorHAnsi" w:hAnsiTheme="minorHAnsi" w:cstheme="minorHAnsi"/>
-          <w:sz w:val="24"/>
-        </w:rPr>
-        <w:t>Cloudflare</w:t>
-      </w:r>
-      <w:proofErr w:type="spellEnd"/>
-      <w:r>
-        <w:rPr>
-          <w:rFonts w:asciiTheme="minorHAnsi" w:hAnsiTheme="minorHAnsi" w:cstheme="minorHAnsi"/>
-          <w:sz w:val="24"/>
-        </w:rPr>
-        <w:t xml:space="preserve"> </w:t>
-      </w:r>
-      <w:proofErr w:type="spellStart"/>
-      <w:r>
-        <w:rPr>
-          <w:rFonts w:asciiTheme="minorHAnsi" w:hAnsiTheme="minorHAnsi" w:cstheme="minorHAnsi"/>
-          <w:sz w:val="24"/>
-        </w:rPr>
-        <w:t>Tunnel</w:t>
-      </w:r>
-      <w:proofErr w:type="spellEnd"/>
-      <w:r>
-        <w:rPr>
-          <w:rFonts w:asciiTheme="minorHAnsi" w:hAnsiTheme="minorHAnsi" w:cstheme="minorHAnsi"/>
-          <w:sz w:val="24"/>
-        </w:rPr>
-        <w:t xml:space="preserve"> y mi dominio de IONOS</w:t>
+        <w:t xml:space="preserve"> la combinación de Cloudflare Tunnel y mi dominio de IONOS</w:t>
       </w:r>
       <w:r>
         <w:rPr>
@@ -4653,39 +4569,7 @@
           <w:rFonts w:asciiTheme="minorHAnsi" w:hAnsiTheme="minorHAnsi" w:cstheme="minorHAnsi"/>
           <w:sz w:val="24"/>
         </w:rPr>
-        <w:t xml:space="preserve"> me permite generar un túnel seguro entre mi Mini PC y la red </w:t>
-      </w:r>
-      <w:proofErr w:type="spellStart"/>
-      <w:r>
-        <w:rPr>
-          <w:rFonts w:asciiTheme="minorHAnsi" w:hAnsiTheme="minorHAnsi" w:cstheme="minorHAnsi"/>
-          <w:sz w:val="24"/>
-        </w:rPr>
-        <w:t>CloudFlare</w:t>
-      </w:r>
-      <w:proofErr w:type="spellEnd"/>
-      <w:r>
-        <w:rPr>
-          <w:rFonts w:asciiTheme="minorHAnsi" w:hAnsiTheme="minorHAnsi" w:cstheme="minorHAnsi"/>
-          <w:sz w:val="24"/>
-        </w:rPr>
-        <w:t xml:space="preserve"> sin abrir los puertos en el </w:t>
-      </w:r>
-      <w:proofErr w:type="spellStart"/>
-      <w:r>
-        <w:rPr>
-          <w:rFonts w:asciiTheme="minorHAnsi" w:hAnsiTheme="minorHAnsi" w:cstheme="minorHAnsi"/>
-          <w:sz w:val="24"/>
-        </w:rPr>
-        <w:t>router</w:t>
-      </w:r>
-      <w:proofErr w:type="spellEnd"/>
-      <w:r>
-        <w:rPr>
-          <w:rFonts w:asciiTheme="minorHAnsi" w:hAnsiTheme="minorHAnsi" w:cstheme="minorHAnsi"/>
-          <w:sz w:val="24"/>
-        </w:rPr>
-        <w:t xml:space="preserve"> de mi casa, conservando mi red privada y mejorando el acceso a la web con un certificado SSL y una capa de protección contra ataques</w:t>
+        <w:t xml:space="preserve"> me permite generar un túnel seguro entre mi Mini PC y la red CloudFlare sin abrir los puertos en el router de mi casa, conservando mi red privada y mejorando el acceso a la web con un certificado SSL y una capa de protección contra ataques</w:t>
       </w:r>
       <w:r>
         <w:rPr>
@@ -4711,8 +4595,11 @@
     <w:p>
       <w:pPr>
         <w:pStyle w:val="Subttulo"/>
+        <w:jc w:val="both"/>
         <w:rPr>
           <w:rFonts w:cstheme="minorHAnsi"/>
+          <w:b/>
+          <w:bCs/>
           <w:sz w:val="28"/>
           <w:szCs w:val="28"/>
         </w:rPr>
@@ -4720,6 +4607,8 @@
       <w:r>
         <w:rPr>
           <w:rFonts w:cstheme="minorHAnsi"/>
+          <w:b/>
+          <w:bCs/>
           <w:sz w:val="28"/>
           <w:szCs w:val="28"/>
         </w:rPr>
@@ -4759,7 +4648,6 @@
         </w:rPr>
         <w:t>full-</w:t>
       </w:r>
-      <w:proofErr w:type="spellStart"/>
       <w:r>
         <w:rPr>
           <w:rFonts w:asciiTheme="minorHAnsi" w:hAnsiTheme="minorHAnsi" w:cstheme="minorHAnsi"/>
@@ -4772,15 +4660,7 @@
           <w:rFonts w:asciiTheme="minorHAnsi" w:hAnsiTheme="minorHAnsi" w:cstheme="minorHAnsi"/>
           <w:sz w:val="24"/>
         </w:rPr>
-        <w:t>tack</w:t>
-      </w:r>
-      <w:proofErr w:type="spellEnd"/>
-      <w:r>
-        <w:rPr>
-          <w:rFonts w:asciiTheme="minorHAnsi" w:hAnsiTheme="minorHAnsi" w:cstheme="minorHAnsi"/>
-          <w:sz w:val="24"/>
-        </w:rPr>
-        <w:t xml:space="preserve">: El objetivo </w:t>
+        <w:t xml:space="preserve">tack: El objetivo </w:t>
       </w:r>
       <w:r>
         <w:rPr>
@@ -5031,7 +4911,6 @@
         <w:lastRenderedPageBreak/>
         <w:t xml:space="preserve">Dominio del </w:t>
       </w:r>
-      <w:proofErr w:type="spellStart"/>
       <w:r>
         <w:rPr>
           <w:rFonts w:asciiTheme="minorHAnsi" w:hAnsiTheme="minorHAnsi" w:cstheme="minorHAnsi"/>
@@ -5044,15 +4923,7 @@
           <w:rFonts w:asciiTheme="minorHAnsi" w:hAnsiTheme="minorHAnsi" w:cstheme="minorHAnsi"/>
           <w:sz w:val="24"/>
         </w:rPr>
-        <w:t>ramework</w:t>
-      </w:r>
-      <w:proofErr w:type="spellEnd"/>
-      <w:r>
-        <w:rPr>
-          <w:rFonts w:asciiTheme="minorHAnsi" w:hAnsiTheme="minorHAnsi" w:cstheme="minorHAnsi"/>
-          <w:sz w:val="24"/>
-        </w:rPr>
-        <w:t xml:space="preserve"> </w:t>
+        <w:t xml:space="preserve">ramework </w:t>
       </w:r>
       <w:r>
         <w:rPr>
@@ -5113,14 +4984,16 @@
     </w:p>
     <w:p>
       <w:pPr>
-        <w:rPr>
-          <w:rFonts w:asciiTheme="minorHAnsi" w:hAnsiTheme="minorHAnsi" w:cstheme="minorHAnsi"/>
-          <w:sz w:val="24"/>
-        </w:rPr>
-      </w:pPr>
-    </w:p>
-    <w:p>
-      <w:pPr>
+        <w:jc w:val="both"/>
+        <w:rPr>
+          <w:rFonts w:asciiTheme="minorHAnsi" w:hAnsiTheme="minorHAnsi" w:cstheme="minorHAnsi"/>
+          <w:sz w:val="24"/>
+        </w:rPr>
+      </w:pPr>
+    </w:p>
+    <w:p>
+      <w:pPr>
+        <w:jc w:val="both"/>
         <w:rPr>
           <w:rFonts w:asciiTheme="minorHAnsi" w:hAnsiTheme="minorHAnsi" w:cstheme="minorHAnsi"/>
           <w:sz w:val="24"/>
@@ -5157,14 +5030,16 @@
     </w:p>
     <w:p>
       <w:pPr>
-        <w:rPr>
-          <w:rFonts w:asciiTheme="minorHAnsi" w:hAnsiTheme="minorHAnsi" w:cstheme="minorHAnsi"/>
-          <w:sz w:val="24"/>
-        </w:rPr>
-      </w:pPr>
-    </w:p>
-    <w:p>
-      <w:pPr>
+        <w:jc w:val="both"/>
+        <w:rPr>
+          <w:rFonts w:asciiTheme="minorHAnsi" w:hAnsiTheme="minorHAnsi" w:cstheme="minorHAnsi"/>
+          <w:sz w:val="24"/>
+        </w:rPr>
+      </w:pPr>
+    </w:p>
+    <w:p>
+      <w:pPr>
+        <w:jc w:val="both"/>
         <w:rPr>
           <w:rFonts w:asciiTheme="minorHAnsi" w:hAnsiTheme="minorHAnsi" w:cstheme="minorHAnsi"/>
           <w:sz w:val="24"/>
@@ -5177,11 +5052,9 @@
         </w:rPr>
         <w:t xml:space="preserve">Implementación de infraestructura </w:t>
       </w:r>
-      <w:proofErr w:type="spellStart"/>
       <w:r>
         <w:t>dockerizada</w:t>
       </w:r>
-      <w:proofErr w:type="spellEnd"/>
       <w:r>
         <w:rPr>
           <w:rFonts w:asciiTheme="minorHAnsi" w:hAnsiTheme="minorHAnsi" w:cstheme="minorHAnsi"/>
@@ -5192,14 +5065,16 @@
     </w:p>
     <w:p>
       <w:pPr>
-        <w:rPr>
-          <w:rFonts w:asciiTheme="minorHAnsi" w:hAnsiTheme="minorHAnsi" w:cstheme="minorHAnsi"/>
-          <w:sz w:val="24"/>
-        </w:rPr>
-      </w:pPr>
-    </w:p>
-    <w:p>
-      <w:pPr>
+        <w:jc w:val="both"/>
+        <w:rPr>
+          <w:rFonts w:asciiTheme="minorHAnsi" w:hAnsiTheme="minorHAnsi" w:cstheme="minorHAnsi"/>
+          <w:sz w:val="24"/>
+        </w:rPr>
+      </w:pPr>
+    </w:p>
+    <w:p>
+      <w:pPr>
+        <w:jc w:val="both"/>
         <w:rPr>
           <w:rFonts w:asciiTheme="minorHAnsi" w:hAnsiTheme="minorHAnsi" w:cstheme="minorHAnsi"/>
           <w:sz w:val="24"/>
@@ -5238,51 +5113,21 @@
           <w:rFonts w:asciiTheme="minorHAnsi" w:hAnsiTheme="minorHAnsi" w:cstheme="minorHAnsi"/>
           <w:sz w:val="24"/>
         </w:rPr>
-        <w:t xml:space="preserve"> y </w:t>
-      </w:r>
-      <w:proofErr w:type="spellStart"/>
-      <w:r>
-        <w:rPr>
-          <w:rFonts w:asciiTheme="minorHAnsi" w:hAnsiTheme="minorHAnsi" w:cstheme="minorHAnsi"/>
-          <w:sz w:val="24"/>
-        </w:rPr>
-        <w:t>Cloudflare</w:t>
-      </w:r>
-      <w:proofErr w:type="spellEnd"/>
-      <w:r>
-        <w:rPr>
-          <w:rFonts w:asciiTheme="minorHAnsi" w:hAnsiTheme="minorHAnsi" w:cstheme="minorHAnsi"/>
-          <w:sz w:val="24"/>
-        </w:rPr>
-        <w:t xml:space="preserve">, el objetivo de esta práctica es demostrar capacidad para gestionar los DNS mediante un dominio de IONOS y que la web, además de ser rápida, sea lo más segura posible haciendo uso de toda la red de caché (CDN) que proporciona </w:t>
-      </w:r>
-      <w:proofErr w:type="spellStart"/>
-      <w:r>
-        <w:rPr>
-          <w:rFonts w:asciiTheme="minorHAnsi" w:hAnsiTheme="minorHAnsi" w:cstheme="minorHAnsi"/>
-          <w:sz w:val="24"/>
-        </w:rPr>
-        <w:t>Cloudflare</w:t>
-      </w:r>
-      <w:proofErr w:type="spellEnd"/>
-      <w:r>
-        <w:rPr>
-          <w:rFonts w:asciiTheme="minorHAnsi" w:hAnsiTheme="minorHAnsi" w:cstheme="minorHAnsi"/>
-          <w:sz w:val="24"/>
-        </w:rPr>
-        <w:t>.</w:t>
-      </w:r>
-    </w:p>
-    <w:p>
-      <w:pPr>
-        <w:rPr>
-          <w:rFonts w:asciiTheme="minorHAnsi" w:hAnsiTheme="minorHAnsi" w:cstheme="minorHAnsi"/>
-          <w:sz w:val="24"/>
-        </w:rPr>
-      </w:pPr>
-    </w:p>
-    <w:p>
-      <w:pPr>
+        <w:t xml:space="preserve"> y Cloudflare, el objetivo de esta práctica es demostrar capacidad para gestionar los DNS mediante un dominio de IONOS y que la web, además de ser rápida, sea lo más segura posible haciendo uso de toda la red de caché (CDN) que proporciona Cloudflare.</w:t>
+      </w:r>
+    </w:p>
+    <w:p>
+      <w:pPr>
+        <w:jc w:val="both"/>
+        <w:rPr>
+          <w:rFonts w:asciiTheme="minorHAnsi" w:hAnsiTheme="minorHAnsi" w:cstheme="minorHAnsi"/>
+          <w:sz w:val="24"/>
+        </w:rPr>
+      </w:pPr>
+    </w:p>
+    <w:p>
+      <w:pPr>
+        <w:jc w:val="both"/>
         <w:rPr>
           <w:rFonts w:asciiTheme="minorHAnsi" w:hAnsiTheme="minorHAnsi" w:cstheme="minorHAnsi"/>
           <w:sz w:val="24"/>
@@ -5302,6 +5147,7 @@
           <w:tab w:val="left" w:pos="859"/>
         </w:tabs>
         <w:spacing w:before="22"/>
+        <w:jc w:val="both"/>
         <w:rPr>
           <w:rFonts w:asciiTheme="minorHAnsi" w:hAnsiTheme="minorHAnsi" w:cstheme="minorHAnsi"/>
           <w:sz w:val="24"/>
@@ -5314,6 +5160,7 @@
           <w:tab w:val="left" w:pos="859"/>
         </w:tabs>
         <w:spacing w:before="22"/>
+        <w:jc w:val="both"/>
         <w:rPr>
           <w:rFonts w:asciiTheme="minorHAnsi" w:hAnsiTheme="minorHAnsi" w:cstheme="minorHAnsi"/>
           <w:sz w:val="24"/>
@@ -5367,6 +5214,8 @@
         <w:jc w:val="both"/>
         <w:rPr>
           <w:rFonts w:cstheme="minorHAnsi"/>
+          <w:b/>
+          <w:bCs/>
           <w:sz w:val="28"/>
           <w:szCs w:val="28"/>
         </w:rPr>
@@ -5374,6 +5223,8 @@
       <w:r>
         <w:rPr>
           <w:rFonts w:cstheme="minorHAnsi"/>
+          <w:b/>
+          <w:bCs/>
           <w:sz w:val="28"/>
           <w:szCs w:val="28"/>
         </w:rPr>
@@ -5382,6 +5233,8 @@
       <w:r>
         <w:rPr>
           <w:rFonts w:cstheme="minorHAnsi"/>
+          <w:b/>
+          <w:bCs/>
           <w:sz w:val="28"/>
           <w:szCs w:val="28"/>
         </w:rPr>
@@ -5390,6 +5243,8 @@
       <w:r>
         <w:rPr>
           <w:rFonts w:cstheme="minorHAnsi"/>
+          <w:b/>
+          <w:bCs/>
           <w:sz w:val="28"/>
           <w:szCs w:val="28"/>
         </w:rPr>
@@ -5598,21 +5453,7 @@
               <w:rPr>
                 <w:rFonts w:asciiTheme="minorHAnsi" w:hAnsiTheme="minorHAnsi" w:cstheme="minorHAnsi"/>
               </w:rPr>
-              <w:t xml:space="preserve">El sistema debe mostrar una lista de zapatillas en formato </w:t>
-            </w:r>
-            <w:proofErr w:type="spellStart"/>
-            <w:r>
-              <w:rPr>
-                <w:rFonts w:asciiTheme="minorHAnsi" w:hAnsiTheme="minorHAnsi" w:cstheme="minorHAnsi"/>
-              </w:rPr>
-              <w:t>grid</w:t>
-            </w:r>
-            <w:proofErr w:type="spellEnd"/>
-            <w:r>
-              <w:rPr>
-                <w:rFonts w:asciiTheme="minorHAnsi" w:hAnsiTheme="minorHAnsi" w:cstheme="minorHAnsi"/>
-              </w:rPr>
-              <w:t>, donde cada tarjeta incluya la imagen del producto, su nombre y su SKU</w:t>
+              <w:t>El sistema debe mostrar una lista de zapatillas en formato grid, donde cada tarjeta incluya la imagen del producto, su nombre y su SKU</w:t>
             </w:r>
           </w:p>
         </w:tc>
@@ -8345,21 +8186,7 @@
               <w:rPr>
                 <w:rFonts w:asciiTheme="minorHAnsi" w:hAnsiTheme="minorHAnsi" w:cstheme="minorHAnsi"/>
               </w:rPr>
-              <w:t xml:space="preserve">El sistema debe incluir un panel de administración accesible solo para usuarios con rol </w:t>
-            </w:r>
-            <w:proofErr w:type="spellStart"/>
-            <w:r>
-              <w:rPr>
-                <w:rFonts w:asciiTheme="minorHAnsi" w:hAnsiTheme="minorHAnsi" w:cstheme="minorHAnsi"/>
-              </w:rPr>
-              <w:t>admin</w:t>
-            </w:r>
-            <w:proofErr w:type="spellEnd"/>
-            <w:r>
-              <w:rPr>
-                <w:rFonts w:asciiTheme="minorHAnsi" w:hAnsiTheme="minorHAnsi" w:cstheme="minorHAnsi"/>
-              </w:rPr>
-              <w:t xml:space="preserve"> que permita añadir, editar, eliminar y gestionar todos los modelos de zapatillas del catálogo</w:t>
+              <w:t>El sistema debe incluir un panel de administración accesible solo para usuarios con rol admin que permita añadir, editar, eliminar y gestionar todos los modelos de zapatillas del catálogo</w:t>
             </w:r>
           </w:p>
         </w:tc>
@@ -8623,6 +8450,8 @@
         <w:jc w:val="both"/>
         <w:rPr>
           <w:rFonts w:cstheme="minorHAnsi"/>
+          <w:b/>
+          <w:bCs/>
           <w:sz w:val="28"/>
           <w:szCs w:val="28"/>
         </w:rPr>
@@ -8630,6 +8459,8 @@
       <w:r>
         <w:rPr>
           <w:rFonts w:cstheme="minorHAnsi"/>
+          <w:b/>
+          <w:bCs/>
           <w:sz w:val="28"/>
           <w:szCs w:val="28"/>
         </w:rPr>
@@ -8656,7 +8487,7 @@
           <w:tab w:val="left" w:pos="859"/>
         </w:tabs>
         <w:spacing w:before="22"/>
-        <w:jc w:val="center"/>
+        <w:jc w:val="both"/>
         <w:rPr>
           <w:rFonts w:asciiTheme="minorHAnsi" w:hAnsiTheme="minorHAnsi" w:cstheme="minorHAnsi"/>
           <w:sz w:val="24"/>
@@ -8686,7 +8517,7 @@
                     </pic:cNvPicPr>
                   </pic:nvPicPr>
                   <pic:blipFill>
-                    <a:blip r:embed="rId8">
+                    <a:blip r:embed="rId9">
                       <a:extLst>
                         <a:ext uri="{28A0092B-C50C-407E-A947-70E740481C1C}">
                           <a14:useLocalDpi xmlns:a14="http://schemas.microsoft.com/office/drawing/2010/main" val="0"/>
@@ -8724,7 +8555,7 @@
           <w:tab w:val="left" w:pos="859"/>
         </w:tabs>
         <w:spacing w:before="22"/>
-        <w:jc w:val="center"/>
+        <w:jc w:val="both"/>
         <w:rPr>
           <w:rFonts w:asciiTheme="minorHAnsi" w:hAnsiTheme="minorHAnsi" w:cstheme="minorHAnsi"/>
           <w:sz w:val="24"/>
@@ -8737,6 +8568,8 @@
         <w:jc w:val="both"/>
         <w:rPr>
           <w:rFonts w:cstheme="minorHAnsi"/>
+          <w:b/>
+          <w:bCs/>
           <w:sz w:val="28"/>
           <w:szCs w:val="28"/>
         </w:rPr>
@@ -8744,6 +8577,8 @@
       <w:r>
         <w:rPr>
           <w:rFonts w:cstheme="minorHAnsi"/>
+          <w:b/>
+          <w:bCs/>
           <w:sz w:val="28"/>
           <w:szCs w:val="28"/>
         </w:rPr>
@@ -8936,25 +8771,23 @@
           <w:sz w:val="24"/>
           <w:szCs w:val="24"/>
         </w:rPr>
-        <w:t xml:space="preserve">mediante el </w:t>
-      </w:r>
-      <w:proofErr w:type="spellStart"/>
+        <w:t>mediante el framework Laravel</w:t>
+      </w:r>
       <w:r>
         <w:rPr>
           <w:rFonts w:asciiTheme="minorHAnsi" w:hAnsiTheme="minorHAnsi" w:cstheme="minorHAnsi"/>
           <w:sz w:val="24"/>
           <w:szCs w:val="24"/>
         </w:rPr>
-        <w:t>framework</w:t>
-      </w:r>
-      <w:proofErr w:type="spellEnd"/>
+        <w:t>. En último lugar, se procedió</w:t>
+      </w:r>
       <w:r>
         <w:rPr>
           <w:rFonts w:asciiTheme="minorHAnsi" w:hAnsiTheme="minorHAnsi" w:cstheme="minorHAnsi"/>
           <w:sz w:val="24"/>
           <w:szCs w:val="24"/>
         </w:rPr>
-        <w:t xml:space="preserve"> Laravel</w:t>
+        <w:t xml:space="preserve"> con la </w:t>
       </w:r>
       <w:r>
         <w:rPr>
@@ -8962,7 +8795,7 @@
           <w:sz w:val="24"/>
           <w:szCs w:val="24"/>
         </w:rPr>
-        <w:t>. En último lugar, se procedió</w:t>
+        <w:t xml:space="preserve">actual y y futura, como se suele decir, </w:t>
       </w:r>
       <w:r>
         <w:rPr>
@@ -8970,7 +8803,7 @@
           <w:sz w:val="24"/>
           <w:szCs w:val="24"/>
         </w:rPr>
-        <w:t xml:space="preserve"> con la </w:t>
+        <w:t xml:space="preserve">contenedorización </w:t>
       </w:r>
       <w:r>
         <w:rPr>
@@ -8978,42 +8811,54 @@
           <w:sz w:val="24"/>
           <w:szCs w:val="24"/>
         </w:rPr>
-        <w:t xml:space="preserve">actual y </w:t>
-      </w:r>
-      <w:proofErr w:type="spellStart"/>
+        <w:t xml:space="preserve">de </w:t>
+      </w:r>
       <w:r>
         <w:rPr>
           <w:rFonts w:asciiTheme="minorHAnsi" w:hAnsiTheme="minorHAnsi" w:cstheme="minorHAnsi"/>
           <w:sz w:val="24"/>
           <w:szCs w:val="24"/>
         </w:rPr>
-        <w:t>y</w:t>
-      </w:r>
-      <w:proofErr w:type="spellEnd"/>
+        <w:t>Docker y el despliegue</w:t>
+      </w:r>
       <w:r>
         <w:rPr>
           <w:rFonts w:asciiTheme="minorHAnsi" w:hAnsiTheme="minorHAnsi" w:cstheme="minorHAnsi"/>
           <w:sz w:val="24"/>
           <w:szCs w:val="24"/>
         </w:rPr>
-        <w:t xml:space="preserve"> futura, como se suele decir, </w:t>
-      </w:r>
-      <w:proofErr w:type="spellStart"/>
+        <w:t xml:space="preserve"> con Cloudflare</w:t>
+      </w:r>
       <w:r>
         <w:rPr>
           <w:rFonts w:asciiTheme="minorHAnsi" w:hAnsiTheme="minorHAnsi" w:cstheme="minorHAnsi"/>
           <w:sz w:val="24"/>
           <w:szCs w:val="24"/>
         </w:rPr>
-        <w:t>contenedorización</w:t>
-      </w:r>
-      <w:proofErr w:type="spellEnd"/>
+        <w:t xml:space="preserve"> en el Mini PC. </w:t>
+      </w:r>
       <w:r>
         <w:rPr>
           <w:rFonts w:asciiTheme="minorHAnsi" w:hAnsiTheme="minorHAnsi" w:cstheme="minorHAnsi"/>
           <w:sz w:val="24"/>
           <w:szCs w:val="24"/>
         </w:rPr>
+        <w:t>Este p</w:t>
+      </w:r>
+      <w:r>
+        <w:rPr>
+          <w:rFonts w:asciiTheme="minorHAnsi" w:hAnsiTheme="minorHAnsi" w:cstheme="minorHAnsi"/>
+          <w:sz w:val="24"/>
+          <w:szCs w:val="24"/>
+        </w:rPr>
+        <w:t>royecto</w:t>
+      </w:r>
+      <w:r>
+        <w:rPr>
+          <w:rFonts w:asciiTheme="minorHAnsi" w:hAnsiTheme="minorHAnsi" w:cstheme="minorHAnsi"/>
+          <w:sz w:val="24"/>
+          <w:szCs w:val="24"/>
+        </w:rPr>
         <w:t xml:space="preserve"> </w:t>
       </w:r>
       <w:r>
@@ -9022,7 +8867,7 @@
           <w:sz w:val="24"/>
           <w:szCs w:val="24"/>
         </w:rPr>
-        <w:t xml:space="preserve">de </w:t>
+        <w:t>se ha hecho de forma constante, garantizando los plazos de entrega, y</w:t>
       </w:r>
       <w:r>
         <w:rPr>
@@ -9030,7 +8875,7 @@
           <w:sz w:val="24"/>
           <w:szCs w:val="24"/>
         </w:rPr>
-        <w:t>Docker y el despliegue</w:t>
+        <w:t xml:space="preserve"> </w:t>
       </w:r>
       <w:r>
         <w:rPr>
@@ -9038,25 +8883,23 @@
           <w:sz w:val="24"/>
           <w:szCs w:val="24"/>
         </w:rPr>
-        <w:t xml:space="preserve"> con </w:t>
-      </w:r>
-      <w:proofErr w:type="spellStart"/>
+        <w:t xml:space="preserve">revisando previamente si todo funciona de forma correcta para así poder pasar </w:t>
+      </w:r>
       <w:r>
         <w:rPr>
           <w:rFonts w:asciiTheme="minorHAnsi" w:hAnsiTheme="minorHAnsi" w:cstheme="minorHAnsi"/>
           <w:sz w:val="24"/>
           <w:szCs w:val="24"/>
         </w:rPr>
-        <w:t>Cloudflare</w:t>
-      </w:r>
-      <w:proofErr w:type="spellEnd"/>
+        <w:t>a</w:t>
+      </w:r>
       <w:r>
         <w:rPr>
           <w:rFonts w:asciiTheme="minorHAnsi" w:hAnsiTheme="minorHAnsi" w:cstheme="minorHAnsi"/>
           <w:sz w:val="24"/>
           <w:szCs w:val="24"/>
         </w:rPr>
-        <w:t xml:space="preserve"> en el Mini PC. </w:t>
+        <w:t>l</w:t>
       </w:r>
       <w:r>
         <w:rPr>
@@ -9064,7 +8907,7 @@
           <w:sz w:val="24"/>
           <w:szCs w:val="24"/>
         </w:rPr>
-        <w:t>Este p</w:t>
+        <w:t xml:space="preserve"> siguiente</w:t>
       </w:r>
       <w:r>
         <w:rPr>
@@ -9072,7 +8915,7 @@
           <w:sz w:val="24"/>
           <w:szCs w:val="24"/>
         </w:rPr>
-        <w:t>royecto</w:t>
+        <w:t xml:space="preserve"> paso</w:t>
       </w:r>
       <w:r>
         <w:rPr>
@@ -9080,6 +8923,38 @@
           <w:sz w:val="24"/>
           <w:szCs w:val="24"/>
         </w:rPr>
+        <w:t>. Con el fin de poder o</w:t>
+      </w:r>
+      <w:r>
+        <w:rPr>
+          <w:rFonts w:asciiTheme="minorHAnsi" w:hAnsiTheme="minorHAnsi" w:cstheme="minorHAnsi"/>
+          <w:sz w:val="24"/>
+          <w:szCs w:val="24"/>
+        </w:rPr>
+        <w:t>bten</w:t>
+      </w:r>
+      <w:r>
+        <w:rPr>
+          <w:rFonts w:asciiTheme="minorHAnsi" w:hAnsiTheme="minorHAnsi" w:cstheme="minorHAnsi"/>
+          <w:sz w:val="24"/>
+          <w:szCs w:val="24"/>
+        </w:rPr>
+        <w:t>er</w:t>
+      </w:r>
+      <w:r>
+        <w:rPr>
+          <w:rFonts w:asciiTheme="minorHAnsi" w:hAnsiTheme="minorHAnsi" w:cstheme="minorHAnsi"/>
+          <w:sz w:val="24"/>
+          <w:szCs w:val="24"/>
+        </w:rPr>
+        <w:t xml:space="preserve"> una</w:t>
+      </w:r>
+      <w:r>
+        <w:rPr>
+          <w:rFonts w:asciiTheme="minorHAnsi" w:hAnsiTheme="minorHAnsi" w:cstheme="minorHAnsi"/>
+          <w:sz w:val="24"/>
+          <w:szCs w:val="24"/>
+        </w:rPr>
         <w:t xml:space="preserve"> </w:t>
       </w:r>
       <w:r>
@@ -9088,7 +8963,7 @@
           <w:sz w:val="24"/>
           <w:szCs w:val="24"/>
         </w:rPr>
-        <w:t>se ha hecho de forma constante, garantizando los plazos de entrega, y</w:t>
+        <w:t>s</w:t>
       </w:r>
       <w:r>
         <w:rPr>
@@ -9096,7 +8971,7 @@
           <w:sz w:val="24"/>
           <w:szCs w:val="24"/>
         </w:rPr>
-        <w:t xml:space="preserve"> </w:t>
+        <w:t xml:space="preserve">olución estable, segura y totalmente accesible mediante el dominio </w:t>
       </w:r>
       <w:r>
         <w:rPr>
@@ -9104,7 +8979,7 @@
           <w:sz w:val="24"/>
           <w:szCs w:val="24"/>
         </w:rPr>
-        <w:t xml:space="preserve">revisando previamente si todo funciona de forma correcta para así poder pasar </w:t>
+        <w:t>de</w:t>
       </w:r>
       <w:r>
         <w:rPr>
@@ -9112,7 +8987,7 @@
           <w:sz w:val="24"/>
           <w:szCs w:val="24"/>
         </w:rPr>
-        <w:t>a</w:t>
+        <w:t xml:space="preserve"> IONOS</w:t>
       </w:r>
       <w:r>
         <w:rPr>
@@ -9120,7 +8995,7 @@
           <w:sz w:val="24"/>
           <w:szCs w:val="24"/>
         </w:rPr>
-        <w:t>l</w:t>
+        <w:t xml:space="preserve"> y el túnel de Cloudflare</w:t>
       </w:r>
       <w:r>
         <w:rPr>
@@ -9128,112 +9003,6 @@
           <w:sz w:val="24"/>
           <w:szCs w:val="24"/>
         </w:rPr>
-        <w:t xml:space="preserve"> siguiente</w:t>
-      </w:r>
-      <w:r>
-        <w:rPr>
-          <w:rFonts w:asciiTheme="minorHAnsi" w:hAnsiTheme="minorHAnsi" w:cstheme="minorHAnsi"/>
-          <w:sz w:val="24"/>
-          <w:szCs w:val="24"/>
-        </w:rPr>
-        <w:t xml:space="preserve"> paso</w:t>
-      </w:r>
-      <w:r>
-        <w:rPr>
-          <w:rFonts w:asciiTheme="minorHAnsi" w:hAnsiTheme="minorHAnsi" w:cstheme="minorHAnsi"/>
-          <w:sz w:val="24"/>
-          <w:szCs w:val="24"/>
-        </w:rPr>
-        <w:t>. Con el fin de poder o</w:t>
-      </w:r>
-      <w:r>
-        <w:rPr>
-          <w:rFonts w:asciiTheme="minorHAnsi" w:hAnsiTheme="minorHAnsi" w:cstheme="minorHAnsi"/>
-          <w:sz w:val="24"/>
-          <w:szCs w:val="24"/>
-        </w:rPr>
-        <w:t>bten</w:t>
-      </w:r>
-      <w:r>
-        <w:rPr>
-          <w:rFonts w:asciiTheme="minorHAnsi" w:hAnsiTheme="minorHAnsi" w:cstheme="minorHAnsi"/>
-          <w:sz w:val="24"/>
-          <w:szCs w:val="24"/>
-        </w:rPr>
-        <w:t>er</w:t>
-      </w:r>
-      <w:r>
-        <w:rPr>
-          <w:rFonts w:asciiTheme="minorHAnsi" w:hAnsiTheme="minorHAnsi" w:cstheme="minorHAnsi"/>
-          <w:sz w:val="24"/>
-          <w:szCs w:val="24"/>
-        </w:rPr>
-        <w:t xml:space="preserve"> una</w:t>
-      </w:r>
-      <w:r>
-        <w:rPr>
-          <w:rFonts w:asciiTheme="minorHAnsi" w:hAnsiTheme="minorHAnsi" w:cstheme="minorHAnsi"/>
-          <w:sz w:val="24"/>
-          <w:szCs w:val="24"/>
-        </w:rPr>
-        <w:t xml:space="preserve"> </w:t>
-      </w:r>
-      <w:r>
-        <w:rPr>
-          <w:rFonts w:asciiTheme="minorHAnsi" w:hAnsiTheme="minorHAnsi" w:cstheme="minorHAnsi"/>
-          <w:sz w:val="24"/>
-          <w:szCs w:val="24"/>
-        </w:rPr>
-        <w:t>s</w:t>
-      </w:r>
-      <w:r>
-        <w:rPr>
-          <w:rFonts w:asciiTheme="minorHAnsi" w:hAnsiTheme="minorHAnsi" w:cstheme="minorHAnsi"/>
-          <w:sz w:val="24"/>
-          <w:szCs w:val="24"/>
-        </w:rPr>
-        <w:t xml:space="preserve">olución estable, segura y totalmente accesible mediante el dominio </w:t>
-      </w:r>
-      <w:r>
-        <w:rPr>
-          <w:rFonts w:asciiTheme="minorHAnsi" w:hAnsiTheme="minorHAnsi" w:cstheme="minorHAnsi"/>
-          <w:sz w:val="24"/>
-          <w:szCs w:val="24"/>
-        </w:rPr>
-        <w:t>de</w:t>
-      </w:r>
-      <w:r>
-        <w:rPr>
-          <w:rFonts w:asciiTheme="minorHAnsi" w:hAnsiTheme="minorHAnsi" w:cstheme="minorHAnsi"/>
-          <w:sz w:val="24"/>
-          <w:szCs w:val="24"/>
-        </w:rPr>
-        <w:t xml:space="preserve"> IONOS</w:t>
-      </w:r>
-      <w:r>
-        <w:rPr>
-          <w:rFonts w:asciiTheme="minorHAnsi" w:hAnsiTheme="minorHAnsi" w:cstheme="minorHAnsi"/>
-          <w:sz w:val="24"/>
-          <w:szCs w:val="24"/>
-        </w:rPr>
-        <w:t xml:space="preserve"> y el túnel de </w:t>
-      </w:r>
-      <w:proofErr w:type="spellStart"/>
-      <w:r>
-        <w:rPr>
-          <w:rFonts w:asciiTheme="minorHAnsi" w:hAnsiTheme="minorHAnsi" w:cstheme="minorHAnsi"/>
-          <w:sz w:val="24"/>
-          <w:szCs w:val="24"/>
-        </w:rPr>
-        <w:t>Cloudflare</w:t>
-      </w:r>
-      <w:proofErr w:type="spellEnd"/>
-      <w:r>
-        <w:rPr>
-          <w:rFonts w:asciiTheme="minorHAnsi" w:hAnsiTheme="minorHAnsi" w:cstheme="minorHAnsi"/>
-          <w:sz w:val="24"/>
-          <w:szCs w:val="24"/>
-        </w:rPr>
         <w:t>.</w:t>
       </w:r>
     </w:p>
@@ -9243,6 +9012,7 @@
           <w:tab w:val="left" w:pos="859"/>
         </w:tabs>
         <w:spacing w:before="22"/>
+        <w:jc w:val="both"/>
         <w:rPr>
           <w:rFonts w:asciiTheme="minorHAnsi" w:hAnsiTheme="minorHAnsi" w:cstheme="minorHAnsi"/>
           <w:sz w:val="24"/>
@@ -9255,6 +9025,7 @@
           <w:tab w:val="left" w:pos="859"/>
         </w:tabs>
         <w:spacing w:before="22"/>
+        <w:jc w:val="both"/>
         <w:rPr>
           <w:rFonts w:asciiTheme="minorHAnsi" w:hAnsiTheme="minorHAnsi" w:cstheme="minorHAnsi"/>
           <w:sz w:val="24"/>
@@ -9267,6 +9038,7 @@
           <w:tab w:val="left" w:pos="859"/>
         </w:tabs>
         <w:spacing w:before="22"/>
+        <w:jc w:val="both"/>
         <w:rPr>
           <w:rFonts w:asciiTheme="minorHAnsi" w:hAnsiTheme="minorHAnsi" w:cstheme="minorHAnsi"/>
           <w:sz w:val="24"/>
@@ -9279,6 +9051,7 @@
           <w:tab w:val="left" w:pos="859"/>
         </w:tabs>
         <w:spacing w:before="22"/>
+        <w:jc w:val="both"/>
         <w:rPr>
           <w:rFonts w:asciiTheme="minorHAnsi" w:hAnsiTheme="minorHAnsi" w:cstheme="minorHAnsi"/>
           <w:sz w:val="24"/>
@@ -9291,6 +9064,7 @@
           <w:tab w:val="left" w:pos="859"/>
         </w:tabs>
         <w:spacing w:before="22"/>
+        <w:jc w:val="both"/>
         <w:rPr>
           <w:rFonts w:asciiTheme="minorHAnsi" w:hAnsiTheme="minorHAnsi" w:cstheme="minorHAnsi"/>
           <w:sz w:val="24"/>
@@ -9303,6 +9077,7 @@
           <w:tab w:val="left" w:pos="859"/>
         </w:tabs>
         <w:spacing w:before="22"/>
+        <w:jc w:val="both"/>
         <w:rPr>
           <w:rFonts w:asciiTheme="minorHAnsi" w:hAnsiTheme="minorHAnsi" w:cstheme="minorHAnsi"/>
           <w:sz w:val="24"/>
@@ -9344,6 +9119,7 @@
           <w:tab w:val="left" w:pos="859"/>
         </w:tabs>
         <w:spacing w:before="22"/>
+        <w:jc w:val="both"/>
         <w:rPr>
           <w:rFonts w:asciiTheme="minorHAnsi" w:hAnsiTheme="minorHAnsi" w:cstheme="minorHAnsi"/>
           <w:sz w:val="24"/>
@@ -9452,6 +9228,8 @@
         <w:jc w:val="both"/>
         <w:rPr>
           <w:rFonts w:cstheme="minorHAnsi"/>
+          <w:b/>
+          <w:bCs/>
           <w:sz w:val="28"/>
           <w:szCs w:val="28"/>
         </w:rPr>
@@ -9459,6 +9237,8 @@
       <w:r>
         <w:rPr>
           <w:rFonts w:cstheme="minorHAnsi"/>
+          <w:b/>
+          <w:bCs/>
           <w:sz w:val="28"/>
           <w:szCs w:val="28"/>
         </w:rPr>
@@ -9471,6 +9251,7 @@
           <w:tab w:val="left" w:pos="859"/>
         </w:tabs>
         <w:spacing w:before="22"/>
+        <w:jc w:val="both"/>
         <w:rPr>
           <w:rFonts w:asciiTheme="minorHAnsi" w:hAnsiTheme="minorHAnsi" w:cstheme="minorHAnsi"/>
           <w:sz w:val="24"/>
@@ -9490,6 +9271,7 @@
           <w:tab w:val="left" w:pos="859"/>
         </w:tabs>
         <w:spacing w:before="22"/>
+        <w:jc w:val="both"/>
         <w:rPr>
           <w:rFonts w:asciiTheme="minorHAnsi" w:hAnsiTheme="minorHAnsi" w:cstheme="minorHAnsi"/>
           <w:sz w:val="24"/>
@@ -9755,6 +9537,7 @@
           <w:tab w:val="left" w:pos="859"/>
         </w:tabs>
         <w:spacing w:before="22" w:line="276" w:lineRule="auto"/>
+        <w:jc w:val="both"/>
         <w:rPr>
           <w:rFonts w:asciiTheme="minorHAnsi" w:hAnsiTheme="minorHAnsi" w:cstheme="minorHAnsi"/>
           <w:sz w:val="24"/>
@@ -9767,6 +9550,8 @@
         <w:jc w:val="both"/>
         <w:rPr>
           <w:rFonts w:cstheme="minorHAnsi"/>
+          <w:b/>
+          <w:bCs/>
           <w:sz w:val="28"/>
           <w:szCs w:val="28"/>
         </w:rPr>
@@ -9774,6 +9559,8 @@
       <w:r>
         <w:rPr>
           <w:rFonts w:cstheme="minorHAnsi"/>
+          <w:b/>
+          <w:bCs/>
           <w:sz w:val="28"/>
           <w:szCs w:val="28"/>
         </w:rPr>
@@ -9892,23 +9679,7 @@
           <w:rFonts w:asciiTheme="minorHAnsi" w:hAnsiTheme="minorHAnsi" w:cstheme="minorHAnsi"/>
           <w:sz w:val="24"/>
         </w:rPr>
-        <w:t>Desarrollo Full-</w:t>
-      </w:r>
-      <w:proofErr w:type="spellStart"/>
-      <w:r>
-        <w:rPr>
-          <w:rFonts w:asciiTheme="minorHAnsi" w:hAnsiTheme="minorHAnsi" w:cstheme="minorHAnsi"/>
-          <w:sz w:val="24"/>
-        </w:rPr>
-        <w:t>Stack</w:t>
-      </w:r>
-      <w:proofErr w:type="spellEnd"/>
-      <w:r>
-        <w:rPr>
-          <w:rFonts w:asciiTheme="minorHAnsi" w:hAnsiTheme="minorHAnsi" w:cstheme="minorHAnsi"/>
-          <w:sz w:val="24"/>
-        </w:rPr>
-        <w:t xml:space="preserve"> (3-28 abr):</w:t>
+        <w:t>Desarrollo Full-Stack (3-28 abr):</w:t>
       </w:r>
       <w:r>
         <w:rPr>
@@ -10014,23 +9785,7 @@
           <w:rFonts w:asciiTheme="minorHAnsi" w:hAnsiTheme="minorHAnsi" w:cstheme="minorHAnsi"/>
           <w:sz w:val="24"/>
         </w:rPr>
-        <w:t xml:space="preserve">Despliegue (30 abr - 5 </w:t>
-      </w:r>
-      <w:proofErr w:type="spellStart"/>
-      <w:r>
-        <w:rPr>
-          <w:rFonts w:asciiTheme="minorHAnsi" w:hAnsiTheme="minorHAnsi" w:cstheme="minorHAnsi"/>
-          <w:sz w:val="24"/>
-        </w:rPr>
-        <w:t>may</w:t>
-      </w:r>
-      <w:proofErr w:type="spellEnd"/>
-      <w:r>
-        <w:rPr>
-          <w:rFonts w:asciiTheme="minorHAnsi" w:hAnsiTheme="minorHAnsi" w:cstheme="minorHAnsi"/>
-          <w:sz w:val="24"/>
-        </w:rPr>
-        <w:t xml:space="preserve">): </w:t>
+        <w:t xml:space="preserve">Despliegue (30 abr - 5 may): </w:t>
       </w:r>
       <w:r>
         <w:rPr>
@@ -10069,23 +9824,7 @@
           <w:rFonts w:asciiTheme="minorHAnsi" w:hAnsiTheme="minorHAnsi" w:cstheme="minorHAnsi"/>
           <w:sz w:val="24"/>
         </w:rPr>
-        <w:t xml:space="preserve">Documentación y entrega (6-16 </w:t>
-      </w:r>
-      <w:proofErr w:type="spellStart"/>
-      <w:r>
-        <w:rPr>
-          <w:rFonts w:asciiTheme="minorHAnsi" w:hAnsiTheme="minorHAnsi" w:cstheme="minorHAnsi"/>
-          <w:sz w:val="24"/>
-        </w:rPr>
-        <w:t>may</w:t>
-      </w:r>
-      <w:proofErr w:type="spellEnd"/>
-      <w:r>
-        <w:rPr>
-          <w:rFonts w:asciiTheme="minorHAnsi" w:hAnsiTheme="minorHAnsi" w:cstheme="minorHAnsi"/>
-          <w:sz w:val="24"/>
-        </w:rPr>
-        <w:t xml:space="preserve">): </w:t>
+        <w:t xml:space="preserve">Documentación y entrega (6-16 may): </w:t>
       </w:r>
       <w:r>
         <w:rPr>
@@ -10116,13 +9855,19 @@
         <w:t>(11 días)</w:t>
       </w:r>
     </w:p>
-    <w:p/>
+    <w:p>
+      <w:pPr>
+        <w:jc w:val="both"/>
+      </w:pPr>
+    </w:p>
     <w:p>
       <w:pPr>
         <w:pStyle w:val="Subttulo"/>
         <w:jc w:val="both"/>
         <w:rPr>
           <w:rFonts w:cstheme="minorHAnsi"/>
+          <w:b/>
+          <w:bCs/>
           <w:sz w:val="28"/>
           <w:szCs w:val="28"/>
         </w:rPr>
@@ -10130,6 +9875,8 @@
       <w:r>
         <w:rPr>
           <w:rFonts w:cstheme="minorHAnsi"/>
+          <w:b/>
+          <w:bCs/>
           <w:sz w:val="28"/>
           <w:szCs w:val="28"/>
         </w:rPr>
@@ -10307,7 +10054,7 @@
                     </pic:cNvPicPr>
                   </pic:nvPicPr>
                   <pic:blipFill rotWithShape="1">
-                    <a:blip r:embed="rId9" cstate="print">
+                    <a:blip r:embed="rId10" cstate="print">
                       <a:extLst>
                         <a:ext uri="{28A0092B-C50C-407E-A947-70E740481C1C}">
                           <a14:useLocalDpi xmlns:a14="http://schemas.microsoft.com/office/drawing/2010/main" val="0"/>
@@ -10354,6 +10101,8 @@
         <w:jc w:val="both"/>
         <w:rPr>
           <w:rFonts w:cstheme="minorHAnsi"/>
+          <w:b/>
+          <w:bCs/>
           <w:sz w:val="28"/>
           <w:szCs w:val="28"/>
         </w:rPr>
@@ -10361,6 +10110,8 @@
       <w:r>
         <w:rPr>
           <w:rFonts w:cstheme="minorHAnsi"/>
+          <w:b/>
+          <w:bCs/>
           <w:sz w:val="28"/>
           <w:szCs w:val="28"/>
         </w:rPr>
@@ -10369,6 +10120,8 @@
       <w:r>
         <w:rPr>
           <w:rFonts w:cstheme="minorHAnsi"/>
+          <w:b/>
+          <w:bCs/>
           <w:sz w:val="28"/>
           <w:szCs w:val="28"/>
         </w:rPr>
@@ -10377,6 +10130,8 @@
       <w:r>
         <w:rPr>
           <w:rFonts w:cstheme="minorHAnsi"/>
+          <w:b/>
+          <w:bCs/>
           <w:sz w:val="28"/>
           <w:szCs w:val="28"/>
         </w:rPr>
@@ -10385,6 +10140,8 @@
       <w:r>
         <w:rPr>
           <w:rFonts w:cstheme="minorHAnsi"/>
+          <w:b/>
+          <w:bCs/>
           <w:sz w:val="28"/>
           <w:szCs w:val="28"/>
         </w:rPr>
@@ -10497,23 +10254,7 @@
           <w:rFonts w:asciiTheme="minorHAnsi" w:hAnsiTheme="minorHAnsi" w:cstheme="minorHAnsi"/>
           <w:sz w:val="24"/>
         </w:rPr>
-        <w:t xml:space="preserve">Visual Studio </w:t>
-      </w:r>
-      <w:proofErr w:type="spellStart"/>
-      <w:r>
-        <w:rPr>
-          <w:rFonts w:asciiTheme="minorHAnsi" w:hAnsiTheme="minorHAnsi" w:cstheme="minorHAnsi"/>
-          <w:sz w:val="24"/>
-        </w:rPr>
-        <w:t>Code</w:t>
-      </w:r>
-      <w:proofErr w:type="spellEnd"/>
-      <w:r>
-        <w:rPr>
-          <w:rFonts w:asciiTheme="minorHAnsi" w:hAnsiTheme="minorHAnsi" w:cstheme="minorHAnsi"/>
-          <w:sz w:val="24"/>
-        </w:rPr>
-        <w:t>: Como editor de código principal para PHP/Laravel y Bootstrap.</w:t>
+        <w:t>Visual Studio Code: Como editor de código principal para PHP/Laravel y Bootstrap.</w:t>
       </w:r>
     </w:p>
     <w:p>
@@ -10580,37 +10321,12 @@
           <w:sz w:val="24"/>
         </w:rPr>
       </w:pPr>
-      <w:proofErr w:type="spellStart"/>
-      <w:r>
-        <w:rPr>
-          <w:rFonts w:asciiTheme="minorHAnsi" w:hAnsiTheme="minorHAnsi" w:cstheme="minorHAnsi"/>
-          <w:sz w:val="24"/>
-        </w:rPr>
-        <w:t>Cloudflare</w:t>
-      </w:r>
-      <w:proofErr w:type="spellEnd"/>
-      <w:r>
-        <w:rPr>
-          <w:rFonts w:asciiTheme="minorHAnsi" w:hAnsiTheme="minorHAnsi" w:cstheme="minorHAnsi"/>
-          <w:sz w:val="24"/>
-        </w:rPr>
-        <w:t xml:space="preserve"> </w:t>
-      </w:r>
-      <w:proofErr w:type="spellStart"/>
-      <w:r>
-        <w:rPr>
-          <w:rFonts w:asciiTheme="minorHAnsi" w:hAnsiTheme="minorHAnsi" w:cstheme="minorHAnsi"/>
-          <w:sz w:val="24"/>
-        </w:rPr>
-        <w:t>Tunnel</w:t>
-      </w:r>
-      <w:proofErr w:type="spellEnd"/>
-      <w:r>
-        <w:rPr>
-          <w:rFonts w:asciiTheme="minorHAnsi" w:hAnsiTheme="minorHAnsi" w:cstheme="minorHAnsi"/>
-          <w:sz w:val="24"/>
-        </w:rPr>
-        <w:t>: Para la comunicación segura entre el Mini PC y el dominio de IONOS.</w:t>
+      <w:r>
+        <w:rPr>
+          <w:rFonts w:asciiTheme="minorHAnsi" w:hAnsiTheme="minorHAnsi" w:cstheme="minorHAnsi"/>
+          <w:sz w:val="24"/>
+        </w:rPr>
+        <w:t>Cloudflare Tunnel: Para la comunicación segura entre el Mini PC y el dominio de IONOS.</w:t>
       </w:r>
     </w:p>
     <w:p>
@@ -10619,6 +10335,7 @@
           <w:tab w:val="left" w:pos="859"/>
         </w:tabs>
         <w:spacing w:before="22"/>
+        <w:jc w:val="both"/>
         <w:rPr>
           <w:rFonts w:asciiTheme="minorHAnsi" w:hAnsiTheme="minorHAnsi" w:cstheme="minorHAnsi"/>
           <w:sz w:val="24"/>
@@ -10631,6 +10348,8 @@
         <w:jc w:val="both"/>
         <w:rPr>
           <w:rFonts w:cstheme="minorHAnsi"/>
+          <w:b/>
+          <w:bCs/>
           <w:sz w:val="28"/>
           <w:szCs w:val="28"/>
         </w:rPr>
@@ -10638,6 +10357,8 @@
       <w:r>
         <w:rPr>
           <w:rFonts w:cstheme="minorHAnsi"/>
+          <w:b/>
+          <w:bCs/>
           <w:sz w:val="28"/>
           <w:szCs w:val="28"/>
         </w:rPr>
@@ -10703,25 +10424,8 @@
           <w:rFonts w:asciiTheme="minorHAnsi" w:hAnsiTheme="minorHAnsi" w:cstheme="minorHAnsi"/>
           <w:sz w:val="24"/>
         </w:rPr>
-        <w:t xml:space="preserve">Microsoft </w:t>
-      </w:r>
-      <w:proofErr w:type="spellStart"/>
-      <w:r>
-        <w:rPr>
-          <w:rFonts w:asciiTheme="minorHAnsi" w:hAnsiTheme="minorHAnsi" w:cstheme="minorHAnsi"/>
-          <w:sz w:val="24"/>
-        </w:rPr>
-        <w:t>Teams</w:t>
-      </w:r>
-      <w:proofErr w:type="spellEnd"/>
-      <w:r>
-        <w:rPr>
-          <w:rFonts w:asciiTheme="minorHAnsi" w:hAnsiTheme="minorHAnsi" w:cstheme="minorHAnsi"/>
-          <w:sz w:val="24"/>
-        </w:rPr>
-        <w:t xml:space="preserve"> con el correo de </w:t>
-      </w:r>
-      <w:proofErr w:type="spellStart"/>
+        <w:t xml:space="preserve">Microsoft Teams con el correo de </w:t>
+      </w:r>
       <w:r>
         <w:rPr>
           <w:rFonts w:asciiTheme="minorHAnsi" w:hAnsiTheme="minorHAnsi" w:cstheme="minorHAnsi"/>
@@ -10734,15 +10438,7 @@
           <w:rFonts w:asciiTheme="minorHAnsi" w:hAnsiTheme="minorHAnsi" w:cstheme="minorHAnsi"/>
           <w:sz w:val="24"/>
         </w:rPr>
-        <w:t>ducamadrid</w:t>
-      </w:r>
-      <w:proofErr w:type="spellEnd"/>
-      <w:r>
-        <w:rPr>
-          <w:rFonts w:asciiTheme="minorHAnsi" w:hAnsiTheme="minorHAnsi" w:cstheme="minorHAnsi"/>
-          <w:sz w:val="24"/>
-        </w:rPr>
-        <w:t xml:space="preserve">, donde se </w:t>
+        <w:t xml:space="preserve">ducamadrid, donde se </w:t>
       </w:r>
       <w:r>
         <w:rPr>
@@ -11019,6 +10715,7 @@
           <w:tab w:val="left" w:pos="859"/>
         </w:tabs>
         <w:spacing w:before="22"/>
+        <w:jc w:val="both"/>
         <w:rPr>
           <w:rFonts w:asciiTheme="minorHAnsi" w:hAnsiTheme="minorHAnsi" w:cstheme="minorHAnsi"/>
           <w:sz w:val="24"/>
@@ -11222,23 +10919,7 @@
           <w:rFonts w:asciiTheme="minorHAnsi" w:hAnsiTheme="minorHAnsi" w:cstheme="minorHAnsi"/>
           <w:sz w:val="24"/>
         </w:rPr>
-        <w:t xml:space="preserve">Para que la web de zapatillas no sea solo una imagen bonita, sino una herramienta que funcione de verdad, he tenido que elegir con mucho cuidado cada pieza del </w:t>
-      </w:r>
-      <w:proofErr w:type="spellStart"/>
-      <w:r>
-        <w:rPr>
-          <w:rFonts w:asciiTheme="minorHAnsi" w:hAnsiTheme="minorHAnsi" w:cstheme="minorHAnsi"/>
-          <w:sz w:val="24"/>
-        </w:rPr>
-        <w:t>puzzle</w:t>
-      </w:r>
-      <w:proofErr w:type="spellEnd"/>
-      <w:r>
-        <w:rPr>
-          <w:rFonts w:asciiTheme="minorHAnsi" w:hAnsiTheme="minorHAnsi" w:cstheme="minorHAnsi"/>
-          <w:sz w:val="24"/>
-        </w:rPr>
-        <w:t>. He buscado tecnologías que se usan en las empresas hoy en día, para que el proyecto tenga un nivel profesional. Es como construir una casa: no basta con que se vea bien por fuera, necesita unos cimientos sólidos, una buena estructura y una instalación eléctrica que no falle.</w:t>
+        <w:t>Para que la web de zapatillas no sea solo una imagen bonita, sino una herramienta que funcione de verdad, he tenido que elegir con mucho cuidado cada pieza del puzzle. He buscado tecnologías que se usan en las empresas hoy en día, para que el proyecto tenga un nivel profesional. Es como construir una casa: no basta con que se vea bien por fuera, necesita unos cimientos sólidos, una buena estructura y una instalación eléctrica que no falle.</w:t>
       </w:r>
     </w:p>
     <w:p>
@@ -11260,6 +10941,8 @@
         <w:jc w:val="both"/>
         <w:rPr>
           <w:rFonts w:cstheme="minorHAnsi"/>
+          <w:b/>
+          <w:bCs/>
           <w:sz w:val="28"/>
           <w:szCs w:val="28"/>
         </w:rPr>
@@ -11267,6 +10950,8 @@
       <w:r>
         <w:rPr>
           <w:rFonts w:cstheme="minorHAnsi"/>
+          <w:b/>
+          <w:bCs/>
           <w:sz w:val="28"/>
           <w:szCs w:val="28"/>
         </w:rPr>
@@ -11345,33 +11030,18 @@
           <w:tab w:val="left" w:pos="859"/>
         </w:tabs>
         <w:spacing w:before="22"/>
-        <w:rPr>
-          <w:rFonts w:asciiTheme="minorHAnsi" w:hAnsiTheme="minorHAnsi" w:cstheme="minorHAnsi"/>
-          <w:sz w:val="24"/>
-        </w:rPr>
-      </w:pPr>
-      <w:r>
-        <w:rPr>
-          <w:rFonts w:asciiTheme="minorHAnsi" w:hAnsiTheme="minorHAnsi" w:cstheme="minorHAnsi"/>
-          <w:sz w:val="24"/>
-        </w:rPr>
-        <w:t>He elegido Laravel como el motor principal de mi proyecto. En el mundo de la programación, Laravel es lo que llamamos un "</w:t>
-      </w:r>
-      <w:proofErr w:type="spellStart"/>
-      <w:r>
-        <w:rPr>
-          <w:rFonts w:asciiTheme="minorHAnsi" w:hAnsiTheme="minorHAnsi" w:cstheme="minorHAnsi"/>
-          <w:sz w:val="24"/>
-        </w:rPr>
-        <w:t>framework</w:t>
-      </w:r>
-      <w:proofErr w:type="spellEnd"/>
-      <w:r>
-        <w:rPr>
-          <w:rFonts w:asciiTheme="minorHAnsi" w:hAnsiTheme="minorHAnsi" w:cstheme="minorHAnsi"/>
-          <w:sz w:val="24"/>
-        </w:rPr>
-        <w:t>", pero para que se entienda mejor, es como el director de una orquesta. Él es quien recibe todas las peticiones: cuando alguien hace clic en una zapatilla, cuando alguien intenta registrarse o cuando alguien vota por su modelo favorito.</w:t>
+        <w:jc w:val="both"/>
+        <w:rPr>
+          <w:rFonts w:asciiTheme="minorHAnsi" w:hAnsiTheme="minorHAnsi" w:cstheme="minorHAnsi"/>
+          <w:sz w:val="24"/>
+        </w:rPr>
+      </w:pPr>
+      <w:r>
+        <w:rPr>
+          <w:rFonts w:asciiTheme="minorHAnsi" w:hAnsiTheme="minorHAnsi" w:cstheme="minorHAnsi"/>
+          <w:sz w:val="24"/>
+        </w:rPr>
+        <w:t>He elegido Laravel como el motor principal de mi proyecto. En el mundo de la programación, Laravel es lo que llamamos un "framework", pero para que se entienda mejor, es como el director de una orquesta. Él es quien recibe todas las peticiones: cuando alguien hace clic en una zapatilla, cuando alguien intenta registrarse o cuando alguien vota por su modelo favorito.</w:t>
       </w:r>
     </w:p>
     <w:p>
@@ -11380,6 +11050,7 @@
           <w:tab w:val="left" w:pos="859"/>
         </w:tabs>
         <w:spacing w:before="22"/>
+        <w:jc w:val="both"/>
         <w:rPr>
           <w:rFonts w:asciiTheme="minorHAnsi" w:hAnsiTheme="minorHAnsi" w:cstheme="minorHAnsi"/>
           <w:sz w:val="24"/>
@@ -11423,39 +11094,7 @@
           <w:rFonts w:asciiTheme="minorHAnsi" w:hAnsiTheme="minorHAnsi" w:cstheme="minorHAnsi"/>
           <w:sz w:val="24"/>
         </w:rPr>
-        <w:t xml:space="preserve">La magia de </w:t>
-      </w:r>
-      <w:proofErr w:type="spellStart"/>
-      <w:r>
-        <w:rPr>
-          <w:rFonts w:asciiTheme="minorHAnsi" w:hAnsiTheme="minorHAnsi" w:cstheme="minorHAnsi"/>
-          <w:sz w:val="24"/>
-        </w:rPr>
-        <w:t>Eloquent</w:t>
-      </w:r>
-      <w:proofErr w:type="spellEnd"/>
-      <w:r>
-        <w:rPr>
-          <w:rFonts w:asciiTheme="minorHAnsi" w:hAnsiTheme="minorHAnsi" w:cstheme="minorHAnsi"/>
-          <w:sz w:val="24"/>
-        </w:rPr>
-        <w:t xml:space="preserve">: Dentro de Laravel he usado una herramienta llamada </w:t>
-      </w:r>
-      <w:proofErr w:type="spellStart"/>
-      <w:r>
-        <w:rPr>
-          <w:rFonts w:asciiTheme="minorHAnsi" w:hAnsiTheme="minorHAnsi" w:cstheme="minorHAnsi"/>
-          <w:sz w:val="24"/>
-        </w:rPr>
-        <w:t>Eloquent</w:t>
-      </w:r>
-      <w:proofErr w:type="spellEnd"/>
-      <w:r>
-        <w:rPr>
-          <w:rFonts w:asciiTheme="minorHAnsi" w:hAnsiTheme="minorHAnsi" w:cstheme="minorHAnsi"/>
-          <w:sz w:val="24"/>
-        </w:rPr>
-        <w:t>. Básicamente, me permite hablarle a la base de datos en "idioma humano". Si quiero buscar una zapatilla por su SKU, no tengo que escribir códigos complicados, simplemente le pido a Laravel que busque ese objeto y él me lo trae con toda su información (foto, marca, precio) de forma instantánea.</w:t>
+        <w:t>La magia de Eloquent: Dentro de Laravel he usado una herramienta llamada Eloquent. Básicamente, me permite hablarle a la base de datos en "idioma humano". Si quiero buscar una zapatilla por su SKU, no tengo que escribir códigos complicados, simplemente le pido a Laravel que busque ese objeto y él me lo trae con toda su información (foto, marca, precio) de forma instantánea.</w:t>
       </w:r>
     </w:p>
     <w:p>
@@ -11492,6 +11131,7 @@
           <w:tab w:val="left" w:pos="859"/>
         </w:tabs>
         <w:spacing w:before="22"/>
+        <w:jc w:val="both"/>
         <w:rPr>
           <w:rFonts w:asciiTheme="minorHAnsi" w:hAnsiTheme="minorHAnsi" w:cstheme="minorHAnsi"/>
           <w:sz w:val="24"/>
@@ -11537,33 +11177,18 @@
           <w:tab w:val="left" w:pos="859"/>
         </w:tabs>
         <w:spacing w:before="22"/>
-        <w:rPr>
-          <w:rFonts w:asciiTheme="minorHAnsi" w:hAnsiTheme="minorHAnsi" w:cstheme="minorHAnsi"/>
-          <w:sz w:val="24"/>
-        </w:rPr>
-      </w:pPr>
-      <w:r>
-        <w:rPr>
-          <w:rFonts w:asciiTheme="minorHAnsi" w:hAnsiTheme="minorHAnsi" w:cstheme="minorHAnsi"/>
-          <w:sz w:val="24"/>
-        </w:rPr>
-        <w:t xml:space="preserve">Hoy en día, el diseño lo es todo. Como mi público objetivo son jóvenes que están todo el día con el móvil en la mano, la web no podía ser una simple página de ordenador que se viera pequeña en el teléfono. Tenía que ser "Mobile </w:t>
-      </w:r>
-      <w:proofErr w:type="spellStart"/>
-      <w:r>
-        <w:rPr>
-          <w:rFonts w:asciiTheme="minorHAnsi" w:hAnsiTheme="minorHAnsi" w:cstheme="minorHAnsi"/>
-          <w:sz w:val="24"/>
-        </w:rPr>
-        <w:t>First</w:t>
-      </w:r>
-      <w:proofErr w:type="spellEnd"/>
-      <w:r>
-        <w:rPr>
-          <w:rFonts w:asciiTheme="minorHAnsi" w:hAnsiTheme="minorHAnsi" w:cstheme="minorHAnsi"/>
-          <w:sz w:val="24"/>
-        </w:rPr>
-        <w:t>".</w:t>
+        <w:jc w:val="both"/>
+        <w:rPr>
+          <w:rFonts w:asciiTheme="minorHAnsi" w:hAnsiTheme="minorHAnsi" w:cstheme="minorHAnsi"/>
+          <w:sz w:val="24"/>
+        </w:rPr>
+      </w:pPr>
+      <w:r>
+        <w:rPr>
+          <w:rFonts w:asciiTheme="minorHAnsi" w:hAnsiTheme="minorHAnsi" w:cstheme="minorHAnsi"/>
+          <w:sz w:val="24"/>
+        </w:rPr>
+        <w:t>Hoy en día, el diseño lo es todo. Como mi público objetivo son jóvenes que están todo el día con el móvil en la mano, la web no podía ser una simple página de ordenador que se viera pequeña en el teléfono. Tenía que ser "Mobile First".</w:t>
       </w:r>
     </w:p>
     <w:p>
@@ -11572,6 +11197,7 @@
           <w:tab w:val="left" w:pos="859"/>
         </w:tabs>
         <w:spacing w:before="22"/>
+        <w:jc w:val="both"/>
         <w:rPr>
           <w:rFonts w:asciiTheme="minorHAnsi" w:hAnsiTheme="minorHAnsi" w:cstheme="minorHAnsi"/>
           <w:sz w:val="24"/>
@@ -11680,6 +11306,7 @@
           <w:tab w:val="left" w:pos="859"/>
         </w:tabs>
         <w:spacing w:before="22"/>
+        <w:jc w:val="both"/>
         <w:rPr>
           <w:rFonts w:asciiTheme="minorHAnsi" w:hAnsiTheme="minorHAnsi" w:cstheme="minorHAnsi"/>
           <w:sz w:val="24"/>
@@ -11725,6 +11352,7 @@
           <w:tab w:val="left" w:pos="859"/>
         </w:tabs>
         <w:spacing w:before="22"/>
+        <w:jc w:val="both"/>
         <w:rPr>
           <w:rFonts w:asciiTheme="minorHAnsi" w:hAnsiTheme="minorHAnsi" w:cstheme="minorHAnsi"/>
           <w:sz w:val="24"/>
@@ -11744,6 +11372,7 @@
           <w:tab w:val="left" w:pos="859"/>
         </w:tabs>
         <w:spacing w:before="22"/>
+        <w:jc w:val="both"/>
         <w:rPr>
           <w:rFonts w:asciiTheme="minorHAnsi" w:hAnsiTheme="minorHAnsi" w:cstheme="minorHAnsi"/>
           <w:sz w:val="24"/>
@@ -11804,6 +11433,7 @@
           <w:tab w:val="left" w:pos="859"/>
         </w:tabs>
         <w:spacing w:before="22"/>
+        <w:jc w:val="both"/>
         <w:rPr>
           <w:rFonts w:asciiTheme="minorHAnsi" w:hAnsiTheme="minorHAnsi" w:cstheme="minorHAnsi"/>
           <w:sz w:val="24"/>
@@ -11830,7 +11460,7 @@
           <w:sz w:val="24"/>
           <w:szCs w:val="24"/>
         </w:rPr>
-        <w:t xml:space="preserve">4. </w:t>
+        <w:t>4</w:t>
       </w:r>
       <w:r>
         <w:rPr>
@@ -11840,6 +11470,138 @@
           <w:sz w:val="24"/>
           <w:szCs w:val="24"/>
         </w:rPr>
+        <w:t>. Comunicación y seguridad: SMTP para verificación</w:t>
+      </w:r>
+    </w:p>
+    <w:p>
+      <w:pPr>
+        <w:tabs>
+          <w:tab w:val="left" w:pos="859"/>
+        </w:tabs>
+        <w:spacing w:before="22"/>
+        <w:jc w:val="both"/>
+        <w:rPr>
+          <w:rFonts w:asciiTheme="minorHAnsi" w:hAnsiTheme="minorHAnsi" w:cstheme="minorHAnsi"/>
+          <w:sz w:val="24"/>
+        </w:rPr>
+      </w:pPr>
+      <w:r>
+        <w:rPr>
+          <w:rFonts w:asciiTheme="minorHAnsi" w:hAnsiTheme="minorHAnsi" w:cstheme="minorHAnsi"/>
+          <w:sz w:val="24"/>
+        </w:rPr>
+        <w:t>Para que la web sea realmente profesional, he implementado un sistema de envío de correos electrónicos automáticos.</w:t>
+      </w:r>
+    </w:p>
+    <w:p>
+      <w:pPr>
+        <w:tabs>
+          <w:tab w:val="left" w:pos="859"/>
+        </w:tabs>
+        <w:spacing w:before="22"/>
+        <w:jc w:val="both"/>
+        <w:rPr>
+          <w:rFonts w:asciiTheme="minorHAnsi" w:hAnsiTheme="minorHAnsi" w:cstheme="minorHAnsi"/>
+          <w:sz w:val="24"/>
+        </w:rPr>
+      </w:pPr>
+    </w:p>
+    <w:p>
+      <w:pPr>
+        <w:pStyle w:val="Prrafodelista"/>
+        <w:numPr>
+          <w:ilvl w:val="0"/>
+          <w:numId w:val="29"/>
+        </w:numPr>
+        <w:tabs>
+          <w:tab w:val="left" w:pos="859"/>
+        </w:tabs>
+        <w:spacing w:before="22"/>
+        <w:rPr>
+          <w:rFonts w:asciiTheme="minorHAnsi" w:hAnsiTheme="minorHAnsi" w:cstheme="minorHAnsi"/>
+          <w:sz w:val="24"/>
+        </w:rPr>
+      </w:pPr>
+      <w:r>
+        <w:rPr>
+          <w:rFonts w:asciiTheme="minorHAnsi" w:hAnsiTheme="minorHAnsi" w:cstheme="minorHAnsi"/>
+          <w:sz w:val="24"/>
+        </w:rPr>
+        <w:t>Verificación de cuentas: No basta con que un usuario se registre; para evitar cuentas falsas y asegurar que el correo es real, Laravel se conecta a un servidor SMTP. Cuando alguien se da de alta, el sistema le envía un código único que debe confirmar.</w:t>
+      </w:r>
+    </w:p>
+    <w:p>
+      <w:pPr>
+        <w:pStyle w:val="Prrafodelista"/>
+        <w:numPr>
+          <w:ilvl w:val="0"/>
+          <w:numId w:val="29"/>
+        </w:numPr>
+        <w:tabs>
+          <w:tab w:val="left" w:pos="859"/>
+        </w:tabs>
+        <w:spacing w:before="22"/>
+        <w:rPr>
+          <w:rFonts w:asciiTheme="minorHAnsi" w:hAnsiTheme="minorHAnsi" w:cstheme="minorHAnsi"/>
+          <w:sz w:val="24"/>
+        </w:rPr>
+      </w:pPr>
+      <w:r>
+        <w:rPr>
+          <w:rFonts w:asciiTheme="minorHAnsi" w:hAnsiTheme="minorHAnsi" w:cstheme="minorHAnsi"/>
+          <w:sz w:val="24"/>
+        </w:rPr>
+        <w:t xml:space="preserve">Gestión automática: He configurado las Notificaciones de Laravel para que el proceso sea totalmente transparente para el usuario, garantizando que su cuenta </w:t>
+      </w:r>
+      <w:r>
+        <w:rPr>
+          <w:rFonts w:asciiTheme="minorHAnsi" w:hAnsiTheme="minorHAnsi" w:cstheme="minorHAnsi"/>
+          <w:sz w:val="24"/>
+        </w:rPr>
+        <w:lastRenderedPageBreak/>
+        <w:t>quede verificada y segura desde el primer momento.</w:t>
+      </w:r>
+    </w:p>
+    <w:p>
+      <w:pPr>
+        <w:pStyle w:val="Subttulo"/>
+        <w:jc w:val="both"/>
+        <w:rPr>
+          <w:rFonts w:cstheme="minorHAnsi"/>
+          <w:i/>
+          <w:iCs/>
+          <w:sz w:val="24"/>
+          <w:szCs w:val="24"/>
+        </w:rPr>
+      </w:pPr>
+      <w:r>
+        <w:rPr>
+          <w:rFonts w:cstheme="minorHAnsi"/>
+          <w:i/>
+          <w:iCs/>
+          <w:sz w:val="24"/>
+          <w:szCs w:val="24"/>
+        </w:rPr>
+        <w:t>5</w:t>
+      </w:r>
+      <w:r>
+        <w:rPr>
+          <w:rFonts w:cstheme="minorHAnsi"/>
+          <w:i/>
+          <w:iCs/>
+          <w:sz w:val="24"/>
+          <w:szCs w:val="24"/>
+        </w:rPr>
+        <w:t xml:space="preserve">. </w:t>
+      </w:r>
+      <w:r>
+        <w:rPr>
+          <w:rFonts w:cstheme="minorHAnsi"/>
+          <w:i/>
+          <w:iCs/>
+          <w:sz w:val="24"/>
+          <w:szCs w:val="24"/>
+        </w:rPr>
         <w:t>El sistema de "burbujas" de seguridad: Docker</w:t>
       </w:r>
     </w:p>
@@ -11849,6 +11611,7 @@
           <w:tab w:val="left" w:pos="859"/>
         </w:tabs>
         <w:spacing w:before="22"/>
+        <w:jc w:val="both"/>
         <w:rPr>
           <w:rFonts w:asciiTheme="minorHAnsi" w:hAnsiTheme="minorHAnsi" w:cstheme="minorHAnsi"/>
           <w:sz w:val="24"/>
@@ -11868,6 +11631,7 @@
           <w:tab w:val="left" w:pos="859"/>
         </w:tabs>
         <w:spacing w:before="22"/>
+        <w:jc w:val="both"/>
         <w:rPr>
           <w:rFonts w:asciiTheme="minorHAnsi" w:hAnsiTheme="minorHAnsi" w:cstheme="minorHAnsi"/>
           <w:sz w:val="24"/>
@@ -11900,30 +11664,6 @@
     </w:p>
     <w:p>
       <w:pPr>
-        <w:tabs>
-          <w:tab w:val="left" w:pos="859"/>
-        </w:tabs>
-        <w:spacing w:before="22"/>
-        <w:rPr>
-          <w:rFonts w:asciiTheme="minorHAnsi" w:hAnsiTheme="minorHAnsi" w:cstheme="minorHAnsi"/>
-          <w:sz w:val="24"/>
-        </w:rPr>
-      </w:pPr>
-    </w:p>
-    <w:p>
-      <w:pPr>
-        <w:tabs>
-          <w:tab w:val="left" w:pos="859"/>
-        </w:tabs>
-        <w:spacing w:before="22"/>
-        <w:rPr>
-          <w:rFonts w:asciiTheme="minorHAnsi" w:hAnsiTheme="minorHAnsi" w:cstheme="minorHAnsi"/>
-          <w:sz w:val="24"/>
-        </w:rPr>
-      </w:pPr>
-    </w:p>
-    <w:p>
-      <w:pPr>
         <w:pStyle w:val="Prrafodelista"/>
         <w:numPr>
           <w:ilvl w:val="0"/>
@@ -11952,6 +11692,7 @@
           <w:tab w:val="left" w:pos="859"/>
         </w:tabs>
         <w:spacing w:before="22"/>
+        <w:jc w:val="both"/>
         <w:rPr>
           <w:rFonts w:asciiTheme="minorHAnsi" w:hAnsiTheme="minorHAnsi" w:cstheme="minorHAnsi"/>
           <w:sz w:val="24"/>
@@ -11978,7 +11719,7 @@
           <w:sz w:val="24"/>
           <w:szCs w:val="24"/>
         </w:rPr>
-        <w:t xml:space="preserve">5. </w:t>
+        <w:t>6</w:t>
       </w:r>
       <w:r>
         <w:rPr>
@@ -11988,7 +11729,7 @@
           <w:sz w:val="24"/>
           <w:szCs w:val="24"/>
         </w:rPr>
-        <w:t xml:space="preserve">El </w:t>
+        <w:t xml:space="preserve">. </w:t>
       </w:r>
       <w:r>
         <w:rPr>
@@ -11998,9 +11739,8 @@
           <w:sz w:val="24"/>
           <w:szCs w:val="24"/>
         </w:rPr>
-        <w:t xml:space="preserve">servidor en casa: Mi Mini PC y el "Túnel" de </w:t>
-      </w:r>
-      <w:proofErr w:type="spellStart"/>
+        <w:t xml:space="preserve">El </w:t>
+      </w:r>
       <w:r>
         <w:rPr>
           <w:rFonts w:cstheme="minorHAnsi"/>
@@ -12009,9 +11749,8 @@
           <w:sz w:val="24"/>
           <w:szCs w:val="24"/>
         </w:rPr>
-        <w:t>Cloudflare</w:t>
-      </w:r>
-      <w:proofErr w:type="spellEnd"/>
+        <w:t>servidor en casa: Mi Mini PC y el "Túnel" de Cloudflare</w:t>
+      </w:r>
     </w:p>
     <w:p>
       <w:pPr>
@@ -12019,6 +11758,7 @@
           <w:tab w:val="left" w:pos="859"/>
         </w:tabs>
         <w:spacing w:before="22"/>
+        <w:jc w:val="both"/>
         <w:rPr>
           <w:rFonts w:asciiTheme="minorHAnsi" w:hAnsiTheme="minorHAnsi" w:cstheme="minorHAnsi"/>
           <w:sz w:val="24"/>
@@ -12038,6 +11778,7 @@
           <w:tab w:val="left" w:pos="859"/>
         </w:tabs>
         <w:spacing w:before="22"/>
+        <w:jc w:val="both"/>
         <w:rPr>
           <w:rFonts w:asciiTheme="minorHAnsi" w:hAnsiTheme="minorHAnsi" w:cstheme="minorHAnsi"/>
           <w:sz w:val="24"/>
@@ -12089,55 +11830,7 @@
           <w:rFonts w:asciiTheme="minorHAnsi" w:hAnsiTheme="minorHAnsi" w:cstheme="minorHAnsi"/>
           <w:sz w:val="24"/>
         </w:rPr>
-        <w:t xml:space="preserve">La solución: </w:t>
-      </w:r>
-      <w:proofErr w:type="spellStart"/>
-      <w:r>
-        <w:rPr>
-          <w:rFonts w:asciiTheme="minorHAnsi" w:hAnsiTheme="minorHAnsi" w:cstheme="minorHAnsi"/>
-          <w:sz w:val="24"/>
-        </w:rPr>
-        <w:t>Cloudflare</w:t>
-      </w:r>
-      <w:proofErr w:type="spellEnd"/>
-      <w:r>
-        <w:rPr>
-          <w:rFonts w:asciiTheme="minorHAnsi" w:hAnsiTheme="minorHAnsi" w:cstheme="minorHAnsi"/>
-          <w:sz w:val="24"/>
-        </w:rPr>
-        <w:t xml:space="preserve"> </w:t>
-      </w:r>
-      <w:proofErr w:type="spellStart"/>
-      <w:r>
-        <w:rPr>
-          <w:rFonts w:asciiTheme="minorHAnsi" w:hAnsiTheme="minorHAnsi" w:cstheme="minorHAnsi"/>
-          <w:sz w:val="24"/>
-        </w:rPr>
-        <w:t>Tunnel</w:t>
-      </w:r>
-      <w:proofErr w:type="spellEnd"/>
-      <w:r>
-        <w:rPr>
-          <w:rFonts w:asciiTheme="minorHAnsi" w:hAnsiTheme="minorHAnsi" w:cstheme="minorHAnsi"/>
-          <w:sz w:val="24"/>
-        </w:rPr>
-        <w:t xml:space="preserve">: Para solucionar esto de forma profesional, instalé un software que crea un "Túnel Cero Confianza". Imagina que es un cable invisible y ultra protegido que sale de mi Mini PC y se conecta directamente con los servidores de </w:t>
-      </w:r>
-      <w:proofErr w:type="spellStart"/>
-      <w:r>
-        <w:rPr>
-          <w:rFonts w:asciiTheme="minorHAnsi" w:hAnsiTheme="minorHAnsi" w:cstheme="minorHAnsi"/>
-          <w:sz w:val="24"/>
-        </w:rPr>
-        <w:t>Cloudflare</w:t>
-      </w:r>
-      <w:proofErr w:type="spellEnd"/>
-      <w:r>
-        <w:rPr>
-          <w:rFonts w:asciiTheme="minorHAnsi" w:hAnsiTheme="minorHAnsi" w:cstheme="minorHAnsi"/>
-          <w:sz w:val="24"/>
-        </w:rPr>
-        <w:t>.</w:t>
+        <w:t>La solución: Cloudflare Tunnel: Para solucionar esto de forma profesional, instalé un software que crea un "Túnel Cero Confianza". Imagina que es un cable invisible y ultra protegido que sale de mi Mini PC y se conecta directamente con los servidores de Cloudflare.</w:t>
       </w:r>
     </w:p>
     <w:p>
@@ -12161,23 +11854,7 @@
           <w:rFonts w:asciiTheme="minorHAnsi" w:hAnsiTheme="minorHAnsi" w:cstheme="minorHAnsi"/>
           <w:sz w:val="24"/>
         </w:rPr>
-        <w:t xml:space="preserve">Dominio en IONOS: Compré mi dominio en IONOS y lo vinculé a este túnel. De esta forma, cuando alguien escribe mi dirección web, pasa por el escudo de </w:t>
-      </w:r>
-      <w:proofErr w:type="spellStart"/>
-      <w:r>
-        <w:rPr>
-          <w:rFonts w:asciiTheme="minorHAnsi" w:hAnsiTheme="minorHAnsi" w:cstheme="minorHAnsi"/>
-          <w:sz w:val="24"/>
-        </w:rPr>
-        <w:t>Cloudflare</w:t>
-      </w:r>
-      <w:proofErr w:type="spellEnd"/>
-      <w:r>
-        <w:rPr>
-          <w:rFonts w:asciiTheme="minorHAnsi" w:hAnsiTheme="minorHAnsi" w:cstheme="minorHAnsi"/>
-          <w:sz w:val="24"/>
-        </w:rPr>
-        <w:t>, entra por el túnel seguro y llega a mi Mini PC. Mi IP personal nunca se muestra al público y mi red de casa está totalmente protegida contra ataques externos.</w:t>
+        <w:t>Dominio en IONOS: Compré mi dominio en IONOS y lo vinculé a este túnel. De esta forma, cuando alguien escribe mi dirección web, pasa por el escudo de Cloudflare, entra por el túnel seguro y llega a mi Mini PC. Mi IP personal nunca se muestra al público y mi red de casa está totalmente protegida contra ataques externos.</w:t>
       </w:r>
     </w:p>
     <w:p>
@@ -12186,6 +11863,7 @@
           <w:tab w:val="left" w:pos="859"/>
         </w:tabs>
         <w:spacing w:before="22"/>
+        <w:jc w:val="both"/>
         <w:rPr>
           <w:rFonts w:asciiTheme="minorHAnsi" w:hAnsiTheme="minorHAnsi" w:cstheme="minorHAnsi"/>
           <w:sz w:val="24"/>
@@ -12198,6 +11876,8 @@
         <w:jc w:val="both"/>
         <w:rPr>
           <w:rFonts w:cstheme="minorHAnsi"/>
+          <w:b/>
+          <w:bCs/>
           <w:sz w:val="28"/>
           <w:szCs w:val="28"/>
         </w:rPr>
@@ -12205,18 +11885,12 @@
       <w:r>
         <w:rPr>
           <w:rFonts w:cstheme="minorHAnsi"/>
+          <w:b/>
+          <w:bCs/>
           <w:sz w:val="28"/>
           <w:szCs w:val="28"/>
         </w:rPr>
-        <w:t xml:space="preserve">6.2 </w:t>
-      </w:r>
-      <w:r>
-        <w:rPr>
-          <w:rFonts w:cstheme="minorHAnsi"/>
-          <w:sz w:val="28"/>
-          <w:szCs w:val="28"/>
-        </w:rPr>
-        <w:t>Diseño o esquemas de las tecnologías del proyecto</w:t>
+        <w:t>6.2 Diseño o esquemas de las tecnologías del proyecto</w:t>
       </w:r>
     </w:p>
     <w:p>
@@ -12225,6 +11899,7 @@
           <w:tab w:val="left" w:pos="859"/>
         </w:tabs>
         <w:spacing w:before="22"/>
+        <w:jc w:val="both"/>
         <w:rPr>
           <w:rFonts w:asciiTheme="minorHAnsi" w:hAnsiTheme="minorHAnsi" w:cstheme="minorHAnsi"/>
           <w:sz w:val="24"/>
@@ -12244,6 +11919,7 @@
           <w:tab w:val="left" w:pos="859"/>
         </w:tabs>
         <w:spacing w:before="22"/>
+        <w:jc w:val="both"/>
         <w:rPr>
           <w:rFonts w:asciiTheme="minorHAnsi" w:hAnsiTheme="minorHAnsi" w:cstheme="minorHAnsi"/>
           <w:sz w:val="24"/>
@@ -12279,6 +11955,7 @@
           <w:tab w:val="left" w:pos="859"/>
         </w:tabs>
         <w:spacing w:before="22"/>
+        <w:jc w:val="both"/>
         <w:rPr>
           <w:rFonts w:asciiTheme="minorHAnsi" w:hAnsiTheme="minorHAnsi" w:cstheme="minorHAnsi"/>
           <w:sz w:val="24"/>
@@ -12298,6 +11975,7 @@
           <w:tab w:val="left" w:pos="859"/>
         </w:tabs>
         <w:spacing w:before="22"/>
+        <w:jc w:val="both"/>
         <w:rPr>
           <w:rFonts w:asciiTheme="minorHAnsi" w:hAnsiTheme="minorHAnsi" w:cstheme="minorHAnsi"/>
           <w:sz w:val="24"/>
@@ -12310,65 +11988,18 @@
           <w:tab w:val="left" w:pos="859"/>
         </w:tabs>
         <w:spacing w:before="22"/>
-        <w:rPr>
-          <w:rFonts w:asciiTheme="minorHAnsi" w:hAnsiTheme="minorHAnsi" w:cstheme="minorHAnsi"/>
-          <w:sz w:val="24"/>
-        </w:rPr>
-      </w:pPr>
-      <w:r>
-        <w:rPr>
-          <w:rFonts w:asciiTheme="minorHAnsi" w:hAnsiTheme="minorHAnsi" w:cstheme="minorHAnsi"/>
-          <w:sz w:val="24"/>
-        </w:rPr>
-        <w:t xml:space="preserve">Paso 1: El Escudo de </w:t>
-      </w:r>
-      <w:proofErr w:type="spellStart"/>
-      <w:r>
-        <w:rPr>
-          <w:rFonts w:asciiTheme="minorHAnsi" w:hAnsiTheme="minorHAnsi" w:cstheme="minorHAnsi"/>
-          <w:sz w:val="24"/>
-        </w:rPr>
-        <w:t>Cloudflare</w:t>
-      </w:r>
-      <w:proofErr w:type="spellEnd"/>
-      <w:r>
-        <w:rPr>
-          <w:rFonts w:asciiTheme="minorHAnsi" w:hAnsiTheme="minorHAnsi" w:cstheme="minorHAnsi"/>
-          <w:sz w:val="24"/>
-        </w:rPr>
-        <w:t xml:space="preserve">. La petición no llega directamente a mi casa. Primero pasa por </w:t>
-      </w:r>
-      <w:proofErr w:type="spellStart"/>
-      <w:r>
-        <w:rPr>
-          <w:rFonts w:asciiTheme="minorHAnsi" w:hAnsiTheme="minorHAnsi" w:cstheme="minorHAnsi"/>
-          <w:sz w:val="24"/>
-        </w:rPr>
-        <w:t>Cloudflare</w:t>
-      </w:r>
-      <w:proofErr w:type="spellEnd"/>
-      <w:r>
-        <w:rPr>
-          <w:rFonts w:asciiTheme="minorHAnsi" w:hAnsiTheme="minorHAnsi" w:cstheme="minorHAnsi"/>
-          <w:sz w:val="24"/>
-        </w:rPr>
-        <w:t xml:space="preserve">. He configurado esto para que actúe como un "filtro de seguridad". Si alguien intenta atacar la web o entrar de forma maliciosa, </w:t>
-      </w:r>
-      <w:proofErr w:type="spellStart"/>
-      <w:r>
-        <w:rPr>
-          <w:rFonts w:asciiTheme="minorHAnsi" w:hAnsiTheme="minorHAnsi" w:cstheme="minorHAnsi"/>
-          <w:sz w:val="24"/>
-        </w:rPr>
-        <w:t>Cloudflare</w:t>
-      </w:r>
-      <w:proofErr w:type="spellEnd"/>
-      <w:r>
-        <w:rPr>
-          <w:rFonts w:asciiTheme="minorHAnsi" w:hAnsiTheme="minorHAnsi" w:cstheme="minorHAnsi"/>
-          <w:sz w:val="24"/>
-        </w:rPr>
-        <w:t xml:space="preserve"> lo bloquea antes siquiera de que llegue a mi red local.</w:t>
+        <w:jc w:val="both"/>
+        <w:rPr>
+          <w:rFonts w:asciiTheme="minorHAnsi" w:hAnsiTheme="minorHAnsi" w:cstheme="minorHAnsi"/>
+          <w:sz w:val="24"/>
+        </w:rPr>
+      </w:pPr>
+      <w:r>
+        <w:rPr>
+          <w:rFonts w:asciiTheme="minorHAnsi" w:hAnsiTheme="minorHAnsi" w:cstheme="minorHAnsi"/>
+          <w:sz w:val="24"/>
+        </w:rPr>
+        <w:t>Paso 1: El Escudo de Cloudflare. La petición no llega directamente a mi casa. Primero pasa por Cloudflare. He configurado esto para que actúe como un "filtro de seguridad". Si alguien intenta atacar la web o entrar de forma maliciosa, Cloudflare lo bloquea antes siquiera de que llegue a mi red local.</w:t>
       </w:r>
     </w:p>
     <w:p>
@@ -12377,6 +12008,7 @@
           <w:tab w:val="left" w:pos="859"/>
         </w:tabs>
         <w:spacing w:before="22"/>
+        <w:jc w:val="both"/>
         <w:rPr>
           <w:rFonts w:asciiTheme="minorHAnsi" w:hAnsiTheme="minorHAnsi" w:cstheme="minorHAnsi"/>
           <w:sz w:val="24"/>
@@ -12389,89 +12021,18 @@
           <w:tab w:val="left" w:pos="859"/>
         </w:tabs>
         <w:spacing w:before="22"/>
-        <w:rPr>
-          <w:rFonts w:asciiTheme="minorHAnsi" w:hAnsiTheme="minorHAnsi" w:cstheme="minorHAnsi"/>
-          <w:sz w:val="24"/>
-        </w:rPr>
-      </w:pPr>
-      <w:r>
-        <w:rPr>
-          <w:rFonts w:asciiTheme="minorHAnsi" w:hAnsiTheme="minorHAnsi" w:cstheme="minorHAnsi"/>
-          <w:sz w:val="24"/>
-        </w:rPr>
-        <w:t xml:space="preserve">Paso 2: El Túnel Seguro. Una vez que la petición es validada, viaja a través del </w:t>
-      </w:r>
-      <w:proofErr w:type="spellStart"/>
-      <w:r>
-        <w:rPr>
-          <w:rFonts w:asciiTheme="minorHAnsi" w:hAnsiTheme="minorHAnsi" w:cstheme="minorHAnsi"/>
-          <w:sz w:val="24"/>
-        </w:rPr>
-        <w:t>Cloudflare</w:t>
-      </w:r>
-      <w:proofErr w:type="spellEnd"/>
-      <w:r>
-        <w:rPr>
-          <w:rFonts w:asciiTheme="minorHAnsi" w:hAnsiTheme="minorHAnsi" w:cstheme="minorHAnsi"/>
-          <w:sz w:val="24"/>
-        </w:rPr>
-        <w:t xml:space="preserve"> </w:t>
-      </w:r>
-      <w:proofErr w:type="spellStart"/>
-      <w:r>
-        <w:rPr>
-          <w:rFonts w:asciiTheme="minorHAnsi" w:hAnsiTheme="minorHAnsi" w:cstheme="minorHAnsi"/>
-          <w:sz w:val="24"/>
-        </w:rPr>
-        <w:t>Tunnel</w:t>
-      </w:r>
-      <w:proofErr w:type="spellEnd"/>
-      <w:r>
-        <w:rPr>
-          <w:rFonts w:asciiTheme="minorHAnsi" w:hAnsiTheme="minorHAnsi" w:cstheme="minorHAnsi"/>
-          <w:sz w:val="24"/>
-        </w:rPr>
-        <w:t xml:space="preserve">. Lo más importante de este diseño es que es un túnel de "salida". Mi Mini PC se </w:t>
-      </w:r>
-      <w:r>
-        <w:rPr>
-          <w:rFonts w:asciiTheme="minorHAnsi" w:hAnsiTheme="minorHAnsi" w:cstheme="minorHAnsi"/>
-          <w:sz w:val="24"/>
-        </w:rPr>
-        <w:lastRenderedPageBreak/>
-        <w:t xml:space="preserve">conecta a </w:t>
-      </w:r>
-      <w:proofErr w:type="spellStart"/>
-      <w:r>
-        <w:rPr>
-          <w:rFonts w:asciiTheme="minorHAnsi" w:hAnsiTheme="minorHAnsi" w:cstheme="minorHAnsi"/>
-          <w:sz w:val="24"/>
-        </w:rPr>
-        <w:t>Cloudflare</w:t>
-      </w:r>
-      <w:proofErr w:type="spellEnd"/>
-      <w:r>
-        <w:rPr>
-          <w:rFonts w:asciiTheme="minorHAnsi" w:hAnsiTheme="minorHAnsi" w:cstheme="minorHAnsi"/>
-          <w:sz w:val="24"/>
-        </w:rPr>
-        <w:t xml:space="preserve"> y no al revés. Esto permite que la web sea pública sin necesidad de que yo tenga que abrir puertos en mi </w:t>
-      </w:r>
-      <w:proofErr w:type="spellStart"/>
-      <w:r>
-        <w:rPr>
-          <w:rFonts w:asciiTheme="minorHAnsi" w:hAnsiTheme="minorHAnsi" w:cstheme="minorHAnsi"/>
-          <w:sz w:val="24"/>
-        </w:rPr>
-        <w:t>router</w:t>
-      </w:r>
-      <w:proofErr w:type="spellEnd"/>
-      <w:r>
-        <w:rPr>
-          <w:rFonts w:asciiTheme="minorHAnsi" w:hAnsiTheme="minorHAnsi" w:cstheme="minorHAnsi"/>
-          <w:sz w:val="24"/>
-        </w:rPr>
-        <w:t>, manteniendo mi red doméstica totalmente invisible para el resto del mundo.</w:t>
+        <w:jc w:val="both"/>
+        <w:rPr>
+          <w:rFonts w:asciiTheme="minorHAnsi" w:hAnsiTheme="minorHAnsi" w:cstheme="minorHAnsi"/>
+          <w:sz w:val="24"/>
+        </w:rPr>
+      </w:pPr>
+      <w:r>
+        <w:rPr>
+          <w:rFonts w:asciiTheme="minorHAnsi" w:hAnsiTheme="minorHAnsi" w:cstheme="minorHAnsi"/>
+          <w:sz w:val="24"/>
+        </w:rPr>
+        <w:t>Paso 2: El Túnel Seguro. Una vez que la petición es validada, viaja a través del Cloudflare Tunnel. Lo más importante de este diseño es que es un túnel de "salida". Mi Mini PC se conecta a Cloudflare y no al revés. Esto permite que la web sea pública sin necesidad de que yo tenga que abrir puertos en mi router, manteniendo mi red doméstica totalmente invisible para el resto del mundo.</w:t>
       </w:r>
     </w:p>
     <w:p>
@@ -12480,6 +12041,7 @@
           <w:tab w:val="left" w:pos="859"/>
         </w:tabs>
         <w:spacing w:before="22"/>
+        <w:jc w:val="both"/>
         <w:rPr>
           <w:rFonts w:asciiTheme="minorHAnsi" w:hAnsiTheme="minorHAnsi" w:cstheme="minorHAnsi"/>
           <w:sz w:val="24"/>
@@ -12492,6 +12054,7 @@
           <w:tab w:val="left" w:pos="859"/>
         </w:tabs>
         <w:spacing w:before="22"/>
+        <w:jc w:val="both"/>
         <w:rPr>
           <w:rFonts w:asciiTheme="minorHAnsi" w:hAnsiTheme="minorHAnsi" w:cstheme="minorHAnsi"/>
           <w:sz w:val="24"/>
@@ -12511,6 +12074,7 @@
           <w:tab w:val="left" w:pos="859"/>
         </w:tabs>
         <w:spacing w:before="22"/>
+        <w:jc w:val="both"/>
         <w:rPr>
           <w:rFonts w:asciiTheme="minorHAnsi" w:hAnsiTheme="minorHAnsi" w:cstheme="minorHAnsi"/>
           <w:sz w:val="24"/>
@@ -12546,6 +12110,7 @@
           <w:tab w:val="left" w:pos="859"/>
         </w:tabs>
         <w:spacing w:before="22"/>
+        <w:jc w:val="both"/>
         <w:rPr>
           <w:rFonts w:asciiTheme="minorHAnsi" w:hAnsiTheme="minorHAnsi" w:cstheme="minorHAnsi"/>
           <w:sz w:val="24"/>
@@ -12565,6 +12130,7 @@
           <w:tab w:val="left" w:pos="859"/>
         </w:tabs>
         <w:spacing w:before="22"/>
+        <w:jc w:val="both"/>
         <w:rPr>
           <w:rFonts w:asciiTheme="minorHAnsi" w:hAnsiTheme="minorHAnsi" w:cstheme="minorHAnsi"/>
           <w:sz w:val="24"/>
@@ -12577,33 +12143,18 @@
           <w:tab w:val="left" w:pos="859"/>
         </w:tabs>
         <w:spacing w:before="22"/>
-        <w:rPr>
-          <w:rFonts w:asciiTheme="minorHAnsi" w:hAnsiTheme="minorHAnsi" w:cstheme="minorHAnsi"/>
-          <w:sz w:val="24"/>
-        </w:rPr>
-      </w:pPr>
-      <w:r>
-        <w:rPr>
-          <w:rFonts w:asciiTheme="minorHAnsi" w:hAnsiTheme="minorHAnsi" w:cstheme="minorHAnsi"/>
-          <w:sz w:val="24"/>
-        </w:rPr>
-        <w:t>Contenedor Web (</w:t>
-      </w:r>
-      <w:proofErr w:type="spellStart"/>
-      <w:r>
-        <w:rPr>
-          <w:rFonts w:asciiTheme="minorHAnsi" w:hAnsiTheme="minorHAnsi" w:cstheme="minorHAnsi"/>
-          <w:sz w:val="24"/>
-        </w:rPr>
-        <w:t>Nginx</w:t>
-      </w:r>
-      <w:proofErr w:type="spellEnd"/>
-      <w:r>
-        <w:rPr>
-          <w:rFonts w:asciiTheme="minorHAnsi" w:hAnsiTheme="minorHAnsi" w:cstheme="minorHAnsi"/>
-          <w:sz w:val="24"/>
-        </w:rPr>
-        <w:t>): Es el primero en recibir al usuario. Su función es servir los archivos estáticos (como las fotos de las zapatillas y los estilos CSS) de la manera más rápida posible. Si detecta que el usuario quiere hacer algo complejo (como votar), le pasa el testigo al siguiente contenedor.</w:t>
+        <w:jc w:val="both"/>
+        <w:rPr>
+          <w:rFonts w:asciiTheme="minorHAnsi" w:hAnsiTheme="minorHAnsi" w:cstheme="minorHAnsi"/>
+          <w:sz w:val="24"/>
+        </w:rPr>
+      </w:pPr>
+      <w:r>
+        <w:rPr>
+          <w:rFonts w:asciiTheme="minorHAnsi" w:hAnsiTheme="minorHAnsi" w:cstheme="minorHAnsi"/>
+          <w:sz w:val="24"/>
+        </w:rPr>
+        <w:t>Contenedor Web (Nginx): Es el primero en recibir al usuario. Su función es servir los archivos estáticos (como las fotos de las zapatillas y los estilos CSS) de la manera más rápida posible. Si detecta que el usuario quiere hacer algo complejo (como votar), le pasa el testigo al siguiente contenedor.</w:t>
       </w:r>
     </w:p>
     <w:p>
@@ -12612,6 +12163,7 @@
           <w:tab w:val="left" w:pos="859"/>
         </w:tabs>
         <w:spacing w:before="22"/>
+        <w:jc w:val="both"/>
         <w:rPr>
           <w:rFonts w:asciiTheme="minorHAnsi" w:hAnsiTheme="minorHAnsi" w:cstheme="minorHAnsi"/>
           <w:sz w:val="24"/>
@@ -12624,6 +12176,7 @@
           <w:tab w:val="left" w:pos="859"/>
         </w:tabs>
         <w:spacing w:before="22"/>
+        <w:jc w:val="both"/>
         <w:rPr>
           <w:rFonts w:asciiTheme="minorHAnsi" w:hAnsiTheme="minorHAnsi" w:cstheme="minorHAnsi"/>
           <w:sz w:val="24"/>
@@ -12643,6 +12196,7 @@
           <w:tab w:val="left" w:pos="859"/>
         </w:tabs>
         <w:spacing w:before="22"/>
+        <w:jc w:val="both"/>
         <w:rPr>
           <w:rFonts w:asciiTheme="minorHAnsi" w:hAnsiTheme="minorHAnsi" w:cstheme="minorHAnsi"/>
           <w:sz w:val="24"/>
@@ -12655,6 +12209,7 @@
           <w:tab w:val="left" w:pos="859"/>
         </w:tabs>
         <w:spacing w:before="22"/>
+        <w:jc w:val="both"/>
         <w:rPr>
           <w:rFonts w:asciiTheme="minorHAnsi" w:hAnsiTheme="minorHAnsi" w:cstheme="minorHAnsi"/>
           <w:sz w:val="24"/>
@@ -12674,6 +12229,7 @@
           <w:tab w:val="left" w:pos="859"/>
         </w:tabs>
         <w:spacing w:before="22"/>
+        <w:jc w:val="both"/>
         <w:rPr>
           <w:rFonts w:asciiTheme="minorHAnsi" w:hAnsiTheme="minorHAnsi" w:cstheme="minorHAnsi"/>
           <w:sz w:val="24"/>
@@ -12698,6 +12254,7 @@
           <w:noProof/>
           <w:sz w:val="24"/>
         </w:rPr>
+        <w:lastRenderedPageBreak/>
         <w:drawing>
           <wp:anchor distT="0" distB="0" distL="114300" distR="114300" simplePos="0" relativeHeight="251659264" behindDoc="1" locked="0" layoutInCell="1" allowOverlap="1" wp14:anchorId="0B92BDFB" wp14:editId="3151AD8E">
             <wp:simplePos x="0" y="0"/>
@@ -12724,7 +12281,7 @@
                     </pic:cNvPicPr>
                   </pic:nvPicPr>
                   <pic:blipFill>
-                    <a:blip r:embed="rId10">
+                    <a:blip r:embed="rId11">
                       <a:extLst>
                         <a:ext uri="{28A0092B-C50C-407E-A947-70E740481C1C}">
                           <a14:useLocalDpi xmlns:a14="http://schemas.microsoft.com/office/drawing/2010/main" val="0"/>
@@ -12778,6 +12335,7 @@
           <w:tab w:val="left" w:pos="859"/>
         </w:tabs>
         <w:spacing w:before="22"/>
+        <w:jc w:val="both"/>
         <w:rPr>
           <w:rFonts w:asciiTheme="minorHAnsi" w:hAnsiTheme="minorHAnsi" w:cstheme="minorHAnsi"/>
           <w:sz w:val="24"/>
@@ -12817,7 +12375,6 @@
           <w:sz w:val="24"/>
           <w:szCs w:val="24"/>
         </w:rPr>
-        <w:lastRenderedPageBreak/>
         <w:t>¿Por qué este diseño es el mejor para este proyecto?</w:t>
       </w:r>
     </w:p>
@@ -12827,6 +12384,7 @@
           <w:tab w:val="left" w:pos="859"/>
         </w:tabs>
         <w:spacing w:before="22"/>
+        <w:jc w:val="both"/>
         <w:rPr>
           <w:rFonts w:asciiTheme="minorHAnsi" w:hAnsiTheme="minorHAnsi" w:cstheme="minorHAnsi"/>
           <w:sz w:val="24"/>
@@ -12846,6 +12404,7 @@
           <w:tab w:val="left" w:pos="859"/>
         </w:tabs>
         <w:spacing w:before="22"/>
+        <w:jc w:val="both"/>
         <w:rPr>
           <w:rFonts w:asciiTheme="minorHAnsi" w:hAnsiTheme="minorHAnsi" w:cstheme="minorHAnsi"/>
           <w:sz w:val="24"/>
@@ -12873,23 +12432,7 @@
           <w:rFonts w:asciiTheme="minorHAnsi" w:hAnsiTheme="minorHAnsi" w:cstheme="minorHAnsi"/>
           <w:sz w:val="24"/>
         </w:rPr>
-        <w:t xml:space="preserve">Seguridad: Mi IP privada nunca sale a la luz. Para el mundo exterior, mi web vive en </w:t>
-      </w:r>
-      <w:proofErr w:type="spellStart"/>
-      <w:r>
-        <w:rPr>
-          <w:rFonts w:asciiTheme="minorHAnsi" w:hAnsiTheme="minorHAnsi" w:cstheme="minorHAnsi"/>
-          <w:sz w:val="24"/>
-        </w:rPr>
-        <w:t>Cloudflare</w:t>
-      </w:r>
-      <w:proofErr w:type="spellEnd"/>
-      <w:r>
-        <w:rPr>
-          <w:rFonts w:asciiTheme="minorHAnsi" w:hAnsiTheme="minorHAnsi" w:cstheme="minorHAnsi"/>
-          <w:sz w:val="24"/>
-        </w:rPr>
-        <w:t>, pero físicamente está en mi escritorio.</w:t>
+        <w:t>Seguridad: Mi IP privada nunca sale a la luz. Para el mundo exterior, mi web vive en Cloudflare, pero físicamente está en mi escritorio.</w:t>
       </w:r>
     </w:p>
     <w:p>
@@ -12938,6 +12481,4511 @@
           <w:sz w:val="24"/>
         </w:rPr>
         <w:t>Coste Cero: Al usar mi propio hardware y herramientas de código abierto como Docker y Laravel, he conseguido montar una infraestructura profesional sin pagar cuotas mensuales de servidores en la nube (AWS o Google Cloud).</w:t>
+      </w:r>
+    </w:p>
+    <w:p>
+      <w:pPr>
+        <w:tabs>
+          <w:tab w:val="left" w:pos="859"/>
+        </w:tabs>
+        <w:spacing w:before="22" w:line="276" w:lineRule="auto"/>
+        <w:jc w:val="both"/>
+        <w:rPr>
+          <w:rFonts w:asciiTheme="minorHAnsi" w:hAnsiTheme="minorHAnsi" w:cstheme="minorHAnsi"/>
+          <w:sz w:val="24"/>
+        </w:rPr>
+      </w:pPr>
+    </w:p>
+    <w:p>
+      <w:pPr>
+        <w:pStyle w:val="Subttulo"/>
+        <w:jc w:val="both"/>
+        <w:rPr>
+          <w:rFonts w:cstheme="minorHAnsi"/>
+          <w:b/>
+          <w:bCs/>
+          <w:sz w:val="28"/>
+          <w:szCs w:val="28"/>
+        </w:rPr>
+      </w:pPr>
+      <w:r>
+        <w:rPr>
+          <w:rFonts w:cstheme="minorHAnsi"/>
+          <w:b/>
+          <w:bCs/>
+          <w:sz w:val="28"/>
+          <w:szCs w:val="28"/>
+        </w:rPr>
+        <w:t>6.</w:t>
+      </w:r>
+      <w:r>
+        <w:rPr>
+          <w:rFonts w:cstheme="minorHAnsi"/>
+          <w:b/>
+          <w:bCs/>
+          <w:sz w:val="28"/>
+          <w:szCs w:val="28"/>
+        </w:rPr>
+        <w:t>3</w:t>
+      </w:r>
+      <w:r>
+        <w:rPr>
+          <w:rFonts w:cstheme="minorHAnsi"/>
+          <w:b/>
+          <w:bCs/>
+          <w:sz w:val="28"/>
+          <w:szCs w:val="28"/>
+        </w:rPr>
+        <w:t xml:space="preserve"> Configuración y tareas necesarias para la implementación</w:t>
+      </w:r>
+    </w:p>
+    <w:p>
+      <w:pPr>
+        <w:tabs>
+          <w:tab w:val="left" w:pos="859"/>
+        </w:tabs>
+        <w:spacing w:before="22" w:line="276" w:lineRule="auto"/>
+        <w:jc w:val="both"/>
+        <w:rPr>
+          <w:rFonts w:asciiTheme="minorHAnsi" w:hAnsiTheme="minorHAnsi" w:cstheme="minorHAnsi"/>
+          <w:sz w:val="24"/>
+        </w:rPr>
+      </w:pPr>
+      <w:r>
+        <w:rPr>
+          <w:rFonts w:asciiTheme="minorHAnsi" w:hAnsiTheme="minorHAnsi" w:cstheme="minorHAnsi"/>
+          <w:sz w:val="24"/>
+        </w:rPr>
+        <w:t>Para que el proyecto sea una realidad, he configurado un ecosistema de microservicios utilizando Docker Compose. Como se observa en la captura de los contenedores activos, el proyecto "web-zapatillas" no es un bloque único, sino que está dividido en cuatro piezas que trabajan en equipo. Esta separación es fundamental en el desarrollo moderno, ya que permite que cada parte tenga sus propios recursos y no interfiera con las demás.</w:t>
+      </w:r>
+    </w:p>
+    <w:p>
+      <w:pPr>
+        <w:tabs>
+          <w:tab w:val="left" w:pos="859"/>
+        </w:tabs>
+        <w:spacing w:before="22" w:line="276" w:lineRule="auto"/>
+        <w:jc w:val="both"/>
+        <w:rPr>
+          <w:rFonts w:asciiTheme="minorHAnsi" w:hAnsiTheme="minorHAnsi" w:cstheme="minorHAnsi"/>
+          <w:sz w:val="24"/>
+        </w:rPr>
+      </w:pPr>
+    </w:p>
+    <w:p>
+      <w:pPr>
+        <w:tabs>
+          <w:tab w:val="left" w:pos="859"/>
+        </w:tabs>
+        <w:spacing w:before="22" w:line="276" w:lineRule="auto"/>
+        <w:jc w:val="both"/>
+        <w:rPr>
+          <w:rFonts w:asciiTheme="minorHAnsi" w:eastAsiaTheme="minorEastAsia" w:hAnsiTheme="minorHAnsi" w:cstheme="minorHAnsi"/>
+          <w:i/>
+          <w:iCs/>
+          <w:color w:val="5A5A5A" w:themeColor="text1" w:themeTint="A5"/>
+          <w:spacing w:val="15"/>
+          <w:sz w:val="24"/>
+          <w:szCs w:val="24"/>
+        </w:rPr>
+      </w:pPr>
+      <w:r>
+        <w:rPr>
+          <w:rFonts w:asciiTheme="minorHAnsi" w:eastAsiaTheme="minorEastAsia" w:hAnsiTheme="minorHAnsi" w:cstheme="minorHAnsi"/>
+          <w:i/>
+          <w:iCs/>
+          <w:color w:val="5A5A5A" w:themeColor="text1" w:themeTint="A5"/>
+          <w:spacing w:val="15"/>
+          <w:sz w:val="24"/>
+          <w:szCs w:val="24"/>
+        </w:rPr>
+        <w:t>Análisis de la arquitectura de contenedores</w:t>
+      </w:r>
+    </w:p>
+    <w:p>
+      <w:pPr>
+        <w:tabs>
+          <w:tab w:val="left" w:pos="859"/>
+        </w:tabs>
+        <w:spacing w:before="22" w:line="276" w:lineRule="auto"/>
+        <w:jc w:val="both"/>
+        <w:rPr>
+          <w:rFonts w:asciiTheme="minorHAnsi" w:hAnsiTheme="minorHAnsi" w:cstheme="minorHAnsi"/>
+          <w:sz w:val="24"/>
+        </w:rPr>
+      </w:pPr>
+      <w:r>
+        <w:rPr>
+          <w:rFonts w:asciiTheme="minorHAnsi" w:hAnsiTheme="minorHAnsi" w:cstheme="minorHAnsi"/>
+          <w:sz w:val="24"/>
+        </w:rPr>
+        <w:t xml:space="preserve">La </w:t>
+      </w:r>
+      <w:r>
+        <w:rPr>
+          <w:rFonts w:asciiTheme="minorHAnsi" w:hAnsiTheme="minorHAnsi" w:cstheme="minorHAnsi"/>
+          <w:sz w:val="24"/>
+        </w:rPr>
+        <w:t>primera tarea fue crear el "ecosistema" donde vive la aplicación. Para ello, configuré un archivo docker-compose.yml que orquesta tres servicios principales. La ventaja de usar tablas en este punto es que permite ver de forma clara cómo se reparte el trabajo:</w:t>
+      </w:r>
+    </w:p>
+    <w:p>
+      <w:pPr>
+        <w:tabs>
+          <w:tab w:val="left" w:pos="859"/>
+        </w:tabs>
+        <w:spacing w:before="22" w:line="276" w:lineRule="auto"/>
+        <w:jc w:val="both"/>
+        <w:rPr>
+          <w:rFonts w:asciiTheme="minorHAnsi" w:hAnsiTheme="minorHAnsi" w:cstheme="minorHAnsi"/>
+          <w:sz w:val="24"/>
+        </w:rPr>
+      </w:pPr>
+      <w:r>
+        <w:rPr>
+          <w:rFonts w:asciiTheme="minorHAnsi" w:hAnsiTheme="minorHAnsi" w:cstheme="minorHAnsi"/>
+          <w:sz w:val="24"/>
+        </w:rPr>
+        <w:t>Basándome en el entorno de ejecución configurado, estas son las tareas de gestión que realizo sobre cada contenedor:</w:t>
+      </w:r>
+    </w:p>
+    <w:p>
+      <w:pPr>
+        <w:tabs>
+          <w:tab w:val="left" w:pos="859"/>
+        </w:tabs>
+        <w:spacing w:before="22" w:line="276" w:lineRule="auto"/>
+        <w:jc w:val="both"/>
+        <w:rPr>
+          <w:rFonts w:asciiTheme="minorHAnsi" w:hAnsiTheme="minorHAnsi" w:cstheme="minorHAnsi"/>
+          <w:sz w:val="24"/>
+        </w:rPr>
+      </w:pPr>
+    </w:p>
+    <w:p>
+      <w:pPr>
+        <w:tabs>
+          <w:tab w:val="left" w:pos="859"/>
+        </w:tabs>
+        <w:spacing w:before="22" w:line="276" w:lineRule="auto"/>
+        <w:jc w:val="both"/>
+        <w:rPr>
+          <w:rFonts w:asciiTheme="minorHAnsi" w:hAnsiTheme="minorHAnsi" w:cstheme="minorHAnsi"/>
+          <w:sz w:val="24"/>
+        </w:rPr>
+      </w:pPr>
+      <w:r>
+        <w:rPr>
+          <w:rFonts w:asciiTheme="minorHAnsi" w:hAnsiTheme="minorHAnsi" w:cstheme="minorHAnsi"/>
+          <w:sz w:val="24"/>
+        </w:rPr>
+        <w:t>nginx-zap (Servidor Web): Utiliza una imagen ligera de nginx:alpine. He configurado el mapeo del puerto 8080:80. Esto significa que el servidor escucha en el puerto 80080 de mi Mini PC y lo redirige al puerto 80 interno del contenedor. Su tarea es recibir la petición del usuario (vía Cloudflare Tunnel) y decidir si sirve un archivo estático o si le pide ayuda a Laravel.</w:t>
+      </w:r>
+    </w:p>
+    <w:p>
+      <w:pPr>
+        <w:tabs>
+          <w:tab w:val="left" w:pos="859"/>
+        </w:tabs>
+        <w:spacing w:before="22" w:line="276" w:lineRule="auto"/>
+        <w:jc w:val="both"/>
+        <w:rPr>
+          <w:rFonts w:asciiTheme="minorHAnsi" w:hAnsiTheme="minorHAnsi" w:cstheme="minorHAnsi"/>
+          <w:sz w:val="24"/>
+        </w:rPr>
+      </w:pPr>
+    </w:p>
+    <w:p>
+      <w:pPr>
+        <w:tabs>
+          <w:tab w:val="left" w:pos="859"/>
+        </w:tabs>
+        <w:spacing w:before="22" w:line="276" w:lineRule="auto"/>
+        <w:jc w:val="both"/>
+        <w:rPr>
+          <w:rFonts w:asciiTheme="minorHAnsi" w:hAnsiTheme="minorHAnsi" w:cstheme="minorHAnsi"/>
+          <w:sz w:val="24"/>
+        </w:rPr>
+      </w:pPr>
+      <w:r>
+        <w:rPr>
+          <w:rFonts w:asciiTheme="minorHAnsi" w:hAnsiTheme="minorHAnsi" w:cstheme="minorHAnsi"/>
+          <w:sz w:val="24"/>
+        </w:rPr>
+        <w:t>app-zap (El motor PHP): Este es el contenedor donde vive el código fuente del repositorio. Ejecuta PHP 8.2 y contiene todas las librerías de Laravel. Es el encargado de procesar la lógica: desde el sistema de favoritos hasta el cambio de idioma.</w:t>
+      </w:r>
+    </w:p>
+    <w:p>
+      <w:pPr>
+        <w:tabs>
+          <w:tab w:val="left" w:pos="859"/>
+        </w:tabs>
+        <w:spacing w:before="22" w:line="276" w:lineRule="auto"/>
+        <w:jc w:val="both"/>
+        <w:rPr>
+          <w:rFonts w:asciiTheme="minorHAnsi" w:hAnsiTheme="minorHAnsi" w:cstheme="minorHAnsi"/>
+          <w:sz w:val="24"/>
+        </w:rPr>
+      </w:pPr>
+    </w:p>
+    <w:p>
+      <w:pPr>
+        <w:tabs>
+          <w:tab w:val="left" w:pos="859"/>
+        </w:tabs>
+        <w:spacing w:before="22" w:line="276" w:lineRule="auto"/>
+        <w:jc w:val="both"/>
+        <w:rPr>
+          <w:rFonts w:asciiTheme="minorHAnsi" w:hAnsiTheme="minorHAnsi" w:cstheme="minorHAnsi"/>
+          <w:sz w:val="24"/>
+        </w:rPr>
+      </w:pPr>
+      <w:r>
+        <w:rPr>
+          <w:rFonts w:asciiTheme="minorHAnsi" w:hAnsiTheme="minorHAnsi" w:cstheme="minorHAnsi"/>
+          <w:sz w:val="24"/>
+        </w:rPr>
+        <w:t>db-zapatillas (La base de datos MySQL): Utiliza MySQL 8.0 en el puerto estándar 3306. Aquí es donde reside la persistencia. Una tarea de gestión crítica aquí ha sido la configuración de volúmenes de Docker, para que si apago el Mini PC, los datos de las zapatillas y los usuarios no se pierdan.</w:t>
+      </w:r>
+    </w:p>
+    <w:p>
+      <w:pPr>
+        <w:tabs>
+          <w:tab w:val="left" w:pos="859"/>
+        </w:tabs>
+        <w:spacing w:before="22" w:line="276" w:lineRule="auto"/>
+        <w:jc w:val="both"/>
+        <w:rPr>
+          <w:rFonts w:asciiTheme="minorHAnsi" w:hAnsiTheme="minorHAnsi" w:cstheme="minorHAnsi"/>
+          <w:sz w:val="24"/>
+        </w:rPr>
+      </w:pPr>
+    </w:p>
+    <w:p>
+      <w:pPr>
+        <w:tabs>
+          <w:tab w:val="left" w:pos="859"/>
+        </w:tabs>
+        <w:spacing w:before="22" w:line="276" w:lineRule="auto"/>
+        <w:jc w:val="both"/>
+        <w:rPr>
+          <w:rFonts w:asciiTheme="minorHAnsi" w:hAnsiTheme="minorHAnsi" w:cstheme="minorHAnsi"/>
+          <w:sz w:val="24"/>
+        </w:rPr>
+      </w:pPr>
+      <w:r>
+        <w:rPr>
+          <w:rFonts w:asciiTheme="minorHAnsi" w:hAnsiTheme="minorHAnsi" w:cstheme="minorHAnsi"/>
+          <w:sz w:val="24"/>
+        </w:rPr>
+        <w:t>phpmyadmin (Gestión visual de datos): He añadido este cuarto contenedor (puerto 8081) para tener una interfaz web que me permita gestionar la base de datos de forma visual. Es vital durante el desarrollo para comprobar que los "Seeders" han metido bien los datos o para resetear contraseñas de usuarios de prueba rápidamente.</w:t>
+      </w:r>
+    </w:p>
+    <w:p>
+      <w:pPr>
+        <w:tabs>
+          <w:tab w:val="left" w:pos="859"/>
+        </w:tabs>
+        <w:spacing w:before="22" w:line="276" w:lineRule="auto"/>
+        <w:jc w:val="both"/>
+        <w:rPr>
+          <w:rFonts w:asciiTheme="minorHAnsi" w:hAnsiTheme="minorHAnsi" w:cstheme="minorHAnsi"/>
+          <w:sz w:val="24"/>
+        </w:rPr>
+      </w:pPr>
+    </w:p>
+    <w:p>
+      <w:pPr>
+        <w:tabs>
+          <w:tab w:val="left" w:pos="859"/>
+        </w:tabs>
+        <w:spacing w:before="22" w:line="276" w:lineRule="auto"/>
+        <w:jc w:val="both"/>
+        <w:rPr>
+          <w:rFonts w:asciiTheme="minorHAnsi" w:hAnsiTheme="minorHAnsi" w:cstheme="minorHAnsi"/>
+          <w:sz w:val="24"/>
+        </w:rPr>
+      </w:pPr>
+      <w:r>
+        <w:rPr>
+          <w:rFonts w:asciiTheme="minorHAnsi" w:eastAsiaTheme="minorEastAsia" w:hAnsiTheme="minorHAnsi" w:cstheme="minorHAnsi"/>
+          <w:i/>
+          <w:iCs/>
+          <w:color w:val="5A5A5A" w:themeColor="text1" w:themeTint="A5"/>
+          <w:spacing w:val="15"/>
+          <w:sz w:val="24"/>
+          <w:szCs w:val="24"/>
+        </w:rPr>
+        <w:t>Gestión del código y lógica</w:t>
+      </w:r>
+    </w:p>
+    <w:p>
+      <w:pPr>
+        <w:tabs>
+          <w:tab w:val="left" w:pos="859"/>
+        </w:tabs>
+        <w:spacing w:before="22" w:line="276" w:lineRule="auto"/>
+        <w:jc w:val="both"/>
+        <w:rPr>
+          <w:rFonts w:asciiTheme="minorHAnsi" w:hAnsiTheme="minorHAnsi" w:cstheme="minorHAnsi"/>
+          <w:sz w:val="24"/>
+        </w:rPr>
+      </w:pPr>
+      <w:r>
+        <w:rPr>
+          <w:rFonts w:asciiTheme="minorHAnsi" w:hAnsiTheme="minorHAnsi" w:cstheme="minorHAnsi"/>
+          <w:sz w:val="24"/>
+        </w:rPr>
+        <w:t>Al analizar el código fuente de mi repositorio, se observa una arquitectura sólida basada en el estándar de Laravel. No me he limitado a crear una web visual, sino que he programado una lógica de backend que gestiona cada interacción del usuario con la base de datos.</w:t>
+      </w:r>
+    </w:p>
+    <w:p>
+      <w:pPr>
+        <w:tabs>
+          <w:tab w:val="left" w:pos="859"/>
+        </w:tabs>
+        <w:spacing w:before="22" w:line="276" w:lineRule="auto"/>
+        <w:jc w:val="both"/>
+        <w:rPr>
+          <w:rFonts w:asciiTheme="minorHAnsi" w:hAnsiTheme="minorHAnsi" w:cstheme="minorHAnsi"/>
+          <w:sz w:val="24"/>
+        </w:rPr>
+      </w:pPr>
+    </w:p>
+    <w:p>
+      <w:pPr>
+        <w:tabs>
+          <w:tab w:val="left" w:pos="859"/>
+        </w:tabs>
+        <w:spacing w:before="22" w:line="276" w:lineRule="auto"/>
+        <w:jc w:val="both"/>
+        <w:rPr>
+          <w:rFonts w:asciiTheme="minorHAnsi" w:hAnsiTheme="minorHAnsi" w:cstheme="minorHAnsi"/>
+          <w:sz w:val="24"/>
+        </w:rPr>
+      </w:pPr>
+      <w:r>
+        <w:rPr>
+          <w:rFonts w:asciiTheme="minorHAnsi" w:hAnsiTheme="minorHAnsi" w:cstheme="minorHAnsi"/>
+          <w:sz w:val="24"/>
+        </w:rPr>
+        <w:t>Arquitectura de Datos y Población (Migrations &amp; Seeders):</w:t>
+      </w:r>
+    </w:p>
+    <w:p>
+      <w:pPr>
+        <w:tabs>
+          <w:tab w:val="left" w:pos="859"/>
+        </w:tabs>
+        <w:spacing w:before="22" w:line="276" w:lineRule="auto"/>
+        <w:jc w:val="both"/>
+        <w:rPr>
+          <w:rFonts w:asciiTheme="minorHAnsi" w:hAnsiTheme="minorHAnsi" w:cstheme="minorHAnsi"/>
+          <w:sz w:val="24"/>
+        </w:rPr>
+      </w:pPr>
+      <w:r>
+        <w:rPr>
+          <w:rFonts w:asciiTheme="minorHAnsi" w:hAnsiTheme="minorHAnsi" w:cstheme="minorHAnsi"/>
+          <w:sz w:val="24"/>
+        </w:rPr>
+        <w:t>He diseñado el sistema para que sea reproducible. En la carpeta database/migrations he definido la estructura de tablas para usuarios, marcas (brands), zapatillas (sneakers) y la tabla intermedia de favoritos.</w:t>
+      </w:r>
+    </w:p>
+    <w:p>
+      <w:pPr>
+        <w:tabs>
+          <w:tab w:val="left" w:pos="859"/>
+        </w:tabs>
+        <w:spacing w:before="22" w:line="276" w:lineRule="auto"/>
+        <w:jc w:val="both"/>
+        <w:rPr>
+          <w:rFonts w:asciiTheme="minorHAnsi" w:hAnsiTheme="minorHAnsi" w:cstheme="minorHAnsi"/>
+          <w:sz w:val="24"/>
+        </w:rPr>
+      </w:pPr>
+      <w:r>
+        <w:rPr>
+          <w:rFonts w:asciiTheme="minorHAnsi" w:hAnsiTheme="minorHAnsi" w:cstheme="minorHAnsi"/>
+          <w:sz w:val="24"/>
+        </w:rPr>
+        <w:t>Para que la web sea funcional desde el primer segundo, he programado Seeders avanzados. Destaca el AdminSeeder, que crea automáticamente el perfil de gestión, y los seeders de BrandSeeder y SneakersSeeder. Estos últimos no solo meten texto, sino que vinculan cada zapatilla con su marca y su imagen correspondiente, permitiendo testear el Ranking de Favoritos con datos realistas.</w:t>
+      </w:r>
+    </w:p>
+    <w:p>
+      <w:pPr>
+        <w:tabs>
+          <w:tab w:val="left" w:pos="859"/>
+        </w:tabs>
+        <w:spacing w:before="22" w:line="276" w:lineRule="auto"/>
+        <w:jc w:val="both"/>
+        <w:rPr>
+          <w:rFonts w:asciiTheme="minorHAnsi" w:hAnsiTheme="minorHAnsi" w:cstheme="minorHAnsi"/>
+          <w:sz w:val="24"/>
+        </w:rPr>
+      </w:pPr>
+    </w:p>
+    <w:p>
+      <w:pPr>
+        <w:tabs>
+          <w:tab w:val="left" w:pos="859"/>
+        </w:tabs>
+        <w:spacing w:before="22" w:line="276" w:lineRule="auto"/>
+        <w:jc w:val="both"/>
+        <w:rPr>
+          <w:rFonts w:asciiTheme="minorHAnsi" w:hAnsiTheme="minorHAnsi" w:cstheme="minorHAnsi"/>
+          <w:sz w:val="24"/>
+        </w:rPr>
+      </w:pPr>
+      <w:r>
+        <w:rPr>
+          <w:rFonts w:asciiTheme="minorHAnsi" w:hAnsiTheme="minorHAnsi" w:cstheme="minorHAnsi"/>
+          <w:sz w:val="24"/>
+        </w:rPr>
+        <w:t>Controladores y Lógica de Interacción:</w:t>
+      </w:r>
+    </w:p>
+    <w:p>
+      <w:pPr>
+        <w:tabs>
+          <w:tab w:val="left" w:pos="859"/>
+        </w:tabs>
+        <w:spacing w:before="22" w:line="276" w:lineRule="auto"/>
+        <w:jc w:val="both"/>
+        <w:rPr>
+          <w:rFonts w:asciiTheme="minorHAnsi" w:hAnsiTheme="minorHAnsi" w:cstheme="minorHAnsi"/>
+          <w:sz w:val="24"/>
+        </w:rPr>
+      </w:pPr>
+      <w:r>
+        <w:rPr>
+          <w:rFonts w:asciiTheme="minorHAnsi" w:hAnsiTheme="minorHAnsi" w:cstheme="minorHAnsi"/>
+          <w:sz w:val="24"/>
+        </w:rPr>
+        <w:t>La inteligencia de la web reside en la carpeta app/Http/Controllers.</w:t>
+      </w:r>
+    </w:p>
+    <w:p>
+      <w:pPr>
+        <w:tabs>
+          <w:tab w:val="left" w:pos="859"/>
+        </w:tabs>
+        <w:spacing w:before="22" w:line="276" w:lineRule="auto"/>
+        <w:jc w:val="both"/>
+        <w:rPr>
+          <w:rFonts w:asciiTheme="minorHAnsi" w:hAnsiTheme="minorHAnsi" w:cstheme="minorHAnsi"/>
+          <w:sz w:val="24"/>
+        </w:rPr>
+      </w:pPr>
+    </w:p>
+    <w:p>
+      <w:pPr>
+        <w:pStyle w:val="Prrafodelista"/>
+        <w:numPr>
+          <w:ilvl w:val="0"/>
+          <w:numId w:val="24"/>
+        </w:numPr>
+        <w:tabs>
+          <w:tab w:val="left" w:pos="859"/>
+        </w:tabs>
+        <w:spacing w:before="22" w:line="360" w:lineRule="auto"/>
+        <w:rPr>
+          <w:rFonts w:asciiTheme="minorHAnsi" w:hAnsiTheme="minorHAnsi" w:cstheme="minorHAnsi"/>
+          <w:sz w:val="24"/>
+        </w:rPr>
+      </w:pPr>
+      <w:r>
+        <w:rPr>
+          <w:rFonts w:asciiTheme="minorHAnsi" w:hAnsiTheme="minorHAnsi" w:cstheme="minorHAnsi"/>
+          <w:sz w:val="24"/>
+        </w:rPr>
+        <w:t>SneakerController: Gestiona el catálogo principal y el filtrado. He programado la lógica para que el usuario pueda buscar por nombre o SKU de forma eficiente.</w:t>
+      </w:r>
+    </w:p>
+    <w:p>
+      <w:pPr>
+        <w:pStyle w:val="Prrafodelista"/>
+        <w:numPr>
+          <w:ilvl w:val="0"/>
+          <w:numId w:val="24"/>
+        </w:numPr>
+        <w:tabs>
+          <w:tab w:val="left" w:pos="859"/>
+        </w:tabs>
+        <w:spacing w:before="22" w:line="360" w:lineRule="auto"/>
+        <w:rPr>
+          <w:rFonts w:asciiTheme="minorHAnsi" w:hAnsiTheme="minorHAnsi" w:cstheme="minorHAnsi"/>
+          <w:sz w:val="24"/>
+        </w:rPr>
+      </w:pPr>
+      <w:r>
+        <w:rPr>
+          <w:rFonts w:asciiTheme="minorHAnsi" w:hAnsiTheme="minorHAnsi" w:cstheme="minorHAnsi"/>
+          <w:sz w:val="24"/>
+        </w:rPr>
+        <w:lastRenderedPageBreak/>
+        <w:t>FavoriteController: Es el encargado de la "magia" social de la web. Gestiona las peticiones para añadir o quitar zapatillas de la lista de deseos de cada usuario y recalcula el ranking de las más populares que se muestra en la página principal.</w:t>
+      </w:r>
+    </w:p>
+    <w:p>
+      <w:pPr>
+        <w:pStyle w:val="Prrafodelista"/>
+        <w:numPr>
+          <w:ilvl w:val="0"/>
+          <w:numId w:val="24"/>
+        </w:numPr>
+        <w:tabs>
+          <w:tab w:val="left" w:pos="859"/>
+        </w:tabs>
+        <w:spacing w:before="22" w:line="360" w:lineRule="auto"/>
+        <w:rPr>
+          <w:rFonts w:asciiTheme="minorHAnsi" w:hAnsiTheme="minorHAnsi" w:cstheme="minorHAnsi"/>
+          <w:sz w:val="24"/>
+        </w:rPr>
+      </w:pPr>
+      <w:r>
+        <w:rPr>
+          <w:rFonts w:asciiTheme="minorHAnsi" w:hAnsiTheme="minorHAnsi" w:cstheme="minorHAnsi"/>
+          <w:sz w:val="24"/>
+        </w:rPr>
+        <w:t>Admin/DashboardController: Controla el acceso al panel privado, realizando el recuento total de productos y marcas que se visualiza en el Dashboard.</w:t>
+      </w:r>
+    </w:p>
+    <w:p>
+      <w:pPr>
+        <w:tabs>
+          <w:tab w:val="left" w:pos="859"/>
+        </w:tabs>
+        <w:spacing w:before="22" w:line="276" w:lineRule="auto"/>
+        <w:jc w:val="both"/>
+        <w:rPr>
+          <w:rFonts w:asciiTheme="minorHAnsi" w:hAnsiTheme="minorHAnsi" w:cstheme="minorHAnsi"/>
+          <w:sz w:val="24"/>
+        </w:rPr>
+      </w:pPr>
+    </w:p>
+    <w:p>
+      <w:pPr>
+        <w:tabs>
+          <w:tab w:val="left" w:pos="859"/>
+        </w:tabs>
+        <w:spacing w:before="22" w:line="276" w:lineRule="auto"/>
+        <w:jc w:val="both"/>
+        <w:rPr>
+          <w:rFonts w:asciiTheme="minorHAnsi" w:hAnsiTheme="minorHAnsi" w:cstheme="minorHAnsi"/>
+          <w:sz w:val="24"/>
+        </w:rPr>
+      </w:pPr>
+      <w:r>
+        <w:rPr>
+          <w:rFonts w:asciiTheme="minorHAnsi" w:hAnsiTheme="minorHAnsi" w:cstheme="minorHAnsi"/>
+          <w:sz w:val="24"/>
+        </w:rPr>
+        <w:t>Sistema de Rutas y Seguridad (Middleware):</w:t>
+      </w:r>
+    </w:p>
+    <w:p>
+      <w:pPr>
+        <w:tabs>
+          <w:tab w:val="left" w:pos="859"/>
+        </w:tabs>
+        <w:spacing w:before="22" w:line="276" w:lineRule="auto"/>
+        <w:jc w:val="both"/>
+        <w:rPr>
+          <w:rFonts w:asciiTheme="minorHAnsi" w:hAnsiTheme="minorHAnsi" w:cstheme="minorHAnsi"/>
+          <w:sz w:val="24"/>
+        </w:rPr>
+      </w:pPr>
+      <w:r>
+        <w:rPr>
+          <w:rFonts w:asciiTheme="minorHAnsi" w:hAnsiTheme="minorHAnsi" w:cstheme="minorHAnsi"/>
+          <w:sz w:val="24"/>
+        </w:rPr>
+        <w:t>En el archivo routes/web.php, he organizado las URLs del proyecto de forma jerárquica.</w:t>
+      </w:r>
+    </w:p>
+    <w:p>
+      <w:pPr>
+        <w:tabs>
+          <w:tab w:val="left" w:pos="859"/>
+        </w:tabs>
+        <w:spacing w:before="22" w:line="276" w:lineRule="auto"/>
+        <w:jc w:val="both"/>
+        <w:rPr>
+          <w:rFonts w:asciiTheme="minorHAnsi" w:hAnsiTheme="minorHAnsi" w:cstheme="minorHAnsi"/>
+          <w:sz w:val="24"/>
+        </w:rPr>
+      </w:pPr>
+    </w:p>
+    <w:p>
+      <w:pPr>
+        <w:pStyle w:val="Prrafodelista"/>
+        <w:numPr>
+          <w:ilvl w:val="0"/>
+          <w:numId w:val="24"/>
+        </w:numPr>
+        <w:tabs>
+          <w:tab w:val="left" w:pos="859"/>
+        </w:tabs>
+        <w:spacing w:before="22" w:line="276" w:lineRule="auto"/>
+        <w:rPr>
+          <w:rFonts w:asciiTheme="minorHAnsi" w:hAnsiTheme="minorHAnsi" w:cstheme="minorHAnsi"/>
+          <w:sz w:val="24"/>
+        </w:rPr>
+      </w:pPr>
+      <w:r>
+        <w:rPr>
+          <w:rFonts w:asciiTheme="minorHAnsi" w:hAnsiTheme="minorHAnsi" w:cstheme="minorHAnsi"/>
+          <w:sz w:val="24"/>
+        </w:rPr>
+        <w:t>He definido rutas públicas para que cualquier joven pueda ver las últimas tendencias.</w:t>
+      </w:r>
+    </w:p>
+    <w:p>
+      <w:pPr>
+        <w:pStyle w:val="Prrafodelista"/>
+        <w:numPr>
+          <w:ilvl w:val="0"/>
+          <w:numId w:val="24"/>
+        </w:numPr>
+        <w:tabs>
+          <w:tab w:val="left" w:pos="859"/>
+        </w:tabs>
+        <w:spacing w:before="22" w:line="276" w:lineRule="auto"/>
+        <w:rPr>
+          <w:rFonts w:asciiTheme="minorHAnsi" w:hAnsiTheme="minorHAnsi" w:cstheme="minorHAnsi"/>
+          <w:sz w:val="24"/>
+        </w:rPr>
+      </w:pPr>
+      <w:r>
+        <w:rPr>
+          <w:rFonts w:asciiTheme="minorHAnsi" w:hAnsiTheme="minorHAnsi" w:cstheme="minorHAnsi"/>
+          <w:sz w:val="24"/>
+        </w:rPr>
+        <w:t>He implementado un grupo de rutas protegidas mediante el middleware auth. Esto garantiza que funciones como "Añadir a favoritos" solo funcionen si el usuario ha iniciado sesión.</w:t>
+      </w:r>
+    </w:p>
+    <w:p>
+      <w:pPr>
+        <w:pStyle w:val="Prrafodelista"/>
+        <w:numPr>
+          <w:ilvl w:val="0"/>
+          <w:numId w:val="24"/>
+        </w:numPr>
+        <w:tabs>
+          <w:tab w:val="left" w:pos="859"/>
+        </w:tabs>
+        <w:spacing w:before="22" w:line="276" w:lineRule="auto"/>
+        <w:rPr>
+          <w:rFonts w:asciiTheme="minorHAnsi" w:hAnsiTheme="minorHAnsi" w:cstheme="minorHAnsi"/>
+          <w:sz w:val="24"/>
+        </w:rPr>
+      </w:pPr>
+      <w:r>
+        <w:rPr>
+          <w:rFonts w:asciiTheme="minorHAnsi" w:hAnsiTheme="minorHAnsi" w:cstheme="minorHAnsi"/>
+          <w:sz w:val="24"/>
+        </w:rPr>
+        <w:t>Las rutas de administración están doblemente protegidas, asegurando que solo el usuario con permisos de "admin" pueda entrar al panel de gestión de stock.</w:t>
+      </w:r>
+    </w:p>
+    <w:p>
+      <w:pPr>
+        <w:tabs>
+          <w:tab w:val="left" w:pos="859"/>
+        </w:tabs>
+        <w:spacing w:before="22" w:line="276" w:lineRule="auto"/>
+        <w:jc w:val="both"/>
+        <w:rPr>
+          <w:rFonts w:asciiTheme="minorHAnsi" w:hAnsiTheme="minorHAnsi" w:cstheme="minorHAnsi"/>
+          <w:sz w:val="24"/>
+        </w:rPr>
+      </w:pPr>
+    </w:p>
+    <w:p>
+      <w:pPr>
+        <w:tabs>
+          <w:tab w:val="left" w:pos="859"/>
+        </w:tabs>
+        <w:spacing w:before="22" w:line="276" w:lineRule="auto"/>
+        <w:jc w:val="both"/>
+        <w:rPr>
+          <w:rFonts w:asciiTheme="minorHAnsi" w:hAnsiTheme="minorHAnsi" w:cstheme="minorHAnsi"/>
+          <w:sz w:val="24"/>
+        </w:rPr>
+      </w:pPr>
+      <w:r>
+        <w:rPr>
+          <w:rFonts w:asciiTheme="minorHAnsi" w:hAnsiTheme="minorHAnsi" w:cstheme="minorHAnsi"/>
+          <w:sz w:val="24"/>
+        </w:rPr>
+        <w:t>Frontend Modular (Blade &amp; Vite):</w:t>
+      </w:r>
+    </w:p>
+    <w:p>
+      <w:pPr>
+        <w:tabs>
+          <w:tab w:val="left" w:pos="859"/>
+        </w:tabs>
+        <w:spacing w:before="22" w:line="276" w:lineRule="auto"/>
+        <w:jc w:val="both"/>
+        <w:rPr>
+          <w:rFonts w:asciiTheme="minorHAnsi" w:hAnsiTheme="minorHAnsi" w:cstheme="minorHAnsi"/>
+          <w:sz w:val="24"/>
+        </w:rPr>
+      </w:pPr>
+      <w:r>
+        <w:rPr>
+          <w:rFonts w:asciiTheme="minorHAnsi" w:hAnsiTheme="minorHAnsi" w:cstheme="minorHAnsi"/>
+          <w:sz w:val="24"/>
+        </w:rPr>
+        <w:t>En la carpeta resources/views, he utilizado el motor Blade para no repetir código. He creado una estructura de "layouts" donde el menú superior y el pie de página son comunes a toda la web. Las tarjetas de las zapatillas son componentes reutilizables que reciben los datos de Laravel y los muestran de forma elegante gracias a Bootstrap y el preprocesamiento de activos con Vite.</w:t>
+      </w:r>
+    </w:p>
+    <w:p>
+      <w:pPr>
+        <w:tabs>
+          <w:tab w:val="left" w:pos="859"/>
+        </w:tabs>
+        <w:spacing w:before="22" w:line="276" w:lineRule="auto"/>
+        <w:jc w:val="both"/>
+        <w:rPr>
+          <w:rFonts w:asciiTheme="minorHAnsi" w:hAnsiTheme="minorHAnsi" w:cstheme="minorHAnsi"/>
+          <w:sz w:val="24"/>
+        </w:rPr>
+      </w:pPr>
+    </w:p>
+    <w:tbl>
+      <w:tblPr>
+        <w:tblStyle w:val="Tablaconcuadrcula"/>
+        <w:tblW w:w="0" w:type="auto"/>
+        <w:tblLook w:val="04A0" w:firstRow="1" w:lastRow="0" w:firstColumn="1" w:lastColumn="0" w:noHBand="0" w:noVBand="1"/>
+      </w:tblPr>
+      <w:tblGrid>
+        <w:gridCol w:w="2927"/>
+        <w:gridCol w:w="2927"/>
+        <w:gridCol w:w="2928"/>
+      </w:tblGrid>
+      <w:tr>
+        <w:trPr>
+          <w:trHeight w:val="507"/>
+        </w:trPr>
+        <w:tc>
+          <w:tcPr>
+            <w:tcW w:w="2927" w:type="dxa"/>
+          </w:tcPr>
+          <w:p>
+            <w:pPr>
+              <w:tabs>
+                <w:tab w:val="left" w:pos="859"/>
+              </w:tabs>
+              <w:spacing w:before="22" w:line="276" w:lineRule="auto"/>
+              <w:jc w:val="both"/>
+              <w:rPr>
+                <w:rFonts w:asciiTheme="minorHAnsi" w:hAnsiTheme="minorHAnsi" w:cstheme="minorHAnsi"/>
+                <w:b/>
+                <w:bCs/>
+              </w:rPr>
+            </w:pPr>
+            <w:r>
+              <w:rPr>
+                <w:rFonts w:asciiTheme="minorHAnsi" w:hAnsiTheme="minorHAnsi" w:cstheme="minorHAnsi"/>
+                <w:b/>
+                <w:bCs/>
+              </w:rPr>
+              <w:t>Componente</w:t>
+            </w:r>
+          </w:p>
+        </w:tc>
+        <w:tc>
+          <w:tcPr>
+            <w:tcW w:w="2927" w:type="dxa"/>
+          </w:tcPr>
+          <w:p>
+            <w:pPr>
+              <w:tabs>
+                <w:tab w:val="left" w:pos="859"/>
+              </w:tabs>
+              <w:spacing w:before="22" w:line="276" w:lineRule="auto"/>
+              <w:jc w:val="both"/>
+              <w:rPr>
+                <w:rFonts w:asciiTheme="minorHAnsi" w:hAnsiTheme="minorHAnsi" w:cstheme="minorHAnsi"/>
+                <w:b/>
+                <w:bCs/>
+              </w:rPr>
+            </w:pPr>
+            <w:r>
+              <w:rPr>
+                <w:rFonts w:asciiTheme="minorHAnsi" w:hAnsiTheme="minorHAnsi" w:cstheme="minorHAnsi"/>
+                <w:b/>
+                <w:bCs/>
+              </w:rPr>
+              <w:t>Ubicación</w:t>
+            </w:r>
+          </w:p>
+        </w:tc>
+        <w:tc>
+          <w:tcPr>
+            <w:tcW w:w="2928" w:type="dxa"/>
+          </w:tcPr>
+          <w:p>
+            <w:pPr>
+              <w:tabs>
+                <w:tab w:val="left" w:pos="859"/>
+              </w:tabs>
+              <w:spacing w:before="22" w:line="276" w:lineRule="auto"/>
+              <w:jc w:val="both"/>
+              <w:rPr>
+                <w:rFonts w:asciiTheme="minorHAnsi" w:hAnsiTheme="minorHAnsi" w:cstheme="minorHAnsi"/>
+                <w:b/>
+                <w:bCs/>
+              </w:rPr>
+            </w:pPr>
+            <w:r>
+              <w:rPr>
+                <w:rFonts w:asciiTheme="minorHAnsi" w:hAnsiTheme="minorHAnsi" w:cstheme="minorHAnsi"/>
+                <w:b/>
+                <w:bCs/>
+              </w:rPr>
+              <w:t>Función Real</w:t>
+            </w:r>
+          </w:p>
+        </w:tc>
+      </w:tr>
+      <w:tr>
+        <w:trPr>
+          <w:trHeight w:val="555"/>
+        </w:trPr>
+        <w:tc>
+          <w:tcPr>
+            <w:tcW w:w="2927" w:type="dxa"/>
+          </w:tcPr>
+          <w:p>
+            <w:pPr>
+              <w:tabs>
+                <w:tab w:val="left" w:pos="859"/>
+              </w:tabs>
+              <w:spacing w:before="22" w:line="276" w:lineRule="auto"/>
+              <w:jc w:val="both"/>
+              <w:rPr>
+                <w:rFonts w:asciiTheme="minorHAnsi" w:hAnsiTheme="minorHAnsi" w:cstheme="minorHAnsi"/>
+              </w:rPr>
+            </w:pPr>
+            <w:r>
+              <w:rPr>
+                <w:rFonts w:asciiTheme="minorHAnsi" w:hAnsiTheme="minorHAnsi" w:cstheme="minorHAnsi"/>
+              </w:rPr>
+              <w:t>Modelos</w:t>
+            </w:r>
+          </w:p>
+        </w:tc>
+        <w:tc>
+          <w:tcPr>
+            <w:tcW w:w="2927" w:type="dxa"/>
+          </w:tcPr>
+          <w:p>
+            <w:pPr>
+              <w:tabs>
+                <w:tab w:val="left" w:pos="859"/>
+              </w:tabs>
+              <w:spacing w:before="22" w:line="276" w:lineRule="auto"/>
+              <w:jc w:val="both"/>
+              <w:rPr>
+                <w:rFonts w:asciiTheme="minorHAnsi" w:hAnsiTheme="minorHAnsi" w:cstheme="minorHAnsi"/>
+              </w:rPr>
+            </w:pPr>
+            <w:r>
+              <w:rPr>
+                <w:rFonts w:asciiTheme="minorHAnsi" w:hAnsiTheme="minorHAnsi" w:cstheme="minorHAnsi"/>
+              </w:rPr>
+              <w:t>app/Models/</w:t>
+            </w:r>
+          </w:p>
+        </w:tc>
+        <w:tc>
+          <w:tcPr>
+            <w:tcW w:w="2928" w:type="dxa"/>
+          </w:tcPr>
+          <w:p>
+            <w:pPr>
+              <w:tabs>
+                <w:tab w:val="left" w:pos="859"/>
+              </w:tabs>
+              <w:spacing w:before="22" w:line="276" w:lineRule="auto"/>
+              <w:jc w:val="both"/>
+              <w:rPr>
+                <w:rFonts w:asciiTheme="minorHAnsi" w:hAnsiTheme="minorHAnsi" w:cstheme="minorHAnsi"/>
+              </w:rPr>
+            </w:pPr>
+            <w:r>
+              <w:rPr>
+                <w:rFonts w:asciiTheme="minorHAnsi" w:hAnsiTheme="minorHAnsi" w:cstheme="minorHAnsi"/>
+              </w:rPr>
+              <w:t>Definen las relaciones</w:t>
+            </w:r>
+          </w:p>
+        </w:tc>
+      </w:tr>
+      <w:tr>
+        <w:tc>
+          <w:tcPr>
+            <w:tcW w:w="2927" w:type="dxa"/>
+          </w:tcPr>
+          <w:p>
+            <w:pPr>
+              <w:tabs>
+                <w:tab w:val="left" w:pos="859"/>
+              </w:tabs>
+              <w:spacing w:before="22" w:line="276" w:lineRule="auto"/>
+              <w:jc w:val="both"/>
+              <w:rPr>
+                <w:rFonts w:asciiTheme="minorHAnsi" w:hAnsiTheme="minorHAnsi" w:cstheme="minorHAnsi"/>
+              </w:rPr>
+            </w:pPr>
+            <w:r>
+              <w:rPr>
+                <w:rFonts w:asciiTheme="minorHAnsi" w:hAnsiTheme="minorHAnsi" w:cstheme="minorHAnsi"/>
+              </w:rPr>
+              <w:t>Vistas</w:t>
+            </w:r>
+          </w:p>
+        </w:tc>
+        <w:tc>
+          <w:tcPr>
+            <w:tcW w:w="2927" w:type="dxa"/>
+          </w:tcPr>
+          <w:p>
+            <w:pPr>
+              <w:tabs>
+                <w:tab w:val="left" w:pos="859"/>
+              </w:tabs>
+              <w:spacing w:before="22" w:line="276" w:lineRule="auto"/>
+              <w:jc w:val="both"/>
+              <w:rPr>
+                <w:rFonts w:asciiTheme="minorHAnsi" w:hAnsiTheme="minorHAnsi" w:cstheme="minorHAnsi"/>
+              </w:rPr>
+            </w:pPr>
+            <w:r>
+              <w:rPr>
+                <w:rFonts w:asciiTheme="minorHAnsi" w:hAnsiTheme="minorHAnsi" w:cstheme="minorHAnsi"/>
+              </w:rPr>
+              <w:t>resources/views/</w:t>
+            </w:r>
+          </w:p>
+        </w:tc>
+        <w:tc>
+          <w:tcPr>
+            <w:tcW w:w="2928" w:type="dxa"/>
+          </w:tcPr>
+          <w:p>
+            <w:pPr>
+              <w:tabs>
+                <w:tab w:val="left" w:pos="859"/>
+              </w:tabs>
+              <w:spacing w:before="22" w:line="276" w:lineRule="auto"/>
+              <w:jc w:val="both"/>
+              <w:rPr>
+                <w:rFonts w:asciiTheme="minorHAnsi" w:hAnsiTheme="minorHAnsi" w:cstheme="minorHAnsi"/>
+              </w:rPr>
+            </w:pPr>
+            <w:r>
+              <w:rPr>
+                <w:rFonts w:asciiTheme="minorHAnsi" w:hAnsiTheme="minorHAnsi" w:cstheme="minorHAnsi"/>
+              </w:rPr>
+              <w:t>Plantillas HTML dinámicas con diseño responsive</w:t>
+            </w:r>
+          </w:p>
+        </w:tc>
+      </w:tr>
+      <w:tr>
+        <w:tc>
+          <w:tcPr>
+            <w:tcW w:w="2927" w:type="dxa"/>
+          </w:tcPr>
+          <w:p>
+            <w:pPr>
+              <w:tabs>
+                <w:tab w:val="left" w:pos="859"/>
+              </w:tabs>
+              <w:spacing w:before="22" w:line="276" w:lineRule="auto"/>
+              <w:jc w:val="both"/>
+              <w:rPr>
+                <w:rFonts w:asciiTheme="minorHAnsi" w:hAnsiTheme="minorHAnsi" w:cstheme="minorHAnsi"/>
+              </w:rPr>
+            </w:pPr>
+            <w:r>
+              <w:rPr>
+                <w:rFonts w:asciiTheme="minorHAnsi" w:hAnsiTheme="minorHAnsi" w:cstheme="minorHAnsi"/>
+              </w:rPr>
+              <w:t>Controladores</w:t>
+            </w:r>
+          </w:p>
+        </w:tc>
+        <w:tc>
+          <w:tcPr>
+            <w:tcW w:w="2927" w:type="dxa"/>
+          </w:tcPr>
+          <w:p>
+            <w:pPr>
+              <w:tabs>
+                <w:tab w:val="left" w:pos="859"/>
+              </w:tabs>
+              <w:spacing w:before="22" w:line="276" w:lineRule="auto"/>
+              <w:jc w:val="both"/>
+              <w:rPr>
+                <w:rFonts w:asciiTheme="minorHAnsi" w:hAnsiTheme="minorHAnsi" w:cstheme="minorHAnsi"/>
+              </w:rPr>
+            </w:pPr>
+            <w:r>
+              <w:rPr>
+                <w:rFonts w:asciiTheme="minorHAnsi" w:hAnsiTheme="minorHAnsi" w:cstheme="minorHAnsi"/>
+              </w:rPr>
+              <w:t>app/Http/Controllers/</w:t>
+            </w:r>
+          </w:p>
+        </w:tc>
+        <w:tc>
+          <w:tcPr>
+            <w:tcW w:w="2928" w:type="dxa"/>
+          </w:tcPr>
+          <w:p>
+            <w:pPr>
+              <w:tabs>
+                <w:tab w:val="left" w:pos="859"/>
+              </w:tabs>
+              <w:spacing w:before="22" w:line="276" w:lineRule="auto"/>
+              <w:jc w:val="both"/>
+              <w:rPr>
+                <w:rFonts w:asciiTheme="minorHAnsi" w:hAnsiTheme="minorHAnsi" w:cstheme="minorHAnsi"/>
+              </w:rPr>
+            </w:pPr>
+            <w:r>
+              <w:rPr>
+                <w:rFonts w:asciiTheme="minorHAnsi" w:hAnsiTheme="minorHAnsi" w:cstheme="minorHAnsi"/>
+              </w:rPr>
+              <w:t>El cerebro que procesa las búsquedas y los votos</w:t>
+            </w:r>
+          </w:p>
+        </w:tc>
+      </w:tr>
+      <w:tr>
+        <w:tc>
+          <w:tcPr>
+            <w:tcW w:w="2927" w:type="dxa"/>
+          </w:tcPr>
+          <w:p>
+            <w:pPr>
+              <w:tabs>
+                <w:tab w:val="left" w:pos="859"/>
+              </w:tabs>
+              <w:spacing w:before="22" w:line="276" w:lineRule="auto"/>
+              <w:jc w:val="both"/>
+              <w:rPr>
+                <w:rFonts w:asciiTheme="minorHAnsi" w:hAnsiTheme="minorHAnsi" w:cstheme="minorHAnsi"/>
+              </w:rPr>
+            </w:pPr>
+            <w:r>
+              <w:rPr>
+                <w:rFonts w:asciiTheme="minorHAnsi" w:hAnsiTheme="minorHAnsi" w:cstheme="minorHAnsi"/>
+              </w:rPr>
+              <w:t>Configuración Docker</w:t>
+            </w:r>
+          </w:p>
+        </w:tc>
+        <w:tc>
+          <w:tcPr>
+            <w:tcW w:w="2927" w:type="dxa"/>
+          </w:tcPr>
+          <w:p>
+            <w:pPr>
+              <w:tabs>
+                <w:tab w:val="left" w:pos="859"/>
+              </w:tabs>
+              <w:spacing w:before="22" w:line="276" w:lineRule="auto"/>
+              <w:jc w:val="both"/>
+              <w:rPr>
+                <w:rFonts w:asciiTheme="minorHAnsi" w:hAnsiTheme="minorHAnsi" w:cstheme="minorHAnsi"/>
+              </w:rPr>
+            </w:pPr>
+            <w:r>
+              <w:rPr>
+                <w:rFonts w:asciiTheme="minorHAnsi" w:hAnsiTheme="minorHAnsi" w:cstheme="minorHAnsi"/>
+              </w:rPr>
+              <w:t>/docker</w:t>
+            </w:r>
+          </w:p>
+          <w:p>
+            <w:pPr>
+              <w:tabs>
+                <w:tab w:val="left" w:pos="859"/>
+              </w:tabs>
+              <w:spacing w:before="22" w:line="276" w:lineRule="auto"/>
+              <w:jc w:val="both"/>
+              <w:rPr>
+                <w:rFonts w:asciiTheme="minorHAnsi" w:hAnsiTheme="minorHAnsi" w:cstheme="minorHAnsi"/>
+              </w:rPr>
+            </w:pPr>
+            <w:r>
+              <w:rPr>
+                <w:rFonts w:asciiTheme="minorHAnsi" w:hAnsiTheme="minorHAnsi" w:cstheme="minorHAnsi"/>
+              </w:rPr>
+              <w:t>docker-compose.yml</w:t>
+            </w:r>
+          </w:p>
+        </w:tc>
+        <w:tc>
+          <w:tcPr>
+            <w:tcW w:w="2928" w:type="dxa"/>
+          </w:tcPr>
+          <w:p>
+            <w:pPr>
+              <w:tabs>
+                <w:tab w:val="left" w:pos="859"/>
+              </w:tabs>
+              <w:spacing w:before="22" w:line="276" w:lineRule="auto"/>
+              <w:jc w:val="both"/>
+              <w:rPr>
+                <w:rFonts w:asciiTheme="minorHAnsi" w:hAnsiTheme="minorHAnsi" w:cstheme="minorHAnsi"/>
+              </w:rPr>
+            </w:pPr>
+            <w:r>
+              <w:rPr>
+                <w:rFonts w:asciiTheme="minorHAnsi" w:hAnsiTheme="minorHAnsi" w:cstheme="minorHAnsi"/>
+              </w:rPr>
+              <w:t>Definen cómo se levantan los 4 contenedores del sistema</w:t>
+            </w:r>
+          </w:p>
+        </w:tc>
+      </w:tr>
+    </w:tbl>
+    <w:p>
+      <w:pPr>
+        <w:tabs>
+          <w:tab w:val="left" w:pos="859"/>
+        </w:tabs>
+        <w:spacing w:before="22" w:line="276" w:lineRule="auto"/>
+        <w:jc w:val="both"/>
+        <w:rPr>
+          <w:rFonts w:asciiTheme="minorHAnsi" w:hAnsiTheme="minorHAnsi" w:cstheme="minorHAnsi"/>
+          <w:sz w:val="24"/>
+        </w:rPr>
+      </w:pPr>
+    </w:p>
+    <w:p>
+      <w:pPr>
+        <w:tabs>
+          <w:tab w:val="left" w:pos="859"/>
+        </w:tabs>
+        <w:spacing w:before="22" w:line="276" w:lineRule="auto"/>
+        <w:jc w:val="both"/>
+        <w:rPr>
+          <w:rFonts w:asciiTheme="minorHAnsi" w:hAnsiTheme="minorHAnsi" w:cstheme="minorHAnsi"/>
+          <w:sz w:val="24"/>
+        </w:rPr>
+      </w:pPr>
+      <w:r>
+        <w:rPr>
+          <w:rFonts w:asciiTheme="minorHAnsi" w:eastAsiaTheme="minorEastAsia" w:hAnsiTheme="minorHAnsi" w:cstheme="minorHAnsi"/>
+          <w:i/>
+          <w:iCs/>
+          <w:color w:val="5A5A5A" w:themeColor="text1" w:themeTint="A5"/>
+          <w:spacing w:val="15"/>
+          <w:sz w:val="24"/>
+          <w:szCs w:val="24"/>
+        </w:rPr>
+        <w:t>Tareas de despliegue e infraestructura de red</w:t>
+      </w:r>
+    </w:p>
+    <w:p>
+      <w:pPr>
+        <w:tabs>
+          <w:tab w:val="left" w:pos="859"/>
+        </w:tabs>
+        <w:spacing w:before="22" w:line="276" w:lineRule="auto"/>
+        <w:jc w:val="both"/>
+        <w:rPr>
+          <w:rFonts w:asciiTheme="minorHAnsi" w:hAnsiTheme="minorHAnsi" w:cstheme="minorHAnsi"/>
+          <w:sz w:val="24"/>
+        </w:rPr>
+      </w:pPr>
+      <w:r>
+        <w:rPr>
+          <w:rFonts w:asciiTheme="minorHAnsi" w:hAnsiTheme="minorHAnsi" w:cstheme="minorHAnsi"/>
+          <w:sz w:val="24"/>
+        </w:rPr>
+        <w:t>El despliegue en el hardware real no fue solo una tarea de copiar archivos, sino que requirió una configuración de red avanzada para garantizar que la web fuera accesible de forma profesional y segura.</w:t>
+      </w:r>
+    </w:p>
+    <w:p>
+      <w:pPr>
+        <w:tabs>
+          <w:tab w:val="left" w:pos="859"/>
+        </w:tabs>
+        <w:spacing w:before="22" w:line="276" w:lineRule="auto"/>
+        <w:jc w:val="both"/>
+        <w:rPr>
+          <w:rFonts w:asciiTheme="minorHAnsi" w:hAnsiTheme="minorHAnsi" w:cstheme="minorHAnsi"/>
+          <w:sz w:val="24"/>
+        </w:rPr>
+      </w:pPr>
+      <w:r>
+        <w:rPr>
+          <w:rFonts w:asciiTheme="minorHAnsi" w:hAnsiTheme="minorHAnsi" w:cstheme="minorHAnsi"/>
+          <w:sz w:val="24"/>
+        </w:rPr>
+        <w:lastRenderedPageBreak/>
+        <w:t>Primero la d</w:t>
+      </w:r>
+      <w:r>
+        <w:rPr>
+          <w:rFonts w:asciiTheme="minorHAnsi" w:hAnsiTheme="minorHAnsi" w:cstheme="minorHAnsi"/>
+          <w:sz w:val="24"/>
+        </w:rPr>
+        <w:t>elegación de DNS (IONOS a Cloudflare):</w:t>
+      </w:r>
+    </w:p>
+    <w:p>
+      <w:pPr>
+        <w:tabs>
+          <w:tab w:val="left" w:pos="859"/>
+        </w:tabs>
+        <w:spacing w:before="22" w:line="276" w:lineRule="auto"/>
+        <w:jc w:val="both"/>
+        <w:rPr>
+          <w:rFonts w:asciiTheme="minorHAnsi" w:hAnsiTheme="minorHAnsi" w:cstheme="minorHAnsi"/>
+          <w:sz w:val="24"/>
+        </w:rPr>
+      </w:pPr>
+      <w:r>
+        <w:rPr>
+          <w:rFonts w:asciiTheme="minorHAnsi" w:hAnsiTheme="minorHAnsi" w:cstheme="minorHAnsi"/>
+          <w:sz w:val="24"/>
+        </w:rPr>
+        <w:t>Esta fue una de las tareas más críticas. Aunque el dominio fue adquirido en IONOS, decidí que la gestión de las zonas DNS no se hiciera desde su plataforma. Para ello, tuve que acceder al panel de IONOS y cambiar los servidores de nombres (Nameservers) por los proporcionados por Cloudflare.</w:t>
+      </w:r>
+    </w:p>
+    <w:p>
+      <w:pPr>
+        <w:tabs>
+          <w:tab w:val="left" w:pos="859"/>
+        </w:tabs>
+        <w:spacing w:before="22" w:line="276" w:lineRule="auto"/>
+        <w:jc w:val="both"/>
+        <w:rPr>
+          <w:rFonts w:asciiTheme="minorHAnsi" w:hAnsiTheme="minorHAnsi" w:cstheme="minorHAnsi"/>
+          <w:sz w:val="24"/>
+        </w:rPr>
+      </w:pPr>
+    </w:p>
+    <w:p>
+      <w:pPr>
+        <w:tabs>
+          <w:tab w:val="left" w:pos="859"/>
+        </w:tabs>
+        <w:spacing w:before="22" w:line="276" w:lineRule="auto"/>
+        <w:jc w:val="both"/>
+        <w:rPr>
+          <w:rFonts w:asciiTheme="minorHAnsi" w:hAnsiTheme="minorHAnsi" w:cstheme="minorHAnsi"/>
+          <w:sz w:val="24"/>
+        </w:rPr>
+      </w:pPr>
+      <w:r>
+        <w:rPr>
+          <w:rFonts w:asciiTheme="minorHAnsi" w:hAnsiTheme="minorHAnsi" w:cstheme="minorHAnsi"/>
+          <w:sz w:val="24"/>
+        </w:rPr>
+        <w:t>¿Por qué hice esto? Al hacer que los DNS sean externos a IONOS y pasarlos a Cloudflare, consigo que todo el tráfico que busca mi web pase primero por el filtro de Cloudflare. Esto me permite activar el certificado SSL (el</w:t>
+      </w:r>
+      <w:r>
+        <w:rPr>
+          <w:rFonts w:asciiTheme="minorHAnsi" w:hAnsiTheme="minorHAnsi" w:cstheme="minorHAnsi"/>
+          <w:sz w:val="24"/>
+        </w:rPr>
+        <w:t xml:space="preserve"> https</w:t>
+      </w:r>
+      <w:r>
+        <w:rPr>
+          <w:rFonts w:asciiTheme="minorHAnsi" w:hAnsiTheme="minorHAnsi" w:cstheme="minorHAnsi"/>
+          <w:sz w:val="24"/>
+        </w:rPr>
+        <w:t>), proteger la web contra ataques de denegación de servicio (DDoS) y, lo más importante, habilitar la tecnología de túneles.</w:t>
+      </w:r>
+    </w:p>
+    <w:p>
+      <w:pPr>
+        <w:tabs>
+          <w:tab w:val="left" w:pos="859"/>
+        </w:tabs>
+        <w:spacing w:before="22" w:line="276" w:lineRule="auto"/>
+        <w:jc w:val="both"/>
+        <w:rPr>
+          <w:rFonts w:asciiTheme="minorHAnsi" w:hAnsiTheme="minorHAnsi" w:cstheme="minorHAnsi"/>
+          <w:sz w:val="24"/>
+        </w:rPr>
+      </w:pPr>
+    </w:p>
+    <w:p>
+      <w:pPr>
+        <w:tabs>
+          <w:tab w:val="left" w:pos="859"/>
+        </w:tabs>
+        <w:spacing w:before="22" w:line="276" w:lineRule="auto"/>
+        <w:jc w:val="both"/>
+        <w:rPr>
+          <w:rFonts w:asciiTheme="minorHAnsi" w:hAnsiTheme="minorHAnsi" w:cstheme="minorHAnsi"/>
+          <w:sz w:val="24"/>
+        </w:rPr>
+      </w:pPr>
+      <w:r>
+        <w:rPr>
+          <w:rFonts w:asciiTheme="minorHAnsi" w:hAnsiTheme="minorHAnsi" w:cstheme="minorHAnsi"/>
+          <w:sz w:val="24"/>
+        </w:rPr>
+        <w:t>Segundo la c</w:t>
+      </w:r>
+      <w:r>
+        <w:rPr>
+          <w:rFonts w:asciiTheme="minorHAnsi" w:hAnsiTheme="minorHAnsi" w:cstheme="minorHAnsi"/>
+          <w:sz w:val="24"/>
+        </w:rPr>
+        <w:t>onfiguración del Túnel de Seguridad:</w:t>
+      </w:r>
+    </w:p>
+    <w:p>
+      <w:pPr>
+        <w:tabs>
+          <w:tab w:val="left" w:pos="859"/>
+        </w:tabs>
+        <w:spacing w:before="22" w:line="276" w:lineRule="auto"/>
+        <w:jc w:val="both"/>
+        <w:rPr>
+          <w:rFonts w:asciiTheme="minorHAnsi" w:hAnsiTheme="minorHAnsi" w:cstheme="minorHAnsi"/>
+          <w:sz w:val="24"/>
+        </w:rPr>
+      </w:pPr>
+      <w:r>
+        <w:rPr>
+          <w:rFonts w:asciiTheme="minorHAnsi" w:hAnsiTheme="minorHAnsi" w:cstheme="minorHAnsi"/>
+          <w:sz w:val="24"/>
+        </w:rPr>
+        <w:t>Una vez que Cloudflare tomó el control del dominio, configuré el Cloudflare Tunnel en el Mini PC. Esta herramienta actúa como un puente privado:</w:t>
+      </w:r>
+    </w:p>
+    <w:p>
+      <w:pPr>
+        <w:tabs>
+          <w:tab w:val="left" w:pos="859"/>
+        </w:tabs>
+        <w:spacing w:before="22" w:line="276" w:lineRule="auto"/>
+        <w:jc w:val="both"/>
+        <w:rPr>
+          <w:rFonts w:asciiTheme="minorHAnsi" w:hAnsiTheme="minorHAnsi" w:cstheme="minorHAnsi"/>
+          <w:sz w:val="24"/>
+        </w:rPr>
+      </w:pPr>
+    </w:p>
+    <w:p>
+      <w:pPr>
+        <w:pStyle w:val="Prrafodelista"/>
+        <w:numPr>
+          <w:ilvl w:val="0"/>
+          <w:numId w:val="26"/>
+        </w:numPr>
+        <w:tabs>
+          <w:tab w:val="left" w:pos="859"/>
+        </w:tabs>
+        <w:spacing w:before="22" w:line="276" w:lineRule="auto"/>
+        <w:rPr>
+          <w:rFonts w:asciiTheme="minorHAnsi" w:hAnsiTheme="minorHAnsi" w:cstheme="minorHAnsi"/>
+          <w:sz w:val="24"/>
+        </w:rPr>
+      </w:pPr>
+      <w:r>
+        <w:rPr>
+          <w:rFonts w:asciiTheme="minorHAnsi" w:hAnsiTheme="minorHAnsi" w:cstheme="minorHAnsi"/>
+          <w:sz w:val="24"/>
+        </w:rPr>
+        <w:t>Instalé el servicio cloudflared en el sistema operativo del servidor local.</w:t>
+      </w:r>
+    </w:p>
+    <w:p>
+      <w:pPr>
+        <w:pStyle w:val="Prrafodelista"/>
+        <w:numPr>
+          <w:ilvl w:val="0"/>
+          <w:numId w:val="26"/>
+        </w:numPr>
+        <w:tabs>
+          <w:tab w:val="left" w:pos="859"/>
+        </w:tabs>
+        <w:spacing w:before="22" w:line="276" w:lineRule="auto"/>
+        <w:rPr>
+          <w:rFonts w:asciiTheme="minorHAnsi" w:hAnsiTheme="minorHAnsi" w:cstheme="minorHAnsi"/>
+          <w:sz w:val="24"/>
+        </w:rPr>
+      </w:pPr>
+      <w:r>
+        <w:rPr>
+          <w:rFonts w:asciiTheme="minorHAnsi" w:hAnsiTheme="minorHAnsi" w:cstheme="minorHAnsi"/>
+          <w:sz w:val="24"/>
+        </w:rPr>
+        <w:t>Vinculé el túnel con mi cuenta, creando una conexión de salida que no requiere abrir puertos en el router de mi casa. Esto es un gran avance en seguridad, ya que mi red doméstica permanece invisible para posibles atacantes.</w:t>
+      </w:r>
+    </w:p>
+    <w:p>
+      <w:pPr>
+        <w:pStyle w:val="Prrafodelista"/>
+        <w:numPr>
+          <w:ilvl w:val="0"/>
+          <w:numId w:val="26"/>
+        </w:numPr>
+        <w:tabs>
+          <w:tab w:val="left" w:pos="859"/>
+        </w:tabs>
+        <w:spacing w:before="22" w:line="276" w:lineRule="auto"/>
+        <w:rPr>
+          <w:rFonts w:asciiTheme="minorHAnsi" w:hAnsiTheme="minorHAnsi" w:cstheme="minorHAnsi"/>
+          <w:sz w:val="24"/>
+        </w:rPr>
+      </w:pPr>
+      <w:r>
+        <w:rPr>
+          <w:rFonts w:asciiTheme="minorHAnsi" w:hAnsiTheme="minorHAnsi" w:cstheme="minorHAnsi"/>
+          <w:sz w:val="24"/>
+        </w:rPr>
+        <w:t>Configuré el túnel para que redirigiera todo el tráfico entrante al puerto 8080 de mi contenedor de Nginx.</w:t>
+      </w:r>
+    </w:p>
+    <w:p>
+      <w:pPr>
+        <w:tabs>
+          <w:tab w:val="left" w:pos="859"/>
+        </w:tabs>
+        <w:spacing w:before="22" w:line="276" w:lineRule="auto"/>
+        <w:jc w:val="both"/>
+        <w:rPr>
+          <w:rFonts w:asciiTheme="minorHAnsi" w:hAnsiTheme="minorHAnsi" w:cstheme="minorHAnsi"/>
+          <w:sz w:val="24"/>
+        </w:rPr>
+      </w:pPr>
+    </w:p>
+    <w:p>
+      <w:pPr>
+        <w:tabs>
+          <w:tab w:val="left" w:pos="859"/>
+        </w:tabs>
+        <w:spacing w:before="22" w:line="276" w:lineRule="auto"/>
+        <w:jc w:val="both"/>
+        <w:rPr>
+          <w:rFonts w:asciiTheme="minorHAnsi" w:hAnsiTheme="minorHAnsi" w:cstheme="minorHAnsi"/>
+          <w:sz w:val="24"/>
+        </w:rPr>
+      </w:pPr>
+      <w:r>
+        <w:rPr>
+          <w:rFonts w:asciiTheme="minorHAnsi" w:hAnsiTheme="minorHAnsi" w:cstheme="minorHAnsi"/>
+          <w:sz w:val="24"/>
+        </w:rPr>
+        <w:t>Tercero poner</w:t>
+      </w:r>
+      <w:r>
+        <w:rPr>
+          <w:rFonts w:asciiTheme="minorHAnsi" w:hAnsiTheme="minorHAnsi" w:cstheme="minorHAnsi"/>
+          <w:sz w:val="24"/>
+        </w:rPr>
+        <w:t xml:space="preserve"> en marcha del entorno de producción:</w:t>
+      </w:r>
+    </w:p>
+    <w:p>
+      <w:pPr>
+        <w:tabs>
+          <w:tab w:val="left" w:pos="859"/>
+        </w:tabs>
+        <w:spacing w:before="22" w:line="276" w:lineRule="auto"/>
+        <w:jc w:val="both"/>
+        <w:rPr>
+          <w:rFonts w:asciiTheme="minorHAnsi" w:hAnsiTheme="minorHAnsi" w:cstheme="minorHAnsi"/>
+          <w:sz w:val="24"/>
+        </w:rPr>
+      </w:pPr>
+      <w:r>
+        <w:rPr>
+          <w:rFonts w:asciiTheme="minorHAnsi" w:hAnsiTheme="minorHAnsi" w:cstheme="minorHAnsi"/>
+          <w:sz w:val="24"/>
+        </w:rPr>
+        <w:t>Con la red configurada, realicé los últimos pasos técnicos en el Mini PC:</w:t>
+      </w:r>
+    </w:p>
+    <w:p>
+      <w:pPr>
+        <w:pStyle w:val="Prrafodelista"/>
+        <w:numPr>
+          <w:ilvl w:val="0"/>
+          <w:numId w:val="26"/>
+        </w:numPr>
+        <w:tabs>
+          <w:tab w:val="left" w:pos="859"/>
+        </w:tabs>
+        <w:spacing w:before="22" w:line="276" w:lineRule="auto"/>
+        <w:rPr>
+          <w:rFonts w:asciiTheme="minorHAnsi" w:hAnsiTheme="minorHAnsi" w:cstheme="minorHAnsi"/>
+          <w:sz w:val="24"/>
+        </w:rPr>
+      </w:pPr>
+      <w:r>
+        <w:rPr>
+          <w:rFonts w:asciiTheme="minorHAnsi" w:hAnsiTheme="minorHAnsi" w:cstheme="minorHAnsi"/>
+          <w:sz w:val="24"/>
+        </w:rPr>
+        <w:t>Clonación y Entorno: Descargué el código de GitHub y configuré el archivo .env con las claves de producción.</w:t>
+      </w:r>
+      <w:r>
+        <w:rPr>
+          <w:rFonts w:asciiTheme="minorHAnsi" w:hAnsiTheme="minorHAnsi" w:cstheme="minorHAnsi"/>
+          <w:sz w:val="24"/>
+        </w:rPr>
+        <w:t xml:space="preserve"> </w:t>
+      </w:r>
+      <w:r>
+        <w:rPr>
+          <w:rFonts w:asciiTheme="minorHAnsi" w:hAnsiTheme="minorHAnsi" w:cstheme="minorHAnsi"/>
+          <w:sz w:val="24"/>
+        </w:rPr>
+        <w:t>En este paso, también fue fundamental configurar las credenciales SMTP para el sistema de notificaciones de Laravel, permitiendo que la aplicación se conecte con el servidor de correo para enviar automáticamente los emails de verificación a los nuevos usuarios.</w:t>
+      </w:r>
+    </w:p>
+    <w:p>
+      <w:pPr>
+        <w:pStyle w:val="Prrafodelista"/>
+        <w:numPr>
+          <w:ilvl w:val="0"/>
+          <w:numId w:val="26"/>
+        </w:numPr>
+        <w:tabs>
+          <w:tab w:val="left" w:pos="859"/>
+        </w:tabs>
+        <w:spacing w:before="22" w:line="276" w:lineRule="auto"/>
+        <w:rPr>
+          <w:rFonts w:asciiTheme="minorHAnsi" w:hAnsiTheme="minorHAnsi" w:cstheme="minorHAnsi"/>
+          <w:sz w:val="24"/>
+        </w:rPr>
+      </w:pPr>
+      <w:r>
+        <w:rPr>
+          <w:rFonts w:asciiTheme="minorHAnsi" w:hAnsiTheme="minorHAnsi" w:cstheme="minorHAnsi"/>
+          <w:sz w:val="24"/>
+        </w:rPr>
+        <w:t>Orquestación con Docker: Ejecuté docker-compose up -d para levantar los cuatro contenedores que gestionan la web, la lógica de Laravel, la base de datos MySQL y la interfaz de phpMyAdmin.</w:t>
+      </w:r>
+    </w:p>
+    <w:p>
+      <w:pPr>
+        <w:pStyle w:val="Prrafodelista"/>
+        <w:numPr>
+          <w:ilvl w:val="0"/>
+          <w:numId w:val="26"/>
+        </w:numPr>
+        <w:tabs>
+          <w:tab w:val="left" w:pos="859"/>
+        </w:tabs>
+        <w:spacing w:before="22" w:line="276" w:lineRule="auto"/>
+        <w:rPr>
+          <w:rFonts w:asciiTheme="minorHAnsi" w:hAnsiTheme="minorHAnsi" w:cstheme="minorHAnsi"/>
+          <w:sz w:val="24"/>
+        </w:rPr>
+      </w:pPr>
+      <w:r>
+        <w:rPr>
+          <w:rFonts w:asciiTheme="minorHAnsi" w:hAnsiTheme="minorHAnsi" w:cstheme="minorHAnsi"/>
+          <w:sz w:val="24"/>
+        </w:rPr>
+        <w:t>Sincronización de activos: Ejecuté las migraciones y seeders para poblar la base de datos y creé el enlace simbólico del almacenamiento para que todas las fotos de las zapatillas fueran visibles a través del túnel.</w:t>
+      </w:r>
+    </w:p>
+    <w:p>
+      <w:pPr>
+        <w:tabs>
+          <w:tab w:val="left" w:pos="859"/>
+        </w:tabs>
+        <w:spacing w:before="22" w:line="276" w:lineRule="auto"/>
+        <w:jc w:val="both"/>
+        <w:rPr>
+          <w:rFonts w:asciiTheme="minorHAnsi" w:hAnsiTheme="minorHAnsi" w:cstheme="minorHAnsi"/>
+          <w:sz w:val="24"/>
+        </w:rPr>
+      </w:pPr>
+    </w:p>
+    <w:p>
+      <w:pPr>
+        <w:pStyle w:val="Subttulo"/>
+        <w:jc w:val="both"/>
+        <w:rPr>
+          <w:rFonts w:cstheme="minorHAnsi"/>
+          <w:b/>
+          <w:bCs/>
+          <w:sz w:val="28"/>
+          <w:szCs w:val="28"/>
+        </w:rPr>
+      </w:pPr>
+      <w:r>
+        <w:rPr>
+          <w:rFonts w:cstheme="minorHAnsi"/>
+          <w:b/>
+          <w:bCs/>
+          <w:sz w:val="28"/>
+          <w:szCs w:val="28"/>
+        </w:rPr>
+        <w:t>6.</w:t>
+      </w:r>
+      <w:r>
+        <w:rPr>
+          <w:rFonts w:cstheme="minorHAnsi"/>
+          <w:b/>
+          <w:bCs/>
+          <w:sz w:val="28"/>
+          <w:szCs w:val="28"/>
+        </w:rPr>
+        <w:t>4</w:t>
+      </w:r>
+      <w:r>
+        <w:rPr>
+          <w:rFonts w:cstheme="minorHAnsi"/>
+          <w:b/>
+          <w:bCs/>
+          <w:sz w:val="28"/>
+          <w:szCs w:val="28"/>
+        </w:rPr>
+        <w:t xml:space="preserve"> </w:t>
+      </w:r>
+      <w:r>
+        <w:rPr>
+          <w:rFonts w:cstheme="minorHAnsi"/>
+          <w:b/>
+          <w:bCs/>
+          <w:sz w:val="28"/>
+          <w:szCs w:val="28"/>
+        </w:rPr>
+        <w:t>Pruebas funcionales del sistema</w:t>
+      </w:r>
+    </w:p>
+    <w:p>
+      <w:pPr>
+        <w:tabs>
+          <w:tab w:val="left" w:pos="859"/>
+        </w:tabs>
+        <w:spacing w:before="22" w:line="276" w:lineRule="auto"/>
+        <w:jc w:val="both"/>
+        <w:rPr>
+          <w:rFonts w:asciiTheme="minorHAnsi" w:hAnsiTheme="minorHAnsi" w:cstheme="minorHAnsi"/>
+          <w:sz w:val="24"/>
+        </w:rPr>
+      </w:pPr>
+      <w:r>
+        <w:rPr>
+          <w:rFonts w:asciiTheme="minorHAnsi" w:hAnsiTheme="minorHAnsi" w:cstheme="minorHAnsi"/>
+          <w:sz w:val="24"/>
+        </w:rPr>
+        <w:t>Este apartado describe el proceso de verificación realizado para asegurar que la plataforma cumple con todos los requisitos de estabilidad, seguridad y usabilidad, tanto en el entorno de desarrollo como en la puesta en producción real.</w:t>
+      </w:r>
+    </w:p>
+    <w:p>
+      <w:pPr>
+        <w:tabs>
+          <w:tab w:val="left" w:pos="859"/>
+        </w:tabs>
+        <w:spacing w:before="22" w:line="276" w:lineRule="auto"/>
+        <w:jc w:val="both"/>
+        <w:rPr>
+          <w:rFonts w:asciiTheme="minorHAnsi" w:hAnsiTheme="minorHAnsi" w:cstheme="minorHAnsi"/>
+          <w:sz w:val="24"/>
+        </w:rPr>
+      </w:pPr>
+    </w:p>
+    <w:p>
+      <w:pPr>
+        <w:tabs>
+          <w:tab w:val="left" w:pos="859"/>
+        </w:tabs>
+        <w:spacing w:before="22" w:line="276" w:lineRule="auto"/>
+        <w:jc w:val="both"/>
+        <w:rPr>
+          <w:rFonts w:asciiTheme="minorHAnsi" w:hAnsiTheme="minorHAnsi" w:cstheme="minorHAnsi"/>
+          <w:sz w:val="24"/>
+        </w:rPr>
+      </w:pPr>
+      <w:r>
+        <w:rPr>
+          <w:rFonts w:asciiTheme="minorHAnsi" w:eastAsiaTheme="minorEastAsia" w:hAnsiTheme="minorHAnsi" w:cstheme="minorHAnsi"/>
+          <w:i/>
+          <w:iCs/>
+          <w:color w:val="5A5A5A" w:themeColor="text1" w:themeTint="A5"/>
+          <w:spacing w:val="15"/>
+          <w:sz w:val="24"/>
+          <w:szCs w:val="24"/>
+        </w:rPr>
+        <w:t>Preparación del entorno de pruebas</w:t>
+      </w:r>
+    </w:p>
+    <w:p>
+      <w:pPr>
+        <w:tabs>
+          <w:tab w:val="left" w:pos="859"/>
+        </w:tabs>
+        <w:spacing w:before="22" w:line="276" w:lineRule="auto"/>
+        <w:jc w:val="both"/>
+        <w:rPr>
+          <w:rFonts w:asciiTheme="minorHAnsi" w:hAnsiTheme="minorHAnsi" w:cstheme="minorHAnsi"/>
+          <w:sz w:val="24"/>
+        </w:rPr>
+      </w:pPr>
+      <w:r>
+        <w:rPr>
+          <w:rFonts w:asciiTheme="minorHAnsi" w:hAnsiTheme="minorHAnsi" w:cstheme="minorHAnsi"/>
+          <w:sz w:val="24"/>
+        </w:rPr>
+        <w:t>Para garantizar la fiabilidad de los resultados, se definieron dos entornos diferenciados:</w:t>
+      </w:r>
+    </w:p>
+    <w:p>
+      <w:pPr>
+        <w:tabs>
+          <w:tab w:val="left" w:pos="859"/>
+        </w:tabs>
+        <w:spacing w:before="22" w:line="276" w:lineRule="auto"/>
+        <w:jc w:val="both"/>
+        <w:rPr>
+          <w:rFonts w:asciiTheme="minorHAnsi" w:hAnsiTheme="minorHAnsi" w:cstheme="minorHAnsi"/>
+          <w:sz w:val="24"/>
+        </w:rPr>
+      </w:pPr>
+    </w:p>
+    <w:p>
+      <w:pPr>
+        <w:tabs>
+          <w:tab w:val="left" w:pos="859"/>
+        </w:tabs>
+        <w:spacing w:before="22" w:line="276" w:lineRule="auto"/>
+        <w:jc w:val="both"/>
+        <w:rPr>
+          <w:rFonts w:asciiTheme="minorHAnsi" w:hAnsiTheme="minorHAnsi" w:cstheme="minorHAnsi"/>
+          <w:sz w:val="24"/>
+        </w:rPr>
+      </w:pPr>
+      <w:r>
+        <w:rPr>
+          <w:rFonts w:asciiTheme="minorHAnsi" w:hAnsiTheme="minorHAnsi" w:cstheme="minorHAnsi"/>
+          <w:sz w:val="24"/>
+        </w:rPr>
+        <w:t>Entorno de Desarrollo (Local): Ejecutado en el PC principal mediante Docker Desktop. Aquí se utilizaron herramientas como phpMyAdmin para auditar la base de datos en tiempo real y el Inspector de Navegador (F12) para simular dispositivos móviles y monitorizar la carga de recursos.</w:t>
+      </w:r>
+    </w:p>
+    <w:p>
+      <w:pPr>
+        <w:tabs>
+          <w:tab w:val="left" w:pos="859"/>
+        </w:tabs>
+        <w:spacing w:before="22" w:line="276" w:lineRule="auto"/>
+        <w:jc w:val="both"/>
+        <w:rPr>
+          <w:rFonts w:asciiTheme="minorHAnsi" w:hAnsiTheme="minorHAnsi" w:cstheme="minorHAnsi"/>
+          <w:sz w:val="24"/>
+        </w:rPr>
+      </w:pPr>
+    </w:p>
+    <w:p>
+      <w:pPr>
+        <w:tabs>
+          <w:tab w:val="left" w:pos="859"/>
+        </w:tabs>
+        <w:spacing w:before="22" w:line="276" w:lineRule="auto"/>
+        <w:jc w:val="both"/>
+        <w:rPr>
+          <w:rFonts w:asciiTheme="minorHAnsi" w:hAnsiTheme="minorHAnsi" w:cstheme="minorHAnsi"/>
+          <w:sz w:val="24"/>
+        </w:rPr>
+      </w:pPr>
+      <w:r>
+        <w:rPr>
+          <w:rFonts w:asciiTheme="minorHAnsi" w:hAnsiTheme="minorHAnsi" w:cstheme="minorHAnsi"/>
+          <w:sz w:val="24"/>
+        </w:rPr>
+        <w:t>Entorno de Producción (Mini PC): Una vez desplegada la web bajo el dominio de IONOS y el túnel de Cloudflare, se realizaron pruebas de estrés desde redes externas (4G/5G) y diferentes navegadores (Chrome, Safari, Firefox) para comprobar la latencia y la respuesta del servidor doméstico.</w:t>
+      </w:r>
+    </w:p>
+    <w:p>
+      <w:pPr>
+        <w:tabs>
+          <w:tab w:val="left" w:pos="859"/>
+        </w:tabs>
+        <w:spacing w:before="22" w:line="276" w:lineRule="auto"/>
+        <w:jc w:val="both"/>
+        <w:rPr>
+          <w:rFonts w:asciiTheme="minorHAnsi" w:hAnsiTheme="minorHAnsi" w:cstheme="minorHAnsi"/>
+          <w:sz w:val="24"/>
+        </w:rPr>
+      </w:pPr>
+    </w:p>
+    <w:p>
+      <w:pPr>
+        <w:tabs>
+          <w:tab w:val="left" w:pos="859"/>
+        </w:tabs>
+        <w:spacing w:before="22" w:line="276" w:lineRule="auto"/>
+        <w:jc w:val="both"/>
+        <w:rPr>
+          <w:rFonts w:asciiTheme="minorHAnsi" w:hAnsiTheme="minorHAnsi" w:cstheme="minorHAnsi"/>
+          <w:sz w:val="24"/>
+        </w:rPr>
+      </w:pPr>
+      <w:r>
+        <w:rPr>
+          <w:rFonts w:asciiTheme="minorHAnsi" w:eastAsiaTheme="minorEastAsia" w:hAnsiTheme="minorHAnsi" w:cstheme="minorHAnsi"/>
+          <w:i/>
+          <w:iCs/>
+          <w:color w:val="5A5A5A" w:themeColor="text1" w:themeTint="A5"/>
+          <w:spacing w:val="15"/>
+          <w:sz w:val="24"/>
+          <w:szCs w:val="24"/>
+        </w:rPr>
+        <w:t>Resultados de las pruebas</w:t>
+      </w:r>
+    </w:p>
+    <w:p>
+      <w:pPr>
+        <w:tabs>
+          <w:tab w:val="left" w:pos="859"/>
+        </w:tabs>
+        <w:spacing w:before="22" w:line="276" w:lineRule="auto"/>
+        <w:jc w:val="both"/>
+        <w:rPr>
+          <w:rFonts w:asciiTheme="minorHAnsi" w:hAnsiTheme="minorHAnsi" w:cstheme="minorHAnsi"/>
+          <w:sz w:val="24"/>
+        </w:rPr>
+      </w:pPr>
+      <w:r>
+        <w:rPr>
+          <w:rFonts w:asciiTheme="minorHAnsi" w:hAnsiTheme="minorHAnsi" w:cstheme="minorHAnsi"/>
+          <w:sz w:val="24"/>
+        </w:rPr>
+        <w:t>Las pruebas se dividieron en bloques lógicos, obteniendo los siguientes resultados:</w:t>
+      </w:r>
+    </w:p>
+    <w:p>
+      <w:pPr>
+        <w:tabs>
+          <w:tab w:val="left" w:pos="859"/>
+        </w:tabs>
+        <w:spacing w:before="22" w:line="276" w:lineRule="auto"/>
+        <w:jc w:val="both"/>
+        <w:rPr>
+          <w:rFonts w:asciiTheme="minorHAnsi" w:hAnsiTheme="minorHAnsi" w:cstheme="minorHAnsi"/>
+          <w:sz w:val="24"/>
+        </w:rPr>
+      </w:pPr>
+    </w:p>
+    <w:p>
+      <w:pPr>
+        <w:pStyle w:val="Prrafodelista"/>
+        <w:numPr>
+          <w:ilvl w:val="0"/>
+          <w:numId w:val="28"/>
+        </w:numPr>
+        <w:tabs>
+          <w:tab w:val="left" w:pos="859"/>
+        </w:tabs>
+        <w:spacing w:before="22" w:line="276" w:lineRule="auto"/>
+        <w:rPr>
+          <w:rFonts w:asciiTheme="minorHAnsi" w:hAnsiTheme="minorHAnsi" w:cstheme="minorHAnsi"/>
+          <w:sz w:val="24"/>
+        </w:rPr>
+      </w:pPr>
+      <w:r>
+        <w:rPr>
+          <w:rFonts w:asciiTheme="minorHAnsi" w:hAnsiTheme="minorHAnsi" w:cstheme="minorHAnsi"/>
+          <w:sz w:val="24"/>
+        </w:rPr>
+        <w:t>Pruebas de Interfaz y Rendimiento (Frontend):</w:t>
+      </w:r>
+    </w:p>
+    <w:p>
+      <w:pPr>
+        <w:tabs>
+          <w:tab w:val="left" w:pos="859"/>
+        </w:tabs>
+        <w:spacing w:before="22" w:line="276" w:lineRule="auto"/>
+        <w:jc w:val="both"/>
+        <w:rPr>
+          <w:rFonts w:asciiTheme="minorHAnsi" w:hAnsiTheme="minorHAnsi" w:cstheme="minorHAnsi"/>
+          <w:sz w:val="24"/>
+        </w:rPr>
+      </w:pPr>
+      <w:r>
+        <w:rPr>
+          <w:rFonts w:asciiTheme="minorHAnsi" w:hAnsiTheme="minorHAnsi" w:cstheme="minorHAnsi"/>
+          <w:sz w:val="24"/>
+        </w:rPr>
+        <w:t>Diseño Responsive: Se realizaron pruebas de "estrés visual" redimensionando la ventana del navegador de forma constante. Se verificó que el sistema de rejilla de Bootstrap adaptaba correctamente el catálogo de zapatillas de formato horizontal (PC) a vertical (Móvil).</w:t>
+      </w:r>
+    </w:p>
+    <w:p>
+      <w:pPr>
+        <w:tabs>
+          <w:tab w:val="left" w:pos="859"/>
+        </w:tabs>
+        <w:spacing w:before="22" w:line="276" w:lineRule="auto"/>
+        <w:jc w:val="both"/>
+        <w:rPr>
+          <w:rFonts w:asciiTheme="minorHAnsi" w:hAnsiTheme="minorHAnsi" w:cstheme="minorHAnsi"/>
+          <w:sz w:val="24"/>
+        </w:rPr>
+      </w:pPr>
+    </w:p>
+    <w:p>
+      <w:pPr>
+        <w:tabs>
+          <w:tab w:val="left" w:pos="859"/>
+        </w:tabs>
+        <w:spacing w:before="22" w:line="276" w:lineRule="auto"/>
+        <w:jc w:val="both"/>
+        <w:rPr>
+          <w:rFonts w:asciiTheme="minorHAnsi" w:hAnsiTheme="minorHAnsi" w:cstheme="minorHAnsi"/>
+          <w:sz w:val="24"/>
+        </w:rPr>
+      </w:pPr>
+      <w:r>
+        <w:rPr>
+          <w:rFonts w:asciiTheme="minorHAnsi" w:hAnsiTheme="minorHAnsi" w:cstheme="minorHAnsi"/>
+          <w:sz w:val="24"/>
+        </w:rPr>
+        <w:t>Optimización de Carga (Lazy Load): Debido a que el catálogo puede contener cientos de modelos, se implementó y testeó un sistema de Lazy Load. Se comprobó mediante la pestaña "Network" del navegador que las imágenes solo se cargan a medida que el usuario hace scroll, ahorrando memoria RAM y mejorando drásticamente la velocidad en dispositivos con recursos limitados.</w:t>
+      </w:r>
+    </w:p>
+    <w:p>
+      <w:pPr>
+        <w:tabs>
+          <w:tab w:val="left" w:pos="859"/>
+        </w:tabs>
+        <w:spacing w:before="22" w:line="276" w:lineRule="auto"/>
+        <w:jc w:val="both"/>
+        <w:rPr>
+          <w:rFonts w:asciiTheme="minorHAnsi" w:hAnsiTheme="minorHAnsi" w:cstheme="minorHAnsi"/>
+          <w:sz w:val="24"/>
+        </w:rPr>
+      </w:pPr>
+    </w:p>
+    <w:p>
+      <w:pPr>
+        <w:tabs>
+          <w:tab w:val="left" w:pos="859"/>
+        </w:tabs>
+        <w:spacing w:before="22" w:line="276" w:lineRule="auto"/>
+        <w:jc w:val="both"/>
+        <w:rPr>
+          <w:rFonts w:asciiTheme="minorHAnsi" w:hAnsiTheme="minorHAnsi" w:cstheme="minorHAnsi"/>
+          <w:sz w:val="24"/>
+        </w:rPr>
+      </w:pPr>
+      <w:r>
+        <w:rPr>
+          <w:rFonts w:asciiTheme="minorHAnsi" w:hAnsiTheme="minorHAnsi" w:cstheme="minorHAnsi"/>
+          <w:sz w:val="24"/>
+        </w:rPr>
+        <w:t>2. Lógica de Usuario y Seguridad:</w:t>
+      </w:r>
+    </w:p>
+    <w:p>
+      <w:pPr>
+        <w:tabs>
+          <w:tab w:val="left" w:pos="859"/>
+        </w:tabs>
+        <w:spacing w:before="22" w:line="276" w:lineRule="auto"/>
+        <w:jc w:val="both"/>
+        <w:rPr>
+          <w:rFonts w:asciiTheme="minorHAnsi" w:hAnsiTheme="minorHAnsi" w:cstheme="minorHAnsi"/>
+          <w:sz w:val="24"/>
+        </w:rPr>
+      </w:pPr>
+      <w:r>
+        <w:rPr>
+          <w:rFonts w:asciiTheme="minorHAnsi" w:hAnsiTheme="minorHAnsi" w:cstheme="minorHAnsi"/>
+          <w:sz w:val="24"/>
+        </w:rPr>
+        <w:t>Gestión de Sesiones y Favoritos: Se verificó que la función de "añadir a favoritos" está correctamente protegida; si un usuario no está logueado, el sistema le impide la acción. Se comprobó que la página de favoritos filtra exclusivamente los modelos vinculados al ID del usuario activo, manteniendo un diseño coherente con el catálogo principal.</w:t>
+      </w:r>
+    </w:p>
+    <w:p>
+      <w:pPr>
+        <w:tabs>
+          <w:tab w:val="left" w:pos="859"/>
+        </w:tabs>
+        <w:spacing w:before="22" w:line="276" w:lineRule="auto"/>
+        <w:jc w:val="both"/>
+        <w:rPr>
+          <w:rFonts w:asciiTheme="minorHAnsi" w:hAnsiTheme="minorHAnsi" w:cstheme="minorHAnsi"/>
+          <w:sz w:val="24"/>
+        </w:rPr>
+      </w:pPr>
+    </w:p>
+    <w:p>
+      <w:pPr>
+        <w:tabs>
+          <w:tab w:val="left" w:pos="859"/>
+        </w:tabs>
+        <w:spacing w:before="22" w:line="276" w:lineRule="auto"/>
+        <w:jc w:val="both"/>
+        <w:rPr>
+          <w:rFonts w:asciiTheme="minorHAnsi" w:hAnsiTheme="minorHAnsi" w:cstheme="minorHAnsi"/>
+          <w:sz w:val="24"/>
+        </w:rPr>
+      </w:pPr>
+      <w:r>
+        <w:rPr>
+          <w:rFonts w:asciiTheme="minorHAnsi" w:hAnsiTheme="minorHAnsi" w:cstheme="minorHAnsi"/>
+          <w:sz w:val="24"/>
+        </w:rPr>
+        <w:t xml:space="preserve">Sistema de Autenticación y Verificación: Se testearon los registros utilizando nombres de usuario y correos únicos. Un punto clave fue la verificación por correo electrónico: se implementó un sistema automatizado que envía un email de confirmación al registrarse. Se probó con éxito que el usuario no puede realizar ciertas acciones hasta que confirma su cuenta, garantizando que no se creen perfiles falsos. Además, se auditó en la base de datos que las contraseñas se guardan mediante un hashing seguro, siendo ilegibles incluso para </w:t>
+      </w:r>
+      <w:r>
+        <w:rPr>
+          <w:rFonts w:asciiTheme="minorHAnsi" w:hAnsiTheme="minorHAnsi" w:cstheme="minorHAnsi"/>
+          <w:sz w:val="24"/>
+        </w:rPr>
+        <w:lastRenderedPageBreak/>
+        <w:t>el administrador.</w:t>
+      </w:r>
+    </w:p>
+    <w:p>
+      <w:pPr>
+        <w:tabs>
+          <w:tab w:val="left" w:pos="859"/>
+        </w:tabs>
+        <w:spacing w:before="22" w:line="276" w:lineRule="auto"/>
+        <w:jc w:val="both"/>
+        <w:rPr>
+          <w:rFonts w:asciiTheme="minorHAnsi" w:hAnsiTheme="minorHAnsi" w:cstheme="minorHAnsi"/>
+          <w:sz w:val="24"/>
+        </w:rPr>
+      </w:pPr>
+    </w:p>
+    <w:p>
+      <w:pPr>
+        <w:tabs>
+          <w:tab w:val="left" w:pos="859"/>
+        </w:tabs>
+        <w:spacing w:before="22" w:line="276" w:lineRule="auto"/>
+        <w:jc w:val="both"/>
+        <w:rPr>
+          <w:rFonts w:asciiTheme="minorHAnsi" w:hAnsiTheme="minorHAnsi" w:cstheme="minorHAnsi"/>
+          <w:sz w:val="24"/>
+        </w:rPr>
+      </w:pPr>
+      <w:r>
+        <w:rPr>
+          <w:rFonts w:asciiTheme="minorHAnsi" w:hAnsiTheme="minorHAnsi" w:cstheme="minorHAnsi"/>
+          <w:sz w:val="24"/>
+        </w:rPr>
+        <w:t>3. Panel de Administración (Backoffice):</w:t>
+      </w:r>
+    </w:p>
+    <w:p>
+      <w:pPr>
+        <w:tabs>
+          <w:tab w:val="left" w:pos="859"/>
+        </w:tabs>
+        <w:spacing w:before="22" w:line="276" w:lineRule="auto"/>
+        <w:jc w:val="both"/>
+        <w:rPr>
+          <w:rFonts w:asciiTheme="minorHAnsi" w:hAnsiTheme="minorHAnsi" w:cstheme="minorHAnsi"/>
+          <w:sz w:val="24"/>
+        </w:rPr>
+      </w:pPr>
+      <w:r>
+        <w:rPr>
+          <w:rFonts w:asciiTheme="minorHAnsi" w:hAnsiTheme="minorHAnsi" w:cstheme="minorHAnsi"/>
+          <w:sz w:val="24"/>
+        </w:rPr>
+        <w:t xml:space="preserve">Gestión CRUD: Se realizaron pruebas de creación, edición y borrado de zapatillas y marcas. Se verificó </w:t>
+      </w:r>
+      <w:r>
+        <w:rPr>
+          <w:rFonts w:asciiTheme="minorHAnsi" w:hAnsiTheme="minorHAnsi" w:cstheme="minorHAnsi"/>
+          <w:sz w:val="24"/>
+        </w:rPr>
+        <w:t>que,</w:t>
+      </w:r>
+      <w:r>
+        <w:rPr>
+          <w:rFonts w:asciiTheme="minorHAnsi" w:hAnsiTheme="minorHAnsi" w:cstheme="minorHAnsi"/>
+          <w:sz w:val="24"/>
+        </w:rPr>
+        <w:t xml:space="preserve"> al subir una imagen nueva desde el panel, esta se previsualiza correctamente y se vincula al modelo.</w:t>
+      </w:r>
+    </w:p>
+    <w:p>
+      <w:pPr>
+        <w:tabs>
+          <w:tab w:val="left" w:pos="859"/>
+        </w:tabs>
+        <w:spacing w:before="22" w:line="276" w:lineRule="auto"/>
+        <w:jc w:val="both"/>
+        <w:rPr>
+          <w:rFonts w:asciiTheme="minorHAnsi" w:hAnsiTheme="minorHAnsi" w:cstheme="minorHAnsi"/>
+          <w:sz w:val="24"/>
+        </w:rPr>
+      </w:pPr>
+    </w:p>
+    <w:p>
+      <w:pPr>
+        <w:tabs>
+          <w:tab w:val="left" w:pos="859"/>
+        </w:tabs>
+        <w:spacing w:before="22" w:line="276" w:lineRule="auto"/>
+        <w:jc w:val="both"/>
+        <w:rPr>
+          <w:rFonts w:asciiTheme="minorHAnsi" w:hAnsiTheme="minorHAnsi" w:cstheme="minorHAnsi"/>
+          <w:sz w:val="24"/>
+        </w:rPr>
+      </w:pPr>
+      <w:r>
+        <w:rPr>
+          <w:rFonts w:asciiTheme="minorHAnsi" w:hAnsiTheme="minorHAnsi" w:cstheme="minorHAnsi"/>
+          <w:sz w:val="24"/>
+        </w:rPr>
+        <w:t xml:space="preserve">Paginación de Laravel: En la zona de administración, para no sobrecargar el navegador del </w:t>
+      </w:r>
+      <w:r>
+        <w:rPr>
+          <w:rFonts w:asciiTheme="minorHAnsi" w:hAnsiTheme="minorHAnsi" w:cstheme="minorHAnsi"/>
+          <w:sz w:val="24"/>
+        </w:rPr>
+        <w:t>administrador,</w:t>
+      </w:r>
+      <w:r>
+        <w:rPr>
+          <w:rFonts w:asciiTheme="minorHAnsi" w:hAnsiTheme="minorHAnsi" w:cstheme="minorHAnsi"/>
+          <w:sz w:val="24"/>
+        </w:rPr>
+        <w:t xml:space="preserve"> pero manteniendo la simplicidad técnica, se testeó el sistema de paginación nativa de Laravel, permitiendo navegar por el stock en bloques manejables sin perder rendimiento.</w:t>
+      </w:r>
+    </w:p>
+    <w:p>
+      <w:pPr>
+        <w:tabs>
+          <w:tab w:val="left" w:pos="859"/>
+        </w:tabs>
+        <w:spacing w:before="22" w:line="276" w:lineRule="auto"/>
+        <w:jc w:val="both"/>
+        <w:rPr>
+          <w:rFonts w:asciiTheme="minorHAnsi" w:hAnsiTheme="minorHAnsi" w:cstheme="minorHAnsi"/>
+          <w:sz w:val="24"/>
+        </w:rPr>
+      </w:pPr>
+    </w:p>
+    <w:p>
+      <w:pPr>
+        <w:tabs>
+          <w:tab w:val="left" w:pos="859"/>
+        </w:tabs>
+        <w:spacing w:before="22" w:line="276" w:lineRule="auto"/>
+        <w:jc w:val="both"/>
+        <w:rPr>
+          <w:rFonts w:asciiTheme="minorHAnsi" w:hAnsiTheme="minorHAnsi" w:cstheme="minorHAnsi"/>
+          <w:sz w:val="24"/>
+        </w:rPr>
+      </w:pPr>
+      <w:r>
+        <w:rPr>
+          <w:rFonts w:asciiTheme="minorHAnsi" w:hAnsiTheme="minorHAnsi" w:cstheme="minorHAnsi"/>
+          <w:sz w:val="24"/>
+        </w:rPr>
+        <w:t>4. Pruebas de Despliegue (Fase 2):</w:t>
+      </w:r>
+    </w:p>
+    <w:p>
+      <w:pPr>
+        <w:tabs>
+          <w:tab w:val="left" w:pos="859"/>
+        </w:tabs>
+        <w:spacing w:before="22" w:line="276" w:lineRule="auto"/>
+        <w:jc w:val="both"/>
+        <w:rPr>
+          <w:rFonts w:asciiTheme="minorHAnsi" w:hAnsiTheme="minorHAnsi" w:cstheme="minorHAnsi"/>
+          <w:sz w:val="24"/>
+        </w:rPr>
+      </w:pPr>
+      <w:r>
+        <w:rPr>
+          <w:rFonts w:asciiTheme="minorHAnsi" w:hAnsiTheme="minorHAnsi" w:cstheme="minorHAnsi"/>
+          <w:sz w:val="24"/>
+        </w:rPr>
+        <w:t>Prueba de Fuego: Se accedió a la URL definitiva desde dispositivos externos a la red local. Familiares y amigos actuaron como "beta-testers", confirmando que la velocidad de navegación era excelente a través del túnel de Cloudflare.</w:t>
+      </w:r>
+    </w:p>
+    <w:p>
+      <w:pPr>
+        <w:tabs>
+          <w:tab w:val="left" w:pos="859"/>
+        </w:tabs>
+        <w:spacing w:before="22" w:line="276" w:lineRule="auto"/>
+        <w:jc w:val="both"/>
+        <w:rPr>
+          <w:rFonts w:asciiTheme="minorHAnsi" w:hAnsiTheme="minorHAnsi" w:cstheme="minorHAnsi"/>
+          <w:sz w:val="24"/>
+        </w:rPr>
+      </w:pPr>
+    </w:p>
+    <w:p>
+      <w:pPr>
+        <w:tabs>
+          <w:tab w:val="left" w:pos="859"/>
+        </w:tabs>
+        <w:spacing w:before="22" w:line="276" w:lineRule="auto"/>
+        <w:jc w:val="both"/>
+        <w:rPr>
+          <w:rFonts w:asciiTheme="minorHAnsi" w:hAnsiTheme="minorHAnsi" w:cstheme="minorHAnsi"/>
+          <w:sz w:val="24"/>
+        </w:rPr>
+      </w:pPr>
+      <w:r>
+        <w:rPr>
+          <w:rFonts w:asciiTheme="minorHAnsi" w:hAnsiTheme="minorHAnsi" w:cstheme="minorHAnsi"/>
+          <w:sz w:val="24"/>
+        </w:rPr>
+        <w:t>Persistencia y Tolerancia a Fallos: Se forzó un reinicio del Mini PC y de los contenedores de Docker. Tras el arranque, se comprobó que tanto los favoritos guardados como el historial de "visitados recientemente" (gestionado por cookies y base de datos) se mantenían intactos, validando la correcta configuración de los volúmenes de Docker.</w:t>
+      </w:r>
+    </w:p>
+    <w:p>
+      <w:pPr>
+        <w:tabs>
+          <w:tab w:val="left" w:pos="859"/>
+        </w:tabs>
+        <w:spacing w:before="22" w:line="276" w:lineRule="auto"/>
+        <w:jc w:val="both"/>
+        <w:rPr>
+          <w:rFonts w:asciiTheme="minorHAnsi" w:hAnsiTheme="minorHAnsi" w:cstheme="minorHAnsi"/>
+          <w:sz w:val="24"/>
+        </w:rPr>
+      </w:pPr>
+    </w:p>
+    <w:tbl>
+      <w:tblPr>
+        <w:tblStyle w:val="Tablaconcuadrcula"/>
+        <w:tblW w:w="0" w:type="auto"/>
+        <w:tblLook w:val="04A0" w:firstRow="1" w:lastRow="0" w:firstColumn="1" w:lastColumn="0" w:noHBand="0" w:noVBand="1"/>
+      </w:tblPr>
+      <w:tblGrid>
+        <w:gridCol w:w="1351"/>
+        <w:gridCol w:w="2188"/>
+        <w:gridCol w:w="4253"/>
+        <w:gridCol w:w="990"/>
+      </w:tblGrid>
+      <w:tr>
+        <w:trPr>
+          <w:trHeight w:val="365"/>
+        </w:trPr>
+        <w:tc>
+          <w:tcPr>
+            <w:tcW w:w="1351" w:type="dxa"/>
+          </w:tcPr>
+          <w:p>
+            <w:pPr>
+              <w:tabs>
+                <w:tab w:val="left" w:pos="859"/>
+              </w:tabs>
+              <w:spacing w:before="22" w:line="276" w:lineRule="auto"/>
+              <w:jc w:val="both"/>
+              <w:rPr>
+                <w:rFonts w:asciiTheme="minorHAnsi" w:hAnsiTheme="minorHAnsi" w:cstheme="minorHAnsi"/>
+                <w:b/>
+                <w:bCs/>
+              </w:rPr>
+            </w:pPr>
+            <w:r>
+              <w:rPr>
+                <w:rFonts w:asciiTheme="minorHAnsi" w:hAnsiTheme="minorHAnsi" w:cstheme="minorHAnsi"/>
+                <w:b/>
+                <w:bCs/>
+                <w:kern w:val="0"/>
+                <w:szCs w:val="22"/>
+                <w14:ligatures w14:val="none"/>
+              </w:rPr>
+              <w:t>Caso</w:t>
+            </w:r>
+            <w:r>
+              <w:rPr>
+                <w:rFonts w:asciiTheme="minorHAnsi" w:hAnsiTheme="minorHAnsi" w:cstheme="minorHAnsi"/>
+                <w:b/>
+                <w:bCs/>
+                <w:kern w:val="0"/>
+                <w:szCs w:val="22"/>
+                <w14:ligatures w14:val="none"/>
+              </w:rPr>
+              <w:t>s</w:t>
+            </w:r>
+          </w:p>
+        </w:tc>
+        <w:tc>
+          <w:tcPr>
+            <w:tcW w:w="2188" w:type="dxa"/>
+          </w:tcPr>
+          <w:p>
+            <w:pPr>
+              <w:tabs>
+                <w:tab w:val="left" w:pos="859"/>
+              </w:tabs>
+              <w:spacing w:before="22" w:line="276" w:lineRule="auto"/>
+              <w:jc w:val="both"/>
+              <w:rPr>
+                <w:rFonts w:asciiTheme="minorHAnsi" w:hAnsiTheme="minorHAnsi" w:cstheme="minorHAnsi"/>
+                <w:b/>
+                <w:bCs/>
+              </w:rPr>
+            </w:pPr>
+            <w:r>
+              <w:rPr>
+                <w:rFonts w:asciiTheme="minorHAnsi" w:hAnsiTheme="minorHAnsi" w:cstheme="minorHAnsi"/>
+                <w:b/>
+                <w:bCs/>
+              </w:rPr>
+              <w:t>Acción</w:t>
+            </w:r>
+          </w:p>
+        </w:tc>
+        <w:tc>
+          <w:tcPr>
+            <w:tcW w:w="4253" w:type="dxa"/>
+          </w:tcPr>
+          <w:p>
+            <w:pPr>
+              <w:tabs>
+                <w:tab w:val="left" w:pos="859"/>
+              </w:tabs>
+              <w:spacing w:before="22" w:line="276" w:lineRule="auto"/>
+              <w:jc w:val="both"/>
+              <w:rPr>
+                <w:rFonts w:asciiTheme="minorHAnsi" w:hAnsiTheme="minorHAnsi" w:cstheme="minorHAnsi"/>
+                <w:b/>
+                <w:bCs/>
+              </w:rPr>
+            </w:pPr>
+            <w:r>
+              <w:rPr>
+                <w:rFonts w:asciiTheme="minorHAnsi" w:hAnsiTheme="minorHAnsi" w:cstheme="minorHAnsi"/>
+                <w:b/>
+                <w:bCs/>
+              </w:rPr>
+              <w:t>Resultado Esperado</w:t>
+            </w:r>
+          </w:p>
+        </w:tc>
+        <w:tc>
+          <w:tcPr>
+            <w:tcW w:w="990" w:type="dxa"/>
+          </w:tcPr>
+          <w:p>
+            <w:pPr>
+              <w:tabs>
+                <w:tab w:val="left" w:pos="859"/>
+              </w:tabs>
+              <w:spacing w:before="22" w:line="276" w:lineRule="auto"/>
+              <w:jc w:val="both"/>
+              <w:rPr>
+                <w:rFonts w:asciiTheme="minorHAnsi" w:hAnsiTheme="minorHAnsi" w:cstheme="minorHAnsi"/>
+                <w:b/>
+                <w:bCs/>
+              </w:rPr>
+            </w:pPr>
+            <w:r>
+              <w:rPr>
+                <w:rFonts w:asciiTheme="minorHAnsi" w:hAnsiTheme="minorHAnsi" w:cstheme="minorHAnsi"/>
+                <w:b/>
+                <w:bCs/>
+              </w:rPr>
+              <w:t>Estado</w:t>
+            </w:r>
+          </w:p>
+        </w:tc>
+      </w:tr>
+      <w:tr>
+        <w:tc>
+          <w:tcPr>
+            <w:tcW w:w="1351" w:type="dxa"/>
+          </w:tcPr>
+          <w:p>
+            <w:pPr>
+              <w:tabs>
+                <w:tab w:val="left" w:pos="859"/>
+              </w:tabs>
+              <w:spacing w:before="22" w:line="276" w:lineRule="auto"/>
+              <w:jc w:val="both"/>
+              <w:rPr>
+                <w:rFonts w:asciiTheme="minorHAnsi" w:hAnsiTheme="minorHAnsi" w:cstheme="minorHAnsi"/>
+              </w:rPr>
+            </w:pPr>
+            <w:r>
+              <w:rPr>
+                <w:rFonts w:asciiTheme="minorHAnsi" w:hAnsiTheme="minorHAnsi" w:cstheme="minorHAnsi"/>
+              </w:rPr>
+              <w:t>Búsqueda Avanzada</w:t>
+            </w:r>
+          </w:p>
+        </w:tc>
+        <w:tc>
+          <w:tcPr>
+            <w:tcW w:w="2188" w:type="dxa"/>
+          </w:tcPr>
+          <w:p>
+            <w:pPr>
+              <w:tabs>
+                <w:tab w:val="left" w:pos="859"/>
+              </w:tabs>
+              <w:spacing w:before="22" w:line="276" w:lineRule="auto"/>
+              <w:jc w:val="both"/>
+              <w:rPr>
+                <w:rFonts w:asciiTheme="minorHAnsi" w:hAnsiTheme="minorHAnsi" w:cstheme="minorHAnsi"/>
+              </w:rPr>
+            </w:pPr>
+            <w:r>
+              <w:rPr>
+                <w:rFonts w:asciiTheme="minorHAnsi" w:hAnsiTheme="minorHAnsi" w:cstheme="minorHAnsi"/>
+              </w:rPr>
+              <w:t>Buscar por SKU/Marca/Modelo</w:t>
+            </w:r>
+          </w:p>
+        </w:tc>
+        <w:tc>
+          <w:tcPr>
+            <w:tcW w:w="4253" w:type="dxa"/>
+          </w:tcPr>
+          <w:p>
+            <w:pPr>
+              <w:tabs>
+                <w:tab w:val="left" w:pos="859"/>
+              </w:tabs>
+              <w:spacing w:before="22" w:line="276" w:lineRule="auto"/>
+              <w:jc w:val="both"/>
+              <w:rPr>
+                <w:rFonts w:asciiTheme="minorHAnsi" w:hAnsiTheme="minorHAnsi" w:cstheme="minorHAnsi"/>
+              </w:rPr>
+            </w:pPr>
+            <w:r>
+              <w:rPr>
+                <w:rFonts w:asciiTheme="minorHAnsi" w:hAnsiTheme="minorHAnsi" w:cstheme="minorHAnsi"/>
+              </w:rPr>
+              <w:t>Filtrado exacto o aviso de "</w:t>
+            </w:r>
+            <w:r>
+              <w:rPr>
+                <w:rFonts w:asciiTheme="minorHAnsi" w:hAnsiTheme="minorHAnsi" w:cstheme="minorHAnsi"/>
+              </w:rPr>
+              <w:t>N</w:t>
+            </w:r>
+            <w:r>
+              <w:rPr>
+                <w:rFonts w:asciiTheme="minorHAnsi" w:hAnsiTheme="minorHAnsi" w:cstheme="minorHAnsi"/>
+              </w:rPr>
+              <w:t>o</w:t>
+            </w:r>
+            <w:r>
+              <w:rPr>
+                <w:rFonts w:asciiTheme="minorHAnsi" w:hAnsiTheme="minorHAnsi" w:cstheme="minorHAnsi"/>
+              </w:rPr>
+              <w:t xml:space="preserve"> hay</w:t>
+            </w:r>
+            <w:r>
+              <w:rPr>
+                <w:rFonts w:asciiTheme="minorHAnsi" w:hAnsiTheme="minorHAnsi" w:cstheme="minorHAnsi"/>
+              </w:rPr>
+              <w:t xml:space="preserve"> resultados"</w:t>
+            </w:r>
+          </w:p>
+        </w:tc>
+        <w:tc>
+          <w:tcPr>
+            <w:tcW w:w="990" w:type="dxa"/>
+          </w:tcPr>
+          <w:p>
+            <w:pPr>
+              <w:tabs>
+                <w:tab w:val="left" w:pos="859"/>
+              </w:tabs>
+              <w:spacing w:before="22" w:line="276" w:lineRule="auto"/>
+              <w:jc w:val="both"/>
+              <w:rPr>
+                <w:rFonts w:asciiTheme="minorHAnsi" w:hAnsiTheme="minorHAnsi" w:cstheme="minorHAnsi"/>
+              </w:rPr>
+            </w:pPr>
+            <w:r>
+              <w:rPr>
+                <w:rFonts w:asciiTheme="minorHAnsi" w:hAnsiTheme="minorHAnsi" w:cstheme="minorHAnsi"/>
+              </w:rPr>
+              <w:t>Pasado</w:t>
+            </w:r>
+          </w:p>
+        </w:tc>
+      </w:tr>
+      <w:tr>
+        <w:tc>
+          <w:tcPr>
+            <w:tcW w:w="1351" w:type="dxa"/>
+          </w:tcPr>
+          <w:p>
+            <w:pPr>
+              <w:tabs>
+                <w:tab w:val="left" w:pos="859"/>
+              </w:tabs>
+              <w:spacing w:before="22" w:line="276" w:lineRule="auto"/>
+              <w:jc w:val="both"/>
+              <w:rPr>
+                <w:rFonts w:asciiTheme="minorHAnsi" w:hAnsiTheme="minorHAnsi" w:cstheme="minorHAnsi"/>
+              </w:rPr>
+            </w:pPr>
+            <w:r>
+              <w:rPr>
+                <w:rFonts w:asciiTheme="minorHAnsi" w:hAnsiTheme="minorHAnsi" w:cstheme="minorHAnsi"/>
+              </w:rPr>
+              <w:t>Seguridad Admin</w:t>
+            </w:r>
+          </w:p>
+        </w:tc>
+        <w:tc>
+          <w:tcPr>
+            <w:tcW w:w="2188" w:type="dxa"/>
+          </w:tcPr>
+          <w:p>
+            <w:pPr>
+              <w:tabs>
+                <w:tab w:val="left" w:pos="859"/>
+              </w:tabs>
+              <w:spacing w:before="22" w:line="276" w:lineRule="auto"/>
+              <w:jc w:val="both"/>
+              <w:rPr>
+                <w:rFonts w:asciiTheme="minorHAnsi" w:hAnsiTheme="minorHAnsi" w:cstheme="minorHAnsi"/>
+              </w:rPr>
+            </w:pPr>
+            <w:r>
+              <w:rPr>
+                <w:rFonts w:asciiTheme="minorHAnsi" w:hAnsiTheme="minorHAnsi" w:cstheme="minorHAnsi"/>
+              </w:rPr>
+              <w:t>Acceso URL /admin</w:t>
+            </w:r>
+          </w:p>
+        </w:tc>
+        <w:tc>
+          <w:tcPr>
+            <w:tcW w:w="4253" w:type="dxa"/>
+          </w:tcPr>
+          <w:p>
+            <w:pPr>
+              <w:tabs>
+                <w:tab w:val="left" w:pos="859"/>
+              </w:tabs>
+              <w:spacing w:before="22" w:line="276" w:lineRule="auto"/>
+              <w:jc w:val="both"/>
+              <w:rPr>
+                <w:rFonts w:asciiTheme="minorHAnsi" w:hAnsiTheme="minorHAnsi" w:cstheme="minorHAnsi"/>
+              </w:rPr>
+            </w:pPr>
+            <w:r>
+              <w:rPr>
+                <w:rFonts w:asciiTheme="minorHAnsi" w:hAnsiTheme="minorHAnsi" w:cstheme="minorHAnsi"/>
+              </w:rPr>
+              <w:t>Bloqueo si el rol no es administrador</w:t>
+            </w:r>
+          </w:p>
+        </w:tc>
+        <w:tc>
+          <w:tcPr>
+            <w:tcW w:w="990" w:type="dxa"/>
+          </w:tcPr>
+          <w:p>
+            <w:pPr>
+              <w:tabs>
+                <w:tab w:val="left" w:pos="859"/>
+              </w:tabs>
+              <w:spacing w:before="22" w:line="276" w:lineRule="auto"/>
+              <w:jc w:val="both"/>
+              <w:rPr>
+                <w:rFonts w:asciiTheme="minorHAnsi" w:hAnsiTheme="minorHAnsi" w:cstheme="minorHAnsi"/>
+              </w:rPr>
+            </w:pPr>
+            <w:r>
+              <w:rPr>
+                <w:rFonts w:asciiTheme="minorHAnsi" w:hAnsiTheme="minorHAnsi" w:cstheme="minorHAnsi"/>
+              </w:rPr>
+              <w:t>Pasado</w:t>
+            </w:r>
+          </w:p>
+        </w:tc>
+      </w:tr>
+      <w:tr>
+        <w:tc>
+          <w:tcPr>
+            <w:tcW w:w="1351" w:type="dxa"/>
+          </w:tcPr>
+          <w:p>
+            <w:pPr>
+              <w:tabs>
+                <w:tab w:val="left" w:pos="859"/>
+              </w:tabs>
+              <w:spacing w:before="22" w:line="276" w:lineRule="auto"/>
+              <w:jc w:val="both"/>
+              <w:rPr>
+                <w:rFonts w:asciiTheme="minorHAnsi" w:hAnsiTheme="minorHAnsi" w:cstheme="minorHAnsi"/>
+              </w:rPr>
+            </w:pPr>
+            <w:r>
+              <w:rPr>
+                <w:rFonts w:asciiTheme="minorHAnsi" w:hAnsiTheme="minorHAnsi" w:cstheme="minorHAnsi"/>
+              </w:rPr>
+              <w:t>Idioma multiple</w:t>
+            </w:r>
+          </w:p>
+        </w:tc>
+        <w:tc>
+          <w:tcPr>
+            <w:tcW w:w="2188" w:type="dxa"/>
+          </w:tcPr>
+          <w:p>
+            <w:pPr>
+              <w:tabs>
+                <w:tab w:val="left" w:pos="859"/>
+              </w:tabs>
+              <w:spacing w:before="22" w:line="276" w:lineRule="auto"/>
+              <w:jc w:val="both"/>
+              <w:rPr>
+                <w:rFonts w:asciiTheme="minorHAnsi" w:hAnsiTheme="minorHAnsi" w:cstheme="minorHAnsi"/>
+              </w:rPr>
+            </w:pPr>
+            <w:r>
+              <w:rPr>
+                <w:rFonts w:asciiTheme="minorHAnsi" w:hAnsiTheme="minorHAnsi" w:cstheme="minorHAnsi"/>
+              </w:rPr>
+              <w:t>Cambio a inglés</w:t>
+            </w:r>
+          </w:p>
+        </w:tc>
+        <w:tc>
+          <w:tcPr>
+            <w:tcW w:w="4253" w:type="dxa"/>
+          </w:tcPr>
+          <w:p>
+            <w:pPr>
+              <w:tabs>
+                <w:tab w:val="left" w:pos="859"/>
+              </w:tabs>
+              <w:spacing w:before="22" w:line="276" w:lineRule="auto"/>
+              <w:jc w:val="both"/>
+              <w:rPr>
+                <w:rFonts w:asciiTheme="minorHAnsi" w:hAnsiTheme="minorHAnsi" w:cstheme="minorHAnsi"/>
+              </w:rPr>
+            </w:pPr>
+            <w:r>
+              <w:rPr>
+                <w:rFonts w:asciiTheme="minorHAnsi" w:hAnsiTheme="minorHAnsi" w:cstheme="minorHAnsi"/>
+              </w:rPr>
+              <w:t>Persistencia del idioma durante la navegación</w:t>
+            </w:r>
+          </w:p>
+        </w:tc>
+        <w:tc>
+          <w:tcPr>
+            <w:tcW w:w="990" w:type="dxa"/>
+          </w:tcPr>
+          <w:p>
+            <w:pPr>
+              <w:tabs>
+                <w:tab w:val="left" w:pos="859"/>
+              </w:tabs>
+              <w:spacing w:before="22" w:line="276" w:lineRule="auto"/>
+              <w:jc w:val="both"/>
+              <w:rPr>
+                <w:rFonts w:asciiTheme="minorHAnsi" w:hAnsiTheme="minorHAnsi" w:cstheme="minorHAnsi"/>
+              </w:rPr>
+            </w:pPr>
+            <w:r>
+              <w:rPr>
+                <w:rFonts w:asciiTheme="minorHAnsi" w:hAnsiTheme="minorHAnsi" w:cstheme="minorHAnsi"/>
+              </w:rPr>
+              <w:t>Pasado</w:t>
+            </w:r>
+          </w:p>
+        </w:tc>
+      </w:tr>
+      <w:tr>
+        <w:tc>
+          <w:tcPr>
+            <w:tcW w:w="1351" w:type="dxa"/>
+          </w:tcPr>
+          <w:p>
+            <w:pPr>
+              <w:tabs>
+                <w:tab w:val="left" w:pos="859"/>
+              </w:tabs>
+              <w:spacing w:before="22" w:line="276" w:lineRule="auto"/>
+              <w:jc w:val="both"/>
+              <w:rPr>
+                <w:rFonts w:asciiTheme="minorHAnsi" w:hAnsiTheme="minorHAnsi" w:cstheme="minorHAnsi"/>
+              </w:rPr>
+            </w:pPr>
+            <w:r>
+              <w:rPr>
+                <w:rFonts w:asciiTheme="minorHAnsi" w:hAnsiTheme="minorHAnsi" w:cstheme="minorHAnsi"/>
+              </w:rPr>
+              <w:t>Verificación Email</w:t>
+            </w:r>
+          </w:p>
+        </w:tc>
+        <w:tc>
+          <w:tcPr>
+            <w:tcW w:w="2188" w:type="dxa"/>
+          </w:tcPr>
+          <w:p>
+            <w:pPr>
+              <w:tabs>
+                <w:tab w:val="left" w:pos="859"/>
+              </w:tabs>
+              <w:spacing w:before="22" w:line="276" w:lineRule="auto"/>
+              <w:jc w:val="both"/>
+              <w:rPr>
+                <w:rFonts w:asciiTheme="minorHAnsi" w:hAnsiTheme="minorHAnsi" w:cstheme="minorHAnsi"/>
+              </w:rPr>
+            </w:pPr>
+            <w:r>
+              <w:rPr>
+                <w:rFonts w:asciiTheme="minorHAnsi" w:hAnsiTheme="minorHAnsi" w:cstheme="minorHAnsi"/>
+              </w:rPr>
+              <w:t>Registro nuevo</w:t>
+            </w:r>
+          </w:p>
+        </w:tc>
+        <w:tc>
+          <w:tcPr>
+            <w:tcW w:w="4253" w:type="dxa"/>
+          </w:tcPr>
+          <w:p>
+            <w:pPr>
+              <w:tabs>
+                <w:tab w:val="left" w:pos="859"/>
+              </w:tabs>
+              <w:spacing w:before="22" w:line="276" w:lineRule="auto"/>
+              <w:jc w:val="both"/>
+              <w:rPr>
+                <w:rFonts w:asciiTheme="minorHAnsi" w:hAnsiTheme="minorHAnsi" w:cstheme="minorHAnsi"/>
+              </w:rPr>
+            </w:pPr>
+            <w:r>
+              <w:rPr>
+                <w:rFonts w:asciiTheme="minorHAnsi" w:hAnsiTheme="minorHAnsi" w:cstheme="minorHAnsi"/>
+              </w:rPr>
+              <w:t>Recepción de correo y activación de la cuenta</w:t>
+            </w:r>
+          </w:p>
+        </w:tc>
+        <w:tc>
+          <w:tcPr>
+            <w:tcW w:w="990" w:type="dxa"/>
+          </w:tcPr>
+          <w:p>
+            <w:pPr>
+              <w:tabs>
+                <w:tab w:val="left" w:pos="859"/>
+              </w:tabs>
+              <w:spacing w:before="22" w:line="276" w:lineRule="auto"/>
+              <w:jc w:val="both"/>
+              <w:rPr>
+                <w:rFonts w:asciiTheme="minorHAnsi" w:hAnsiTheme="minorHAnsi" w:cstheme="minorHAnsi"/>
+              </w:rPr>
+            </w:pPr>
+            <w:r>
+              <w:rPr>
+                <w:rFonts w:asciiTheme="minorHAnsi" w:hAnsiTheme="minorHAnsi" w:cstheme="minorHAnsi"/>
+              </w:rPr>
+              <w:t>Pasado</w:t>
+            </w:r>
+          </w:p>
+        </w:tc>
+      </w:tr>
+    </w:tbl>
+    <w:p>
+      <w:pPr>
+        <w:tabs>
+          <w:tab w:val="left" w:pos="859"/>
+        </w:tabs>
+        <w:spacing w:before="22" w:line="276" w:lineRule="auto"/>
+        <w:jc w:val="both"/>
+        <w:rPr>
+          <w:rFonts w:asciiTheme="minorHAnsi" w:hAnsiTheme="minorHAnsi" w:cstheme="minorHAnsi"/>
+          <w:sz w:val="24"/>
+        </w:rPr>
+      </w:pPr>
+    </w:p>
+    <w:p>
+      <w:pPr>
+        <w:pStyle w:val="Subttulo"/>
+        <w:jc w:val="both"/>
+        <w:rPr>
+          <w:rFonts w:cstheme="minorHAnsi"/>
+          <w:b/>
+          <w:bCs/>
+          <w:sz w:val="28"/>
+          <w:szCs w:val="28"/>
+        </w:rPr>
+      </w:pPr>
+      <w:r>
+        <w:rPr>
+          <w:rFonts w:cstheme="minorHAnsi"/>
+          <w:b/>
+          <w:bCs/>
+          <w:sz w:val="28"/>
+          <w:szCs w:val="28"/>
+        </w:rPr>
+        <w:t>6.</w:t>
+      </w:r>
+      <w:r>
+        <w:rPr>
+          <w:rFonts w:cstheme="minorHAnsi"/>
+          <w:b/>
+          <w:bCs/>
+          <w:sz w:val="28"/>
+          <w:szCs w:val="28"/>
+        </w:rPr>
+        <w:t>5</w:t>
+      </w:r>
+      <w:r>
+        <w:rPr>
+          <w:rFonts w:cstheme="minorHAnsi"/>
+          <w:b/>
+          <w:bCs/>
+          <w:sz w:val="28"/>
+          <w:szCs w:val="28"/>
+        </w:rPr>
+        <w:t xml:space="preserve"> </w:t>
+      </w:r>
+      <w:r>
+        <w:rPr>
+          <w:rFonts w:cstheme="minorHAnsi"/>
+          <w:b/>
+          <w:bCs/>
+          <w:sz w:val="28"/>
+          <w:szCs w:val="28"/>
+        </w:rPr>
+        <w:t>Errores significativos y soluciones</w:t>
+      </w:r>
+    </w:p>
+    <w:p>
+      <w:pPr>
+        <w:tabs>
+          <w:tab w:val="left" w:pos="859"/>
+        </w:tabs>
+        <w:spacing w:before="22" w:line="276" w:lineRule="auto"/>
+        <w:jc w:val="both"/>
+        <w:rPr>
+          <w:rFonts w:asciiTheme="minorHAnsi" w:hAnsiTheme="minorHAnsi" w:cstheme="minorHAnsi"/>
+          <w:sz w:val="24"/>
+        </w:rPr>
+      </w:pPr>
+      <w:r>
+        <w:rPr>
+          <w:rFonts w:asciiTheme="minorHAnsi" w:hAnsiTheme="minorHAnsi" w:cstheme="minorHAnsi"/>
+          <w:sz w:val="24"/>
+        </w:rPr>
+        <w:t>A lo largo del desarrollo y despliegue del proyecto, surgieron varios retos técnicos que obligaron a investigar y modificar la configuración inicial. Estos son los más significativos:</w:t>
+      </w:r>
+    </w:p>
+    <w:p>
+      <w:pPr>
+        <w:tabs>
+          <w:tab w:val="left" w:pos="1480"/>
+        </w:tabs>
+        <w:jc w:val="both"/>
+        <w:rPr>
+          <w:rFonts w:asciiTheme="minorHAnsi" w:hAnsiTheme="minorHAnsi" w:cstheme="minorHAnsi"/>
+          <w:sz w:val="24"/>
+        </w:rPr>
+      </w:pPr>
+    </w:p>
+    <w:p>
+      <w:pPr>
+        <w:tabs>
+          <w:tab w:val="left" w:pos="859"/>
+        </w:tabs>
+        <w:spacing w:before="22" w:line="276" w:lineRule="auto"/>
+        <w:jc w:val="both"/>
+        <w:rPr>
+          <w:rFonts w:asciiTheme="minorHAnsi" w:eastAsiaTheme="minorEastAsia" w:hAnsiTheme="minorHAnsi" w:cstheme="minorHAnsi"/>
+          <w:i/>
+          <w:iCs/>
+          <w:color w:val="5A5A5A" w:themeColor="text1" w:themeTint="A5"/>
+          <w:spacing w:val="15"/>
+          <w:sz w:val="24"/>
+          <w:szCs w:val="24"/>
+        </w:rPr>
+      </w:pPr>
+      <w:r>
+        <w:rPr>
+          <w:rFonts w:asciiTheme="minorHAnsi" w:eastAsiaTheme="minorEastAsia" w:hAnsiTheme="minorHAnsi" w:cstheme="minorHAnsi"/>
+          <w:i/>
+          <w:iCs/>
+          <w:color w:val="5A5A5A" w:themeColor="text1" w:themeTint="A5"/>
+          <w:spacing w:val="15"/>
+          <w:sz w:val="24"/>
+          <w:szCs w:val="24"/>
+        </w:rPr>
+        <w:t>Gestión visual de la base de datos y conflictos de puertos</w:t>
+      </w:r>
+    </w:p>
+    <w:p>
+      <w:pPr>
+        <w:tabs>
+          <w:tab w:val="left" w:pos="1480"/>
+        </w:tabs>
+        <w:jc w:val="both"/>
+        <w:rPr>
+          <w:rFonts w:asciiTheme="minorHAnsi" w:hAnsiTheme="minorHAnsi" w:cstheme="minorHAnsi"/>
+          <w:sz w:val="24"/>
+        </w:rPr>
+      </w:pPr>
+      <w:r>
+        <w:rPr>
+          <w:rFonts w:asciiTheme="minorHAnsi" w:hAnsiTheme="minorHAnsi" w:cstheme="minorHAnsi"/>
+          <w:sz w:val="24"/>
+        </w:rPr>
+        <w:t>Problema: Tras configurar el entorno inicial de Docker, la gestión de la base de datos mediante consola resultaba ineficiente para monitorizar cambios rápidos en el ranking de favoritos o el registro de usuarios. Además, surgieron conflictos al intentar mapear los puertos de los servicios.</w:t>
+      </w:r>
+    </w:p>
+    <w:p>
+      <w:pPr>
+        <w:tabs>
+          <w:tab w:val="left" w:pos="1480"/>
+        </w:tabs>
+        <w:jc w:val="both"/>
+        <w:rPr>
+          <w:rFonts w:asciiTheme="minorHAnsi" w:hAnsiTheme="minorHAnsi" w:cstheme="minorHAnsi"/>
+          <w:sz w:val="24"/>
+        </w:rPr>
+      </w:pPr>
+      <w:r>
+        <w:rPr>
+          <w:rFonts w:asciiTheme="minorHAnsi" w:hAnsiTheme="minorHAnsi" w:cstheme="minorHAnsi"/>
+          <w:sz w:val="24"/>
+        </w:rPr>
+        <w:lastRenderedPageBreak/>
+        <w:t>Solución: Decidí implementar un cuarto contenedor con phpMyAdmin. Para evitar colisiones con el puerto de la aplicación web (8080), configuré el archivo docker-compose.yml para mapear phpMyAdmin en el puerto 8081. Esto permitió una supervisión gráfica constante de las tablas y la validación inmediata de los Seeders.</w:t>
+      </w:r>
+    </w:p>
+    <w:p>
+      <w:pPr>
+        <w:tabs>
+          <w:tab w:val="left" w:pos="1480"/>
+        </w:tabs>
+        <w:jc w:val="both"/>
+        <w:rPr>
+          <w:rFonts w:asciiTheme="minorHAnsi" w:hAnsiTheme="minorHAnsi" w:cstheme="minorHAnsi"/>
+          <w:sz w:val="24"/>
+        </w:rPr>
+      </w:pPr>
+    </w:p>
+    <w:p>
+      <w:pPr>
+        <w:tabs>
+          <w:tab w:val="left" w:pos="1480"/>
+        </w:tabs>
+        <w:jc w:val="both"/>
+        <w:rPr>
+          <w:rFonts w:asciiTheme="minorHAnsi" w:eastAsiaTheme="minorEastAsia" w:hAnsiTheme="minorHAnsi" w:cstheme="minorHAnsi"/>
+          <w:i/>
+          <w:iCs/>
+          <w:color w:val="5A5A5A" w:themeColor="text1" w:themeTint="A5"/>
+          <w:spacing w:val="15"/>
+          <w:sz w:val="24"/>
+          <w:szCs w:val="24"/>
+        </w:rPr>
+      </w:pPr>
+      <w:r>
+        <w:rPr>
+          <w:rFonts w:asciiTheme="minorHAnsi" w:eastAsiaTheme="minorEastAsia" w:hAnsiTheme="minorHAnsi" w:cstheme="minorHAnsi"/>
+          <w:i/>
+          <w:iCs/>
+          <w:color w:val="5A5A5A" w:themeColor="text1" w:themeTint="A5"/>
+          <w:spacing w:val="15"/>
+          <w:sz w:val="24"/>
+          <w:szCs w:val="24"/>
+        </w:rPr>
+        <w:t>M</w:t>
+      </w:r>
+      <w:r>
+        <w:rPr>
+          <w:rFonts w:asciiTheme="minorHAnsi" w:eastAsiaTheme="minorEastAsia" w:hAnsiTheme="minorHAnsi" w:cstheme="minorHAnsi"/>
+          <w:i/>
+          <w:iCs/>
+          <w:color w:val="5A5A5A" w:themeColor="text1" w:themeTint="A5"/>
+          <w:spacing w:val="15"/>
+          <w:sz w:val="24"/>
+          <w:szCs w:val="24"/>
+        </w:rPr>
+        <w:t>aquetación del Header y adaptabilidad (Responsive)</w:t>
+      </w:r>
+    </w:p>
+    <w:p>
+      <w:pPr>
+        <w:tabs>
+          <w:tab w:val="left" w:pos="1480"/>
+        </w:tabs>
+        <w:jc w:val="both"/>
+        <w:rPr>
+          <w:rFonts w:asciiTheme="minorHAnsi" w:hAnsiTheme="minorHAnsi" w:cstheme="minorHAnsi"/>
+          <w:sz w:val="24"/>
+        </w:rPr>
+      </w:pPr>
+      <w:r>
+        <w:rPr>
+          <w:rFonts w:asciiTheme="minorHAnsi" w:hAnsiTheme="minorHAnsi" w:cstheme="minorHAnsi"/>
+          <w:sz w:val="24"/>
+        </w:rPr>
+        <w:t>Problema: El diseño del encabezado (header) era muy ambicioso: debía integrar el logo, el buscador, el menú de navegación, el selector de idioma y los botones de perfil en un espacio reducido, manteniendo la armonía en móviles.</w:t>
+      </w:r>
+    </w:p>
+    <w:p>
+      <w:pPr>
+        <w:tabs>
+          <w:tab w:val="left" w:pos="1480"/>
+        </w:tabs>
+        <w:jc w:val="both"/>
+        <w:rPr>
+          <w:rFonts w:asciiTheme="minorHAnsi" w:hAnsiTheme="minorHAnsi" w:cstheme="minorHAnsi"/>
+          <w:sz w:val="24"/>
+        </w:rPr>
+      </w:pPr>
+    </w:p>
+    <w:p>
+      <w:pPr>
+        <w:tabs>
+          <w:tab w:val="left" w:pos="1480"/>
+        </w:tabs>
+        <w:jc w:val="both"/>
+        <w:rPr>
+          <w:rFonts w:asciiTheme="minorHAnsi" w:hAnsiTheme="minorHAnsi" w:cstheme="minorHAnsi"/>
+          <w:sz w:val="24"/>
+        </w:rPr>
+      </w:pPr>
+      <w:r>
+        <w:rPr>
+          <w:rFonts w:asciiTheme="minorHAnsi" w:hAnsiTheme="minorHAnsi" w:cstheme="minorHAnsi"/>
+          <w:sz w:val="24"/>
+        </w:rPr>
+        <w:t>Solución: Tras varias pruebas fallidas con Bootstrap, tuve que realizar un ajuste profundo en el CSS personalizado. Utilicé media queries y clases específicas de Bootstrap para que en la versión móvil el buscador y los filtros se agruparan en un menú desplegable, garantizando que la navegación fuera cómoda sin sacrificar funcionalidades.</w:t>
+      </w:r>
+    </w:p>
+    <w:p>
+      <w:pPr>
+        <w:tabs>
+          <w:tab w:val="left" w:pos="1480"/>
+        </w:tabs>
+        <w:jc w:val="both"/>
+        <w:rPr>
+          <w:rFonts w:asciiTheme="minorHAnsi" w:hAnsiTheme="minorHAnsi" w:cstheme="minorHAnsi"/>
+          <w:sz w:val="24"/>
+        </w:rPr>
+      </w:pPr>
+    </w:p>
+    <w:p>
+      <w:pPr>
+        <w:tabs>
+          <w:tab w:val="left" w:pos="1480"/>
+        </w:tabs>
+        <w:jc w:val="both"/>
+        <w:rPr>
+          <w:rFonts w:asciiTheme="minorHAnsi" w:hAnsiTheme="minorHAnsi" w:cstheme="minorHAnsi"/>
+          <w:sz w:val="24"/>
+        </w:rPr>
+      </w:pPr>
+    </w:p>
+    <w:p>
+      <w:pPr>
+        <w:tabs>
+          <w:tab w:val="left" w:pos="1480"/>
+        </w:tabs>
+        <w:jc w:val="both"/>
+        <w:rPr>
+          <w:rFonts w:asciiTheme="minorHAnsi" w:eastAsiaTheme="minorEastAsia" w:hAnsiTheme="minorHAnsi" w:cstheme="minorHAnsi"/>
+          <w:i/>
+          <w:iCs/>
+          <w:color w:val="5A5A5A" w:themeColor="text1" w:themeTint="A5"/>
+          <w:spacing w:val="15"/>
+          <w:sz w:val="24"/>
+          <w:szCs w:val="24"/>
+        </w:rPr>
+      </w:pPr>
+      <w:r>
+        <w:rPr>
+          <w:rFonts w:asciiTheme="minorHAnsi" w:eastAsiaTheme="minorEastAsia" w:hAnsiTheme="minorHAnsi" w:cstheme="minorHAnsi"/>
+          <w:i/>
+          <w:iCs/>
+          <w:color w:val="5A5A5A" w:themeColor="text1" w:themeTint="A5"/>
+          <w:spacing w:val="15"/>
+          <w:sz w:val="24"/>
+          <w:szCs w:val="24"/>
+        </w:rPr>
+        <w:t>Configuración de activos con Vite (Node y NPM)</w:t>
+      </w:r>
+    </w:p>
+    <w:p>
+      <w:pPr>
+        <w:tabs>
+          <w:tab w:val="left" w:pos="1480"/>
+        </w:tabs>
+        <w:jc w:val="both"/>
+        <w:rPr>
+          <w:rFonts w:asciiTheme="minorHAnsi" w:hAnsiTheme="minorHAnsi" w:cstheme="minorHAnsi"/>
+          <w:sz w:val="24"/>
+        </w:rPr>
+      </w:pPr>
+      <w:r>
+        <w:rPr>
+          <w:rFonts w:asciiTheme="minorHAnsi" w:hAnsiTheme="minorHAnsi" w:cstheme="minorHAnsi"/>
+          <w:sz w:val="24"/>
+        </w:rPr>
+        <w:t>Problema: Al intentar separar el CSS en archivos independientes para mejorar el orden del código, el sistema de compilación Vite no detectaba los cambios o no cargaba los estilos en el navegador.</w:t>
+      </w:r>
+    </w:p>
+    <w:p>
+      <w:pPr>
+        <w:tabs>
+          <w:tab w:val="left" w:pos="1480"/>
+        </w:tabs>
+        <w:jc w:val="both"/>
+        <w:rPr>
+          <w:rFonts w:asciiTheme="minorHAnsi" w:hAnsiTheme="minorHAnsi" w:cstheme="minorHAnsi"/>
+          <w:sz w:val="24"/>
+        </w:rPr>
+      </w:pPr>
+    </w:p>
+    <w:p>
+      <w:pPr>
+        <w:tabs>
+          <w:tab w:val="left" w:pos="1480"/>
+        </w:tabs>
+        <w:jc w:val="both"/>
+        <w:rPr>
+          <w:rFonts w:asciiTheme="minorHAnsi" w:hAnsiTheme="minorHAnsi" w:cstheme="minorHAnsi"/>
+          <w:sz w:val="24"/>
+        </w:rPr>
+      </w:pPr>
+      <w:r>
+        <w:rPr>
+          <w:rFonts w:asciiTheme="minorHAnsi" w:hAnsiTheme="minorHAnsi" w:cstheme="minorHAnsi"/>
+          <w:sz w:val="24"/>
+        </w:rPr>
+        <w:t>Solución: El error residía en una configuración incompleta del entorno de Node.js dentro del contenedor. Tuve que ajustar el archivo de configuración de Vite para que incluyera correctamente todas las rutas de los archivos JS y CSS del proyecto y asegurar que las dependencias de NPM estuvieran sincronizadas entre el contenedor y el host.</w:t>
+      </w:r>
+    </w:p>
+    <w:p>
+      <w:pPr>
+        <w:tabs>
+          <w:tab w:val="left" w:pos="1480"/>
+        </w:tabs>
+        <w:jc w:val="both"/>
+        <w:rPr>
+          <w:rFonts w:asciiTheme="minorHAnsi" w:hAnsiTheme="minorHAnsi" w:cstheme="minorHAnsi"/>
+          <w:sz w:val="24"/>
+        </w:rPr>
+      </w:pPr>
+    </w:p>
+    <w:p>
+      <w:pPr>
+        <w:tabs>
+          <w:tab w:val="left" w:pos="1480"/>
+        </w:tabs>
+        <w:jc w:val="both"/>
+        <w:rPr>
+          <w:rFonts w:asciiTheme="minorHAnsi" w:eastAsiaTheme="minorEastAsia" w:hAnsiTheme="minorHAnsi" w:cstheme="minorHAnsi"/>
+          <w:i/>
+          <w:iCs/>
+          <w:color w:val="5A5A5A" w:themeColor="text1" w:themeTint="A5"/>
+          <w:spacing w:val="15"/>
+          <w:sz w:val="24"/>
+          <w:szCs w:val="24"/>
+        </w:rPr>
+      </w:pPr>
+      <w:r>
+        <w:rPr>
+          <w:rFonts w:asciiTheme="minorHAnsi" w:eastAsiaTheme="minorEastAsia" w:hAnsiTheme="minorHAnsi" w:cstheme="minorHAnsi"/>
+          <w:i/>
+          <w:iCs/>
+          <w:color w:val="5A5A5A" w:themeColor="text1" w:themeTint="A5"/>
+          <w:spacing w:val="15"/>
+          <w:sz w:val="24"/>
+          <w:szCs w:val="24"/>
+        </w:rPr>
+        <w:t>Inconsistencias en el Lazy Load y filtrado</w:t>
+      </w:r>
+    </w:p>
+    <w:p>
+      <w:pPr>
+        <w:tabs>
+          <w:tab w:val="left" w:pos="1480"/>
+        </w:tabs>
+        <w:jc w:val="both"/>
+        <w:rPr>
+          <w:rFonts w:asciiTheme="minorHAnsi" w:hAnsiTheme="minorHAnsi" w:cstheme="minorHAnsi"/>
+          <w:sz w:val="24"/>
+        </w:rPr>
+      </w:pPr>
+      <w:r>
+        <w:rPr>
+          <w:rFonts w:asciiTheme="minorHAnsi" w:hAnsiTheme="minorHAnsi" w:cstheme="minorHAnsi"/>
+          <w:sz w:val="24"/>
+        </w:rPr>
+        <w:t>Problema: Al implementar la carga perezosa (Lazy Load), las nuevas zapatillas que aparecían al hacer scroll mostraban datos excesivos (como la descripción larga), rompiendo el diseño del grid que solo debía mostrar nombre, SKU y precio. Además, los filtros no se actualizaban con los datos reales de la base de datos.</w:t>
+      </w:r>
+    </w:p>
+    <w:p>
+      <w:pPr>
+        <w:tabs>
+          <w:tab w:val="left" w:pos="1480"/>
+        </w:tabs>
+        <w:jc w:val="both"/>
+        <w:rPr>
+          <w:rFonts w:asciiTheme="minorHAnsi" w:hAnsiTheme="minorHAnsi" w:cstheme="minorHAnsi"/>
+          <w:sz w:val="24"/>
+        </w:rPr>
+      </w:pPr>
+    </w:p>
+    <w:p>
+      <w:pPr>
+        <w:tabs>
+          <w:tab w:val="left" w:pos="1480"/>
+        </w:tabs>
+        <w:jc w:val="both"/>
+        <w:rPr>
+          <w:rFonts w:asciiTheme="minorHAnsi" w:hAnsiTheme="minorHAnsi" w:cstheme="minorHAnsi"/>
+          <w:sz w:val="24"/>
+        </w:rPr>
+      </w:pPr>
+      <w:r>
+        <w:rPr>
+          <w:rFonts w:asciiTheme="minorHAnsi" w:hAnsiTheme="minorHAnsi" w:cstheme="minorHAnsi"/>
+          <w:sz w:val="24"/>
+        </w:rPr>
+        <w:t>Solución: Refactoricé el componente de JavaScript encargado del Lazy Load para que solicitara exactamente los mismos campos que la carga inicial. Para los filtros, corregí la lógica del controlador para que consultara dinámicamente las marcas existentes en la BD en lugar de usar valores estáticos.</w:t>
+      </w:r>
+    </w:p>
+    <w:p>
+      <w:pPr>
+        <w:tabs>
+          <w:tab w:val="left" w:pos="1480"/>
+        </w:tabs>
+        <w:jc w:val="both"/>
+        <w:rPr>
+          <w:rFonts w:asciiTheme="minorHAnsi" w:hAnsiTheme="minorHAnsi" w:cstheme="minorHAnsi"/>
+          <w:sz w:val="24"/>
+        </w:rPr>
+      </w:pPr>
+    </w:p>
+    <w:p>
+      <w:pPr>
+        <w:tabs>
+          <w:tab w:val="left" w:pos="1480"/>
+        </w:tabs>
+        <w:jc w:val="both"/>
+        <w:rPr>
+          <w:rFonts w:asciiTheme="minorHAnsi" w:eastAsiaTheme="minorEastAsia" w:hAnsiTheme="minorHAnsi" w:cstheme="minorHAnsi"/>
+          <w:i/>
+          <w:iCs/>
+          <w:color w:val="5A5A5A" w:themeColor="text1" w:themeTint="A5"/>
+          <w:spacing w:val="15"/>
+          <w:sz w:val="24"/>
+          <w:szCs w:val="24"/>
+        </w:rPr>
+      </w:pPr>
+      <w:r>
+        <w:rPr>
+          <w:rFonts w:asciiTheme="minorHAnsi" w:eastAsiaTheme="minorEastAsia" w:hAnsiTheme="minorHAnsi" w:cstheme="minorHAnsi"/>
+          <w:i/>
+          <w:iCs/>
+          <w:color w:val="5A5A5A" w:themeColor="text1" w:themeTint="A5"/>
+          <w:spacing w:val="15"/>
+          <w:sz w:val="24"/>
+          <w:szCs w:val="24"/>
+        </w:rPr>
+        <w:t>Compatibilidad y Portabilidad</w:t>
+      </w:r>
+    </w:p>
+    <w:p>
+      <w:pPr>
+        <w:tabs>
+          <w:tab w:val="left" w:pos="1480"/>
+        </w:tabs>
+        <w:jc w:val="both"/>
+        <w:rPr>
+          <w:rFonts w:asciiTheme="minorHAnsi" w:hAnsiTheme="minorHAnsi" w:cstheme="minorHAnsi"/>
+          <w:sz w:val="24"/>
+        </w:rPr>
+      </w:pPr>
+      <w:r>
+        <w:rPr>
+          <w:rFonts w:asciiTheme="minorHAnsi" w:hAnsiTheme="minorHAnsi" w:cstheme="minorHAnsi"/>
+          <w:sz w:val="24"/>
+        </w:rPr>
+        <w:t>Problema: Al intentar trabajar en diferentes dispositivos, surgían errores de versiones de Node o dependencias de Composer que impedían que el proyecto arrancara "a la primera".</w:t>
+      </w:r>
+    </w:p>
+    <w:p>
+      <w:pPr>
+        <w:tabs>
+          <w:tab w:val="left" w:pos="1480"/>
+        </w:tabs>
+        <w:jc w:val="both"/>
+        <w:rPr>
+          <w:rFonts w:asciiTheme="minorHAnsi" w:hAnsiTheme="minorHAnsi" w:cstheme="minorHAnsi"/>
+          <w:sz w:val="24"/>
+        </w:rPr>
+      </w:pPr>
+    </w:p>
+    <w:p>
+      <w:pPr>
+        <w:tabs>
+          <w:tab w:val="left" w:pos="1480"/>
+        </w:tabs>
+        <w:jc w:val="both"/>
+        <w:rPr>
+          <w:rFonts w:asciiTheme="minorHAnsi" w:hAnsiTheme="minorHAnsi" w:cstheme="minorHAnsi"/>
+          <w:sz w:val="24"/>
+        </w:rPr>
+      </w:pPr>
+      <w:r>
+        <w:rPr>
+          <w:rFonts w:asciiTheme="minorHAnsi" w:hAnsiTheme="minorHAnsi" w:cstheme="minorHAnsi"/>
+          <w:sz w:val="24"/>
+        </w:rPr>
+        <w:t>Solución: Documenté cada error de versión y dependencia, volcando la solución en el archivo README del repositorio. Ajusté las imágenes de Docker para que fueran lo más universales posible, asegurando que cualquier cambio en las dependencias se gestionara mediante comandos de instalación estandarizados.</w:t>
+      </w:r>
+    </w:p>
+    <w:p>
+      <w:pPr>
+        <w:tabs>
+          <w:tab w:val="left" w:pos="1480"/>
+        </w:tabs>
+        <w:jc w:val="both"/>
+        <w:rPr>
+          <w:rFonts w:asciiTheme="minorHAnsi" w:hAnsiTheme="minorHAnsi" w:cstheme="minorHAnsi"/>
+          <w:sz w:val="24"/>
+        </w:rPr>
+      </w:pPr>
+    </w:p>
+    <w:p>
+      <w:pPr>
+        <w:tabs>
+          <w:tab w:val="left" w:pos="1480"/>
+        </w:tabs>
+        <w:jc w:val="both"/>
+        <w:rPr>
+          <w:rFonts w:asciiTheme="minorHAnsi" w:eastAsiaTheme="minorEastAsia" w:hAnsiTheme="minorHAnsi" w:cstheme="minorHAnsi"/>
+          <w:i/>
+          <w:iCs/>
+          <w:color w:val="5A5A5A" w:themeColor="text1" w:themeTint="A5"/>
+          <w:spacing w:val="15"/>
+          <w:sz w:val="24"/>
+          <w:szCs w:val="24"/>
+        </w:rPr>
+      </w:pPr>
+      <w:r>
+        <w:rPr>
+          <w:rFonts w:asciiTheme="minorHAnsi" w:eastAsiaTheme="minorEastAsia" w:hAnsiTheme="minorHAnsi" w:cstheme="minorHAnsi"/>
+          <w:i/>
+          <w:iCs/>
+          <w:color w:val="5A5A5A" w:themeColor="text1" w:themeTint="A5"/>
+          <w:spacing w:val="15"/>
+          <w:sz w:val="24"/>
+          <w:szCs w:val="24"/>
+        </w:rPr>
+        <w:t>Fallos de comunicación: SMTP y Verificación de Email</w:t>
+      </w:r>
+    </w:p>
+    <w:p>
+      <w:pPr>
+        <w:tabs>
+          <w:tab w:val="left" w:pos="1480"/>
+        </w:tabs>
+        <w:jc w:val="both"/>
+        <w:rPr>
+          <w:rFonts w:asciiTheme="minorHAnsi" w:hAnsiTheme="minorHAnsi" w:cstheme="minorHAnsi"/>
+          <w:sz w:val="24"/>
+        </w:rPr>
+      </w:pPr>
+      <w:r>
+        <w:rPr>
+          <w:rFonts w:asciiTheme="minorHAnsi" w:hAnsiTheme="minorHAnsi" w:cstheme="minorHAnsi"/>
+          <w:sz w:val="24"/>
+        </w:rPr>
+        <w:t xml:space="preserve">Problema: El sistema de verificación de cuentas no enviaba los correos automáticos. El </w:t>
+      </w:r>
+      <w:r>
+        <w:rPr>
+          <w:rFonts w:asciiTheme="minorHAnsi" w:hAnsiTheme="minorHAnsi" w:cstheme="minorHAnsi"/>
+          <w:sz w:val="24"/>
+        </w:rPr>
+        <w:lastRenderedPageBreak/>
+        <w:t xml:space="preserve">error se debía a que Gmail bloqueaba la conexión por motivos de seguridad y a que el </w:t>
+      </w:r>
+      <w:r>
+        <w:rPr>
+          <w:rFonts w:asciiTheme="minorHAnsi" w:hAnsiTheme="minorHAnsi" w:cstheme="minorHAnsi"/>
+          <w:sz w:val="24"/>
+        </w:rPr>
+        <w:t>archivo. env</w:t>
+      </w:r>
+      <w:r>
+        <w:rPr>
+          <w:rFonts w:asciiTheme="minorHAnsi" w:hAnsiTheme="minorHAnsi" w:cstheme="minorHAnsi"/>
+          <w:sz w:val="24"/>
+        </w:rPr>
+        <w:t xml:space="preserve"> carecía de las credenciales SMTP correctas.</w:t>
+      </w:r>
+    </w:p>
+    <w:p>
+      <w:pPr>
+        <w:tabs>
+          <w:tab w:val="left" w:pos="1480"/>
+        </w:tabs>
+        <w:jc w:val="both"/>
+        <w:rPr>
+          <w:rFonts w:asciiTheme="minorHAnsi" w:hAnsiTheme="minorHAnsi" w:cstheme="minorHAnsi"/>
+          <w:sz w:val="24"/>
+        </w:rPr>
+      </w:pPr>
+    </w:p>
+    <w:p>
+      <w:pPr>
+        <w:tabs>
+          <w:tab w:val="left" w:pos="1480"/>
+        </w:tabs>
+        <w:jc w:val="both"/>
+        <w:rPr>
+          <w:rFonts w:asciiTheme="minorHAnsi" w:hAnsiTheme="minorHAnsi" w:cstheme="minorHAnsi"/>
+          <w:sz w:val="24"/>
+        </w:rPr>
+      </w:pPr>
+      <w:r>
+        <w:rPr>
+          <w:rFonts w:asciiTheme="minorHAnsi" w:hAnsiTheme="minorHAnsi" w:cstheme="minorHAnsi"/>
+          <w:sz w:val="24"/>
+        </w:rPr>
+        <w:t>Solución: Generé una contraseña de aplicación específica en la cuenta de Google y configuré el protocolo de seguridad adecuado (TLS) en Laravel. Tras ajustar el puerto y el host en la configuración del entorno, la verificación empezó a funcionar correctamente.</w:t>
+      </w:r>
+    </w:p>
+    <w:p>
+      <w:pPr>
+        <w:tabs>
+          <w:tab w:val="left" w:pos="1480"/>
+        </w:tabs>
+        <w:jc w:val="both"/>
+        <w:rPr>
+          <w:rFonts w:asciiTheme="minorHAnsi" w:hAnsiTheme="minorHAnsi" w:cstheme="minorHAnsi"/>
+          <w:sz w:val="24"/>
+        </w:rPr>
+      </w:pPr>
+    </w:p>
+    <w:p>
+      <w:pPr>
+        <w:tabs>
+          <w:tab w:val="left" w:pos="1480"/>
+        </w:tabs>
+        <w:jc w:val="both"/>
+        <w:rPr>
+          <w:rFonts w:asciiTheme="minorHAnsi" w:eastAsiaTheme="minorEastAsia" w:hAnsiTheme="minorHAnsi" w:cstheme="minorHAnsi"/>
+          <w:i/>
+          <w:iCs/>
+          <w:color w:val="5A5A5A" w:themeColor="text1" w:themeTint="A5"/>
+          <w:spacing w:val="15"/>
+          <w:sz w:val="24"/>
+          <w:szCs w:val="24"/>
+        </w:rPr>
+      </w:pPr>
+      <w:r>
+        <w:rPr>
+          <w:rFonts w:asciiTheme="minorHAnsi" w:eastAsiaTheme="minorEastAsia" w:hAnsiTheme="minorHAnsi" w:cstheme="minorHAnsi"/>
+          <w:i/>
+          <w:iCs/>
+          <w:color w:val="5A5A5A" w:themeColor="text1" w:themeTint="A5"/>
+          <w:spacing w:val="15"/>
+          <w:sz w:val="24"/>
+          <w:szCs w:val="24"/>
+        </w:rPr>
+        <w:t>Gestión de imágenes y traducción de contenido dinámico</w:t>
+      </w:r>
+    </w:p>
+    <w:p>
+      <w:pPr>
+        <w:tabs>
+          <w:tab w:val="left" w:pos="1480"/>
+        </w:tabs>
+        <w:jc w:val="both"/>
+        <w:rPr>
+          <w:rFonts w:asciiTheme="minorHAnsi" w:hAnsiTheme="minorHAnsi" w:cstheme="minorHAnsi"/>
+          <w:sz w:val="24"/>
+        </w:rPr>
+      </w:pPr>
+      <w:r>
+        <w:rPr>
+          <w:rFonts w:asciiTheme="minorHAnsi" w:hAnsiTheme="minorHAnsi" w:cstheme="minorHAnsi"/>
+          <w:sz w:val="24"/>
+        </w:rPr>
+        <w:t>Problema: Las imágenes de las zapatillas no se guardaban o no se visualizaban en el catálogo tras subirlas desde el panel de administrador. Además, surgió el reto de traducir descripciones y colores guardados en la BD.</w:t>
+      </w:r>
+    </w:p>
+    <w:p>
+      <w:pPr>
+        <w:tabs>
+          <w:tab w:val="left" w:pos="1480"/>
+        </w:tabs>
+        <w:jc w:val="both"/>
+        <w:rPr>
+          <w:rFonts w:asciiTheme="minorHAnsi" w:hAnsiTheme="minorHAnsi" w:cstheme="minorHAnsi"/>
+          <w:sz w:val="24"/>
+        </w:rPr>
+      </w:pPr>
+    </w:p>
+    <w:p>
+      <w:pPr>
+        <w:tabs>
+          <w:tab w:val="left" w:pos="1480"/>
+        </w:tabs>
+        <w:jc w:val="both"/>
+        <w:rPr>
+          <w:rFonts w:asciiTheme="minorHAnsi" w:hAnsiTheme="minorHAnsi" w:cstheme="minorHAnsi"/>
+          <w:sz w:val="24"/>
+        </w:rPr>
+      </w:pPr>
+      <w:r>
+        <w:rPr>
+          <w:rFonts w:asciiTheme="minorHAnsi" w:hAnsiTheme="minorHAnsi" w:cstheme="minorHAnsi"/>
+          <w:sz w:val="24"/>
+        </w:rPr>
+        <w:t>Solución: Para las imágenes, corregí el enlace simbólico del almacenamiento</w:t>
+      </w:r>
+      <w:r>
+        <w:rPr>
+          <w:rFonts w:asciiTheme="minorHAnsi" w:hAnsiTheme="minorHAnsi" w:cstheme="minorHAnsi"/>
+          <w:sz w:val="24"/>
+        </w:rPr>
+        <w:t xml:space="preserve"> </w:t>
+      </w:r>
+      <w:r>
+        <w:rPr>
+          <w:rFonts w:asciiTheme="minorHAnsi" w:hAnsiTheme="minorHAnsi" w:cstheme="minorHAnsi"/>
+          <w:sz w:val="24"/>
+        </w:rPr>
+        <w:t>y ajusté los permisos de escritura del contenedor app-zap. Para el multiidioma en datos dinámicos, la estrategia consistió en preparar la base de datos para albergar campos duplicados (ej: description_es y description_en), permitiendo que Laravel muestre uno u otro según el idioma seleccionado por el usuario.</w:t>
+      </w:r>
+    </w:p>
+    <w:p>
+      <w:pPr>
+        <w:tabs>
+          <w:tab w:val="left" w:pos="1480"/>
+        </w:tabs>
+        <w:jc w:val="both"/>
+        <w:rPr>
+          <w:rFonts w:asciiTheme="minorHAnsi" w:hAnsiTheme="minorHAnsi" w:cstheme="minorHAnsi"/>
+          <w:sz w:val="24"/>
+        </w:rPr>
+      </w:pPr>
+    </w:p>
+    <w:p>
+      <w:pPr>
+        <w:tabs>
+          <w:tab w:val="left" w:pos="1480"/>
+        </w:tabs>
+        <w:jc w:val="both"/>
+        <w:rPr>
+          <w:rFonts w:asciiTheme="minorHAnsi" w:hAnsiTheme="minorHAnsi" w:cstheme="minorHAnsi"/>
+          <w:sz w:val="24"/>
+        </w:rPr>
+      </w:pPr>
+    </w:p>
+    <w:p>
+      <w:pPr>
+        <w:tabs>
+          <w:tab w:val="left" w:pos="859"/>
+        </w:tabs>
+        <w:spacing w:before="22"/>
+        <w:jc w:val="both"/>
+        <w:rPr>
+          <w:rFonts w:asciiTheme="minorHAnsi" w:hAnsiTheme="minorHAnsi" w:cstheme="minorHAnsi"/>
+          <w:b/>
+          <w:bCs/>
+          <w:sz w:val="30"/>
+          <w:szCs w:val="28"/>
+          <w:u w:val="single"/>
+        </w:rPr>
+      </w:pPr>
+      <w:r>
+        <w:rPr>
+          <w:rFonts w:asciiTheme="minorHAnsi" w:hAnsiTheme="minorHAnsi" w:cstheme="minorHAnsi"/>
+          <w:b/>
+          <w:bCs/>
+          <w:sz w:val="30"/>
+          <w:szCs w:val="28"/>
+          <w:u w:val="single"/>
+        </w:rPr>
+        <w:t>7</w:t>
+      </w:r>
+      <w:r>
+        <w:rPr>
+          <w:rFonts w:asciiTheme="minorHAnsi" w:hAnsiTheme="minorHAnsi" w:cstheme="minorHAnsi"/>
+          <w:b/>
+          <w:bCs/>
+          <w:sz w:val="30"/>
+          <w:szCs w:val="28"/>
+          <w:u w:val="single"/>
+        </w:rPr>
+        <w:t xml:space="preserve">. </w:t>
+      </w:r>
+      <w:r>
+        <w:rPr>
+          <w:rFonts w:asciiTheme="minorHAnsi" w:hAnsiTheme="minorHAnsi" w:cstheme="minorHAnsi"/>
+          <w:b/>
+          <w:bCs/>
+          <w:sz w:val="30"/>
+          <w:szCs w:val="28"/>
+          <w:u w:val="single"/>
+        </w:rPr>
+        <w:t>Conclusiones</w:t>
+      </w:r>
+    </w:p>
+    <w:p>
+      <w:pPr>
+        <w:tabs>
+          <w:tab w:val="left" w:pos="859"/>
+        </w:tabs>
+        <w:spacing w:before="22"/>
+        <w:jc w:val="both"/>
+        <w:rPr>
+          <w:rFonts w:asciiTheme="minorHAnsi" w:hAnsiTheme="minorHAnsi" w:cstheme="minorHAnsi"/>
+          <w:b/>
+          <w:bCs/>
+          <w:sz w:val="30"/>
+          <w:szCs w:val="28"/>
+          <w:u w:val="single"/>
+        </w:rPr>
+      </w:pPr>
+    </w:p>
+    <w:p>
+      <w:pPr>
+        <w:tabs>
+          <w:tab w:val="left" w:pos="1480"/>
+        </w:tabs>
+        <w:jc w:val="both"/>
+        <w:rPr>
+          <w:rFonts w:asciiTheme="minorHAnsi" w:hAnsiTheme="minorHAnsi" w:cstheme="minorHAnsi"/>
+          <w:sz w:val="24"/>
+        </w:rPr>
+      </w:pPr>
+      <w:r>
+        <w:rPr>
+          <w:rFonts w:asciiTheme="minorHAnsi" w:hAnsiTheme="minorHAnsi" w:cstheme="minorHAnsi"/>
+          <w:sz w:val="24"/>
+        </w:rPr>
+        <w:t>La realización de este proyecto ha supuesto la culminación de mi etapa formativa en el Grado Superior de Desarrollo de Aplicaciones Web, permitiéndome consolidar y aplicar de forma integral los conocimientos adquiridos en módulos tan diversos como Diseño de Interfaces, Despliegue de Aplicaciones o Programación Web en entorno servidor.</w:t>
+      </w:r>
+    </w:p>
+    <w:p>
+      <w:pPr>
+        <w:tabs>
+          <w:tab w:val="left" w:pos="1480"/>
+        </w:tabs>
+        <w:jc w:val="both"/>
+        <w:rPr>
+          <w:rFonts w:asciiTheme="minorHAnsi" w:hAnsiTheme="minorHAnsi" w:cstheme="minorHAnsi"/>
+          <w:sz w:val="24"/>
+        </w:rPr>
+      </w:pPr>
+    </w:p>
+    <w:p>
+      <w:pPr>
+        <w:tabs>
+          <w:tab w:val="left" w:pos="1480"/>
+        </w:tabs>
+        <w:jc w:val="both"/>
+        <w:rPr>
+          <w:rFonts w:asciiTheme="minorHAnsi" w:eastAsiaTheme="minorEastAsia" w:hAnsiTheme="minorHAnsi" w:cstheme="minorHAnsi"/>
+          <w:i/>
+          <w:iCs/>
+          <w:color w:val="5A5A5A" w:themeColor="text1" w:themeTint="A5"/>
+          <w:spacing w:val="15"/>
+          <w:sz w:val="24"/>
+          <w:szCs w:val="24"/>
+        </w:rPr>
+      </w:pPr>
+      <w:r>
+        <w:rPr>
+          <w:rFonts w:asciiTheme="minorHAnsi" w:eastAsiaTheme="minorEastAsia" w:hAnsiTheme="minorHAnsi" w:cstheme="minorHAnsi"/>
+          <w:i/>
+          <w:iCs/>
+          <w:color w:val="5A5A5A" w:themeColor="text1" w:themeTint="A5"/>
+          <w:spacing w:val="15"/>
+          <w:sz w:val="24"/>
+          <w:szCs w:val="24"/>
+        </w:rPr>
+        <w:t>Resumen del proyecto y logros técnicos</w:t>
+      </w:r>
+    </w:p>
+    <w:p>
+      <w:pPr>
+        <w:tabs>
+          <w:tab w:val="left" w:pos="1480"/>
+        </w:tabs>
+        <w:jc w:val="both"/>
+        <w:rPr>
+          <w:rFonts w:asciiTheme="minorHAnsi" w:hAnsiTheme="minorHAnsi" w:cstheme="minorHAnsi"/>
+          <w:sz w:val="24"/>
+        </w:rPr>
+      </w:pPr>
+      <w:r>
+        <w:rPr>
+          <w:rFonts w:asciiTheme="minorHAnsi" w:hAnsiTheme="minorHAnsi" w:cstheme="minorHAnsi"/>
+          <w:sz w:val="24"/>
+        </w:rPr>
+        <w:t>El desarrollo de esta plataforma de sneakers ha logrado cumplir con éxito el objetivo principal: crear un ecosistema Full-Stack funcional y profesional. A través de Laravel, he conseguido implementar una lógica de negocio compleja que gestiona no solo un catálogo dinámico, sino un sistema de interacciones sociales basado en votos y favoritos. La integración de Docker ha sido, sin duda, uno de los pilares del éxito, garantizando que una aplicación con múltiples dependencias (PHP, MySQL, Nginx, phpMyAdmin) sea totalmente portable y fácil de desplegar.</w:t>
+      </w:r>
+    </w:p>
+    <w:p>
+      <w:pPr>
+        <w:tabs>
+          <w:tab w:val="left" w:pos="1480"/>
+        </w:tabs>
+        <w:jc w:val="both"/>
+        <w:rPr>
+          <w:rFonts w:asciiTheme="minorHAnsi" w:hAnsiTheme="minorHAnsi" w:cstheme="minorHAnsi"/>
+          <w:sz w:val="24"/>
+        </w:rPr>
+      </w:pPr>
+    </w:p>
+    <w:p>
+      <w:pPr>
+        <w:tabs>
+          <w:tab w:val="left" w:pos="1480"/>
+        </w:tabs>
+        <w:jc w:val="both"/>
+        <w:rPr>
+          <w:rFonts w:asciiTheme="minorHAnsi" w:hAnsiTheme="minorHAnsi" w:cstheme="minorHAnsi"/>
+          <w:sz w:val="24"/>
+        </w:rPr>
+      </w:pPr>
+      <w:r>
+        <w:rPr>
+          <w:rFonts w:asciiTheme="minorHAnsi" w:hAnsiTheme="minorHAnsi" w:cstheme="minorHAnsi"/>
+          <w:sz w:val="24"/>
+        </w:rPr>
+        <w:t>Uno de los mayores hitos ha sido el despliegue en hardware propio mediante un Mini PC. Este desafío me ha obligado a salir de la zona de confort de la programación para adentrarme en la administración de sistemas y redes. El uso de Cloudflare Tunnel y la gestión de DNS externos a IONOS han demostrado que es posible exponer servicios domésticos a internet con estándares de seguridad empresariales (SSL, protección DDoS), protegiendo la red privada y ofreciendo una velocidad de carga óptima a usuarios externos.</w:t>
+      </w:r>
+    </w:p>
+    <w:p>
+      <w:pPr>
+        <w:tabs>
+          <w:tab w:val="left" w:pos="1480"/>
+        </w:tabs>
+        <w:jc w:val="both"/>
+        <w:rPr>
+          <w:rFonts w:asciiTheme="minorHAnsi" w:hAnsiTheme="minorHAnsi" w:cstheme="minorHAnsi"/>
+          <w:sz w:val="24"/>
+        </w:rPr>
+      </w:pPr>
+    </w:p>
+    <w:p>
+      <w:pPr>
+        <w:tabs>
+          <w:tab w:val="left" w:pos="1480"/>
+        </w:tabs>
+        <w:jc w:val="both"/>
+        <w:rPr>
+          <w:rFonts w:asciiTheme="minorHAnsi" w:eastAsiaTheme="minorEastAsia" w:hAnsiTheme="minorHAnsi" w:cstheme="minorHAnsi"/>
+          <w:i/>
+          <w:iCs/>
+          <w:color w:val="5A5A5A" w:themeColor="text1" w:themeTint="A5"/>
+          <w:spacing w:val="15"/>
+          <w:sz w:val="24"/>
+          <w:szCs w:val="24"/>
+        </w:rPr>
+      </w:pPr>
+      <w:r>
+        <w:rPr>
+          <w:rFonts w:asciiTheme="minorHAnsi" w:eastAsiaTheme="minorEastAsia" w:hAnsiTheme="minorHAnsi" w:cstheme="minorHAnsi"/>
+          <w:i/>
+          <w:iCs/>
+          <w:color w:val="5A5A5A" w:themeColor="text1" w:themeTint="A5"/>
+          <w:spacing w:val="15"/>
+          <w:sz w:val="24"/>
+          <w:szCs w:val="24"/>
+        </w:rPr>
+        <w:t>Aprendizaje y resolución de problemas</w:t>
+      </w:r>
+    </w:p>
+    <w:p>
+      <w:pPr>
+        <w:tabs>
+          <w:tab w:val="left" w:pos="1480"/>
+        </w:tabs>
+        <w:jc w:val="both"/>
+        <w:rPr>
+          <w:rFonts w:asciiTheme="minorHAnsi" w:hAnsiTheme="minorHAnsi" w:cstheme="minorHAnsi"/>
+          <w:sz w:val="24"/>
+        </w:rPr>
+      </w:pPr>
+      <w:r>
+        <w:rPr>
+          <w:rFonts w:asciiTheme="minorHAnsi" w:hAnsiTheme="minorHAnsi" w:cstheme="minorHAnsi"/>
+          <w:sz w:val="24"/>
+        </w:rPr>
+        <w:t xml:space="preserve">Como se ha detallado en el apartado de errores, el camino no ha estado exento de dificultades. Enfrentarme a conflictos de puertos, problemas de compilación con Vite o la configuración del servidor SMTP de Gmail me ha permitido desarrollar una capacidad de análisis y resolución de problemas (troubleshooting) fundamental para cualquier desarrollador. He aprendido que el desarrollo de software no termina cuando el código </w:t>
+      </w:r>
+      <w:r>
+        <w:rPr>
+          <w:rFonts w:asciiTheme="minorHAnsi" w:hAnsiTheme="minorHAnsi" w:cstheme="minorHAnsi"/>
+          <w:sz w:val="24"/>
+        </w:rPr>
+        <w:lastRenderedPageBreak/>
+        <w:t>funciona en local, sino cuando el sistema es capaz de recuperarse de fallos y escalar de forma segura.</w:t>
+      </w:r>
+    </w:p>
+    <w:p>
+      <w:pPr>
+        <w:tabs>
+          <w:tab w:val="left" w:pos="1480"/>
+        </w:tabs>
+        <w:jc w:val="both"/>
+        <w:rPr>
+          <w:rFonts w:asciiTheme="minorHAnsi" w:hAnsiTheme="minorHAnsi" w:cstheme="minorHAnsi"/>
+          <w:sz w:val="24"/>
+        </w:rPr>
+      </w:pPr>
+    </w:p>
+    <w:p>
+      <w:pPr>
+        <w:tabs>
+          <w:tab w:val="left" w:pos="1480"/>
+        </w:tabs>
+        <w:jc w:val="both"/>
+        <w:rPr>
+          <w:rFonts w:asciiTheme="minorHAnsi" w:eastAsiaTheme="minorEastAsia" w:hAnsiTheme="minorHAnsi" w:cstheme="minorHAnsi"/>
+          <w:i/>
+          <w:iCs/>
+          <w:color w:val="5A5A5A" w:themeColor="text1" w:themeTint="A5"/>
+          <w:spacing w:val="15"/>
+          <w:sz w:val="24"/>
+          <w:szCs w:val="24"/>
+        </w:rPr>
+      </w:pPr>
+      <w:r>
+        <w:rPr>
+          <w:rFonts w:asciiTheme="minorHAnsi" w:eastAsiaTheme="minorEastAsia" w:hAnsiTheme="minorHAnsi" w:cstheme="minorHAnsi"/>
+          <w:i/>
+          <w:iCs/>
+          <w:color w:val="5A5A5A" w:themeColor="text1" w:themeTint="A5"/>
+          <w:spacing w:val="15"/>
+          <w:sz w:val="24"/>
+          <w:szCs w:val="24"/>
+        </w:rPr>
+        <w:t>Valoración personal</w:t>
+      </w:r>
+    </w:p>
+    <w:p>
+      <w:pPr>
+        <w:tabs>
+          <w:tab w:val="left" w:pos="1480"/>
+        </w:tabs>
+        <w:jc w:val="both"/>
+        <w:rPr>
+          <w:rFonts w:asciiTheme="minorHAnsi" w:hAnsiTheme="minorHAnsi" w:cstheme="minorHAnsi"/>
+          <w:sz w:val="24"/>
+        </w:rPr>
+      </w:pPr>
+      <w:r>
+        <w:rPr>
+          <w:rFonts w:asciiTheme="minorHAnsi" w:hAnsiTheme="minorHAnsi" w:cstheme="minorHAnsi"/>
+          <w:sz w:val="24"/>
+        </w:rPr>
+        <w:t>Personalmente, este proyecto me ha permitido unir mi pasión por el mundo de las zapatillas con mi vocación profesional. El resultado es una herramienta que no solo es técnicamente sólida, sino que ofrece una experiencia de usuario real, intuitiva y moderna (Mobile First). Me siento preparado para afrontar retos profesionales en el sector tecnológico, habiendo demostrado capacidad para gestionar el ciclo de vida completo de una aplicación web: desde el análisis de requisitos inicial hasta el mantenimiento en producción.</w:t>
+      </w:r>
+    </w:p>
+    <w:p>
+      <w:pPr>
+        <w:tabs>
+          <w:tab w:val="left" w:pos="1480"/>
+        </w:tabs>
+        <w:jc w:val="both"/>
+        <w:rPr>
+          <w:rFonts w:asciiTheme="minorHAnsi" w:hAnsiTheme="minorHAnsi" w:cstheme="minorHAnsi"/>
+          <w:sz w:val="24"/>
+        </w:rPr>
+      </w:pPr>
+    </w:p>
+    <w:p>
+      <w:pPr>
+        <w:tabs>
+          <w:tab w:val="left" w:pos="1480"/>
+        </w:tabs>
+        <w:jc w:val="both"/>
+        <w:rPr>
+          <w:rFonts w:asciiTheme="minorHAnsi" w:hAnsiTheme="minorHAnsi" w:cstheme="minorHAnsi"/>
+          <w:sz w:val="24"/>
+        </w:rPr>
+      </w:pPr>
+    </w:p>
+    <w:p>
+      <w:pPr>
+        <w:tabs>
+          <w:tab w:val="left" w:pos="859"/>
+        </w:tabs>
+        <w:spacing w:before="22"/>
+        <w:jc w:val="both"/>
+        <w:rPr>
+          <w:rFonts w:asciiTheme="minorHAnsi" w:hAnsiTheme="minorHAnsi" w:cstheme="minorHAnsi"/>
+          <w:b/>
+          <w:bCs/>
+          <w:sz w:val="30"/>
+          <w:szCs w:val="28"/>
+          <w:u w:val="single"/>
+        </w:rPr>
+      </w:pPr>
+      <w:r>
+        <w:rPr>
+          <w:rFonts w:asciiTheme="minorHAnsi" w:hAnsiTheme="minorHAnsi" w:cstheme="minorHAnsi"/>
+          <w:b/>
+          <w:bCs/>
+          <w:sz w:val="30"/>
+          <w:szCs w:val="28"/>
+          <w:u w:val="single"/>
+        </w:rPr>
+        <w:t>8</w:t>
+      </w:r>
+      <w:r>
+        <w:rPr>
+          <w:rFonts w:asciiTheme="minorHAnsi" w:hAnsiTheme="minorHAnsi" w:cstheme="minorHAnsi"/>
+          <w:b/>
+          <w:bCs/>
+          <w:sz w:val="30"/>
+          <w:szCs w:val="28"/>
+          <w:u w:val="single"/>
+        </w:rPr>
+        <w:t xml:space="preserve">. </w:t>
+      </w:r>
+      <w:r>
+        <w:rPr>
+          <w:rFonts w:asciiTheme="minorHAnsi" w:hAnsiTheme="minorHAnsi" w:cstheme="minorHAnsi"/>
+          <w:b/>
+          <w:bCs/>
+          <w:sz w:val="30"/>
+          <w:szCs w:val="28"/>
+          <w:u w:val="single"/>
+        </w:rPr>
+        <w:t>Bibliografía empleada</w:t>
+      </w:r>
+    </w:p>
+    <w:p>
+      <w:pPr>
+        <w:tabs>
+          <w:tab w:val="left" w:pos="1480"/>
+        </w:tabs>
+        <w:jc w:val="both"/>
+        <w:rPr>
+          <w:rFonts w:asciiTheme="minorHAnsi" w:hAnsiTheme="minorHAnsi" w:cstheme="minorHAnsi"/>
+          <w:sz w:val="24"/>
+        </w:rPr>
+      </w:pPr>
+    </w:p>
+    <w:p>
+      <w:pPr>
+        <w:tabs>
+          <w:tab w:val="left" w:pos="1480"/>
+        </w:tabs>
+        <w:jc w:val="both"/>
+        <w:rPr>
+          <w:rFonts w:asciiTheme="minorHAnsi" w:eastAsiaTheme="minorEastAsia" w:hAnsiTheme="minorHAnsi" w:cstheme="minorHAnsi"/>
+          <w:i/>
+          <w:iCs/>
+          <w:color w:val="5A5A5A" w:themeColor="text1" w:themeTint="A5"/>
+          <w:spacing w:val="15"/>
+          <w:sz w:val="24"/>
+          <w:szCs w:val="24"/>
+        </w:rPr>
+      </w:pPr>
+      <w:r>
+        <w:rPr>
+          <w:rFonts w:asciiTheme="minorHAnsi" w:eastAsiaTheme="minorEastAsia" w:hAnsiTheme="minorHAnsi" w:cstheme="minorHAnsi"/>
+          <w:i/>
+          <w:iCs/>
+          <w:color w:val="5A5A5A" w:themeColor="text1" w:themeTint="A5"/>
+          <w:spacing w:val="15"/>
+          <w:sz w:val="24"/>
+          <w:szCs w:val="24"/>
+        </w:rPr>
+        <w:t>Documentación de Frameworks y Lenguajes (Backend)</w:t>
+      </w:r>
+    </w:p>
+    <w:p>
+      <w:pPr>
+        <w:tabs>
+          <w:tab w:val="left" w:pos="1480"/>
+        </w:tabs>
+        <w:jc w:val="both"/>
+        <w:rPr>
+          <w:rFonts w:asciiTheme="minorHAnsi" w:hAnsiTheme="minorHAnsi" w:cstheme="minorHAnsi"/>
+          <w:sz w:val="24"/>
+          <w:lang w:val="en-GB"/>
+        </w:rPr>
+      </w:pPr>
+      <w:r>
+        <w:rPr>
+          <w:rFonts w:asciiTheme="minorHAnsi" w:hAnsiTheme="minorHAnsi" w:cstheme="minorHAnsi"/>
+          <w:sz w:val="24"/>
+          <w:lang w:val="en-GB"/>
+        </w:rPr>
+        <w:t>{#1} (1) Laravel Team, "Laravel Documentation (10.x): Eloquent ORM, Migrations and Seeders," Laravel.com, 2026. (En línea). Disponible en: laravel.com.</w:t>
+      </w:r>
+    </w:p>
+    <w:p>
+      <w:pPr>
+        <w:tabs>
+          <w:tab w:val="left" w:pos="1480"/>
+        </w:tabs>
+        <w:jc w:val="both"/>
+        <w:rPr>
+          <w:rFonts w:asciiTheme="minorHAnsi" w:hAnsiTheme="minorHAnsi" w:cstheme="minorHAnsi"/>
+          <w:sz w:val="24"/>
+        </w:rPr>
+      </w:pPr>
+      <w:r>
+        <w:rPr>
+          <w:rFonts w:asciiTheme="minorHAnsi" w:hAnsiTheme="minorHAnsi" w:cstheme="minorHAnsi"/>
+          <w:sz w:val="24"/>
+          <w:lang w:val="en-GB"/>
+        </w:rPr>
+        <w:t xml:space="preserve">{#2} (2) PHP Documentation Group, "PHP 8.2 Reference Manual: Security and Type System," PHP.net, 2026. (En línea). </w:t>
+      </w:r>
+      <w:r>
+        <w:rPr>
+          <w:rFonts w:asciiTheme="minorHAnsi" w:hAnsiTheme="minorHAnsi" w:cstheme="minorHAnsi"/>
+          <w:sz w:val="24"/>
+        </w:rPr>
+        <w:t>Disponible en: php.net.</w:t>
+      </w:r>
+    </w:p>
+    <w:p>
+      <w:pPr>
+        <w:tabs>
+          <w:tab w:val="left" w:pos="1480"/>
+        </w:tabs>
+        <w:jc w:val="both"/>
+        <w:rPr>
+          <w:rFonts w:asciiTheme="minorHAnsi" w:hAnsiTheme="minorHAnsi" w:cstheme="minorHAnsi"/>
+          <w:sz w:val="24"/>
+        </w:rPr>
+      </w:pPr>
+      <w:r>
+        <w:rPr>
+          <w:rFonts w:asciiTheme="minorHAnsi" w:hAnsiTheme="minorHAnsi" w:cstheme="minorHAnsi"/>
+          <w:sz w:val="24"/>
+        </w:rPr>
+        <w:t>{#3} (3) MySQL Team, "MySQL 8.0 Reference Manual: Relational Database Design," Oracle, 2026. (En línea). Disponible en: mysql.com.</w:t>
+      </w:r>
+    </w:p>
+    <w:p>
+      <w:pPr>
+        <w:tabs>
+          <w:tab w:val="left" w:pos="1480"/>
+        </w:tabs>
+        <w:jc w:val="both"/>
+        <w:rPr>
+          <w:rFonts w:asciiTheme="minorHAnsi" w:eastAsiaTheme="minorEastAsia" w:hAnsiTheme="minorHAnsi" w:cstheme="minorHAnsi"/>
+          <w:i/>
+          <w:iCs/>
+          <w:color w:val="5A5A5A" w:themeColor="text1" w:themeTint="A5"/>
+          <w:spacing w:val="15"/>
+          <w:sz w:val="24"/>
+          <w:szCs w:val="24"/>
+        </w:rPr>
+      </w:pPr>
+      <w:r>
+        <w:rPr>
+          <w:rFonts w:asciiTheme="minorHAnsi" w:eastAsiaTheme="minorEastAsia" w:hAnsiTheme="minorHAnsi" w:cstheme="minorHAnsi"/>
+          <w:i/>
+          <w:iCs/>
+          <w:color w:val="5A5A5A" w:themeColor="text1" w:themeTint="A5"/>
+          <w:spacing w:val="15"/>
+          <w:sz w:val="24"/>
+          <w:szCs w:val="24"/>
+        </w:rPr>
+        <w:t>Arquitectura de Contenedores y Virtualización</w:t>
+      </w:r>
+    </w:p>
+    <w:p>
+      <w:pPr>
+        <w:tabs>
+          <w:tab w:val="left" w:pos="1480"/>
+        </w:tabs>
+        <w:jc w:val="both"/>
+        <w:rPr>
+          <w:rFonts w:asciiTheme="minorHAnsi" w:hAnsiTheme="minorHAnsi" w:cstheme="minorHAnsi"/>
+          <w:sz w:val="24"/>
+          <w:lang w:val="en-GB"/>
+        </w:rPr>
+      </w:pPr>
+      <w:r>
+        <w:rPr>
+          <w:rFonts w:asciiTheme="minorHAnsi" w:hAnsiTheme="minorHAnsi" w:cstheme="minorHAnsi"/>
+          <w:sz w:val="24"/>
+        </w:rPr>
+        <w:t xml:space="preserve">{#4} (4) Docker Inc., "Docker Compose Specification: Multi-container orchestration," Docker Docs, 2026. (En línea). </w:t>
+      </w:r>
+      <w:r>
+        <w:rPr>
+          <w:rFonts w:asciiTheme="minorHAnsi" w:hAnsiTheme="minorHAnsi" w:cstheme="minorHAnsi"/>
+          <w:sz w:val="24"/>
+          <w:lang w:val="en-GB"/>
+        </w:rPr>
+        <w:t>Disponible en: docker.com.</w:t>
+      </w:r>
+    </w:p>
+    <w:p>
+      <w:pPr>
+        <w:tabs>
+          <w:tab w:val="left" w:pos="1480"/>
+        </w:tabs>
+        <w:jc w:val="both"/>
+        <w:rPr>
+          <w:rFonts w:asciiTheme="minorHAnsi" w:hAnsiTheme="minorHAnsi" w:cstheme="minorHAnsi"/>
+          <w:sz w:val="24"/>
+        </w:rPr>
+      </w:pPr>
+      <w:r>
+        <w:rPr>
+          <w:rFonts w:asciiTheme="minorHAnsi" w:hAnsiTheme="minorHAnsi" w:cstheme="minorHAnsi"/>
+          <w:sz w:val="24"/>
+          <w:lang w:val="en-GB"/>
+        </w:rPr>
+        <w:t xml:space="preserve">{#5} (5) Nginx Inc., "Configuring Nginx as a Reverse Proxy for PHP-FPM," Nginx Documentation, 2026. </w:t>
+      </w:r>
+      <w:r>
+        <w:rPr>
+          <w:rFonts w:asciiTheme="minorHAnsi" w:hAnsiTheme="minorHAnsi" w:cstheme="minorHAnsi"/>
+          <w:sz w:val="24"/>
+        </w:rPr>
+        <w:t>(En línea). Disponible en: nginx.org.</w:t>
+      </w:r>
+    </w:p>
+    <w:p>
+      <w:pPr>
+        <w:tabs>
+          <w:tab w:val="left" w:pos="1480"/>
+        </w:tabs>
+        <w:jc w:val="both"/>
+        <w:rPr>
+          <w:rFonts w:asciiTheme="minorHAnsi" w:eastAsiaTheme="minorEastAsia" w:hAnsiTheme="minorHAnsi" w:cstheme="minorHAnsi"/>
+          <w:i/>
+          <w:iCs/>
+          <w:color w:val="5A5A5A" w:themeColor="text1" w:themeTint="A5"/>
+          <w:spacing w:val="15"/>
+          <w:sz w:val="24"/>
+          <w:szCs w:val="24"/>
+        </w:rPr>
+      </w:pPr>
+      <w:r>
+        <w:rPr>
+          <w:rFonts w:asciiTheme="minorHAnsi" w:eastAsiaTheme="minorEastAsia" w:hAnsiTheme="minorHAnsi" w:cstheme="minorHAnsi"/>
+          <w:i/>
+          <w:iCs/>
+          <w:color w:val="5A5A5A" w:themeColor="text1" w:themeTint="A5"/>
+          <w:spacing w:val="15"/>
+          <w:sz w:val="24"/>
+          <w:szCs w:val="24"/>
+        </w:rPr>
+        <w:t>Desarrollo Frontend y Empaquetado de Activos</w:t>
+      </w:r>
+    </w:p>
+    <w:p>
+      <w:pPr>
+        <w:tabs>
+          <w:tab w:val="left" w:pos="1480"/>
+        </w:tabs>
+        <w:jc w:val="both"/>
+        <w:rPr>
+          <w:rFonts w:asciiTheme="minorHAnsi" w:hAnsiTheme="minorHAnsi" w:cstheme="minorHAnsi"/>
+          <w:sz w:val="24"/>
+        </w:rPr>
+      </w:pPr>
+      <w:r>
+        <w:rPr>
+          <w:rFonts w:asciiTheme="minorHAnsi" w:hAnsiTheme="minorHAnsi" w:cstheme="minorHAnsi"/>
+          <w:sz w:val="24"/>
+          <w:lang w:val="en-GB"/>
+        </w:rPr>
+        <w:t xml:space="preserve">{#6} (6) Vite Team, "Vite: Next Generation Frontend Tooling Guide," Vitejs.dev, 2026. </w:t>
+      </w:r>
+      <w:r>
+        <w:rPr>
+          <w:rFonts w:asciiTheme="minorHAnsi" w:hAnsiTheme="minorHAnsi" w:cstheme="minorHAnsi"/>
+          <w:sz w:val="24"/>
+        </w:rPr>
+        <w:t>(En línea). Disponible en: vitejs.dev.</w:t>
+      </w:r>
+    </w:p>
+    <w:p>
+      <w:pPr>
+        <w:tabs>
+          <w:tab w:val="left" w:pos="1480"/>
+        </w:tabs>
+        <w:jc w:val="both"/>
+        <w:rPr>
+          <w:rFonts w:asciiTheme="minorHAnsi" w:hAnsiTheme="minorHAnsi" w:cstheme="minorHAnsi"/>
+          <w:sz w:val="24"/>
+        </w:rPr>
+      </w:pPr>
+      <w:r>
+        <w:rPr>
+          <w:rFonts w:asciiTheme="minorHAnsi" w:hAnsiTheme="minorHAnsi" w:cstheme="minorHAnsi"/>
+          <w:sz w:val="24"/>
+        </w:rPr>
+        <w:t>{#7} (7) M. Otto y J. Thornton, "Bootstrap v5.3: Responsive Grid and Components," Getbootstrap.com, 2026. (En línea). Disponible en: getbootstrap.com.</w:t>
+      </w:r>
+    </w:p>
+    <w:p>
+      <w:pPr>
+        <w:tabs>
+          <w:tab w:val="left" w:pos="1480"/>
+        </w:tabs>
+        <w:jc w:val="both"/>
+        <w:rPr>
+          <w:rFonts w:asciiTheme="minorHAnsi" w:hAnsiTheme="minorHAnsi" w:cstheme="minorHAnsi"/>
+          <w:sz w:val="24"/>
+        </w:rPr>
+      </w:pPr>
+      <w:r>
+        <w:rPr>
+          <w:rFonts w:asciiTheme="minorHAnsi" w:hAnsiTheme="minorHAnsi" w:cstheme="minorHAnsi"/>
+          <w:sz w:val="24"/>
+          <w:lang w:val="en-GB"/>
+        </w:rPr>
+        <w:t xml:space="preserve">{#8} (8) Node.js Foundation, "Node.js v20.11.1 LTS Documentation," Nodejs.org, 2026. </w:t>
+      </w:r>
+      <w:r>
+        <w:rPr>
+          <w:rFonts w:asciiTheme="minorHAnsi" w:hAnsiTheme="minorHAnsi" w:cstheme="minorHAnsi"/>
+          <w:sz w:val="24"/>
+        </w:rPr>
+        <w:t>(En línea). Disponible en: nodejs.org.</w:t>
+      </w:r>
+    </w:p>
+    <w:p>
+      <w:pPr>
+        <w:tabs>
+          <w:tab w:val="left" w:pos="1480"/>
+        </w:tabs>
+        <w:jc w:val="both"/>
+        <w:rPr>
+          <w:rFonts w:asciiTheme="minorHAnsi" w:eastAsiaTheme="minorEastAsia" w:hAnsiTheme="minorHAnsi" w:cstheme="minorHAnsi"/>
+          <w:i/>
+          <w:iCs/>
+          <w:color w:val="5A5A5A" w:themeColor="text1" w:themeTint="A5"/>
+          <w:spacing w:val="15"/>
+          <w:sz w:val="24"/>
+          <w:szCs w:val="24"/>
+        </w:rPr>
+      </w:pPr>
+      <w:r>
+        <w:rPr>
+          <w:rFonts w:asciiTheme="minorHAnsi" w:eastAsiaTheme="minorEastAsia" w:hAnsiTheme="minorHAnsi" w:cstheme="minorHAnsi"/>
+          <w:i/>
+          <w:iCs/>
+          <w:color w:val="5A5A5A" w:themeColor="text1" w:themeTint="A5"/>
+          <w:spacing w:val="15"/>
+          <w:sz w:val="24"/>
+          <w:szCs w:val="24"/>
+        </w:rPr>
+        <w:t>Infraestructura, Seguridad y Despliegue</w:t>
+      </w:r>
+    </w:p>
+    <w:p>
+      <w:pPr>
+        <w:tabs>
+          <w:tab w:val="left" w:pos="1480"/>
+        </w:tabs>
+        <w:jc w:val="both"/>
+        <w:rPr>
+          <w:rFonts w:asciiTheme="minorHAnsi" w:hAnsiTheme="minorHAnsi" w:cstheme="minorHAnsi"/>
+          <w:sz w:val="24"/>
+        </w:rPr>
+      </w:pPr>
+      <w:r>
+        <w:rPr>
+          <w:rFonts w:asciiTheme="minorHAnsi" w:hAnsiTheme="minorHAnsi" w:cstheme="minorHAnsi"/>
+          <w:sz w:val="24"/>
+          <w:lang w:val="en-GB"/>
+        </w:rPr>
+        <w:t xml:space="preserve">{#9} (9) Cloudflare Inc., "Cloudflare Tunnel: Securely connect your infrastructure," Cloudflare Docs, 2026. </w:t>
+      </w:r>
+      <w:r>
+        <w:rPr>
+          <w:rFonts w:asciiTheme="minorHAnsi" w:hAnsiTheme="minorHAnsi" w:cstheme="minorHAnsi"/>
+          <w:sz w:val="24"/>
+        </w:rPr>
+        <w:t>(En línea). Disponible en: cloudflare.com.</w:t>
+      </w:r>
+    </w:p>
+    <w:p>
+      <w:pPr>
+        <w:tabs>
+          <w:tab w:val="left" w:pos="1480"/>
+        </w:tabs>
+        <w:jc w:val="both"/>
+        <w:rPr>
+          <w:rFonts w:asciiTheme="minorHAnsi" w:hAnsiTheme="minorHAnsi" w:cstheme="minorHAnsi"/>
+          <w:sz w:val="24"/>
+        </w:rPr>
+      </w:pPr>
+      <w:r>
+        <w:rPr>
+          <w:rFonts w:asciiTheme="minorHAnsi" w:hAnsiTheme="minorHAnsi" w:cstheme="minorHAnsi"/>
+          <w:sz w:val="24"/>
+        </w:rPr>
+        <w:t>{#10} (10) IONOS by 1&amp;1, "Gestión de Registros DNS y Nameservers externos," IONOS Help, 2026. (En línea). Disponible en: ionos.es.</w:t>
+      </w:r>
+    </w:p>
+    <w:p>
+      <w:pPr>
+        <w:tabs>
+          <w:tab w:val="left" w:pos="1480"/>
+        </w:tabs>
+        <w:jc w:val="both"/>
+        <w:rPr>
+          <w:rFonts w:asciiTheme="minorHAnsi" w:hAnsiTheme="minorHAnsi" w:cstheme="minorHAnsi"/>
+          <w:sz w:val="24"/>
+        </w:rPr>
+      </w:pPr>
+      <w:r>
+        <w:rPr>
+          <w:rFonts w:asciiTheme="minorHAnsi" w:hAnsiTheme="minorHAnsi" w:cstheme="minorHAnsi"/>
+          <w:sz w:val="24"/>
+          <w:lang w:val="en-GB"/>
+        </w:rPr>
+        <w:t xml:space="preserve">{#11} (11) Google Support, "SMTP Relay and App Passwords for external applications," Google Accounts Help, 2026. </w:t>
+      </w:r>
+      <w:r>
+        <w:rPr>
+          <w:rFonts w:asciiTheme="minorHAnsi" w:hAnsiTheme="minorHAnsi" w:cstheme="minorHAnsi"/>
+          <w:sz w:val="24"/>
+        </w:rPr>
+        <w:t>(En línea). Disponible en: google.com.</w:t>
+      </w:r>
+    </w:p>
+    <w:p>
+      <w:pPr>
+        <w:tabs>
+          <w:tab w:val="left" w:pos="1480"/>
+        </w:tabs>
+        <w:jc w:val="both"/>
+        <w:rPr>
+          <w:rFonts w:asciiTheme="minorHAnsi" w:eastAsiaTheme="minorEastAsia" w:hAnsiTheme="minorHAnsi" w:cstheme="minorHAnsi"/>
+          <w:i/>
+          <w:iCs/>
+          <w:color w:val="5A5A5A" w:themeColor="text1" w:themeTint="A5"/>
+          <w:spacing w:val="15"/>
+          <w:sz w:val="24"/>
+          <w:szCs w:val="24"/>
+        </w:rPr>
+      </w:pPr>
+      <w:r>
+        <w:rPr>
+          <w:rFonts w:asciiTheme="minorHAnsi" w:eastAsiaTheme="minorEastAsia" w:hAnsiTheme="minorHAnsi" w:cstheme="minorHAnsi"/>
+          <w:i/>
+          <w:iCs/>
+          <w:color w:val="5A5A5A" w:themeColor="text1" w:themeTint="A5"/>
+          <w:spacing w:val="15"/>
+          <w:sz w:val="24"/>
+          <w:szCs w:val="24"/>
+        </w:rPr>
+        <w:t>Recursos de la Comunidad y Resolución de Problemas</w:t>
+      </w:r>
+    </w:p>
+    <w:p>
+      <w:pPr>
+        <w:tabs>
+          <w:tab w:val="left" w:pos="1480"/>
+        </w:tabs>
+        <w:jc w:val="both"/>
+        <w:rPr>
+          <w:rFonts w:asciiTheme="minorHAnsi" w:hAnsiTheme="minorHAnsi" w:cstheme="minorHAnsi"/>
+          <w:sz w:val="24"/>
+        </w:rPr>
+      </w:pPr>
+      <w:r>
+        <w:rPr>
+          <w:rFonts w:asciiTheme="minorHAnsi" w:hAnsiTheme="minorHAnsi" w:cstheme="minorHAnsi"/>
+          <w:sz w:val="24"/>
+          <w:lang w:val="en-GB"/>
+        </w:rPr>
+        <w:t xml:space="preserve">{#12} (12) Stack Overflow, "Fixing storage:link permissions in Dockerized Laravel," StackOverflow.com, 2026. </w:t>
+      </w:r>
+      <w:r>
+        <w:rPr>
+          <w:rFonts w:asciiTheme="minorHAnsi" w:hAnsiTheme="minorHAnsi" w:cstheme="minorHAnsi"/>
+          <w:sz w:val="24"/>
+        </w:rPr>
+        <w:t>(En línea). Disponible en: stackoverflow.com.</w:t>
+      </w:r>
+    </w:p>
+    <w:p>
+      <w:pPr>
+        <w:tabs>
+          <w:tab w:val="left" w:pos="1480"/>
+        </w:tabs>
+        <w:jc w:val="both"/>
+        <w:rPr>
+          <w:rFonts w:asciiTheme="minorHAnsi" w:hAnsiTheme="minorHAnsi" w:cstheme="minorHAnsi"/>
+          <w:sz w:val="24"/>
+        </w:rPr>
+      </w:pPr>
+      <w:r>
+        <w:rPr>
+          <w:rFonts w:asciiTheme="minorHAnsi" w:hAnsiTheme="minorHAnsi" w:cstheme="minorHAnsi"/>
+          <w:sz w:val="24"/>
+        </w:rPr>
+        <w:t>{#13} (13) Laracasts, "Comprehensive Guide to Laravel 10 Fundamentals," Laracasts.com, 2026. (En línea). Disponible en: laracasts.com.</w:t>
+      </w:r>
+    </w:p>
+    <w:p>
+      <w:pPr>
+        <w:tabs>
+          <w:tab w:val="left" w:pos="1480"/>
+        </w:tabs>
+        <w:jc w:val="both"/>
+        <w:rPr>
+          <w:rFonts w:asciiTheme="minorHAnsi" w:hAnsiTheme="minorHAnsi" w:cstheme="minorHAnsi"/>
+          <w:sz w:val="24"/>
+        </w:rPr>
+      </w:pPr>
+      <w:r>
+        <w:rPr>
+          <w:rFonts w:asciiTheme="minorHAnsi" w:hAnsiTheme="minorHAnsi" w:cstheme="minorHAnsi"/>
+          <w:sz w:val="24"/>
+          <w:lang w:val="en-GB"/>
+        </w:rPr>
+        <w:t xml:space="preserve">{#14} (14) GitHub Community, "Best practices for README.md documentation in software projects," GitHub Skills, 2026. </w:t>
+      </w:r>
+      <w:r>
+        <w:rPr>
+          <w:rFonts w:asciiTheme="minorHAnsi" w:hAnsiTheme="minorHAnsi" w:cstheme="minorHAnsi"/>
+          <w:sz w:val="24"/>
+        </w:rPr>
+        <w:t>(En línea). Disponible en: https://skills.github.com/</w:t>
+      </w:r>
+      <w:r>
+        <w:rPr>
+          <w:rFonts w:asciiTheme="minorHAnsi" w:hAnsiTheme="minorHAnsi" w:cstheme="minorHAnsi"/>
+          <w:sz w:val="24"/>
+        </w:rPr>
+        <w:t>.</w:t>
       </w:r>
     </w:p>
     <w:sectPr>
@@ -12950,7 +16998,7 @@
 </file>
 
 <file path=word/endnotes.xml><?xml version="1.0" encoding="utf-8"?>
-<w:endnotes xmlns:wpc="http://schemas.microsoft.com/office/word/2010/wordprocessingCanvas" xmlns:cx="http://schemas.microsoft.com/office/drawing/2014/chartex" xmlns:cx1="http://schemas.microsoft.com/office/drawing/2015/9/8/chartex" xmlns:cx2="http://schemas.microsoft.com/office/drawing/2015/10/21/chartex" xmlns:cx3="http://schemas.microsoft.com/office/drawing/2016/5/9/chartex" xmlns:cx4="http://schemas.microsoft.com/office/drawing/2016/5/10/chartex" xmlns:cx5="http://schemas.microsoft.com/office/drawing/2016/5/11/chartex" xmlns:cx6="http://schemas.microsoft.com/office/drawing/2016/5/12/chartex" xmlns:cx7="http://schemas.microsoft.com/office/drawing/2016/5/13/chartex" xmlns:cx8="http://schemas.microsoft.com/office/drawing/2016/5/14/chartex" xmlns:mc="http://schemas.openxmlformats.org/markup-compatibility/2006" xmlns:aink="http://schemas.microsoft.com/office/drawing/2016/ink" xmlns:am3d="http://schemas.microsoft.com/office/drawing/2017/model3d" xmlns:o="urn:schemas-microsoft-com:office:office" xmlns:r="http://schemas.openxmlformats.org/officeDocument/2006/relationships" xmlns:m="http://schemas.openxmlformats.org/officeDocument/2006/math" xmlns:v="urn:schemas-microsoft-com:vml" xmlns:wp14="http://schemas.microsoft.com/office/word/2010/wordprocessingDrawing" xmlns:wp="http://schemas.openxmlformats.org/drawingml/2006/wordprocessingDrawing" xmlns:w10="urn:schemas-microsoft-com:office:word" xmlns:w="http://schemas.openxmlformats.org/wordprocessingml/2006/main" xmlns:w14="http://schemas.microsoft.com/office/word/2010/wordml" xmlns:w15="http://schemas.microsoft.com/office/word/2012/wordml" xmlns:w16cex="http://schemas.microsoft.com/office/word/2018/wordml/cex" xmlns:w16cid="http://schemas.microsoft.com/office/word/2016/wordml/cid" xmlns:w16="http://schemas.microsoft.com/office/word/2018/wordml" xmlns:w16sdtdh="http://schemas.microsoft.com/office/word/2020/wordml/sdtdatahash" xmlns:w16se="http://schemas.microsoft.com/office/word/2015/wordml/symex" xmlns:wpg="http://schemas.microsoft.com/office/word/2010/wordprocessingGroup" xmlns:wpi="http://schemas.microsoft.com/office/word/2010/wordprocessingInk" xmlns:wne="http://schemas.microsoft.com/office/word/2006/wordml" xmlns:wps="http://schemas.microsoft.com/office/word/2010/wordprocessingShape" mc:Ignorable="w14 w15 w16se w16cid w16 w16cex w16sdtdh wp14">
+<w:endnotes xmlns:wpc="http://schemas.microsoft.com/office/word/2010/wordprocessingCanvas" xmlns:cx="http://schemas.microsoft.com/office/drawing/2014/chartex" xmlns:cx1="http://schemas.microsoft.com/office/drawing/2015/9/8/chartex" xmlns:cx2="http://schemas.microsoft.com/office/drawing/2015/10/21/chartex" xmlns:cx3="http://schemas.microsoft.com/office/drawing/2016/5/9/chartex" xmlns:cx4="http://schemas.microsoft.com/office/drawing/2016/5/10/chartex" xmlns:cx5="http://schemas.microsoft.com/office/drawing/2016/5/11/chartex" xmlns:cx6="http://schemas.microsoft.com/office/drawing/2016/5/12/chartex" xmlns:cx7="http://schemas.microsoft.com/office/drawing/2016/5/13/chartex" xmlns:cx8="http://schemas.microsoft.com/office/drawing/2016/5/14/chartex" xmlns:mc="http://schemas.openxmlformats.org/markup-compatibility/2006" xmlns:aink="http://schemas.microsoft.com/office/drawing/2016/ink" xmlns:am3d="http://schemas.microsoft.com/office/drawing/2017/model3d" xmlns:o="urn:schemas-microsoft-com:office:office" xmlns:oel="http://schemas.microsoft.com/office/2019/extlst" xmlns:r="http://schemas.openxmlformats.org/officeDocument/2006/relationships" xmlns:m="http://schemas.openxmlformats.org/officeDocument/2006/math" xmlns:v="urn:schemas-microsoft-com:vml" xmlns:wp14="http://schemas.microsoft.com/office/word/2010/wordprocessingDrawing" xmlns:wp="http://schemas.openxmlformats.org/drawingml/2006/wordprocessingDrawing" xmlns:w10="urn:schemas-microsoft-com:office:word" xmlns:w="http://schemas.openxmlformats.org/wordprocessingml/2006/main" xmlns:w14="http://schemas.microsoft.com/office/word/2010/wordml" xmlns:w15="http://schemas.microsoft.com/office/word/2012/wordml" xmlns:w16cex="http://schemas.microsoft.com/office/word/2018/wordml/cex" xmlns:w16cid="http://schemas.microsoft.com/office/word/2016/wordml/cid" xmlns:w16="http://schemas.microsoft.com/office/word/2018/wordml" xmlns:w16du="http://schemas.microsoft.com/office/word/2023/wordml/word16du" xmlns:w16sdtdh="http://schemas.microsoft.com/office/word/2020/wordml/sdtdatahash" xmlns:w16sdtfl="http://schemas.microsoft.com/office/word/2024/wordml/sdtformatlock" xmlns:w16se="http://schemas.microsoft.com/office/word/2015/wordml/symex" xmlns:wpg="http://schemas.microsoft.com/office/word/2010/wordprocessingGroup" xmlns:wpi="http://schemas.microsoft.com/office/word/2010/wordprocessingInk" xmlns:wne="http://schemas.microsoft.com/office/word/2006/wordml" xmlns:wps="http://schemas.microsoft.com/office/word/2010/wordprocessingShape" mc:Ignorable="w14 w15 w16se w16cid w16 w16cex w16sdtdh w16sdtfl w16du wp14">
   <w:endnote w:type="separator" w:id="-1">
     <w:p>
       <w:r>
@@ -12969,7 +17017,7 @@
 </file>
 
 <file path=word/footer1.xml><?xml version="1.0" encoding="utf-8"?>
-<w:ftr xmlns:wpc="http://schemas.microsoft.com/office/word/2010/wordprocessingCanvas" xmlns:cx="http://schemas.microsoft.com/office/drawing/2014/chartex" xmlns:cx1="http://schemas.microsoft.com/office/drawing/2015/9/8/chartex" xmlns:cx2="http://schemas.microsoft.com/office/drawing/2015/10/21/chartex" xmlns:cx3="http://schemas.microsoft.com/office/drawing/2016/5/9/chartex" xmlns:cx4="http://schemas.microsoft.com/office/drawing/2016/5/10/chartex" xmlns:cx5="http://schemas.microsoft.com/office/drawing/2016/5/11/chartex" xmlns:cx6="http://schemas.microsoft.com/office/drawing/2016/5/12/chartex" xmlns:cx7="http://schemas.microsoft.com/office/drawing/2016/5/13/chartex" xmlns:cx8="http://schemas.microsoft.com/office/drawing/2016/5/14/chartex" xmlns:mc="http://schemas.openxmlformats.org/markup-compatibility/2006" xmlns:aink="http://schemas.microsoft.com/office/drawing/2016/ink" xmlns:am3d="http://schemas.microsoft.com/office/drawing/2017/model3d" xmlns:o="urn:schemas-microsoft-com:office:office" xmlns:r="http://schemas.openxmlformats.org/officeDocument/2006/relationships" xmlns:m="http://schemas.openxmlformats.org/officeDocument/2006/math" xmlns:v="urn:schemas-microsoft-com:vml" xmlns:wp14="http://schemas.microsoft.com/office/word/2010/wordprocessingDrawing" xmlns:wp="http://schemas.openxmlformats.org/drawingml/2006/wordprocessingDrawing" xmlns:w10="urn:schemas-microsoft-com:office:word" xmlns:w="http://schemas.openxmlformats.org/wordprocessingml/2006/main" xmlns:w14="http://schemas.microsoft.com/office/word/2010/wordml" xmlns:w15="http://schemas.microsoft.com/office/word/2012/wordml" xmlns:w16cex="http://schemas.microsoft.com/office/word/2018/wordml/cex" xmlns:w16cid="http://schemas.microsoft.com/office/word/2016/wordml/cid" xmlns:w16="http://schemas.microsoft.com/office/word/2018/wordml" xmlns:w16sdtdh="http://schemas.microsoft.com/office/word/2020/wordml/sdtdatahash" xmlns:w16se="http://schemas.microsoft.com/office/word/2015/wordml/symex" xmlns:wpg="http://schemas.microsoft.com/office/word/2010/wordprocessingGroup" xmlns:wpi="http://schemas.microsoft.com/office/word/2010/wordprocessingInk" xmlns:wne="http://schemas.microsoft.com/office/word/2006/wordml" xmlns:wps="http://schemas.microsoft.com/office/word/2010/wordprocessingShape" mc:Ignorable="w14 w15 w16se w16cid w16 w16cex w16sdtdh wp14">
+<w:ftr xmlns:wpc="http://schemas.microsoft.com/office/word/2010/wordprocessingCanvas" xmlns:cx="http://schemas.microsoft.com/office/drawing/2014/chartex" xmlns:cx1="http://schemas.microsoft.com/office/drawing/2015/9/8/chartex" xmlns:cx2="http://schemas.microsoft.com/office/drawing/2015/10/21/chartex" xmlns:cx3="http://schemas.microsoft.com/office/drawing/2016/5/9/chartex" xmlns:cx4="http://schemas.microsoft.com/office/drawing/2016/5/10/chartex" xmlns:cx5="http://schemas.microsoft.com/office/drawing/2016/5/11/chartex" xmlns:cx6="http://schemas.microsoft.com/office/drawing/2016/5/12/chartex" xmlns:cx7="http://schemas.microsoft.com/office/drawing/2016/5/13/chartex" xmlns:cx8="http://schemas.microsoft.com/office/drawing/2016/5/14/chartex" xmlns:mc="http://schemas.openxmlformats.org/markup-compatibility/2006" xmlns:aink="http://schemas.microsoft.com/office/drawing/2016/ink" xmlns:am3d="http://schemas.microsoft.com/office/drawing/2017/model3d" xmlns:o="urn:schemas-microsoft-com:office:office" xmlns:oel="http://schemas.microsoft.com/office/2019/extlst" xmlns:r="http://schemas.openxmlformats.org/officeDocument/2006/relationships" xmlns:m="http://schemas.openxmlformats.org/officeDocument/2006/math" xmlns:v="urn:schemas-microsoft-com:vml" xmlns:wp14="http://schemas.microsoft.com/office/word/2010/wordprocessingDrawing" xmlns:wp="http://schemas.openxmlformats.org/drawingml/2006/wordprocessingDrawing" xmlns:w10="urn:schemas-microsoft-com:office:word" xmlns:w="http://schemas.openxmlformats.org/wordprocessingml/2006/main" xmlns:w14="http://schemas.microsoft.com/office/word/2010/wordml" xmlns:w15="http://schemas.microsoft.com/office/word/2012/wordml" xmlns:w16cex="http://schemas.microsoft.com/office/word/2018/wordml/cex" xmlns:w16cid="http://schemas.microsoft.com/office/word/2016/wordml/cid" xmlns:w16="http://schemas.microsoft.com/office/word/2018/wordml" xmlns:w16du="http://schemas.microsoft.com/office/word/2023/wordml/word16du" xmlns:w16sdtdh="http://schemas.microsoft.com/office/word/2020/wordml/sdtdatahash" xmlns:w16sdtfl="http://schemas.microsoft.com/office/word/2024/wordml/sdtformatlock" xmlns:w16se="http://schemas.microsoft.com/office/word/2015/wordml/symex" xmlns:wpg="http://schemas.microsoft.com/office/word/2010/wordprocessingGroup" xmlns:wpi="http://schemas.microsoft.com/office/word/2010/wordprocessingInk" xmlns:wne="http://schemas.microsoft.com/office/word/2006/wordml" xmlns:wps="http://schemas.microsoft.com/office/word/2010/wordprocessingShape" mc:Ignorable="w14 w15 w16se w16cid w16 w16cex w16sdtdh w16sdtfl w16du wp14">
   <w:p>
     <w:pPr>
       <w:tabs>
@@ -13085,7 +17133,7 @@
 </file>
 
 <file path=word/footnotes.xml><?xml version="1.0" encoding="utf-8"?>
-<w:footnotes xmlns:wpc="http://schemas.microsoft.com/office/word/2010/wordprocessingCanvas" xmlns:cx="http://schemas.microsoft.com/office/drawing/2014/chartex" xmlns:cx1="http://schemas.microsoft.com/office/drawing/2015/9/8/chartex" xmlns:cx2="http://schemas.microsoft.com/office/drawing/2015/10/21/chartex" xmlns:cx3="http://schemas.microsoft.com/office/drawing/2016/5/9/chartex" xmlns:cx4="http://schemas.microsoft.com/office/drawing/2016/5/10/chartex" xmlns:cx5="http://schemas.microsoft.com/office/drawing/2016/5/11/chartex" xmlns:cx6="http://schemas.microsoft.com/office/drawing/2016/5/12/chartex" xmlns:cx7="http://schemas.microsoft.com/office/drawing/2016/5/13/chartex" xmlns:cx8="http://schemas.microsoft.com/office/drawing/2016/5/14/chartex" xmlns:mc="http://schemas.openxmlformats.org/markup-compatibility/2006" xmlns:aink="http://schemas.microsoft.com/office/drawing/2016/ink" xmlns:am3d="http://schemas.microsoft.com/office/drawing/2017/model3d" xmlns:o="urn:schemas-microsoft-com:office:office" xmlns:r="http://schemas.openxmlformats.org/officeDocument/2006/relationships" xmlns:m="http://schemas.openxmlformats.org/officeDocument/2006/math" xmlns:v="urn:schemas-microsoft-com:vml" xmlns:wp14="http://schemas.microsoft.com/office/word/2010/wordprocessingDrawing" xmlns:wp="http://schemas.openxmlformats.org/drawingml/2006/wordprocessingDrawing" xmlns:w10="urn:schemas-microsoft-com:office:word" xmlns:w="http://schemas.openxmlformats.org/wordprocessingml/2006/main" xmlns:w14="http://schemas.microsoft.com/office/word/2010/wordml" xmlns:w15="http://schemas.microsoft.com/office/word/2012/wordml" xmlns:w16cex="http://schemas.microsoft.com/office/word/2018/wordml/cex" xmlns:w16cid="http://schemas.microsoft.com/office/word/2016/wordml/cid" xmlns:w16="http://schemas.microsoft.com/office/word/2018/wordml" xmlns:w16sdtdh="http://schemas.microsoft.com/office/word/2020/wordml/sdtdatahash" xmlns:w16se="http://schemas.microsoft.com/office/word/2015/wordml/symex" xmlns:wpg="http://schemas.microsoft.com/office/word/2010/wordprocessingGroup" xmlns:wpi="http://schemas.microsoft.com/office/word/2010/wordprocessingInk" xmlns:wne="http://schemas.microsoft.com/office/word/2006/wordml" xmlns:wps="http://schemas.microsoft.com/office/word/2010/wordprocessingShape" mc:Ignorable="w14 w15 w16se w16cid w16 w16cex w16sdtdh wp14">
+<w:footnotes xmlns:wpc="http://schemas.microsoft.com/office/word/2010/wordprocessingCanvas" xmlns:cx="http://schemas.microsoft.com/office/drawing/2014/chartex" xmlns:cx1="http://schemas.microsoft.com/office/drawing/2015/9/8/chartex" xmlns:cx2="http://schemas.microsoft.com/office/drawing/2015/10/21/chartex" xmlns:cx3="http://schemas.microsoft.com/office/drawing/2016/5/9/chartex" xmlns:cx4="http://schemas.microsoft.com/office/drawing/2016/5/10/chartex" xmlns:cx5="http://schemas.microsoft.com/office/drawing/2016/5/11/chartex" xmlns:cx6="http://schemas.microsoft.com/office/drawing/2016/5/12/chartex" xmlns:cx7="http://schemas.microsoft.com/office/drawing/2016/5/13/chartex" xmlns:cx8="http://schemas.microsoft.com/office/drawing/2016/5/14/chartex" xmlns:mc="http://schemas.openxmlformats.org/markup-compatibility/2006" xmlns:aink="http://schemas.microsoft.com/office/drawing/2016/ink" xmlns:am3d="http://schemas.microsoft.com/office/drawing/2017/model3d" xmlns:o="urn:schemas-microsoft-com:office:office" xmlns:oel="http://schemas.microsoft.com/office/2019/extlst" xmlns:r="http://schemas.openxmlformats.org/officeDocument/2006/relationships" xmlns:m="http://schemas.openxmlformats.org/officeDocument/2006/math" xmlns:v="urn:schemas-microsoft-com:vml" xmlns:wp14="http://schemas.microsoft.com/office/word/2010/wordprocessingDrawing" xmlns:wp="http://schemas.openxmlformats.org/drawingml/2006/wordprocessingDrawing" xmlns:w10="urn:schemas-microsoft-com:office:word" xmlns:w="http://schemas.openxmlformats.org/wordprocessingml/2006/main" xmlns:w14="http://schemas.microsoft.com/office/word/2010/wordml" xmlns:w15="http://schemas.microsoft.com/office/word/2012/wordml" xmlns:w16cex="http://schemas.microsoft.com/office/word/2018/wordml/cex" xmlns:w16cid="http://schemas.microsoft.com/office/word/2016/wordml/cid" xmlns:w16="http://schemas.microsoft.com/office/word/2018/wordml" xmlns:w16du="http://schemas.microsoft.com/office/word/2023/wordml/word16du" xmlns:w16sdtdh="http://schemas.microsoft.com/office/word/2020/wordml/sdtdatahash" xmlns:w16sdtfl="http://schemas.microsoft.com/office/word/2024/wordml/sdtformatlock" xmlns:w16se="http://schemas.microsoft.com/office/word/2015/wordml/symex" xmlns:wpg="http://schemas.microsoft.com/office/word/2010/wordprocessingGroup" xmlns:wpi="http://schemas.microsoft.com/office/word/2010/wordprocessingInk" xmlns:wne="http://schemas.microsoft.com/office/word/2006/wordml" xmlns:wps="http://schemas.microsoft.com/office/word/2010/wordprocessingShape" mc:Ignorable="w14 w15 w16se w16cid w16 w16cex w16sdtdh w16sdtfl w16du wp14">
   <w:footnote w:type="separator" w:id="-1">
     <w:p>
       <w:r>
@@ -13104,7 +17152,7 @@
 </file>
 
 <file path=word/numbering.xml><?xml version="1.0" encoding="utf-8"?>
-<w:numbering xmlns:wpc="http://schemas.microsoft.com/office/word/2010/wordprocessingCanvas" xmlns:cx="http://schemas.microsoft.com/office/drawing/2014/chartex" xmlns:cx1="http://schemas.microsoft.com/office/drawing/2015/9/8/chartex" xmlns:cx2="http://schemas.microsoft.com/office/drawing/2015/10/21/chartex" xmlns:cx3="http://schemas.microsoft.com/office/drawing/2016/5/9/chartex" xmlns:cx4="http://schemas.microsoft.com/office/drawing/2016/5/10/chartex" xmlns:cx5="http://schemas.microsoft.com/office/drawing/2016/5/11/chartex" xmlns:cx6="http://schemas.microsoft.com/office/drawing/2016/5/12/chartex" xmlns:cx7="http://schemas.microsoft.com/office/drawing/2016/5/13/chartex" xmlns:cx8="http://schemas.microsoft.com/office/drawing/2016/5/14/chartex" xmlns:mc="http://schemas.openxmlformats.org/markup-compatibility/2006" xmlns:aink="http://schemas.microsoft.com/office/drawing/2016/ink" xmlns:am3d="http://schemas.microsoft.com/office/drawing/2017/model3d" xmlns:o="urn:schemas-microsoft-com:office:office" xmlns:r="http://schemas.openxmlformats.org/officeDocument/2006/relationships" xmlns:m="http://schemas.openxmlformats.org/officeDocument/2006/math" xmlns:v="urn:schemas-microsoft-com:vml" xmlns:wp14="http://schemas.microsoft.com/office/word/2010/wordprocessingDrawing" xmlns:wp="http://schemas.openxmlformats.org/drawingml/2006/wordprocessingDrawing" xmlns:w10="urn:schemas-microsoft-com:office:word" xmlns:w="http://schemas.openxmlformats.org/wordprocessingml/2006/main" xmlns:w14="http://schemas.microsoft.com/office/word/2010/wordml" xmlns:w15="http://schemas.microsoft.com/office/word/2012/wordml" xmlns:w16cex="http://schemas.microsoft.com/office/word/2018/wordml/cex" xmlns:w16cid="http://schemas.microsoft.com/office/word/2016/wordml/cid" xmlns:w16="http://schemas.microsoft.com/office/word/2018/wordml" xmlns:w16sdtdh="http://schemas.microsoft.com/office/word/2020/wordml/sdtdatahash" xmlns:w16se="http://schemas.microsoft.com/office/word/2015/wordml/symex" xmlns:wpg="http://schemas.microsoft.com/office/word/2010/wordprocessingGroup" xmlns:wpi="http://schemas.microsoft.com/office/word/2010/wordprocessingInk" xmlns:wne="http://schemas.microsoft.com/office/word/2006/wordml" xmlns:wps="http://schemas.microsoft.com/office/word/2010/wordprocessingShape" mc:Ignorable="w14 w15 w16se w16cid w16 w16cex w16sdtdh wp14">
+<w:numbering xmlns:wpc="http://schemas.microsoft.com/office/word/2010/wordprocessingCanvas" xmlns:cx="http://schemas.microsoft.com/office/drawing/2014/chartex" xmlns:cx1="http://schemas.microsoft.com/office/drawing/2015/9/8/chartex" xmlns:cx2="http://schemas.microsoft.com/office/drawing/2015/10/21/chartex" xmlns:cx3="http://schemas.microsoft.com/office/drawing/2016/5/9/chartex" xmlns:cx4="http://schemas.microsoft.com/office/drawing/2016/5/10/chartex" xmlns:cx5="http://schemas.microsoft.com/office/drawing/2016/5/11/chartex" xmlns:cx6="http://schemas.microsoft.com/office/drawing/2016/5/12/chartex" xmlns:cx7="http://schemas.microsoft.com/office/drawing/2016/5/13/chartex" xmlns:cx8="http://schemas.microsoft.com/office/drawing/2016/5/14/chartex" xmlns:mc="http://schemas.openxmlformats.org/markup-compatibility/2006" xmlns:aink="http://schemas.microsoft.com/office/drawing/2016/ink" xmlns:am3d="http://schemas.microsoft.com/office/drawing/2017/model3d" xmlns:o="urn:schemas-microsoft-com:office:office" xmlns:oel="http://schemas.microsoft.com/office/2019/extlst" xmlns:r="http://schemas.openxmlformats.org/officeDocument/2006/relationships" xmlns:m="http://schemas.openxmlformats.org/officeDocument/2006/math" xmlns:v="urn:schemas-microsoft-com:vml" xmlns:wp14="http://schemas.microsoft.com/office/word/2010/wordprocessingDrawing" xmlns:wp="http://schemas.openxmlformats.org/drawingml/2006/wordprocessingDrawing" xmlns:w10="urn:schemas-microsoft-com:office:word" xmlns:w="http://schemas.openxmlformats.org/wordprocessingml/2006/main" xmlns:w14="http://schemas.microsoft.com/office/word/2010/wordml" xmlns:w15="http://schemas.microsoft.com/office/word/2012/wordml" xmlns:w16cex="http://schemas.microsoft.com/office/word/2018/wordml/cex" xmlns:w16cid="http://schemas.microsoft.com/office/word/2016/wordml/cid" xmlns:w16="http://schemas.microsoft.com/office/word/2018/wordml" xmlns:w16du="http://schemas.microsoft.com/office/word/2023/wordml/word16du" xmlns:w16sdtdh="http://schemas.microsoft.com/office/word/2020/wordml/sdtdatahash" xmlns:w16sdtfl="http://schemas.microsoft.com/office/word/2024/wordml/sdtformatlock" xmlns:w16se="http://schemas.microsoft.com/office/word/2015/wordml/symex" xmlns:wpg="http://schemas.microsoft.com/office/word/2010/wordprocessingGroup" xmlns:wpi="http://schemas.microsoft.com/office/word/2010/wordprocessingInk" xmlns:wne="http://schemas.microsoft.com/office/word/2006/wordml" xmlns:wps="http://schemas.microsoft.com/office/word/2010/wordprocessingShape" mc:Ignorable="w14 w15 w16se w16cid w16 w16cex w16sdtdh w16sdtfl w16du wp14">
   <w:abstractNum w:abstractNumId="0" w15:restartNumberingAfterBreak="0">
     <w:nsid w:val="002945FE"/>
     <w:multiLevelType w:val="hybridMultilevel"/>
@@ -13332,6 +17380,119 @@
     </w:lvl>
   </w:abstractNum>
   <w:abstractNum w:abstractNumId="2" w15:restartNumberingAfterBreak="0">
+    <w:nsid w:val="0A005EB2"/>
+    <w:multiLevelType w:val="hybridMultilevel"/>
+    <w:tmpl w:val="4EFC8A62"/>
+    <w:lvl w:ilvl="0" w:tplc="0C0A0005">
+      <w:start w:val="1"/>
+      <w:numFmt w:val="bullet"/>
+      <w:lvlText w:val=""/>
+      <w:lvlJc w:val="left"/>
+      <w:pPr>
+        <w:ind w:left="720" w:hanging="360"/>
+      </w:pPr>
+      <w:rPr>
+        <w:rFonts w:ascii="Wingdings" w:hAnsi="Wingdings" w:hint="default"/>
+      </w:rPr>
+    </w:lvl>
+    <w:lvl w:ilvl="1" w:tplc="0C0A0003" w:tentative="1">
+      <w:start w:val="1"/>
+      <w:numFmt w:val="bullet"/>
+      <w:lvlText w:val="o"/>
+      <w:lvlJc w:val="left"/>
+      <w:pPr>
+        <w:ind w:left="1440" w:hanging="360"/>
+      </w:pPr>
+      <w:rPr>
+        <w:rFonts w:ascii="Courier New" w:hAnsi="Courier New" w:cs="Courier New" w:hint="default"/>
+      </w:rPr>
+    </w:lvl>
+    <w:lvl w:ilvl="2" w:tplc="0C0A0005" w:tentative="1">
+      <w:start w:val="1"/>
+      <w:numFmt w:val="bullet"/>
+      <w:lvlText w:val=""/>
+      <w:lvlJc w:val="left"/>
+      <w:pPr>
+        <w:ind w:left="2160" w:hanging="360"/>
+      </w:pPr>
+      <w:rPr>
+        <w:rFonts w:ascii="Wingdings" w:hAnsi="Wingdings" w:hint="default"/>
+      </w:rPr>
+    </w:lvl>
+    <w:lvl w:ilvl="3" w:tplc="0C0A0001" w:tentative="1">
+      <w:start w:val="1"/>
+      <w:numFmt w:val="bullet"/>
+      <w:lvlText w:val=""/>
+      <w:lvlJc w:val="left"/>
+      <w:pPr>
+        <w:ind w:left="2880" w:hanging="360"/>
+      </w:pPr>
+      <w:rPr>
+        <w:rFonts w:ascii="Symbol" w:hAnsi="Symbol" w:hint="default"/>
+      </w:rPr>
+    </w:lvl>
+    <w:lvl w:ilvl="4" w:tplc="0C0A0003" w:tentative="1">
+      <w:start w:val="1"/>
+      <w:numFmt w:val="bullet"/>
+      <w:lvlText w:val="o"/>
+      <w:lvlJc w:val="left"/>
+      <w:pPr>
+        <w:ind w:left="3600" w:hanging="360"/>
+      </w:pPr>
+      <w:rPr>
+        <w:rFonts w:ascii="Courier New" w:hAnsi="Courier New" w:cs="Courier New" w:hint="default"/>
+      </w:rPr>
+    </w:lvl>
+    <w:lvl w:ilvl="5" w:tplc="0C0A0005" w:tentative="1">
+      <w:start w:val="1"/>
+      <w:numFmt w:val="bullet"/>
+      <w:lvlText w:val=""/>
+      <w:lvlJc w:val="left"/>
+      <w:pPr>
+        <w:ind w:left="4320" w:hanging="360"/>
+      </w:pPr>
+      <w:rPr>
+        <w:rFonts w:ascii="Wingdings" w:hAnsi="Wingdings" w:hint="default"/>
+      </w:rPr>
+    </w:lvl>
+    <w:lvl w:ilvl="6" w:tplc="0C0A0001" w:tentative="1">
+      <w:start w:val="1"/>
+      <w:numFmt w:val="bullet"/>
+      <w:lvlText w:val=""/>
+      <w:lvlJc w:val="left"/>
+      <w:pPr>
+        <w:ind w:left="5040" w:hanging="360"/>
+      </w:pPr>
+      <w:rPr>
+        <w:rFonts w:ascii="Symbol" w:hAnsi="Symbol" w:hint="default"/>
+      </w:rPr>
+    </w:lvl>
+    <w:lvl w:ilvl="7" w:tplc="0C0A0003" w:tentative="1">
+      <w:start w:val="1"/>
+      <w:numFmt w:val="bullet"/>
+      <w:lvlText w:val="o"/>
+      <w:lvlJc w:val="left"/>
+      <w:pPr>
+        <w:ind w:left="5760" w:hanging="360"/>
+      </w:pPr>
+      <w:rPr>
+        <w:rFonts w:ascii="Courier New" w:hAnsi="Courier New" w:cs="Courier New" w:hint="default"/>
+      </w:rPr>
+    </w:lvl>
+    <w:lvl w:ilvl="8" w:tplc="0C0A0005" w:tentative="1">
+      <w:start w:val="1"/>
+      <w:numFmt w:val="bullet"/>
+      <w:lvlText w:val=""/>
+      <w:lvlJc w:val="left"/>
+      <w:pPr>
+        <w:ind w:left="6480" w:hanging="360"/>
+      </w:pPr>
+      <w:rPr>
+        <w:rFonts w:ascii="Wingdings" w:hAnsi="Wingdings" w:hint="default"/>
+      </w:rPr>
+    </w:lvl>
+  </w:abstractNum>
+  <w:abstractNum w:abstractNumId="3" w15:restartNumberingAfterBreak="0">
     <w:nsid w:val="0B561865"/>
     <w:multiLevelType w:val="hybridMultilevel"/>
     <w:tmpl w:val="0186B42C"/>
@@ -13444,7 +17605,7 @@
       </w:rPr>
     </w:lvl>
   </w:abstractNum>
-  <w:abstractNum w:abstractNumId="3" w15:restartNumberingAfterBreak="0">
+  <w:abstractNum w:abstractNumId="4" w15:restartNumberingAfterBreak="0">
     <w:nsid w:val="0DF3634B"/>
     <w:multiLevelType w:val="hybridMultilevel"/>
     <w:tmpl w:val="DAB05188"/>
@@ -13557,7 +17718,120 @@
       </w:rPr>
     </w:lvl>
   </w:abstractNum>
-  <w:abstractNum w:abstractNumId="4" w15:restartNumberingAfterBreak="0">
+  <w:abstractNum w:abstractNumId="5" w15:restartNumberingAfterBreak="0">
+    <w:nsid w:val="0E730277"/>
+    <w:multiLevelType w:val="hybridMultilevel"/>
+    <w:tmpl w:val="973C6214"/>
+    <w:lvl w:ilvl="0" w:tplc="0C0A000F">
+      <w:start w:val="1"/>
+      <w:numFmt w:val="decimal"/>
+      <w:lvlText w:val="%1."/>
+      <w:lvlJc w:val="left"/>
+      <w:pPr>
+        <w:ind w:left="720" w:hanging="360"/>
+      </w:pPr>
+      <w:rPr>
+        <w:rFonts w:hint="default"/>
+      </w:rPr>
+    </w:lvl>
+    <w:lvl w:ilvl="1" w:tplc="FFFFFFFF" w:tentative="1">
+      <w:start w:val="1"/>
+      <w:numFmt w:val="bullet"/>
+      <w:lvlText w:val="o"/>
+      <w:lvlJc w:val="left"/>
+      <w:pPr>
+        <w:ind w:left="1440" w:hanging="360"/>
+      </w:pPr>
+      <w:rPr>
+        <w:rFonts w:ascii="Courier New" w:hAnsi="Courier New" w:cs="Courier New" w:hint="default"/>
+      </w:rPr>
+    </w:lvl>
+    <w:lvl w:ilvl="2" w:tplc="FFFFFFFF" w:tentative="1">
+      <w:start w:val="1"/>
+      <w:numFmt w:val="bullet"/>
+      <w:lvlText w:val=""/>
+      <w:lvlJc w:val="left"/>
+      <w:pPr>
+        <w:ind w:left="2160" w:hanging="360"/>
+      </w:pPr>
+      <w:rPr>
+        <w:rFonts w:ascii="Wingdings" w:hAnsi="Wingdings" w:hint="default"/>
+      </w:rPr>
+    </w:lvl>
+    <w:lvl w:ilvl="3" w:tplc="FFFFFFFF" w:tentative="1">
+      <w:start w:val="1"/>
+      <w:numFmt w:val="bullet"/>
+      <w:lvlText w:val=""/>
+      <w:lvlJc w:val="left"/>
+      <w:pPr>
+        <w:ind w:left="2880" w:hanging="360"/>
+      </w:pPr>
+      <w:rPr>
+        <w:rFonts w:ascii="Symbol" w:hAnsi="Symbol" w:hint="default"/>
+      </w:rPr>
+    </w:lvl>
+    <w:lvl w:ilvl="4" w:tplc="FFFFFFFF" w:tentative="1">
+      <w:start w:val="1"/>
+      <w:numFmt w:val="bullet"/>
+      <w:lvlText w:val="o"/>
+      <w:lvlJc w:val="left"/>
+      <w:pPr>
+        <w:ind w:left="3600" w:hanging="360"/>
+      </w:pPr>
+      <w:rPr>
+        <w:rFonts w:ascii="Courier New" w:hAnsi="Courier New" w:cs="Courier New" w:hint="default"/>
+      </w:rPr>
+    </w:lvl>
+    <w:lvl w:ilvl="5" w:tplc="FFFFFFFF" w:tentative="1">
+      <w:start w:val="1"/>
+      <w:numFmt w:val="bullet"/>
+      <w:lvlText w:val=""/>
+      <w:lvlJc w:val="left"/>
+      <w:pPr>
+        <w:ind w:left="4320" w:hanging="360"/>
+      </w:pPr>
+      <w:rPr>
+        <w:rFonts w:ascii="Wingdings" w:hAnsi="Wingdings" w:hint="default"/>
+      </w:rPr>
+    </w:lvl>
+    <w:lvl w:ilvl="6" w:tplc="FFFFFFFF" w:tentative="1">
+      <w:start w:val="1"/>
+      <w:numFmt w:val="bullet"/>
+      <w:lvlText w:val=""/>
+      <w:lvlJc w:val="left"/>
+      <w:pPr>
+        <w:ind w:left="5040" w:hanging="360"/>
+      </w:pPr>
+      <w:rPr>
+        <w:rFonts w:ascii="Symbol" w:hAnsi="Symbol" w:hint="default"/>
+      </w:rPr>
+    </w:lvl>
+    <w:lvl w:ilvl="7" w:tplc="FFFFFFFF" w:tentative="1">
+      <w:start w:val="1"/>
+      <w:numFmt w:val="bullet"/>
+      <w:lvlText w:val="o"/>
+      <w:lvlJc w:val="left"/>
+      <w:pPr>
+        <w:ind w:left="5760" w:hanging="360"/>
+      </w:pPr>
+      <w:rPr>
+        <w:rFonts w:ascii="Courier New" w:hAnsi="Courier New" w:cs="Courier New" w:hint="default"/>
+      </w:rPr>
+    </w:lvl>
+    <w:lvl w:ilvl="8" w:tplc="FFFFFFFF" w:tentative="1">
+      <w:start w:val="1"/>
+      <w:numFmt w:val="bullet"/>
+      <w:lvlText w:val=""/>
+      <w:lvlJc w:val="left"/>
+      <w:pPr>
+        <w:ind w:left="6480" w:hanging="360"/>
+      </w:pPr>
+      <w:rPr>
+        <w:rFonts w:ascii="Wingdings" w:hAnsi="Wingdings" w:hint="default"/>
+      </w:rPr>
+    </w:lvl>
+  </w:abstractNum>
+  <w:abstractNum w:abstractNumId="6" w15:restartNumberingAfterBreak="0">
     <w:nsid w:val="11187013"/>
     <w:multiLevelType w:val="hybridMultilevel"/>
     <w:tmpl w:val="986AC1EC"/>
@@ -13670,7 +17944,93 @@
       </w:rPr>
     </w:lvl>
   </w:abstractNum>
-  <w:abstractNum w:abstractNumId="5" w15:restartNumberingAfterBreak="0">
+  <w:abstractNum w:abstractNumId="7" w15:restartNumberingAfterBreak="0">
+    <w:nsid w:val="13BD70D0"/>
+    <w:multiLevelType w:val="hybridMultilevel"/>
+    <w:tmpl w:val="4A029BB4"/>
+    <w:lvl w:ilvl="0" w:tplc="0C0A000F">
+      <w:start w:val="1"/>
+      <w:numFmt w:val="decimal"/>
+      <w:lvlText w:val="%1."/>
+      <w:lvlJc w:val="left"/>
+      <w:pPr>
+        <w:ind w:left="720" w:hanging="360"/>
+      </w:pPr>
+    </w:lvl>
+    <w:lvl w:ilvl="1" w:tplc="0C0A0019" w:tentative="1">
+      <w:start w:val="1"/>
+      <w:numFmt w:val="lowerLetter"/>
+      <w:lvlText w:val="%2."/>
+      <w:lvlJc w:val="left"/>
+      <w:pPr>
+        <w:ind w:left="1440" w:hanging="360"/>
+      </w:pPr>
+    </w:lvl>
+    <w:lvl w:ilvl="2" w:tplc="0C0A001B" w:tentative="1">
+      <w:start w:val="1"/>
+      <w:numFmt w:val="lowerRoman"/>
+      <w:lvlText w:val="%3."/>
+      <w:lvlJc w:val="right"/>
+      <w:pPr>
+        <w:ind w:left="2160" w:hanging="180"/>
+      </w:pPr>
+    </w:lvl>
+    <w:lvl w:ilvl="3" w:tplc="0C0A000F" w:tentative="1">
+      <w:start w:val="1"/>
+      <w:numFmt w:val="decimal"/>
+      <w:lvlText w:val="%4."/>
+      <w:lvlJc w:val="left"/>
+      <w:pPr>
+        <w:ind w:left="2880" w:hanging="360"/>
+      </w:pPr>
+    </w:lvl>
+    <w:lvl w:ilvl="4" w:tplc="0C0A0019" w:tentative="1">
+      <w:start w:val="1"/>
+      <w:numFmt w:val="lowerLetter"/>
+      <w:lvlText w:val="%5."/>
+      <w:lvlJc w:val="left"/>
+      <w:pPr>
+        <w:ind w:left="3600" w:hanging="360"/>
+      </w:pPr>
+    </w:lvl>
+    <w:lvl w:ilvl="5" w:tplc="0C0A001B" w:tentative="1">
+      <w:start w:val="1"/>
+      <w:numFmt w:val="lowerRoman"/>
+      <w:lvlText w:val="%6."/>
+      <w:lvlJc w:val="right"/>
+      <w:pPr>
+        <w:ind w:left="4320" w:hanging="180"/>
+      </w:pPr>
+    </w:lvl>
+    <w:lvl w:ilvl="6" w:tplc="0C0A000F" w:tentative="1">
+      <w:start w:val="1"/>
+      <w:numFmt w:val="decimal"/>
+      <w:lvlText w:val="%7."/>
+      <w:lvlJc w:val="left"/>
+      <w:pPr>
+        <w:ind w:left="5040" w:hanging="360"/>
+      </w:pPr>
+    </w:lvl>
+    <w:lvl w:ilvl="7" w:tplc="0C0A0019" w:tentative="1">
+      <w:start w:val="1"/>
+      <w:numFmt w:val="lowerLetter"/>
+      <w:lvlText w:val="%8."/>
+      <w:lvlJc w:val="left"/>
+      <w:pPr>
+        <w:ind w:left="5760" w:hanging="360"/>
+      </w:pPr>
+    </w:lvl>
+    <w:lvl w:ilvl="8" w:tplc="0C0A001B" w:tentative="1">
+      <w:start w:val="1"/>
+      <w:numFmt w:val="lowerRoman"/>
+      <w:lvlText w:val="%9."/>
+      <w:lvlJc w:val="right"/>
+      <w:pPr>
+        <w:ind w:left="6480" w:hanging="180"/>
+      </w:pPr>
+    </w:lvl>
+  </w:abstractNum>
+  <w:abstractNum w:abstractNumId="8" w15:restartNumberingAfterBreak="0">
     <w:nsid w:val="174E481F"/>
     <w:multiLevelType w:val="hybridMultilevel"/>
     <w:tmpl w:val="4D88D47E"/>
@@ -13759,7 +18119,7 @@
       </w:pPr>
     </w:lvl>
   </w:abstractNum>
-  <w:abstractNum w:abstractNumId="6" w15:restartNumberingAfterBreak="0">
+  <w:abstractNum w:abstractNumId="9" w15:restartNumberingAfterBreak="0">
     <w:nsid w:val="1D1E501C"/>
     <w:multiLevelType w:val="hybridMultilevel"/>
     <w:tmpl w:val="1C10F2DE"/>
@@ -13872,7 +18232,7 @@
       </w:rPr>
     </w:lvl>
   </w:abstractNum>
-  <w:abstractNum w:abstractNumId="7" w15:restartNumberingAfterBreak="0">
+  <w:abstractNum w:abstractNumId="10" w15:restartNumberingAfterBreak="0">
     <w:nsid w:val="2A24727A"/>
     <w:multiLevelType w:val="hybridMultilevel"/>
     <w:tmpl w:val="104ED8E4"/>
@@ -13985,7 +18345,7 @@
       </w:rPr>
     </w:lvl>
   </w:abstractNum>
-  <w:abstractNum w:abstractNumId="8" w15:restartNumberingAfterBreak="0">
+  <w:abstractNum w:abstractNumId="11" w15:restartNumberingAfterBreak="0">
     <w:nsid w:val="2B7B555A"/>
     <w:multiLevelType w:val="hybridMultilevel"/>
     <w:tmpl w:val="69EE6BFA"/>
@@ -14098,7 +18458,7 @@
       </w:rPr>
     </w:lvl>
   </w:abstractNum>
-  <w:abstractNum w:abstractNumId="9" w15:restartNumberingAfterBreak="0">
+  <w:abstractNum w:abstractNumId="12" w15:restartNumberingAfterBreak="0">
     <w:nsid w:val="2D4C064F"/>
     <w:multiLevelType w:val="hybridMultilevel"/>
     <w:tmpl w:val="5E16F204"/>
@@ -14211,7 +18571,7 @@
       </w:rPr>
     </w:lvl>
   </w:abstractNum>
-  <w:abstractNum w:abstractNumId="10" w15:restartNumberingAfterBreak="0">
+  <w:abstractNum w:abstractNumId="13" w15:restartNumberingAfterBreak="0">
     <w:nsid w:val="2D6C465D"/>
     <w:multiLevelType w:val="hybridMultilevel"/>
     <w:tmpl w:val="3CB07DD6"/>
@@ -14324,7 +18684,7 @@
       </w:rPr>
     </w:lvl>
   </w:abstractNum>
-  <w:abstractNum w:abstractNumId="11" w15:restartNumberingAfterBreak="0">
+  <w:abstractNum w:abstractNumId="14" w15:restartNumberingAfterBreak="0">
     <w:nsid w:val="2F6A28EF"/>
     <w:multiLevelType w:val="hybridMultilevel"/>
     <w:tmpl w:val="11E866F4"/>
@@ -14464,7 +18824,7 @@
       </w:rPr>
     </w:lvl>
   </w:abstractNum>
-  <w:abstractNum w:abstractNumId="12" w15:restartNumberingAfterBreak="0">
+  <w:abstractNum w:abstractNumId="15" w15:restartNumberingAfterBreak="0">
     <w:nsid w:val="345266FA"/>
     <w:multiLevelType w:val="hybridMultilevel"/>
     <w:tmpl w:val="83329194"/>
@@ -14577,7 +18937,120 @@
       </w:rPr>
     </w:lvl>
   </w:abstractNum>
-  <w:abstractNum w:abstractNumId="13" w15:restartNumberingAfterBreak="0">
+  <w:abstractNum w:abstractNumId="16" w15:restartNumberingAfterBreak="0">
+    <w:nsid w:val="353E5053"/>
+    <w:multiLevelType w:val="hybridMultilevel"/>
+    <w:tmpl w:val="1E7E3408"/>
+    <w:lvl w:ilvl="0" w:tplc="E4B69978">
+      <w:start w:val="6"/>
+      <w:numFmt w:val="bullet"/>
+      <w:lvlText w:val="-"/>
+      <w:lvlJc w:val="left"/>
+      <w:pPr>
+        <w:ind w:left="720" w:hanging="360"/>
+      </w:pPr>
+      <w:rPr>
+        <w:rFonts w:ascii="Calibri" w:eastAsia="Arial MT" w:hAnsi="Calibri" w:cs="Calibri" w:hint="default"/>
+      </w:rPr>
+    </w:lvl>
+    <w:lvl w:ilvl="1" w:tplc="0C0A0003" w:tentative="1">
+      <w:start w:val="1"/>
+      <w:numFmt w:val="bullet"/>
+      <w:lvlText w:val="o"/>
+      <w:lvlJc w:val="left"/>
+      <w:pPr>
+        <w:ind w:left="1440" w:hanging="360"/>
+      </w:pPr>
+      <w:rPr>
+        <w:rFonts w:ascii="Courier New" w:hAnsi="Courier New" w:cs="Courier New" w:hint="default"/>
+      </w:rPr>
+    </w:lvl>
+    <w:lvl w:ilvl="2" w:tplc="0C0A0005" w:tentative="1">
+      <w:start w:val="1"/>
+      <w:numFmt w:val="bullet"/>
+      <w:lvlText w:val=""/>
+      <w:lvlJc w:val="left"/>
+      <w:pPr>
+        <w:ind w:left="2160" w:hanging="360"/>
+      </w:pPr>
+      <w:rPr>
+        <w:rFonts w:ascii="Wingdings" w:hAnsi="Wingdings" w:hint="default"/>
+      </w:rPr>
+    </w:lvl>
+    <w:lvl w:ilvl="3" w:tplc="0C0A0001" w:tentative="1">
+      <w:start w:val="1"/>
+      <w:numFmt w:val="bullet"/>
+      <w:lvlText w:val=""/>
+      <w:lvlJc w:val="left"/>
+      <w:pPr>
+        <w:ind w:left="2880" w:hanging="360"/>
+      </w:pPr>
+      <w:rPr>
+        <w:rFonts w:ascii="Symbol" w:hAnsi="Symbol" w:hint="default"/>
+      </w:rPr>
+    </w:lvl>
+    <w:lvl w:ilvl="4" w:tplc="0C0A0003" w:tentative="1">
+      <w:start w:val="1"/>
+      <w:numFmt w:val="bullet"/>
+      <w:lvlText w:val="o"/>
+      <w:lvlJc w:val="left"/>
+      <w:pPr>
+        <w:ind w:left="3600" w:hanging="360"/>
+      </w:pPr>
+      <w:rPr>
+        <w:rFonts w:ascii="Courier New" w:hAnsi="Courier New" w:cs="Courier New" w:hint="default"/>
+      </w:rPr>
+    </w:lvl>
+    <w:lvl w:ilvl="5" w:tplc="0C0A0005" w:tentative="1">
+      <w:start w:val="1"/>
+      <w:numFmt w:val="bullet"/>
+      <w:lvlText w:val=""/>
+      <w:lvlJc w:val="left"/>
+      <w:pPr>
+        <w:ind w:left="4320" w:hanging="360"/>
+      </w:pPr>
+      <w:rPr>
+        <w:rFonts w:ascii="Wingdings" w:hAnsi="Wingdings" w:hint="default"/>
+      </w:rPr>
+    </w:lvl>
+    <w:lvl w:ilvl="6" w:tplc="0C0A0001" w:tentative="1">
+      <w:start w:val="1"/>
+      <w:numFmt w:val="bullet"/>
+      <w:lvlText w:val=""/>
+      <w:lvlJc w:val="left"/>
+      <w:pPr>
+        <w:ind w:left="5040" w:hanging="360"/>
+      </w:pPr>
+      <w:rPr>
+        <w:rFonts w:ascii="Symbol" w:hAnsi="Symbol" w:hint="default"/>
+      </w:rPr>
+    </w:lvl>
+    <w:lvl w:ilvl="7" w:tplc="0C0A0003" w:tentative="1">
+      <w:start w:val="1"/>
+      <w:numFmt w:val="bullet"/>
+      <w:lvlText w:val="o"/>
+      <w:lvlJc w:val="left"/>
+      <w:pPr>
+        <w:ind w:left="5760" w:hanging="360"/>
+      </w:pPr>
+      <w:rPr>
+        <w:rFonts w:ascii="Courier New" w:hAnsi="Courier New" w:cs="Courier New" w:hint="default"/>
+      </w:rPr>
+    </w:lvl>
+    <w:lvl w:ilvl="8" w:tplc="0C0A0005" w:tentative="1">
+      <w:start w:val="1"/>
+      <w:numFmt w:val="bullet"/>
+      <w:lvlText w:val=""/>
+      <w:lvlJc w:val="left"/>
+      <w:pPr>
+        <w:ind w:left="6480" w:hanging="360"/>
+      </w:pPr>
+      <w:rPr>
+        <w:rFonts w:ascii="Wingdings" w:hAnsi="Wingdings" w:hint="default"/>
+      </w:rPr>
+    </w:lvl>
+  </w:abstractNum>
+  <w:abstractNum w:abstractNumId="17" w15:restartNumberingAfterBreak="0">
     <w:nsid w:val="35AC5205"/>
     <w:multiLevelType w:val="hybridMultilevel"/>
     <w:tmpl w:val="7F320DD2"/>
@@ -14690,7 +19163,7 @@
       </w:rPr>
     </w:lvl>
   </w:abstractNum>
-  <w:abstractNum w:abstractNumId="14" w15:restartNumberingAfterBreak="0">
+  <w:abstractNum w:abstractNumId="18" w15:restartNumberingAfterBreak="0">
     <w:nsid w:val="36BD3B71"/>
     <w:multiLevelType w:val="hybridMultilevel"/>
     <w:tmpl w:val="C632EC20"/>
@@ -14803,7 +19276,7 @@
       </w:rPr>
     </w:lvl>
   </w:abstractNum>
-  <w:abstractNum w:abstractNumId="15" w15:restartNumberingAfterBreak="0">
+  <w:abstractNum w:abstractNumId="19" w15:restartNumberingAfterBreak="0">
     <w:nsid w:val="36C60764"/>
     <w:multiLevelType w:val="hybridMultilevel"/>
     <w:tmpl w:val="92C41762"/>
@@ -14916,7 +19389,120 @@
       </w:rPr>
     </w:lvl>
   </w:abstractNum>
-  <w:abstractNum w:abstractNumId="16" w15:restartNumberingAfterBreak="0">
+  <w:abstractNum w:abstractNumId="20" w15:restartNumberingAfterBreak="0">
+    <w:nsid w:val="3FE741CF"/>
+    <w:multiLevelType w:val="hybridMultilevel"/>
+    <w:tmpl w:val="CC988698"/>
+    <w:lvl w:ilvl="0" w:tplc="0C0A0005">
+      <w:start w:val="1"/>
+      <w:numFmt w:val="bullet"/>
+      <w:lvlText w:val=""/>
+      <w:lvlJc w:val="left"/>
+      <w:pPr>
+        <w:ind w:left="720" w:hanging="360"/>
+      </w:pPr>
+      <w:rPr>
+        <w:rFonts w:ascii="Wingdings" w:hAnsi="Wingdings" w:hint="default"/>
+      </w:rPr>
+    </w:lvl>
+    <w:lvl w:ilvl="1" w:tplc="0C0A0003" w:tentative="1">
+      <w:start w:val="1"/>
+      <w:numFmt w:val="bullet"/>
+      <w:lvlText w:val="o"/>
+      <w:lvlJc w:val="left"/>
+      <w:pPr>
+        <w:ind w:left="1440" w:hanging="360"/>
+      </w:pPr>
+      <w:rPr>
+        <w:rFonts w:ascii="Courier New" w:hAnsi="Courier New" w:cs="Courier New" w:hint="default"/>
+      </w:rPr>
+    </w:lvl>
+    <w:lvl w:ilvl="2" w:tplc="0C0A0005" w:tentative="1">
+      <w:start w:val="1"/>
+      <w:numFmt w:val="bullet"/>
+      <w:lvlText w:val=""/>
+      <w:lvlJc w:val="left"/>
+      <w:pPr>
+        <w:ind w:left="2160" w:hanging="360"/>
+      </w:pPr>
+      <w:rPr>
+        <w:rFonts w:ascii="Wingdings" w:hAnsi="Wingdings" w:hint="default"/>
+      </w:rPr>
+    </w:lvl>
+    <w:lvl w:ilvl="3" w:tplc="0C0A0001" w:tentative="1">
+      <w:start w:val="1"/>
+      <w:numFmt w:val="bullet"/>
+      <w:lvlText w:val=""/>
+      <w:lvlJc w:val="left"/>
+      <w:pPr>
+        <w:ind w:left="2880" w:hanging="360"/>
+      </w:pPr>
+      <w:rPr>
+        <w:rFonts w:ascii="Symbol" w:hAnsi="Symbol" w:hint="default"/>
+      </w:rPr>
+    </w:lvl>
+    <w:lvl w:ilvl="4" w:tplc="0C0A0003" w:tentative="1">
+      <w:start w:val="1"/>
+      <w:numFmt w:val="bullet"/>
+      <w:lvlText w:val="o"/>
+      <w:lvlJc w:val="left"/>
+      <w:pPr>
+        <w:ind w:left="3600" w:hanging="360"/>
+      </w:pPr>
+      <w:rPr>
+        <w:rFonts w:ascii="Courier New" w:hAnsi="Courier New" w:cs="Courier New" w:hint="default"/>
+      </w:rPr>
+    </w:lvl>
+    <w:lvl w:ilvl="5" w:tplc="0C0A0005" w:tentative="1">
+      <w:start w:val="1"/>
+      <w:numFmt w:val="bullet"/>
+      <w:lvlText w:val=""/>
+      <w:lvlJc w:val="left"/>
+      <w:pPr>
+        <w:ind w:left="4320" w:hanging="360"/>
+      </w:pPr>
+      <w:rPr>
+        <w:rFonts w:ascii="Wingdings" w:hAnsi="Wingdings" w:hint="default"/>
+      </w:rPr>
+    </w:lvl>
+    <w:lvl w:ilvl="6" w:tplc="0C0A0001" w:tentative="1">
+      <w:start w:val="1"/>
+      <w:numFmt w:val="bullet"/>
+      <w:lvlText w:val=""/>
+      <w:lvlJc w:val="left"/>
+      <w:pPr>
+        <w:ind w:left="5040" w:hanging="360"/>
+      </w:pPr>
+      <w:rPr>
+        <w:rFonts w:ascii="Symbol" w:hAnsi="Symbol" w:hint="default"/>
+      </w:rPr>
+    </w:lvl>
+    <w:lvl w:ilvl="7" w:tplc="0C0A0003" w:tentative="1">
+      <w:start w:val="1"/>
+      <w:numFmt w:val="bullet"/>
+      <w:lvlText w:val="o"/>
+      <w:lvlJc w:val="left"/>
+      <w:pPr>
+        <w:ind w:left="5760" w:hanging="360"/>
+      </w:pPr>
+      <w:rPr>
+        <w:rFonts w:ascii="Courier New" w:hAnsi="Courier New" w:cs="Courier New" w:hint="default"/>
+      </w:rPr>
+    </w:lvl>
+    <w:lvl w:ilvl="8" w:tplc="0C0A0005" w:tentative="1">
+      <w:start w:val="1"/>
+      <w:numFmt w:val="bullet"/>
+      <w:lvlText w:val=""/>
+      <w:lvlJc w:val="left"/>
+      <w:pPr>
+        <w:ind w:left="6480" w:hanging="360"/>
+      </w:pPr>
+      <w:rPr>
+        <w:rFonts w:ascii="Wingdings" w:hAnsi="Wingdings" w:hint="default"/>
+      </w:rPr>
+    </w:lvl>
+  </w:abstractNum>
+  <w:abstractNum w:abstractNumId="21" w15:restartNumberingAfterBreak="0">
     <w:nsid w:val="4AC76A1B"/>
     <w:multiLevelType w:val="hybridMultilevel"/>
     <w:tmpl w:val="B712D9B2"/>
@@ -15029,7 +19615,7 @@
       </w:rPr>
     </w:lvl>
   </w:abstractNum>
-  <w:abstractNum w:abstractNumId="17" w15:restartNumberingAfterBreak="0">
+  <w:abstractNum w:abstractNumId="22" w15:restartNumberingAfterBreak="0">
     <w:nsid w:val="4BD26A1C"/>
     <w:multiLevelType w:val="hybridMultilevel"/>
     <w:tmpl w:val="18F4C5BC"/>
@@ -15142,7 +19728,7 @@
       </w:rPr>
     </w:lvl>
   </w:abstractNum>
-  <w:abstractNum w:abstractNumId="18" w15:restartNumberingAfterBreak="0">
+  <w:abstractNum w:abstractNumId="23" w15:restartNumberingAfterBreak="0">
     <w:nsid w:val="4F6D514F"/>
     <w:multiLevelType w:val="hybridMultilevel"/>
     <w:tmpl w:val="A128E53E"/>
@@ -15255,7 +19841,7 @@
       </w:rPr>
     </w:lvl>
   </w:abstractNum>
-  <w:abstractNum w:abstractNumId="19" w15:restartNumberingAfterBreak="0">
+  <w:abstractNum w:abstractNumId="24" w15:restartNumberingAfterBreak="0">
     <w:nsid w:val="54545C2F"/>
     <w:multiLevelType w:val="hybridMultilevel"/>
     <w:tmpl w:val="9E50CD1E"/>
@@ -15368,7 +19954,209 @@
       </w:rPr>
     </w:lvl>
   </w:abstractNum>
-  <w:abstractNum w:abstractNumId="20" w15:restartNumberingAfterBreak="0">
+  <w:abstractNum w:abstractNumId="25" w15:restartNumberingAfterBreak="0">
+    <w:nsid w:val="54C8477B"/>
+    <w:multiLevelType w:val="hybridMultilevel"/>
+    <w:tmpl w:val="598E0CA6"/>
+    <w:lvl w:ilvl="0" w:tplc="0C0A000F">
+      <w:start w:val="1"/>
+      <w:numFmt w:val="decimal"/>
+      <w:lvlText w:val="%1."/>
+      <w:lvlJc w:val="left"/>
+      <w:pPr>
+        <w:ind w:left="360" w:hanging="360"/>
+      </w:pPr>
+      <w:rPr>
+        <w:rFonts w:hint="default"/>
+      </w:rPr>
+    </w:lvl>
+    <w:lvl w:ilvl="1" w:tplc="0C0A0019" w:tentative="1">
+      <w:start w:val="1"/>
+      <w:numFmt w:val="lowerLetter"/>
+      <w:lvlText w:val="%2."/>
+      <w:lvlJc w:val="left"/>
+      <w:pPr>
+        <w:ind w:left="1080" w:hanging="360"/>
+      </w:pPr>
+    </w:lvl>
+    <w:lvl w:ilvl="2" w:tplc="0C0A001B" w:tentative="1">
+      <w:start w:val="1"/>
+      <w:numFmt w:val="lowerRoman"/>
+      <w:lvlText w:val="%3."/>
+      <w:lvlJc w:val="right"/>
+      <w:pPr>
+        <w:ind w:left="1800" w:hanging="180"/>
+      </w:pPr>
+    </w:lvl>
+    <w:lvl w:ilvl="3" w:tplc="0C0A000F" w:tentative="1">
+      <w:start w:val="1"/>
+      <w:numFmt w:val="decimal"/>
+      <w:lvlText w:val="%4."/>
+      <w:lvlJc w:val="left"/>
+      <w:pPr>
+        <w:ind w:left="2520" w:hanging="360"/>
+      </w:pPr>
+    </w:lvl>
+    <w:lvl w:ilvl="4" w:tplc="0C0A0019" w:tentative="1">
+      <w:start w:val="1"/>
+      <w:numFmt w:val="lowerLetter"/>
+      <w:lvlText w:val="%5."/>
+      <w:lvlJc w:val="left"/>
+      <w:pPr>
+        <w:ind w:left="3240" w:hanging="360"/>
+      </w:pPr>
+    </w:lvl>
+    <w:lvl w:ilvl="5" w:tplc="0C0A001B" w:tentative="1">
+      <w:start w:val="1"/>
+      <w:numFmt w:val="lowerRoman"/>
+      <w:lvlText w:val="%6."/>
+      <w:lvlJc w:val="right"/>
+      <w:pPr>
+        <w:ind w:left="3960" w:hanging="180"/>
+      </w:pPr>
+    </w:lvl>
+    <w:lvl w:ilvl="6" w:tplc="0C0A000F" w:tentative="1">
+      <w:start w:val="1"/>
+      <w:numFmt w:val="decimal"/>
+      <w:lvlText w:val="%7."/>
+      <w:lvlJc w:val="left"/>
+      <w:pPr>
+        <w:ind w:left="4680" w:hanging="360"/>
+      </w:pPr>
+    </w:lvl>
+    <w:lvl w:ilvl="7" w:tplc="0C0A0019" w:tentative="1">
+      <w:start w:val="1"/>
+      <w:numFmt w:val="lowerLetter"/>
+      <w:lvlText w:val="%8."/>
+      <w:lvlJc w:val="left"/>
+      <w:pPr>
+        <w:ind w:left="5400" w:hanging="360"/>
+      </w:pPr>
+    </w:lvl>
+    <w:lvl w:ilvl="8" w:tplc="0C0A001B" w:tentative="1">
+      <w:start w:val="1"/>
+      <w:numFmt w:val="lowerRoman"/>
+      <w:lvlText w:val="%9."/>
+      <w:lvlJc w:val="right"/>
+      <w:pPr>
+        <w:ind w:left="6120" w:hanging="180"/>
+      </w:pPr>
+    </w:lvl>
+  </w:abstractNum>
+  <w:abstractNum w:abstractNumId="26" w15:restartNumberingAfterBreak="0">
+    <w:nsid w:val="66866E04"/>
+    <w:multiLevelType w:val="hybridMultilevel"/>
+    <w:tmpl w:val="7DB28F6C"/>
+    <w:lvl w:ilvl="0" w:tplc="2550CEA8">
+      <w:start w:val="6"/>
+      <w:numFmt w:val="bullet"/>
+      <w:lvlText w:val="-"/>
+      <w:lvlJc w:val="left"/>
+      <w:pPr>
+        <w:ind w:left="1080" w:hanging="360"/>
+      </w:pPr>
+      <w:rPr>
+        <w:rFonts w:ascii="Calibri" w:eastAsia="Arial MT" w:hAnsi="Calibri" w:cs="Calibri" w:hint="default"/>
+      </w:rPr>
+    </w:lvl>
+    <w:lvl w:ilvl="1" w:tplc="0C0A0003" w:tentative="1">
+      <w:start w:val="1"/>
+      <w:numFmt w:val="bullet"/>
+      <w:lvlText w:val="o"/>
+      <w:lvlJc w:val="left"/>
+      <w:pPr>
+        <w:ind w:left="1800" w:hanging="360"/>
+      </w:pPr>
+      <w:rPr>
+        <w:rFonts w:ascii="Courier New" w:hAnsi="Courier New" w:cs="Courier New" w:hint="default"/>
+      </w:rPr>
+    </w:lvl>
+    <w:lvl w:ilvl="2" w:tplc="0C0A0005" w:tentative="1">
+      <w:start w:val="1"/>
+      <w:numFmt w:val="bullet"/>
+      <w:lvlText w:val=""/>
+      <w:lvlJc w:val="left"/>
+      <w:pPr>
+        <w:ind w:left="2520" w:hanging="360"/>
+      </w:pPr>
+      <w:rPr>
+        <w:rFonts w:ascii="Wingdings" w:hAnsi="Wingdings" w:hint="default"/>
+      </w:rPr>
+    </w:lvl>
+    <w:lvl w:ilvl="3" w:tplc="0C0A0001" w:tentative="1">
+      <w:start w:val="1"/>
+      <w:numFmt w:val="bullet"/>
+      <w:lvlText w:val=""/>
+      <w:lvlJc w:val="left"/>
+      <w:pPr>
+        <w:ind w:left="3240" w:hanging="360"/>
+      </w:pPr>
+      <w:rPr>
+        <w:rFonts w:ascii="Symbol" w:hAnsi="Symbol" w:hint="default"/>
+      </w:rPr>
+    </w:lvl>
+    <w:lvl w:ilvl="4" w:tplc="0C0A0003" w:tentative="1">
+      <w:start w:val="1"/>
+      <w:numFmt w:val="bullet"/>
+      <w:lvlText w:val="o"/>
+      <w:lvlJc w:val="left"/>
+      <w:pPr>
+        <w:ind w:left="3960" w:hanging="360"/>
+      </w:pPr>
+      <w:rPr>
+        <w:rFonts w:ascii="Courier New" w:hAnsi="Courier New" w:cs="Courier New" w:hint="default"/>
+      </w:rPr>
+    </w:lvl>
+    <w:lvl w:ilvl="5" w:tplc="0C0A0005" w:tentative="1">
+      <w:start w:val="1"/>
+      <w:numFmt w:val="bullet"/>
+      <w:lvlText w:val=""/>
+      <w:lvlJc w:val="left"/>
+      <w:pPr>
+        <w:ind w:left="4680" w:hanging="360"/>
+      </w:pPr>
+      <w:rPr>
+        <w:rFonts w:ascii="Wingdings" w:hAnsi="Wingdings" w:hint="default"/>
+      </w:rPr>
+    </w:lvl>
+    <w:lvl w:ilvl="6" w:tplc="0C0A0001" w:tentative="1">
+      <w:start w:val="1"/>
+      <w:numFmt w:val="bullet"/>
+      <w:lvlText w:val=""/>
+      <w:lvlJc w:val="left"/>
+      <w:pPr>
+        <w:ind w:left="5400" w:hanging="360"/>
+      </w:pPr>
+      <w:rPr>
+        <w:rFonts w:ascii="Symbol" w:hAnsi="Symbol" w:hint="default"/>
+      </w:rPr>
+    </w:lvl>
+    <w:lvl w:ilvl="7" w:tplc="0C0A0003" w:tentative="1">
+      <w:start w:val="1"/>
+      <w:numFmt w:val="bullet"/>
+      <w:lvlText w:val="o"/>
+      <w:lvlJc w:val="left"/>
+      <w:pPr>
+        <w:ind w:left="6120" w:hanging="360"/>
+      </w:pPr>
+      <w:rPr>
+        <w:rFonts w:ascii="Courier New" w:hAnsi="Courier New" w:cs="Courier New" w:hint="default"/>
+      </w:rPr>
+    </w:lvl>
+    <w:lvl w:ilvl="8" w:tplc="0C0A0005" w:tentative="1">
+      <w:start w:val="1"/>
+      <w:numFmt w:val="bullet"/>
+      <w:lvlText w:val=""/>
+      <w:lvlJc w:val="left"/>
+      <w:pPr>
+        <w:ind w:left="6840" w:hanging="360"/>
+      </w:pPr>
+      <w:rPr>
+        <w:rFonts w:ascii="Wingdings" w:hAnsi="Wingdings" w:hint="default"/>
+      </w:rPr>
+    </w:lvl>
+  </w:abstractNum>
+  <w:abstractNum w:abstractNumId="27" w15:restartNumberingAfterBreak="0">
     <w:nsid w:val="700B1340"/>
     <w:multiLevelType w:val="hybridMultilevel"/>
     <w:tmpl w:val="73D631D2"/>
@@ -15481,7 +20269,7 @@
       </w:rPr>
     </w:lvl>
   </w:abstractNum>
-  <w:abstractNum w:abstractNumId="21" w15:restartNumberingAfterBreak="0">
+  <w:abstractNum w:abstractNumId="28" w15:restartNumberingAfterBreak="0">
     <w:nsid w:val="71DB38F0"/>
     <w:multiLevelType w:val="hybridMultilevel"/>
     <w:tmpl w:val="B232B8A2"/>
@@ -15570,77 +20358,98 @@
       </w:pPr>
     </w:lvl>
   </w:abstractNum>
-  <w:num w:numId="1">
+  <w:num w:numId="1" w16cid:durableId="2098358704">
+    <w:abstractNumId w:val="14"/>
+  </w:num>
+  <w:num w:numId="2" w16cid:durableId="1540777604">
+    <w:abstractNumId w:val="4"/>
+  </w:num>
+  <w:num w:numId="3" w16cid:durableId="1571382353">
+    <w:abstractNumId w:val="27"/>
+  </w:num>
+  <w:num w:numId="4" w16cid:durableId="339162016">
+    <w:abstractNumId w:val="13"/>
+  </w:num>
+  <w:num w:numId="5" w16cid:durableId="1164512761">
+    <w:abstractNumId w:val="3"/>
+  </w:num>
+  <w:num w:numId="6" w16cid:durableId="1999840450">
+    <w:abstractNumId w:val="9"/>
+  </w:num>
+  <w:num w:numId="7" w16cid:durableId="1628509931">
+    <w:abstractNumId w:val="15"/>
+  </w:num>
+  <w:num w:numId="8" w16cid:durableId="1065958172">
+    <w:abstractNumId w:val="10"/>
+  </w:num>
+  <w:num w:numId="9" w16cid:durableId="316570708">
+    <w:abstractNumId w:val="6"/>
+  </w:num>
+  <w:num w:numId="10" w16cid:durableId="1057244372">
+    <w:abstractNumId w:val="22"/>
+  </w:num>
+  <w:num w:numId="11" w16cid:durableId="1876040031">
+    <w:abstractNumId w:val="12"/>
+  </w:num>
+  <w:num w:numId="12" w16cid:durableId="174730515">
+    <w:abstractNumId w:val="28"/>
+  </w:num>
+  <w:num w:numId="13" w16cid:durableId="801463465">
+    <w:abstractNumId w:val="18"/>
+  </w:num>
+  <w:num w:numId="14" w16cid:durableId="346031014">
+    <w:abstractNumId w:val="21"/>
+  </w:num>
+  <w:num w:numId="15" w16cid:durableId="18165413">
+    <w:abstractNumId w:val="23"/>
+  </w:num>
+  <w:num w:numId="16" w16cid:durableId="1746344396">
     <w:abstractNumId w:val="11"/>
   </w:num>
-  <w:num w:numId="2">
-    <w:abstractNumId w:val="3"/>
+  <w:num w:numId="17" w16cid:durableId="2098093609">
+    <w:abstractNumId w:val="17"/>
   </w:num>
-  <w:num w:numId="3">
-    <w:abstractNumId w:val="20"/>
+  <w:num w:numId="18" w16cid:durableId="402526158">
+    <w:abstractNumId w:val="19"/>
   </w:num>
-  <w:num w:numId="4">
-    <w:abstractNumId w:val="10"/>
+  <w:num w:numId="19" w16cid:durableId="2004965347">
+    <w:abstractNumId w:val="24"/>
   </w:num>
-  <w:num w:numId="5">
+  <w:num w:numId="20" w16cid:durableId="1660187222">
+    <w:abstractNumId w:val="8"/>
+  </w:num>
+  <w:num w:numId="21" w16cid:durableId="2006778768">
+    <w:abstractNumId w:val="1"/>
+  </w:num>
+  <w:num w:numId="22" w16cid:durableId="43872208">
+    <w:abstractNumId w:val="0"/>
+  </w:num>
+  <w:num w:numId="23" w16cid:durableId="748649507">
+    <w:abstractNumId w:val="26"/>
+  </w:num>
+  <w:num w:numId="24" w16cid:durableId="1512522648">
+    <w:abstractNumId w:val="16"/>
+  </w:num>
+  <w:num w:numId="25" w16cid:durableId="1020351580">
     <w:abstractNumId w:val="2"/>
   </w:num>
-  <w:num w:numId="6">
-    <w:abstractNumId w:val="6"/>
+  <w:num w:numId="26" w16cid:durableId="986125745">
+    <w:abstractNumId w:val="5"/>
   </w:num>
-  <w:num w:numId="7">
-    <w:abstractNumId w:val="12"/>
-  </w:num>
-  <w:num w:numId="8">
+  <w:num w:numId="27" w16cid:durableId="1058211096">
     <w:abstractNumId w:val="7"/>
   </w:num>
-  <w:num w:numId="9">
-    <w:abstractNumId w:val="4"/>
+  <w:num w:numId="28" w16cid:durableId="1275331858">
+    <w:abstractNumId w:val="25"/>
   </w:num>
-  <w:num w:numId="10">
-    <w:abstractNumId w:val="17"/>
-  </w:num>
-  <w:num w:numId="11">
-    <w:abstractNumId w:val="9"/>
-  </w:num>
-  <w:num w:numId="12">
-    <w:abstractNumId w:val="21"/>
-  </w:num>
-  <w:num w:numId="13">
-    <w:abstractNumId w:val="14"/>
-  </w:num>
-  <w:num w:numId="14">
-    <w:abstractNumId w:val="16"/>
-  </w:num>
-  <w:num w:numId="15">
-    <w:abstractNumId w:val="18"/>
-  </w:num>
-  <w:num w:numId="16">
-    <w:abstractNumId w:val="8"/>
-  </w:num>
-  <w:num w:numId="17">
-    <w:abstractNumId w:val="13"/>
-  </w:num>
-  <w:num w:numId="18">
-    <w:abstractNumId w:val="15"/>
-  </w:num>
-  <w:num w:numId="19">
-    <w:abstractNumId w:val="19"/>
-  </w:num>
-  <w:num w:numId="20">
-    <w:abstractNumId w:val="5"/>
-  </w:num>
-  <w:num w:numId="21">
-    <w:abstractNumId w:val="1"/>
-  </w:num>
-  <w:num w:numId="22">
-    <w:abstractNumId w:val="0"/>
+  <w:num w:numId="29" w16cid:durableId="1026178670">
+    <w:abstractNumId w:val="20"/>
   </w:num>
 </w:numbering>
 </file>
 
 <file path=word/styles.xml><?xml version="1.0" encoding="utf-8"?>
-<w:styles xmlns:mc="http://schemas.openxmlformats.org/markup-compatibility/2006" xmlns:r="http://schemas.openxmlformats.org/officeDocument/2006/relationships" xmlns:w="http://schemas.openxmlformats.org/wordprocessingml/2006/main" xmlns:w14="http://schemas.microsoft.com/office/word/2010/wordml" xmlns:w15="http://schemas.microsoft.com/office/word/2012/wordml" xmlns:w16cex="http://schemas.microsoft.com/office/word/2018/wordml/cex" xmlns:w16cid="http://schemas.microsoft.com/office/word/2016/wordml/cid" xmlns:w16="http://schemas.microsoft.com/office/word/2018/wordml" xmlns:w16sdtdh="http://schemas.microsoft.com/office/word/2020/wordml/sdtdatahash" xmlns:w16se="http://schemas.microsoft.com/office/word/2015/wordml/symex" mc:Ignorable="w14 w15 w16se w16cid w16 w16cex w16sdtdh">
+<w:styles xmlns:mc="http://schemas.openxmlformats.org/markup-compatibility/2006" xmlns:r="http://schemas.openxmlformats.org/officeDocument/2006/relationships" xmlns:w="http://schemas.openxmlformats.org/wordprocessingml/2006/main" xmlns:w14="http://schemas.microsoft.com/office/word/2010/wordml" xmlns:w15="http://schemas.microsoft.com/office/word/2012/wordml" xmlns:w16cex="http://schemas.microsoft.com/office/word/2018/wordml/cex" xmlns:w16cid="http://schemas.microsoft.com/office/word/2016/wordml/cid" xmlns:w16="http://schemas.microsoft.com/office/word/2018/wordml" xmlns:w16du="http://schemas.microsoft.com/office/word/2023/wordml/word16du" xmlns:w16sdtdh="http://schemas.microsoft.com/office/word/2020/wordml/sdtdatahash" xmlns:w16sdtfl="http://schemas.microsoft.com/office/word/2024/wordml/sdtformatlock" xmlns:w16se="http://schemas.microsoft.com/office/word/2015/wordml/symex" mc:Ignorable="w14 w15 w16se w16cid w16 w16cex w16sdtdh w16sdtfl w16du">
   <w:docDefaults>
     <w:rPrDefault>
       <w:rPr>
@@ -16039,7 +20848,7 @@
   <w:style w:type="paragraph" w:default="1" w:styleId="Normal">
     <w:name w:val="Normal"/>
     <w:qFormat/>
-    <w:rsid w:val="00F75266"/>
+    <w:rsid w:val="0093727F"/>
     <w:rPr>
       <w:rFonts w:ascii="Arial MT" w:eastAsia="Arial MT" w:hAnsi="Arial MT" w:cs="Arial MT"/>
       <w:lang w:val="es-ES"/>
@@ -16085,7 +20894,6 @@
   <w:style w:type="character" w:default="1" w:styleId="Fuentedeprrafopredeter">
     <w:name w:val="Default Paragraph Font"/>
     <w:uiPriority w:val="1"/>
-    <w:semiHidden/>
     <w:unhideWhenUsed/>
   </w:style>
   <w:style w:type="table" w:default="1" w:styleId="Tablanormal">
@@ -16692,4 +21500,16 @@
   <a:objectDefaults/>
   <a:extraClrSchemeLst/>
 </a:theme>
+</file>
+
+<file path=customXml/item1.xml><?xml version="1.0" encoding="utf-8"?>
+<b:Sources xmlns:b="http://schemas.openxmlformats.org/officeDocument/2006/bibliography" xmlns="http://schemas.openxmlformats.org/officeDocument/2006/bibliography" SelectedStyle="\APASixthEditionOfficeOnline.xsl" StyleName="APA" Version="6"/>
+</file>
+
+<file path=customXml/itemProps1.xml><?xml version="1.0" encoding="utf-8"?>
+<ds:datastoreItem xmlns:ds="http://schemas.openxmlformats.org/officeDocument/2006/customXml" ds:itemID="{97062CEB-DD02-4C69-B8F9-72671CB96EE4}">
+  <ds:schemaRefs>
+    <ds:schemaRef ds:uri="http://schemas.openxmlformats.org/officeDocument/2006/bibliography"/>
+  </ds:schemaRefs>
+</ds:datastoreItem>
 </file>
--- a/Redacción proyecto fin de ciclo - Hugo Maeso.docx
+++ b/Redacción proyecto fin de ciclo - Hugo Maeso.docx
@@ -7041,7 +7041,80 @@
         <w:spacing w:line="276" w:lineRule="auto"/>
       </w:pPr>
       <w:bookmarkStart w:id="12" w:name="_Toc229484835"/>
-      <w:r>
+    </w:p>
+    <w:p>
+      <w:pPr>
+        <w:pStyle w:val="Ttulo2"/>
+        <w:spacing w:line="276" w:lineRule="auto"/>
+      </w:pPr>
+    </w:p>
+    <w:p>
+      <w:pPr>
+        <w:pStyle w:val="Ttulo2"/>
+        <w:spacing w:line="276" w:lineRule="auto"/>
+      </w:pPr>
+    </w:p>
+    <w:p>
+      <w:pPr>
+        <w:pStyle w:val="Ttulo2"/>
+        <w:spacing w:line="276" w:lineRule="auto"/>
+      </w:pPr>
+    </w:p>
+    <w:p>
+      <w:pPr>
+        <w:pStyle w:val="Ttulo2"/>
+        <w:spacing w:line="276" w:lineRule="auto"/>
+      </w:pPr>
+    </w:p>
+    <w:p>
+      <w:pPr>
+        <w:pStyle w:val="Ttulo2"/>
+        <w:spacing w:line="276" w:lineRule="auto"/>
+      </w:pPr>
+    </w:p>
+    <w:p>
+      <w:pPr>
+        <w:pStyle w:val="Ttulo2"/>
+        <w:spacing w:line="276" w:lineRule="auto"/>
+      </w:pPr>
+    </w:p>
+    <w:p>
+      <w:pPr>
+        <w:pStyle w:val="Ttulo2"/>
+        <w:spacing w:line="276" w:lineRule="auto"/>
+      </w:pPr>
+    </w:p>
+    <w:p>
+      <w:pPr>
+        <w:pStyle w:val="Ttulo2"/>
+        <w:spacing w:line="276" w:lineRule="auto"/>
+      </w:pPr>
+    </w:p>
+    <w:p>
+      <w:pPr>
+        <w:pStyle w:val="Ttulo2"/>
+        <w:spacing w:line="276" w:lineRule="auto"/>
+      </w:pPr>
+    </w:p>
+    <w:p>
+      <w:pPr>
+        <w:pStyle w:val="Ttulo2"/>
+        <w:spacing w:line="276" w:lineRule="auto"/>
+      </w:pPr>
+    </w:p>
+    <w:p>
+      <w:pPr>
+        <w:pStyle w:val="Ttulo2"/>
+        <w:spacing w:line="276" w:lineRule="auto"/>
+      </w:pPr>
+    </w:p>
+    <w:p>
+      <w:pPr>
+        <w:pStyle w:val="Ttulo2"/>
+        <w:spacing w:line="276" w:lineRule="auto"/>
+      </w:pPr>
+      <w:r>
+        <w:lastRenderedPageBreak/>
         <w:t>3</w:t>
       </w:r>
       <w:r>
@@ -7051,11 +7124,7 @@
         <w:t>3</w:t>
       </w:r>
       <w:r>
-        <w:t xml:space="preserve"> </w:t>
-      </w:r>
-      <w:r>
-        <w:lastRenderedPageBreak/>
-        <w:t>Planificación</w:t>
+        <w:t xml:space="preserve"> Planificación</w:t>
       </w:r>
       <w:bookmarkEnd w:id="12"/>
     </w:p>
